--- a/write_up/drafts/4_results/results_DRAFT_1.docx
+++ b/write_up/drafts/4_results/results_DRAFT_1.docx
@@ -36,7 +36,7 @@
         <w:t>Quality control metrics indicated consistent grouping between</w:t>
       </w:r>
       <w:r>
-        <w:t xml:space="preserve"> samples (including </w:t>
+        <w:t xml:space="preserve"> samples (</w:t>
       </w:r>
       <w:r>
         <w:t>control and treatment conditions</w:t>
@@ -60,10 +60,7 @@
         <w:t xml:space="preserve">primary HBECs exposed to </w:t>
       </w:r>
       <w:r>
-        <w:t xml:space="preserve">protease </w:t>
-      </w:r>
-      <w:r>
-        <w:t>(24</w:t>
+        <w:t>protease (24</w:t>
       </w:r>
       <w:r>
         <w:sym w:font="Symbol" w:char="F06D"/>
@@ -78,66 +75,146 @@
         <w:t xml:space="preserve"> </w:t>
       </w:r>
       <w:r>
-        <w:t>These samples exhibited a slight decrease in</w:t>
-      </w:r>
-      <w:r>
-        <w:t xml:space="preserve"> read</w:t>
-      </w:r>
-      <w:r>
-        <w:t xml:space="preserve"> base quality score (Phred) at 21bp decreasing to 38.01, 37.27, </w:t>
-      </w:r>
-      <w:r>
-        <w:t>36.77 (replicate 1-3) while all other samples remained &gt;39 (Figure S1[sequence quality histogram]).</w:t>
-      </w:r>
-      <w:r>
-        <w:t xml:space="preserve"> A unique base composition </w:t>
+        <w:t xml:space="preserve">These samples exhibited a </w:t>
+      </w:r>
+      <w:r>
+        <w:t xml:space="preserve">slightly different profile across multiple metrics. </w:t>
+      </w:r>
+      <w:r>
+        <w:t xml:space="preserve">A unique base composition </w:t>
       </w:r>
       <w:r>
         <w:t>was</w:t>
       </w:r>
       <w:r>
-        <w:t xml:space="preserve"> shared by dose </w:t>
-      </w:r>
-      <w:r>
-        <w:t>24</w:t>
+        <w:t xml:space="preserve"> shared by dose 24</w:t>
       </w:r>
       <w:r>
         <w:sym w:font="Symbol" w:char="F06D"/>
       </w:r>
       <w:r>
+        <w:t xml:space="preserve">g samples </w:t>
+      </w:r>
+      <w:r>
+        <w:t>and GC content</w:t>
+      </w:r>
+      <w:r>
+        <w:t xml:space="preserve"> was higher</w:t>
+      </w:r>
+      <w:r>
+        <w:t>, with reads most frequently possessing 57%, 61% and 80% GC content</w:t>
+      </w:r>
+      <w:r>
+        <w:t>,</w:t>
+      </w:r>
+      <w:r>
+        <w:t xml:space="preserve"> whereas peak </w:t>
+      </w:r>
+      <w:r>
+        <w:t xml:space="preserve">GC </w:t>
+      </w:r>
+      <w:r>
+        <w:t xml:space="preserve">content in all other samples was 49% </w:t>
+      </w:r>
+      <w:r>
+        <w:t>(Figure S1[</w:t>
+      </w:r>
+      <w:r>
+        <w:t>Per Base Sequence Content</w:t>
+      </w:r>
+      <w:r>
+        <w:t xml:space="preserve"> and per sequence </w:t>
+      </w:r>
+      <w:r>
+        <w:t>GC</w:t>
+      </w:r>
+      <w:r>
+        <w:t xml:space="preserve"> content</w:t>
+      </w:r>
+      <w:r>
+        <w:t>]).</w:t>
+      </w:r>
+      <w:r>
+        <w:t xml:space="preserve"> Overall GC content </w:t>
+      </w:r>
+      <w:r>
+        <w:t xml:space="preserve">across all reads </w:t>
+      </w:r>
+      <w:r>
+        <w:t>was ~63% for dose 24</w:t>
+      </w:r>
+      <w:r>
+        <w:sym w:font="Symbol" w:char="F06D"/>
+      </w:r>
+      <w:r>
+        <w:t>g samples compared to ~51% for all other samples.</w:t>
+      </w:r>
+    </w:p>
+    <w:p>
+      <w:r>
+        <w:t>Sequence length distributions</w:t>
+      </w:r>
+      <w:r>
+        <w:t xml:space="preserve"> showed a </w:t>
+      </w:r>
+      <w:r>
+        <w:t>97.9</w:t>
+      </w:r>
+      <w:r>
+        <w:t xml:space="preserve">% </w:t>
+      </w:r>
+      <w:r>
+        <w:t>greater mean count of</w:t>
+      </w:r>
+      <w:r>
+        <w:t xml:space="preserve"> </w:t>
+      </w:r>
+      <w:r>
+        <w:t xml:space="preserve">18bp reads </w:t>
+      </w:r>
+      <w:r>
+        <w:t xml:space="preserve">in </w:t>
+      </w:r>
+      <w:r>
+        <w:t>dose 24</w:t>
+      </w:r>
+      <w:r>
+        <w:sym w:font="Symbol" w:char="F06D"/>
+      </w:r>
+      <w:r>
         <w:t>g</w:t>
       </w:r>
       <w:r>
-        <w:t xml:space="preserve"> samples </w:t>
-      </w:r>
-      <w:r>
-        <w:t>and GC content</w:t>
-      </w:r>
-      <w:r>
-        <w:t xml:space="preserve"> was higher, with additional</w:t>
-      </w:r>
-      <w:r>
-        <w:t xml:space="preserve"> peaks around 61% and 80%</w:t>
-      </w:r>
-      <w:r>
         <w:t xml:space="preserve"> </w:t>
       </w:r>
       <w:r>
-        <w:t>(Figure S1[</w:t>
-      </w:r>
-      <w:r>
-        <w:t>Per Base Sequence Content</w:t>
-      </w:r>
-      <w:r>
-        <w:t xml:space="preserve"> and per sequence </w:t>
+        <w:t xml:space="preserve">samples </w:t>
+      </w:r>
+      <w:r>
+        <w:t xml:space="preserve">compared to </w:t>
+      </w:r>
+      <w:r>
+        <w:t xml:space="preserve">the average of </w:t>
+      </w:r>
+      <w:r>
+        <w:t xml:space="preserve">all other samples </w:t>
+      </w:r>
+      <w:r>
+        <w:t>(</w:t>
+      </w:r>
+      <w:r>
+        <w:t>Figure</w:t>
+      </w:r>
+      <w:r>
+        <w:t xml:space="preserve"> S1[</w:t>
       </w:r>
       <w:proofErr w:type="spellStart"/>
       <w:r>
-        <w:t>gc</w:t>
+        <w:t>miRTrace</w:t>
       </w:r>
       <w:proofErr w:type="spellEnd"/>
       <w:r>
-        <w:t xml:space="preserve"> content</w:t>
+        <w:t xml:space="preserve"> read length distribution</w:t>
       </w:r>
       <w:r>
         <w:t>])</w:t>
@@ -146,7 +223,7 @@
         <w:t>.</w:t>
       </w:r>
       <w:r>
-        <w:t xml:space="preserve"> Overall GC content was ~63% for </w:t>
+        <w:t xml:space="preserve"> Large read duplication was observed in </w:t>
       </w:r>
       <w:r>
         <w:t>dose 24</w:t>
@@ -158,13 +235,83 @@
         <w:t>g samples</w:t>
       </w:r>
       <w:r>
-        <w:t xml:space="preserve"> compared to ~51% for all other samples.</w:t>
+        <w:t xml:space="preserve">, </w:t>
+      </w:r>
+      <w:r>
+        <w:t>with 42</w:t>
+      </w:r>
+      <w:r>
+        <w:t>% library duplication</w:t>
+      </w:r>
+      <w:r>
+        <w:t xml:space="preserve"> (mean average)</w:t>
+      </w:r>
+      <w:r>
+        <w:t xml:space="preserve"> compared to </w:t>
+      </w:r>
+      <w:r>
+        <w:t>5</w:t>
+      </w:r>
+      <w:r>
+        <w:t>% across all other samples</w:t>
+      </w:r>
+      <w:r>
+        <w:t xml:space="preserve"> (Fig S1[sequence duplication levels]).</w:t>
+      </w:r>
+      <w:r>
+        <w:t xml:space="preserve"> </w:t>
+      </w:r>
+      <w:r>
+        <w:t>Mean average l</w:t>
+      </w:r>
+      <w:r>
+        <w:t xml:space="preserve">evels of </w:t>
+      </w:r>
+      <w:r>
+        <w:t xml:space="preserve">miRNA, </w:t>
+      </w:r>
+      <w:r>
+        <w:t xml:space="preserve">ribosomal RNA (rRNA) and transfer RNA (tRNA) were higher in all </w:t>
+      </w:r>
+      <w:r>
+        <w:t>dos</w:t>
+      </w:r>
+      <w:r>
+        <w:t>e</w:t>
+      </w:r>
+      <w:r>
+        <w:t xml:space="preserve"> 24</w:t>
+      </w:r>
+      <w:r>
+        <w:sym w:font="Symbol" w:char="F06D"/>
+      </w:r>
+      <w:r>
+        <w:t>g samples</w:t>
+      </w:r>
+      <w:r>
+        <w:t xml:space="preserve"> </w:t>
+      </w:r>
+      <w:r>
+        <w:t>with</w:t>
+      </w:r>
+      <w:r>
+        <w:t xml:space="preserve"> rRNA observing the largest increase, from 8.52% to 53.4% </w:t>
+      </w:r>
+      <w:r>
+        <w:t>(Fig1 [RNA categories])</w:t>
+      </w:r>
+      <w:r>
+        <w:t>.</w:t>
       </w:r>
     </w:p>
-    <w:p/>
     <w:p>
       <w:r>
-        <w:t xml:space="preserve">Quality control data indicated high confidence in sequencing output for both primary HBECs and Calu-3 cells, with a mean [quality] for all samples tested of [&gt;38] (Phred). </w:t>
+        <w:t xml:space="preserve"> </w:t>
+      </w:r>
+    </w:p>
+    <w:p>
+      <w:r>
+        <w:t xml:space="preserve">A decrease in read base quality score (Phred) was observed at 21bp, decreasing to 38.01, 37.27, 36.77 (replicate 1-3) while all other samples remained &gt;39 (Figure S1[sequence quality histogram]). </w:t>
       </w:r>
     </w:p>
     <w:p/>
@@ -197,7 +344,79 @@
       </w:r>
     </w:p>
     <w:p>
-      <w:r>
+      <w:pPr>
+        <w:pStyle w:val="ListParagraph"/>
+        <w:numPr>
+          <w:ilvl w:val="0"/>
+          <w:numId w:val="13"/>
+        </w:numPr>
+      </w:pPr>
+      <w:r>
+        <w:t>Effect of untreated vs treated</w:t>
+      </w:r>
+    </w:p>
+    <w:p>
+      <w:pPr>
+        <w:pStyle w:val="ListParagraph"/>
+        <w:numPr>
+          <w:ilvl w:val="1"/>
+          <w:numId w:val="13"/>
+        </w:numPr>
+      </w:pPr>
+    </w:p>
+    <w:p>
+      <w:pPr>
+        <w:pStyle w:val="ListParagraph"/>
+        <w:numPr>
+          <w:ilvl w:val="0"/>
+          <w:numId w:val="13"/>
+        </w:numPr>
+      </w:pPr>
+      <w:r>
+        <w:t xml:space="preserve">Comparison of primary vs </w:t>
+      </w:r>
+      <w:proofErr w:type="spellStart"/>
+      <w:r>
+        <w:t>hbec</w:t>
+      </w:r>
+      <w:proofErr w:type="spellEnd"/>
+    </w:p>
+    <w:p>
+      <w:pPr>
+        <w:pStyle w:val="ListParagraph"/>
+        <w:numPr>
+          <w:ilvl w:val="1"/>
+          <w:numId w:val="13"/>
+        </w:numPr>
+      </w:pPr>
+      <w:r>
+        <w:t>Reductions in</w:t>
+      </w:r>
+      <w:r>
+        <w:t xml:space="preserve"> miRNA,</w:t>
+      </w:r>
+      <w:r>
+        <w:t xml:space="preserve"> rRNA and tRNA were observed</w:t>
+      </w:r>
+      <w:r>
+        <w:t>.</w:t>
+      </w:r>
+    </w:p>
+    <w:p>
+      <w:pPr>
+        <w:pStyle w:val="ListParagraph"/>
+        <w:numPr>
+          <w:ilvl w:val="1"/>
+          <w:numId w:val="13"/>
+        </w:numPr>
+      </w:pPr>
+      <w:r>
+        <w:t>[state this was not condition dependent for calu-3 cells as per the boxplot]</w:t>
+      </w:r>
+    </w:p>
+    <w:p>
+      <w:r>
+        <w:lastRenderedPageBreak/>
         <w:t xml:space="preserve">Analysis of </w:t>
       </w:r>
       <w:r>
@@ -221,25 +440,19 @@
         <w:t xml:space="preserve"> marked increase in mean EV miRNA content</w:t>
       </w:r>
       <w:r>
-        <w:t xml:space="preserve"> following protease exposure</w:t>
+        <w:t xml:space="preserve"> following </w:t>
+      </w:r>
+      <w:r>
+        <w:t>allergen</w:t>
+      </w:r>
+      <w:r>
+        <w:t xml:space="preserve"> exposure</w:t>
       </w:r>
       <w:r>
         <w:t xml:space="preserve"> in primary HBECs</w:t>
       </w:r>
       <w:r>
-        <w:t xml:space="preserve">, increasing from 13,289 miRNAs in untreated samples to </w:t>
-      </w:r>
-      <w:r>
-        <w:t>52</w:t>
-      </w:r>
-      <w:r>
-        <w:t>,</w:t>
-      </w:r>
-      <w:r>
-        <w:t>529</w:t>
-      </w:r>
-      <w:r>
-        <w:t xml:space="preserve"> in treated</w:t>
+        <w:t>, increasing from 13,289 miRNAs in untreated samples to 52,529 in treated</w:t>
       </w:r>
       <w:r>
         <w:t>.</w:t>
@@ -251,39 +464,112 @@
         <w:t xml:space="preserve"> in Calu-3 cells</w:t>
       </w:r>
       <w:r>
-        <w:t xml:space="preserve">, increasing from </w:t>
-      </w:r>
-      <w:r>
-        <w:t>2</w:t>
-      </w:r>
-      <w:r>
-        <w:t>,</w:t>
-      </w:r>
-      <w:r>
-        <w:t>289</w:t>
-      </w:r>
-      <w:r>
-        <w:t xml:space="preserve"> to </w:t>
-      </w:r>
-      <w:r>
-        <w:t>2</w:t>
-      </w:r>
-      <w:r>
-        <w:t>,</w:t>
-      </w:r>
-      <w:r>
-        <w:t>547</w:t>
+        <w:t xml:space="preserve">, increasing from 2,289 to 2,547 </w:t>
+      </w:r>
+      <w:r>
+        <w:t>post-exposure</w:t>
+      </w:r>
+      <w:r>
+        <w:t xml:space="preserve">. </w:t>
+      </w:r>
+      <w:r>
+        <w:t>Observing dose</w:t>
+      </w:r>
+      <w:r>
+        <w:t xml:space="preserve">-related </w:t>
+      </w:r>
+      <w:r>
+        <w:t xml:space="preserve">miRNA counts, </w:t>
+      </w:r>
+      <w:r>
+        <w:t>dose 24</w:t>
+      </w:r>
+      <w:r>
+        <w:sym w:font="Symbol" w:char="F06D"/>
+      </w:r>
+      <w:r>
+        <w:t>g samples</w:t>
+      </w:r>
+      <w:r>
+        <w:t xml:space="preserve"> showed consistently high miRNA </w:t>
+      </w:r>
+      <w:proofErr w:type="gramStart"/>
+      <w:r>
+        <w:t>levels,</w:t>
+      </w:r>
+      <w:proofErr w:type="gramEnd"/>
+      <w:r>
+        <w:t xml:space="preserve"> however the highest count originated from dose 0.005</w:t>
+      </w:r>
+      <w:r>
+        <w:sym w:font="Symbol" w:char="F06D"/>
+      </w:r>
+      <w:r>
+        <w:t>g</w:t>
+      </w:r>
+      <w:r>
+        <w:t xml:space="preserve"> sample 3.</w:t>
+      </w:r>
+    </w:p>
+    <w:p>
+      <w:r>
+        <w:t>[need to show the levels of untreated because this is how we compare de results and if there’s insufficient levels then it undermines the whole analysis]</w:t>
+      </w:r>
+    </w:p>
+    <w:p>
+      <w:r>
+        <w:t>increase in EV miRNA content only appeared…</w:t>
+      </w:r>
+    </w:p>
+    <w:p>
+      <w:r>
+        <w:t xml:space="preserve">Exposure to </w:t>
+      </w:r>
+      <w:r>
+        <w:t>poly I:C</w:t>
+      </w:r>
+      <w:r>
+        <w:t>, a known immunostimulant, in Calu-3 cells did not significantly increase the RNA content.</w:t>
+      </w:r>
+    </w:p>
+    <w:p/>
+    <w:p>
+      <w:r>
+        <w:t xml:space="preserve">We reviewed the QC data to ensure </w:t>
+      </w:r>
+      <w:r>
+        <w:t xml:space="preserve">the </w:t>
+      </w:r>
+      <w:r>
+        <w:t xml:space="preserve">disparity wasn’t due to </w:t>
+      </w:r>
+      <w:r>
+        <w:t xml:space="preserve">differences in </w:t>
+      </w:r>
+      <w:r>
+        <w:t xml:space="preserve">sequencing </w:t>
+      </w:r>
+      <w:r>
+        <w:t>quality</w:t>
+      </w:r>
+      <w:r>
+        <w:t xml:space="preserve">. </w:t>
+      </w:r>
+      <w:r>
+        <w:t>Quality control data indicated high confidence in sequencing output for both primary HBECs and Calu-3 cells, with</w:t>
+      </w:r>
+      <w:r>
+        <w:t xml:space="preserve"> per</w:t>
       </w:r>
       <w:r>
         <w:t xml:space="preserve"> </w:t>
       </w:r>
       <w:r>
-        <w:t>post-exposure</w:t>
-      </w:r>
-      <w:r>
-        <w:t>.</w:t>
+        <w:t>read quality peaking at 40 (Phred) with no low-quality subsets identified. Library size was consistent between cell types with a mean average of 5.95x10^6 reads post-trimming for primary HBECs and 5.73x10^6 for Calu-3 cells.</w:t>
       </w:r>
     </w:p>
+    <w:p/>
+    <w:p/>
     <w:p/>
     <w:p>
       <w:pPr>
@@ -297,6 +583,79 @@
           <w:u w:val="single"/>
         </w:rPr>
         <w:t>Archive</w:t>
+      </w:r>
+    </w:p>
+    <w:p/>
+    <w:p>
+      <w:proofErr w:type="spellStart"/>
+      <w:r>
+        <w:t>Mirtrace</w:t>
+      </w:r>
+      <w:proofErr w:type="spellEnd"/>
+      <w:r>
+        <w:t xml:space="preserve"> </w:t>
+      </w:r>
+      <w:proofErr w:type="spellStart"/>
+      <w:r>
+        <w:t>lengh</w:t>
+      </w:r>
+      <w:proofErr w:type="spellEnd"/>
+      <w:r>
+        <w:t xml:space="preserve"> distribution:</w:t>
+      </w:r>
+    </w:p>
+    <w:p>
+      <w:pPr>
+        <w:pStyle w:val="ListParagraph"/>
+        <w:numPr>
+          <w:ilvl w:val="0"/>
+          <w:numId w:val="11"/>
+        </w:numPr>
+      </w:pPr>
+      <w:r>
+        <w:t>dose 24</w:t>
+      </w:r>
+      <w:r>
+        <w:sym w:font="Symbol" w:char="F06D"/>
+      </w:r>
+      <w:r>
+        <w:t>g samples had a [] greater mean frequency of 18bp reads compared to all other samples [fig].</w:t>
+      </w:r>
+    </w:p>
+    <w:p>
+      <w:pPr>
+        <w:pStyle w:val="ListParagraph"/>
+        <w:numPr>
+          <w:ilvl w:val="0"/>
+          <w:numId w:val="11"/>
+        </w:numPr>
+      </w:pPr>
+      <w:r>
+        <w:t>Sequence length distributions revealed a greater number of 18bp reads for dose 24</w:t>
+      </w:r>
+      <w:r>
+        <w:sym w:font="Symbol" w:char="F06D"/>
+      </w:r>
+      <w:r>
+        <w:t>g samples.</w:t>
+      </w:r>
+    </w:p>
+    <w:p>
+      <w:pPr>
+        <w:pStyle w:val="ListParagraph"/>
+        <w:numPr>
+          <w:ilvl w:val="0"/>
+          <w:numId w:val="11"/>
+        </w:numPr>
+      </w:pPr>
+      <w:r>
+        <w:t>Unique traces of sequence length distribution were observed for dose 24</w:t>
+      </w:r>
+      <w:r>
+        <w:sym w:font="Symbol" w:char="F06D"/>
+      </w:r>
+      <w:r>
+        <w:t xml:space="preserve">g samples, with greater 18bp reads. </w:t>
       </w:r>
     </w:p>
     <w:p/>
@@ -403,6 +762,95 @@
     </w:lvl>
   </w:abstractNum>
   <w:abstractNum w:abstractNumId="1" w15:restartNumberingAfterBreak="0">
+    <w:nsid w:val="01EA0A06"/>
+    <w:multiLevelType w:val="hybridMultilevel"/>
+    <w:tmpl w:val="F3908F8C"/>
+    <w:lvl w:ilvl="0" w:tplc="0809000F">
+      <w:start w:val="1"/>
+      <w:numFmt w:val="decimal"/>
+      <w:lvlText w:val="%1."/>
+      <w:lvlJc w:val="left"/>
+      <w:pPr>
+        <w:ind w:left="720" w:hanging="360"/>
+      </w:pPr>
+      <w:rPr>
+        <w:rFonts w:hint="default"/>
+      </w:rPr>
+    </w:lvl>
+    <w:lvl w:ilvl="1" w:tplc="08090019" w:tentative="1">
+      <w:start w:val="1"/>
+      <w:numFmt w:val="lowerLetter"/>
+      <w:lvlText w:val="%2."/>
+      <w:lvlJc w:val="left"/>
+      <w:pPr>
+        <w:ind w:left="1440" w:hanging="360"/>
+      </w:pPr>
+    </w:lvl>
+    <w:lvl w:ilvl="2" w:tplc="0809001B" w:tentative="1">
+      <w:start w:val="1"/>
+      <w:numFmt w:val="lowerRoman"/>
+      <w:lvlText w:val="%3."/>
+      <w:lvlJc w:val="right"/>
+      <w:pPr>
+        <w:ind w:left="2160" w:hanging="180"/>
+      </w:pPr>
+    </w:lvl>
+    <w:lvl w:ilvl="3" w:tplc="0809000F" w:tentative="1">
+      <w:start w:val="1"/>
+      <w:numFmt w:val="decimal"/>
+      <w:lvlText w:val="%4."/>
+      <w:lvlJc w:val="left"/>
+      <w:pPr>
+        <w:ind w:left="2880" w:hanging="360"/>
+      </w:pPr>
+    </w:lvl>
+    <w:lvl w:ilvl="4" w:tplc="08090019" w:tentative="1">
+      <w:start w:val="1"/>
+      <w:numFmt w:val="lowerLetter"/>
+      <w:lvlText w:val="%5."/>
+      <w:lvlJc w:val="left"/>
+      <w:pPr>
+        <w:ind w:left="3600" w:hanging="360"/>
+      </w:pPr>
+    </w:lvl>
+    <w:lvl w:ilvl="5" w:tplc="0809001B" w:tentative="1">
+      <w:start w:val="1"/>
+      <w:numFmt w:val="lowerRoman"/>
+      <w:lvlText w:val="%6."/>
+      <w:lvlJc w:val="right"/>
+      <w:pPr>
+        <w:ind w:left="4320" w:hanging="180"/>
+      </w:pPr>
+    </w:lvl>
+    <w:lvl w:ilvl="6" w:tplc="0809000F" w:tentative="1">
+      <w:start w:val="1"/>
+      <w:numFmt w:val="decimal"/>
+      <w:lvlText w:val="%7."/>
+      <w:lvlJc w:val="left"/>
+      <w:pPr>
+        <w:ind w:left="5040" w:hanging="360"/>
+      </w:pPr>
+    </w:lvl>
+    <w:lvl w:ilvl="7" w:tplc="08090019" w:tentative="1">
+      <w:start w:val="1"/>
+      <w:numFmt w:val="lowerLetter"/>
+      <w:lvlText w:val="%8."/>
+      <w:lvlJc w:val="left"/>
+      <w:pPr>
+        <w:ind w:left="5760" w:hanging="360"/>
+      </w:pPr>
+    </w:lvl>
+    <w:lvl w:ilvl="8" w:tplc="0809001B" w:tentative="1">
+      <w:start w:val="1"/>
+      <w:numFmt w:val="lowerRoman"/>
+      <w:lvlText w:val="%9."/>
+      <w:lvlJc w:val="right"/>
+      <w:pPr>
+        <w:ind w:left="6480" w:hanging="180"/>
+      </w:pPr>
+    </w:lvl>
+  </w:abstractNum>
+  <w:abstractNum w:abstractNumId="2" w15:restartNumberingAfterBreak="0">
     <w:nsid w:val="0350554E"/>
     <w:multiLevelType w:val="hybridMultilevel"/>
     <w:tmpl w:val="62DE4202"/>
@@ -491,7 +939,7 @@
       </w:pPr>
     </w:lvl>
   </w:abstractNum>
-  <w:abstractNum w:abstractNumId="2" w15:restartNumberingAfterBreak="0">
+  <w:abstractNum w:abstractNumId="3" w15:restartNumberingAfterBreak="0">
     <w:nsid w:val="12976C58"/>
     <w:multiLevelType w:val="hybridMultilevel"/>
     <w:tmpl w:val="622A45AA"/>
@@ -577,7 +1025,7 @@
       </w:pPr>
     </w:lvl>
   </w:abstractNum>
-  <w:abstractNum w:abstractNumId="3" w15:restartNumberingAfterBreak="0">
+  <w:abstractNum w:abstractNumId="4" w15:restartNumberingAfterBreak="0">
     <w:nsid w:val="13B071E9"/>
     <w:multiLevelType w:val="hybridMultilevel"/>
     <w:tmpl w:val="6C628012"/>
@@ -666,7 +1114,7 @@
       </w:pPr>
     </w:lvl>
   </w:abstractNum>
-  <w:abstractNum w:abstractNumId="4" w15:restartNumberingAfterBreak="0">
+  <w:abstractNum w:abstractNumId="5" w15:restartNumberingAfterBreak="0">
     <w:nsid w:val="14C612B6"/>
     <w:multiLevelType w:val="hybridMultilevel"/>
     <w:tmpl w:val="00A29352"/>
@@ -779,7 +1227,120 @@
       </w:rPr>
     </w:lvl>
   </w:abstractNum>
-  <w:abstractNum w:abstractNumId="5" w15:restartNumberingAfterBreak="0">
+  <w:abstractNum w:abstractNumId="6" w15:restartNumberingAfterBreak="0">
+    <w:nsid w:val="15CD1E9F"/>
+    <w:multiLevelType w:val="hybridMultilevel"/>
+    <w:tmpl w:val="FDF43902"/>
+    <w:lvl w:ilvl="0" w:tplc="08090001">
+      <w:start w:val="1"/>
+      <w:numFmt w:val="bullet"/>
+      <w:lvlText w:val=""/>
+      <w:lvlJc w:val="left"/>
+      <w:pPr>
+        <w:ind w:left="720" w:hanging="360"/>
+      </w:pPr>
+      <w:rPr>
+        <w:rFonts w:ascii="Symbol" w:hAnsi="Symbol" w:hint="default"/>
+      </w:rPr>
+    </w:lvl>
+    <w:lvl w:ilvl="1" w:tplc="08090003" w:tentative="1">
+      <w:start w:val="1"/>
+      <w:numFmt w:val="bullet"/>
+      <w:lvlText w:val="o"/>
+      <w:lvlJc w:val="left"/>
+      <w:pPr>
+        <w:ind w:left="1440" w:hanging="360"/>
+      </w:pPr>
+      <w:rPr>
+        <w:rFonts w:ascii="Courier New" w:hAnsi="Courier New" w:cs="Courier New" w:hint="default"/>
+      </w:rPr>
+    </w:lvl>
+    <w:lvl w:ilvl="2" w:tplc="08090005" w:tentative="1">
+      <w:start w:val="1"/>
+      <w:numFmt w:val="bullet"/>
+      <w:lvlText w:val=""/>
+      <w:lvlJc w:val="left"/>
+      <w:pPr>
+        <w:ind w:left="2160" w:hanging="360"/>
+      </w:pPr>
+      <w:rPr>
+        <w:rFonts w:ascii="Wingdings" w:hAnsi="Wingdings" w:hint="default"/>
+      </w:rPr>
+    </w:lvl>
+    <w:lvl w:ilvl="3" w:tplc="08090001" w:tentative="1">
+      <w:start w:val="1"/>
+      <w:numFmt w:val="bullet"/>
+      <w:lvlText w:val=""/>
+      <w:lvlJc w:val="left"/>
+      <w:pPr>
+        <w:ind w:left="2880" w:hanging="360"/>
+      </w:pPr>
+      <w:rPr>
+        <w:rFonts w:ascii="Symbol" w:hAnsi="Symbol" w:hint="default"/>
+      </w:rPr>
+    </w:lvl>
+    <w:lvl w:ilvl="4" w:tplc="08090003" w:tentative="1">
+      <w:start w:val="1"/>
+      <w:numFmt w:val="bullet"/>
+      <w:lvlText w:val="o"/>
+      <w:lvlJc w:val="left"/>
+      <w:pPr>
+        <w:ind w:left="3600" w:hanging="360"/>
+      </w:pPr>
+      <w:rPr>
+        <w:rFonts w:ascii="Courier New" w:hAnsi="Courier New" w:cs="Courier New" w:hint="default"/>
+      </w:rPr>
+    </w:lvl>
+    <w:lvl w:ilvl="5" w:tplc="08090005" w:tentative="1">
+      <w:start w:val="1"/>
+      <w:numFmt w:val="bullet"/>
+      <w:lvlText w:val=""/>
+      <w:lvlJc w:val="left"/>
+      <w:pPr>
+        <w:ind w:left="4320" w:hanging="360"/>
+      </w:pPr>
+      <w:rPr>
+        <w:rFonts w:ascii="Wingdings" w:hAnsi="Wingdings" w:hint="default"/>
+      </w:rPr>
+    </w:lvl>
+    <w:lvl w:ilvl="6" w:tplc="08090001" w:tentative="1">
+      <w:start w:val="1"/>
+      <w:numFmt w:val="bullet"/>
+      <w:lvlText w:val=""/>
+      <w:lvlJc w:val="left"/>
+      <w:pPr>
+        <w:ind w:left="5040" w:hanging="360"/>
+      </w:pPr>
+      <w:rPr>
+        <w:rFonts w:ascii="Symbol" w:hAnsi="Symbol" w:hint="default"/>
+      </w:rPr>
+    </w:lvl>
+    <w:lvl w:ilvl="7" w:tplc="08090003" w:tentative="1">
+      <w:start w:val="1"/>
+      <w:numFmt w:val="bullet"/>
+      <w:lvlText w:val="o"/>
+      <w:lvlJc w:val="left"/>
+      <w:pPr>
+        <w:ind w:left="5760" w:hanging="360"/>
+      </w:pPr>
+      <w:rPr>
+        <w:rFonts w:ascii="Courier New" w:hAnsi="Courier New" w:cs="Courier New" w:hint="default"/>
+      </w:rPr>
+    </w:lvl>
+    <w:lvl w:ilvl="8" w:tplc="08090005" w:tentative="1">
+      <w:start w:val="1"/>
+      <w:numFmt w:val="bullet"/>
+      <w:lvlText w:val=""/>
+      <w:lvlJc w:val="left"/>
+      <w:pPr>
+        <w:ind w:left="6480" w:hanging="360"/>
+      </w:pPr>
+      <w:rPr>
+        <w:rFonts w:ascii="Wingdings" w:hAnsi="Wingdings" w:hint="default"/>
+      </w:rPr>
+    </w:lvl>
+  </w:abstractNum>
+  <w:abstractNum w:abstractNumId="7" w15:restartNumberingAfterBreak="0">
     <w:nsid w:val="53B6455F"/>
     <w:multiLevelType w:val="hybridMultilevel"/>
     <w:tmpl w:val="4ED6BC86"/>
@@ -868,7 +1429,7 @@
       </w:pPr>
     </w:lvl>
   </w:abstractNum>
-  <w:abstractNum w:abstractNumId="6" w15:restartNumberingAfterBreak="0">
+  <w:abstractNum w:abstractNumId="8" w15:restartNumberingAfterBreak="0">
     <w:nsid w:val="67D17D62"/>
     <w:multiLevelType w:val="hybridMultilevel"/>
     <w:tmpl w:val="E0105CF8"/>
@@ -954,7 +1515,7 @@
       </w:pPr>
     </w:lvl>
   </w:abstractNum>
-  <w:abstractNum w:abstractNumId="7" w15:restartNumberingAfterBreak="0">
+  <w:abstractNum w:abstractNumId="9" w15:restartNumberingAfterBreak="0">
     <w:nsid w:val="746A5C0A"/>
     <w:multiLevelType w:val="hybridMultilevel"/>
     <w:tmpl w:val="50DEA51A"/>
@@ -1067,7 +1628,96 @@
       </w:rPr>
     </w:lvl>
   </w:abstractNum>
-  <w:abstractNum w:abstractNumId="8" w15:restartNumberingAfterBreak="0">
+  <w:abstractNum w:abstractNumId="10" w15:restartNumberingAfterBreak="0">
+    <w:nsid w:val="791564A6"/>
+    <w:multiLevelType w:val="hybridMultilevel"/>
+    <w:tmpl w:val="0DD0342E"/>
+    <w:lvl w:ilvl="0" w:tplc="33EC4A26">
+      <w:start w:val="1"/>
+      <w:numFmt w:val="lowerRoman"/>
+      <w:lvlText w:val="%1."/>
+      <w:lvlJc w:val="left"/>
+      <w:pPr>
+        <w:ind w:left="1080" w:hanging="720"/>
+      </w:pPr>
+      <w:rPr>
+        <w:rFonts w:hint="default"/>
+      </w:rPr>
+    </w:lvl>
+    <w:lvl w:ilvl="1" w:tplc="08090019">
+      <w:start w:val="1"/>
+      <w:numFmt w:val="lowerLetter"/>
+      <w:lvlText w:val="%2."/>
+      <w:lvlJc w:val="left"/>
+      <w:pPr>
+        <w:ind w:left="1440" w:hanging="360"/>
+      </w:pPr>
+    </w:lvl>
+    <w:lvl w:ilvl="2" w:tplc="0809001B" w:tentative="1">
+      <w:start w:val="1"/>
+      <w:numFmt w:val="lowerRoman"/>
+      <w:lvlText w:val="%3."/>
+      <w:lvlJc w:val="right"/>
+      <w:pPr>
+        <w:ind w:left="2160" w:hanging="180"/>
+      </w:pPr>
+    </w:lvl>
+    <w:lvl w:ilvl="3" w:tplc="0809000F" w:tentative="1">
+      <w:start w:val="1"/>
+      <w:numFmt w:val="decimal"/>
+      <w:lvlText w:val="%4."/>
+      <w:lvlJc w:val="left"/>
+      <w:pPr>
+        <w:ind w:left="2880" w:hanging="360"/>
+      </w:pPr>
+    </w:lvl>
+    <w:lvl w:ilvl="4" w:tplc="08090019" w:tentative="1">
+      <w:start w:val="1"/>
+      <w:numFmt w:val="lowerLetter"/>
+      <w:lvlText w:val="%5."/>
+      <w:lvlJc w:val="left"/>
+      <w:pPr>
+        <w:ind w:left="3600" w:hanging="360"/>
+      </w:pPr>
+    </w:lvl>
+    <w:lvl w:ilvl="5" w:tplc="0809001B" w:tentative="1">
+      <w:start w:val="1"/>
+      <w:numFmt w:val="lowerRoman"/>
+      <w:lvlText w:val="%6."/>
+      <w:lvlJc w:val="right"/>
+      <w:pPr>
+        <w:ind w:left="4320" w:hanging="180"/>
+      </w:pPr>
+    </w:lvl>
+    <w:lvl w:ilvl="6" w:tplc="0809000F" w:tentative="1">
+      <w:start w:val="1"/>
+      <w:numFmt w:val="decimal"/>
+      <w:lvlText w:val="%7."/>
+      <w:lvlJc w:val="left"/>
+      <w:pPr>
+        <w:ind w:left="5040" w:hanging="360"/>
+      </w:pPr>
+    </w:lvl>
+    <w:lvl w:ilvl="7" w:tplc="08090019" w:tentative="1">
+      <w:start w:val="1"/>
+      <w:numFmt w:val="lowerLetter"/>
+      <w:lvlText w:val="%8."/>
+      <w:lvlJc w:val="left"/>
+      <w:pPr>
+        <w:ind w:left="5760" w:hanging="360"/>
+      </w:pPr>
+    </w:lvl>
+    <w:lvl w:ilvl="8" w:tplc="0809001B" w:tentative="1">
+      <w:start w:val="1"/>
+      <w:numFmt w:val="lowerRoman"/>
+      <w:lvlText w:val="%9."/>
+      <w:lvlJc w:val="right"/>
+      <w:pPr>
+        <w:ind w:left="6480" w:hanging="180"/>
+      </w:pPr>
+    </w:lvl>
+  </w:abstractNum>
+  <w:abstractNum w:abstractNumId="11" w15:restartNumberingAfterBreak="0">
     <w:nsid w:val="7AEC6FE5"/>
     <w:multiLevelType w:val="hybridMultilevel"/>
     <w:tmpl w:val="463A8764"/>
@@ -1156,7 +1806,7 @@
       </w:pPr>
     </w:lvl>
   </w:abstractNum>
-  <w:abstractNum w:abstractNumId="9" w15:restartNumberingAfterBreak="0">
+  <w:abstractNum w:abstractNumId="12" w15:restartNumberingAfterBreak="0">
     <w:nsid w:val="7D5203AC"/>
     <w:multiLevelType w:val="hybridMultilevel"/>
     <w:tmpl w:val="10DAC126"/>
@@ -1243,34 +1893,43 @@
     </w:lvl>
   </w:abstractNum>
   <w:num w:numId="1" w16cid:durableId="853226515">
-    <w:abstractNumId w:val="7"/>
+    <w:abstractNumId w:val="9"/>
   </w:num>
   <w:num w:numId="2" w16cid:durableId="1165441885">
-    <w:abstractNumId w:val="4"/>
+    <w:abstractNumId w:val="5"/>
   </w:num>
   <w:num w:numId="3" w16cid:durableId="34241236">
-    <w:abstractNumId w:val="6"/>
+    <w:abstractNumId w:val="8"/>
   </w:num>
   <w:num w:numId="4" w16cid:durableId="309870290">
-    <w:abstractNumId w:val="1"/>
+    <w:abstractNumId w:val="2"/>
   </w:num>
   <w:num w:numId="5" w16cid:durableId="778842978">
-    <w:abstractNumId w:val="9"/>
+    <w:abstractNumId w:val="12"/>
   </w:num>
   <w:num w:numId="6" w16cid:durableId="386995064">
-    <w:abstractNumId w:val="2"/>
+    <w:abstractNumId w:val="3"/>
   </w:num>
   <w:num w:numId="7" w16cid:durableId="2125885894">
     <w:abstractNumId w:val="0"/>
   </w:num>
   <w:num w:numId="8" w16cid:durableId="1378430212">
-    <w:abstractNumId w:val="8"/>
+    <w:abstractNumId w:val="11"/>
   </w:num>
   <w:num w:numId="9" w16cid:durableId="1532064723">
-    <w:abstractNumId w:val="5"/>
+    <w:abstractNumId w:val="7"/>
   </w:num>
   <w:num w:numId="10" w16cid:durableId="230386996">
-    <w:abstractNumId w:val="3"/>
+    <w:abstractNumId w:val="4"/>
+  </w:num>
+  <w:num w:numId="11" w16cid:durableId="1297418227">
+    <w:abstractNumId w:val="6"/>
+  </w:num>
+  <w:num w:numId="12" w16cid:durableId="977106624">
+    <w:abstractNumId w:val="1"/>
+  </w:num>
+  <w:num w:numId="13" w16cid:durableId="1859930123">
+    <w:abstractNumId w:val="10"/>
   </w:num>
 </w:numbering>
 </file>

--- a/write_up/drafts/4_results/results_DRAFT_1.docx
+++ b/write_up/drafts/4_results/results_DRAFT_1.docx
@@ -17,6 +17,25 @@
       </w:r>
     </w:p>
     <w:p>
+      <w:r>
+        <w:t>[all 15 primary HBEC and</w:t>
+      </w:r>
+      <w:r>
+        <w:t xml:space="preserve"> 15</w:t>
+      </w:r>
+      <w:r>
+        <w:t xml:space="preserve"> Calu-3 cells </w:t>
+      </w:r>
+      <w:r>
+        <w:t xml:space="preserve">passed QC filters and were included in this </w:t>
+      </w:r>
+      <w:proofErr w:type="gramStart"/>
+      <w:r>
+        <w:t>analysis ]</w:t>
+      </w:r>
+      <w:proofErr w:type="gramEnd"/>
+    </w:p>
+    <w:p>
       <w:pPr>
         <w:pStyle w:val="ListParagraph"/>
         <w:numPr>
@@ -152,10 +171,7 @@
     </w:p>
     <w:p>
       <w:r>
-        <w:t>Sequence length distributions</w:t>
-      </w:r>
-      <w:r>
-        <w:t xml:space="preserve"> showed a </w:t>
+        <w:t xml:space="preserve">Sequence length distributions showed a </w:t>
       </w:r>
       <w:r>
         <w:t>97.9</w:t>
@@ -167,141 +183,114 @@
         <w:t>greater mean count of</w:t>
       </w:r>
       <w:r>
+        <w:t xml:space="preserve"> 18bp reads </w:t>
+      </w:r>
+      <w:r>
+        <w:t>in dose 24</w:t>
+      </w:r>
+      <w:r>
+        <w:sym w:font="Symbol" w:char="F06D"/>
+      </w:r>
+      <w:r>
+        <w:t xml:space="preserve">g samples </w:t>
+      </w:r>
+      <w:r>
+        <w:t xml:space="preserve">compared to </w:t>
+      </w:r>
+      <w:r>
+        <w:t xml:space="preserve">the average of </w:t>
+      </w:r>
+      <w:r>
+        <w:t xml:space="preserve">all other samples </w:t>
+      </w:r>
+      <w:r>
+        <w:t>(</w:t>
+      </w:r>
+      <w:r>
+        <w:t>Figure S1[</w:t>
+      </w:r>
+      <w:proofErr w:type="spellStart"/>
+      <w:r>
+        <w:t>miRTrace</w:t>
+      </w:r>
+      <w:proofErr w:type="spellEnd"/>
+      <w:r>
+        <w:t xml:space="preserve"> read length distribution</w:t>
+      </w:r>
+      <w:r>
+        <w:t>])</w:t>
+      </w:r>
+      <w:r>
+        <w:t>.</w:t>
+      </w:r>
+      <w:r>
+        <w:t xml:space="preserve"> Large read duplication was observed in dose 24</w:t>
+      </w:r>
+      <w:r>
+        <w:sym w:font="Symbol" w:char="F06D"/>
+      </w:r>
+      <w:r>
+        <w:t xml:space="preserve">g samples, </w:t>
+      </w:r>
+      <w:r>
+        <w:t>with 42</w:t>
+      </w:r>
+      <w:r>
+        <w:t>% library duplication</w:t>
+      </w:r>
+      <w:r>
+        <w:t xml:space="preserve"> (mean average)</w:t>
+      </w:r>
+      <w:r>
+        <w:t xml:space="preserve"> compared to </w:t>
+      </w:r>
+      <w:r>
+        <w:t>5</w:t>
+      </w:r>
+      <w:r>
+        <w:t>% across all other samples</w:t>
+      </w:r>
+      <w:r>
+        <w:t xml:space="preserve"> (Fig S1[sequence duplication levels]).</w:t>
+      </w:r>
+      <w:r>
         <w:t xml:space="preserve"> </w:t>
       </w:r>
       <w:r>
-        <w:t xml:space="preserve">18bp reads </w:t>
-      </w:r>
-      <w:r>
-        <w:t xml:space="preserve">in </w:t>
-      </w:r>
-      <w:r>
-        <w:t>dose 24</w:t>
+        <w:t>Mean average l</w:t>
+      </w:r>
+      <w:r>
+        <w:t xml:space="preserve">evels of </w:t>
+      </w:r>
+      <w:r>
+        <w:t xml:space="preserve">miRNA, </w:t>
+      </w:r>
+      <w:r>
+        <w:t>ribosomal RNA (rRNA) and transfer RNA (tRNA) were higher in all dose 24</w:t>
       </w:r>
       <w:r>
         <w:sym w:font="Symbol" w:char="F06D"/>
       </w:r>
       <w:r>
-        <w:t>g</w:t>
-      </w:r>
-      <w:r>
-        <w:t xml:space="preserve"> </w:t>
-      </w:r>
-      <w:r>
-        <w:t xml:space="preserve">samples </w:t>
-      </w:r>
-      <w:r>
-        <w:t xml:space="preserve">compared to </w:t>
-      </w:r>
-      <w:r>
-        <w:t xml:space="preserve">the average of </w:t>
-      </w:r>
-      <w:r>
-        <w:t xml:space="preserve">all other samples </w:t>
-      </w:r>
-      <w:r>
-        <w:t>(</w:t>
-      </w:r>
-      <w:r>
-        <w:t>Figure</w:t>
-      </w:r>
-      <w:r>
-        <w:t xml:space="preserve"> S1[</w:t>
-      </w:r>
-      <w:proofErr w:type="spellStart"/>
-      <w:r>
-        <w:t>miRTrace</w:t>
-      </w:r>
-      <w:proofErr w:type="spellEnd"/>
-      <w:r>
-        <w:t xml:space="preserve"> read length distribution</w:t>
-      </w:r>
-      <w:r>
-        <w:t>])</w:t>
-      </w:r>
-      <w:r>
-        <w:t>.</w:t>
-      </w:r>
-      <w:r>
-        <w:t xml:space="preserve"> Large read duplication was observed in </w:t>
-      </w:r>
-      <w:r>
-        <w:t>dose 24</w:t>
-      </w:r>
-      <w:r>
-        <w:sym w:font="Symbol" w:char="F06D"/>
-      </w:r>
-      <w:r>
-        <w:t>g samples</w:t>
-      </w:r>
-      <w:r>
-        <w:t xml:space="preserve">, </w:t>
-      </w:r>
-      <w:r>
-        <w:t>with 42</w:t>
-      </w:r>
-      <w:r>
-        <w:t>% library duplication</w:t>
-      </w:r>
-      <w:r>
-        <w:t xml:space="preserve"> (mean average)</w:t>
-      </w:r>
-      <w:r>
-        <w:t xml:space="preserve"> compared to </w:t>
-      </w:r>
-      <w:r>
-        <w:t>5</w:t>
-      </w:r>
-      <w:r>
-        <w:t>% across all other samples</w:t>
-      </w:r>
-      <w:r>
-        <w:t xml:space="preserve"> (Fig S1[sequence duplication levels]).</w:t>
-      </w:r>
-      <w:r>
-        <w:t xml:space="preserve"> </w:t>
-      </w:r>
-      <w:r>
-        <w:t>Mean average l</w:t>
-      </w:r>
-      <w:r>
-        <w:t xml:space="preserve">evels of </w:t>
-      </w:r>
-      <w:r>
-        <w:t xml:space="preserve">miRNA, </w:t>
-      </w:r>
-      <w:r>
-        <w:t xml:space="preserve">ribosomal RNA (rRNA) and transfer RNA (tRNA) were higher in all </w:t>
-      </w:r>
-      <w:r>
-        <w:t>dos</w:t>
-      </w:r>
-      <w:r>
-        <w:t>e</w:t>
-      </w:r>
-      <w:r>
-        <w:t xml:space="preserve"> 24</w:t>
-      </w:r>
-      <w:r>
-        <w:sym w:font="Symbol" w:char="F06D"/>
-      </w:r>
-      <w:r>
-        <w:t>g samples</w:t>
-      </w:r>
-      <w:r>
-        <w:t xml:space="preserve"> </w:t>
+        <w:t xml:space="preserve">g samples </w:t>
       </w:r>
       <w:r>
         <w:t>with</w:t>
       </w:r>
       <w:r>
-        <w:t xml:space="preserve"> rRNA observing the largest increase, from 8.52% to 53.4% </w:t>
-      </w:r>
-      <w:r>
-        <w:t>(Fig1 [RNA categories])</w:t>
-      </w:r>
-      <w:r>
-        <w:t>.</w:t>
+        <w:t xml:space="preserve"> rRNA observing the largest increase, from 8.52% </w:t>
+      </w:r>
+      <w:r>
+        <w:t xml:space="preserve">rRNA content in all other samples </w:t>
+      </w:r>
+      <w:r>
+        <w:t>to 53.4% (Fig</w:t>
+      </w:r>
+      <w:r>
+        <w:t>2</w:t>
+      </w:r>
+      <w:r>
+        <w:t xml:space="preserve"> [RNA categories]).</w:t>
       </w:r>
     </w:p>
     <w:p>
@@ -314,7 +303,6 @@
         <w:t xml:space="preserve">A decrease in read base quality score (Phred) was observed at 21bp, decreasing to 38.01, 37.27, 36.77 (replicate 1-3) while all other samples remained &gt;39 (Figure S1[sequence quality histogram]). </w:t>
       </w:r>
     </w:p>
-    <w:p/>
     <w:p>
       <w:r>
         <w:t>30 = rep1</w:t>
@@ -411,12 +399,12 @@
         </w:numPr>
       </w:pPr>
       <w:r>
+        <w:lastRenderedPageBreak/>
         <w:t>[state this was not condition dependent for calu-3 cells as per the boxplot]</w:t>
       </w:r>
     </w:p>
     <w:p>
       <w:r>
-        <w:lastRenderedPageBreak/>
         <w:t xml:space="preserve">Analysis of </w:t>
       </w:r>
       <w:r>
@@ -431,144 +419,932 @@
       </w:r>
       <w:proofErr w:type="spellEnd"/>
       <w:r>
-        <w:t xml:space="preserve"> data revealed</w:t>
-      </w:r>
-      <w:r>
-        <w:t xml:space="preserve"> a</w:t>
-      </w:r>
-      <w:r>
-        <w:t xml:space="preserve"> marked increase in mean EV miRNA content</w:t>
-      </w:r>
-      <w:r>
-        <w:t xml:space="preserve"> following </w:t>
-      </w:r>
-      <w:r>
-        <w:t>allergen</w:t>
-      </w:r>
-      <w:r>
-        <w:t xml:space="preserve"> exposure</w:t>
-      </w:r>
-      <w:r>
-        <w:t xml:space="preserve"> in primary HBECs</w:t>
-      </w:r>
-      <w:r>
-        <w:t>, increasing from 13,289 miRNAs in untreated samples to 52,529 in treated</w:t>
-      </w:r>
-      <w:r>
-        <w:t>.</w:t>
-      </w:r>
-      <w:r>
-        <w:t xml:space="preserve"> Whereas, baseline miRNA content remained relatively unchanged</w:t>
-      </w:r>
-      <w:r>
-        <w:t xml:space="preserve"> in Calu-3 cells</w:t>
-      </w:r>
-      <w:r>
-        <w:t xml:space="preserve">, increasing from 2,289 to 2,547 </w:t>
-      </w:r>
-      <w:r>
-        <w:t>post-exposure</w:t>
-      </w:r>
-      <w:r>
-        <w:t xml:space="preserve">. </w:t>
-      </w:r>
-      <w:r>
-        <w:t>Observing dose</w:t>
-      </w:r>
-      <w:r>
-        <w:t xml:space="preserve">-related </w:t>
-      </w:r>
-      <w:r>
-        <w:t xml:space="preserve">miRNA counts, </w:t>
-      </w:r>
-      <w:r>
-        <w:t>dose 24</w:t>
-      </w:r>
-      <w:r>
-        <w:sym w:font="Symbol" w:char="F06D"/>
-      </w:r>
-      <w:r>
-        <w:t>g samples</w:t>
-      </w:r>
-      <w:r>
-        <w:t xml:space="preserve"> showed consistently high miRNA </w:t>
-      </w:r>
-      <w:proofErr w:type="gramStart"/>
-      <w:r>
-        <w:t>levels,</w:t>
-      </w:r>
-      <w:proofErr w:type="gramEnd"/>
-      <w:r>
-        <w:t xml:space="preserve"> however the highest count originated from dose 0.005</w:t>
-      </w:r>
-      <w:r>
-        <w:sym w:font="Symbol" w:char="F06D"/>
-      </w:r>
-      <w:r>
-        <w:t>g</w:t>
-      </w:r>
-      <w:r>
-        <w:t xml:space="preserve"> sample 3.</w:t>
+        <w:t xml:space="preserve"> data </w:t>
+      </w:r>
+      <w:r>
+        <w:t>showed</w:t>
+      </w:r>
+      <w:r>
+        <w:t xml:space="preserve"> mean</w:t>
+      </w:r>
+      <w:r>
+        <w:t xml:space="preserve"> </w:t>
+      </w:r>
+      <w:r>
+        <w:t>EV miRNA content</w:t>
+      </w:r>
+      <w:r>
+        <w:t xml:space="preserve"> was greater</w:t>
+      </w:r>
+      <w:r>
+        <w:t xml:space="preserve"> </w:t>
+      </w:r>
+      <w:r>
+        <w:t xml:space="preserve">in all primary HBEC samples </w:t>
+      </w:r>
+      <w:r>
+        <w:t xml:space="preserve">(44,681 miRNAs) </w:t>
+      </w:r>
+      <w:r>
+        <w:t>compared to Calu-3 samples</w:t>
+      </w:r>
+      <w:r>
+        <w:t xml:space="preserve"> (2,496 miRNAs)</w:t>
+      </w:r>
+      <w:r>
+        <w:t>,</w:t>
+      </w:r>
+      <w:r>
+        <w:t xml:space="preserve"> </w:t>
+      </w:r>
+      <w:r>
+        <w:t xml:space="preserve">and rRNA and tRNA content was </w:t>
+      </w:r>
+      <w:r>
+        <w:t>higher</w:t>
+      </w:r>
+      <w:r>
+        <w:t xml:space="preserve"> </w:t>
+      </w:r>
+      <w:r>
+        <w:t xml:space="preserve">in 80% and </w:t>
+      </w:r>
+      <w:r>
+        <w:t xml:space="preserve">73% </w:t>
+      </w:r>
+      <w:r>
+        <w:t>of</w:t>
+      </w:r>
+      <w:r>
+        <w:t xml:space="preserve"> </w:t>
+      </w:r>
+      <w:r>
+        <w:t>primary HBEC</w:t>
+      </w:r>
+      <w:r>
+        <w:t xml:space="preserve"> samples, respectively </w:t>
+      </w:r>
+      <w:r>
+        <w:t>(Figure [boxplot protease vs calu-3</w:t>
+      </w:r>
+      <w:r>
+        <w:t>]).</w:t>
       </w:r>
     </w:p>
     <w:p>
       <w:r>
-        <w:t>[need to show the levels of untreated because this is how we compare de results and if there’s insufficient levels then it undermines the whole analysis]</w:t>
+        <w:t xml:space="preserve">Allergen exposure was found to markedly increase miRNA content </w:t>
+      </w:r>
+      <w:r>
+        <w:t>in primary HBECs</w:t>
+      </w:r>
+      <w:r>
+        <w:t xml:space="preserve">, with mean miRNA content </w:t>
+      </w:r>
+      <w:r>
+        <w:t>increasing from 13,289 miRNAs in untreated samples to 52,529 in treated</w:t>
+      </w:r>
+      <w:r>
+        <w:t xml:space="preserve"> (Figure [boxplot protease untreated vs treated])</w:t>
+      </w:r>
+      <w:r>
+        <w:t>.</w:t>
+      </w:r>
+      <w:r>
+        <w:t xml:space="preserve"> Whereas, baseline miRNA content remained relatively unchanged</w:t>
+      </w:r>
+      <w:r>
+        <w:t xml:space="preserve"> in Calu-3 cells</w:t>
+      </w:r>
+      <w:r>
+        <w:t xml:space="preserve">, increasing from 2,289 to 2,547 </w:t>
+      </w:r>
+      <w:r>
+        <w:t>post-exposure</w:t>
+      </w:r>
+      <w:r>
+        <w:t xml:space="preserve"> </w:t>
+      </w:r>
+      <w:r>
+        <w:t>(Figure [boxplot calu-3 untreated vs treated])</w:t>
+      </w:r>
+      <w:r>
+        <w:t xml:space="preserve">. </w:t>
       </w:r>
     </w:p>
     <w:p>
       <w:r>
-        <w:t>increase in EV miRNA content only appeared…</w:t>
+        <w:t xml:space="preserve">To explore dose related effects on miRNA content in protease-exposed primary HBECs we compared the miRNA content </w:t>
+      </w:r>
+      <w:r>
+        <w:t>at</w:t>
+      </w:r>
+      <w:r>
+        <w:t xml:space="preserve"> each</w:t>
+      </w:r>
+      <w:r>
+        <w:t xml:space="preserve"> </w:t>
+      </w:r>
+      <w:r>
+        <w:t>exposure</w:t>
+      </w:r>
+      <w:r>
+        <w:t xml:space="preserve"> (Supp Figure [boxplot protease dose]). </w:t>
+      </w:r>
+      <w:r>
+        <w:t>All samples exposed to protease had a greater miRNA content compared to untreated samples. As mentioned previously, t</w:t>
+      </w:r>
+      <w:r>
+        <w:t xml:space="preserve">he </w:t>
+      </w:r>
+      <w:r>
+        <w:t>highest mean miRNA content was observed in dose 24</w:t>
+      </w:r>
+      <w:r>
+        <w:sym w:font="Symbol" w:char="F06D"/>
+      </w:r>
+      <w:r>
+        <w:t>g</w:t>
+      </w:r>
+      <w:r>
+        <w:t xml:space="preserve"> samples (</w:t>
+      </w:r>
+      <w:r>
+        <w:t>74,73</w:t>
+      </w:r>
+      <w:r>
+        <w:t>8</w:t>
+      </w:r>
+      <w:r>
+        <w:t xml:space="preserve"> miRNAs). However, dose 0.005</w:t>
+      </w:r>
+      <w:r>
+        <w:sym w:font="Symbol" w:char="F06D"/>
+      </w:r>
+      <w:r>
+        <w:t>g</w:t>
+      </w:r>
+      <w:r>
+        <w:t xml:space="preserve"> had the second highest observed mean miRNA </w:t>
+      </w:r>
+      <w:r>
+        <w:t>(</w:t>
+      </w:r>
+      <w:r>
+        <w:t>61,313</w:t>
+      </w:r>
+      <w:r>
+        <w:t xml:space="preserve"> miRNAs) </w:t>
+      </w:r>
+      <w:r>
+        <w:t xml:space="preserve">count due to one outlier sample containing 135,524 miRNAs. </w:t>
+      </w:r>
+      <w:r>
+        <w:t>Dose 0.08</w:t>
+      </w:r>
+      <w:r>
+        <w:sym w:font="Symbol" w:char="F06D"/>
+      </w:r>
+      <w:r>
+        <w:t>g</w:t>
+      </w:r>
+      <w:r>
+        <w:t xml:space="preserve"> and dose 2</w:t>
+      </w:r>
+      <w:r>
+        <w:sym w:font="Symbol" w:char="F06D"/>
+      </w:r>
+      <w:r>
+        <w:t>g</w:t>
+      </w:r>
+      <w:r>
+        <w:t xml:space="preserve"> displayed relatively consistent mean miRNA counts at </w:t>
+      </w:r>
+      <w:r>
+        <w:t>40,204</w:t>
+      </w:r>
+      <w:r>
+        <w:t xml:space="preserve"> and </w:t>
+      </w:r>
+      <w:r>
+        <w:t>33,861</w:t>
+      </w:r>
+      <w:r>
+        <w:t>, respectively.</w:t>
       </w:r>
     </w:p>
     <w:p>
       <w:r>
-        <w:t xml:space="preserve">Exposure to </w:t>
-      </w:r>
-      <w:r>
-        <w:t>poly I:C</w:t>
-      </w:r>
-      <w:r>
-        <w:t>, a known immunostimulant, in Calu-3 cells did not significantly increase the RNA content.</w:t>
+        <w:t xml:space="preserve">Calu-3 cells were not exposed in a dose-dependent manner therefore we could not </w:t>
+      </w:r>
+      <w:r>
+        <w:t>establish</w:t>
+      </w:r>
+      <w:r>
+        <w:t xml:space="preserve"> dose-effects in these samples. </w:t>
+      </w:r>
+      <w:r>
+        <w:t>Instead, per allergen miRNA content was investigated</w:t>
+      </w:r>
+      <w:r>
+        <w:t xml:space="preserve"> </w:t>
+      </w:r>
+      <w:r>
+        <w:t xml:space="preserve">(Supp Figure [boxplot </w:t>
+      </w:r>
+      <w:proofErr w:type="spellStart"/>
+      <w:r>
+        <w:t>hmd_dog</w:t>
+      </w:r>
+      <w:proofErr w:type="spellEnd"/>
+      <w:r>
+        <w:t>])</w:t>
+      </w:r>
+      <w:r>
+        <w:t>. The highest mean miRNA content was observed in Cal</w:t>
+      </w:r>
+      <w:r>
+        <w:t>u</w:t>
+      </w:r>
+      <w:r>
+        <w:t>-3 cells exposed to active HDM</w:t>
+      </w:r>
+      <w:r>
+        <w:t xml:space="preserve"> (</w:t>
+      </w:r>
+      <w:r>
+        <w:t>3439</w:t>
+      </w:r>
+      <w:r>
+        <w:t xml:space="preserve"> miRNAs), whilst inactive HDM</w:t>
+      </w:r>
+      <w:r>
+        <w:t xml:space="preserve"> </w:t>
+      </w:r>
+      <w:r>
+        <w:t xml:space="preserve">produced </w:t>
+      </w:r>
+      <w:r>
+        <w:t>2623</w:t>
+      </w:r>
+      <w:r>
+        <w:t xml:space="preserve"> miRNAs.</w:t>
+      </w:r>
+      <w:r>
+        <w:t xml:space="preserve"> </w:t>
+      </w:r>
+      <w:r>
+        <w:t>Interestingly, mean miRNA content was lower in Calu-3 cells exposed to</w:t>
+      </w:r>
+      <w:r>
+        <w:t xml:space="preserve"> Can f 1 </w:t>
+      </w:r>
+      <w:r>
+        <w:t xml:space="preserve">allergen </w:t>
+      </w:r>
+      <w:r>
+        <w:t>(</w:t>
+      </w:r>
+      <w:r>
+        <w:t>2081</w:t>
+      </w:r>
+      <w:r>
+        <w:t xml:space="preserve"> </w:t>
+      </w:r>
+      <w:r>
+        <w:t xml:space="preserve">miRNAs) </w:t>
+      </w:r>
+      <w:r>
+        <w:t>and poly I:C</w:t>
+      </w:r>
+      <w:r>
+        <w:t xml:space="preserve"> (</w:t>
+      </w:r>
+      <w:r>
+        <w:t>2045</w:t>
+      </w:r>
+      <w:r>
+        <w:t xml:space="preserve"> miRNAs)</w:t>
+      </w:r>
+      <w:r>
+        <w:t>, a known immunostimulant, compared to untreated samples</w:t>
+      </w:r>
+      <w:r>
+        <w:t xml:space="preserve"> (</w:t>
+      </w:r>
+      <w:r>
+        <w:t>2289</w:t>
+      </w:r>
+      <w:r>
+        <w:t xml:space="preserve"> miRNAs).</w:t>
+      </w:r>
+    </w:p>
+    <w:p>
+      <w:r>
+        <w:t xml:space="preserve">We reviewed the QC data to ensure </w:t>
+      </w:r>
+      <w:r>
+        <w:t xml:space="preserve">the </w:t>
+      </w:r>
+      <w:r>
+        <w:t xml:space="preserve">disparity wasn’t due to </w:t>
+      </w:r>
+      <w:r>
+        <w:t xml:space="preserve">differences in </w:t>
+      </w:r>
+      <w:r>
+        <w:t xml:space="preserve">sequencing </w:t>
+      </w:r>
+      <w:r>
+        <w:t>quality</w:t>
+      </w:r>
+      <w:r>
+        <w:t xml:space="preserve">. </w:t>
+      </w:r>
+      <w:r>
+        <w:t>We observed</w:t>
+      </w:r>
+      <w:r>
+        <w:t xml:space="preserve"> high confidence in sequencing output for both primary HBECs and Calu-3 cells, with</w:t>
+      </w:r>
+      <w:r>
+        <w:t xml:space="preserve"> per</w:t>
+      </w:r>
+      <w:r>
+        <w:t xml:space="preserve"> </w:t>
+      </w:r>
+      <w:r>
+        <w:t>read quality peaking at 40 (Phred) with no low-quality subsets identified. Library size was consistent between cell types with a mean average of 5.95x10^6 reads post-trimming for primary HBECs and 5.73x10^6 for Calu-3 cells.</w:t>
       </w:r>
     </w:p>
     <w:p/>
     <w:p>
-      <w:r>
-        <w:t xml:space="preserve">We reviewed the QC data to ensure </w:t>
-      </w:r>
-      <w:r>
-        <w:t xml:space="preserve">the </w:t>
-      </w:r>
-      <w:r>
-        <w:t xml:space="preserve">disparity wasn’t due to </w:t>
-      </w:r>
-      <w:r>
-        <w:t xml:space="preserve">differences in </w:t>
-      </w:r>
-      <w:r>
-        <w:t xml:space="preserve">sequencing </w:t>
-      </w:r>
-      <w:r>
-        <w:t>quality</w:t>
-      </w:r>
-      <w:r>
-        <w:t xml:space="preserve">. </w:t>
-      </w:r>
-      <w:r>
-        <w:t>Quality control data indicated high confidence in sequencing output for both primary HBECs and Calu-3 cells, with</w:t>
-      </w:r>
-      <w:r>
-        <w:t xml:space="preserve"> per</w:t>
+      <w:pPr>
+        <w:pStyle w:val="ListParagraph"/>
+        <w:numPr>
+          <w:ilvl w:val="0"/>
+          <w:numId w:val="9"/>
+        </w:numPr>
+      </w:pPr>
+      <w:r>
+        <w:t>EV miRNA expression profile</w:t>
       </w:r>
       <w:r>
         <w:t xml:space="preserve"> </w:t>
       </w:r>
       <w:r>
-        <w:t>read quality peaking at 40 (Phred) with no low-quality subsets identified. Library size was consistent between cell types with a mean average of 5.95x10^6 reads post-trimming for primary HBECs and 5.73x10^6 for Calu-3 cells.</w:t>
+        <w:t xml:space="preserve">differs following allergen exposure </w:t>
+      </w:r>
+    </w:p>
+    <w:p>
+      <w:r>
+        <w:t xml:space="preserve">Pairwise contrasts </w:t>
+      </w:r>
+      <w:r>
+        <w:t xml:space="preserve">were performed for all </w:t>
+      </w:r>
+      <w:r>
+        <w:t>treated v</w:t>
+      </w:r>
+      <w:r>
+        <w:t>ersus</w:t>
+      </w:r>
+      <w:r>
+        <w:t xml:space="preserve"> untreated</w:t>
+      </w:r>
+      <w:r>
+        <w:t xml:space="preserve"> conditions. All DE </w:t>
+      </w:r>
+      <w:r>
+        <w:t>miRNAs</w:t>
+      </w:r>
+      <w:r>
+        <w:t xml:space="preserve"> are shown in Table 3 [de table]</w:t>
+      </w:r>
+      <w:r>
+        <w:t xml:space="preserve"> [and Fig 3 [bar chart]]</w:t>
+      </w:r>
+      <w:r>
+        <w:t>. Primary HBECs exposed to protease showed minimal miRNA DE expression at lower doses (</w:t>
+      </w:r>
+      <w:r>
+        <w:sym w:font="Symbol" w:char="F0A3"/>
+      </w:r>
+      <w:r>
+        <w:t>3</w:t>
+      </w:r>
+      <w:r>
+        <w:t xml:space="preserve"> DE miRNAs</w:t>
+      </w:r>
+      <w:r>
+        <w:t>, FDR &lt; 0.05</w:t>
+      </w:r>
+      <w:r>
+        <w:t>)</w:t>
+      </w:r>
+      <w:r>
+        <w:t xml:space="preserve">. Three DE miRNAs were detected following </w:t>
+      </w:r>
+      <w:r>
+        <w:t xml:space="preserve">dose </w:t>
+      </w:r>
+      <w:r>
+        <w:t>0.005</w:t>
+      </w:r>
+      <w:r>
+        <w:sym w:font="Symbol" w:char="F06D"/>
+      </w:r>
+      <w:r>
+        <w:t>g</w:t>
+      </w:r>
+      <w:r>
+        <w:t xml:space="preserve"> exposure (</w:t>
+      </w:r>
+      <w:r>
+        <w:t>hsa-miR-</w:t>
+      </w:r>
+      <w:r>
+        <w:lastRenderedPageBreak/>
+        <w:t>34b-3p</w:t>
+      </w:r>
+      <w:r>
+        <w:t xml:space="preserve">, </w:t>
+      </w:r>
+      <w:r>
+        <w:t>hsa-miR-148a-3p</w:t>
+      </w:r>
+      <w:r>
+        <w:t xml:space="preserve">, </w:t>
+      </w:r>
+      <w:r>
+        <w:t>hsa-miR-193b-3p</w:t>
+      </w:r>
+      <w:r>
+        <w:t xml:space="preserve">) and </w:t>
+      </w:r>
+      <w:r>
+        <w:t>dose 0.0</w:t>
+      </w:r>
+      <w:r>
+        <w:t>8</w:t>
+      </w:r>
+      <w:r>
+        <w:sym w:font="Symbol" w:char="F06D"/>
+      </w:r>
+      <w:r>
+        <w:t xml:space="preserve">g exposure </w:t>
+      </w:r>
+      <w:r>
+        <w:t>(</w:t>
+      </w:r>
+      <w:r>
+        <w:t>hsa-miR-3960</w:t>
+      </w:r>
+      <w:r>
+        <w:t xml:space="preserve">, </w:t>
+      </w:r>
+      <w:r>
+        <w:t>hsa-miR-34b-3p</w:t>
+      </w:r>
+      <w:r>
+        <w:t xml:space="preserve">, </w:t>
+      </w:r>
+      <w:r>
+        <w:t>hsa-miR-619-5p</w:t>
+      </w:r>
+      <w:r>
+        <w:t xml:space="preserve">); two detected after </w:t>
+      </w:r>
+      <w:r>
+        <w:t xml:space="preserve">dose </w:t>
+      </w:r>
+      <w:r>
+        <w:t>2</w:t>
+      </w:r>
+      <w:r>
+        <w:sym w:font="Symbol" w:char="F06D"/>
+      </w:r>
+      <w:r>
+        <w:t>g exposure</w:t>
+      </w:r>
+      <w:r>
+        <w:t xml:space="preserve"> (</w:t>
+      </w:r>
+      <w:r>
+        <w:t>hsa-miR-3960</w:t>
+      </w:r>
+      <w:r>
+        <w:t xml:space="preserve">, </w:t>
+      </w:r>
+      <w:r>
+        <w:t>hsa-miR-34b-3p</w:t>
+      </w:r>
+      <w:r>
+        <w:t>). W</w:t>
+      </w:r>
+      <w:r>
+        <w:t>hereas 2</w:t>
+      </w:r>
+      <w:r>
+        <w:t>8</w:t>
+      </w:r>
+      <w:r>
+        <w:t xml:space="preserve"> DE miRNAs were detected </w:t>
+      </w:r>
+      <w:r>
+        <w:t>after</w:t>
+      </w:r>
+      <w:r>
+        <w:t xml:space="preserve"> d</w:t>
+      </w:r>
+      <w:r>
+        <w:t xml:space="preserve">ose </w:t>
+      </w:r>
+      <w:r>
+        <w:t>24</w:t>
+      </w:r>
+      <w:r>
+        <w:sym w:font="Symbol" w:char="F06D"/>
+      </w:r>
+      <w:r>
+        <w:t>g</w:t>
+      </w:r>
+      <w:r>
+        <w:t xml:space="preserve"> exposure</w:t>
+      </w:r>
+      <w:r>
+        <w:t xml:space="preserve"> (FDR &lt; 0.05). </w:t>
+      </w:r>
+      <w:r>
+        <w:t xml:space="preserve">Low levels of DE miRNAs were detected in Calu-3 cells. At FDR &lt; 0.05, two DE miRNAs were detected following </w:t>
+      </w:r>
+      <w:r>
+        <w:t>Can f 1 allergen</w:t>
+      </w:r>
+      <w:r>
+        <w:t xml:space="preserve"> exposure </w:t>
+      </w:r>
+      <w:r>
+        <w:t>(hsa-miR-125b-5p, hsa-miR-574-5p)</w:t>
+      </w:r>
+      <w:r>
+        <w:t xml:space="preserve">. Increasing the threshold to FDR &lt; 0.2 revealed one DE miRNA </w:t>
+      </w:r>
+      <w:r>
+        <w:t>following inactive HDM exposure (</w:t>
+      </w:r>
+      <w:r>
+        <w:t>hsa-miR-574-5p</w:t>
+      </w:r>
+      <w:r>
+        <w:t>) and three following poly I:C exposure (</w:t>
+      </w:r>
+      <w:r>
+        <w:t>hsa-miR-574-5p</w:t>
+      </w:r>
+      <w:r>
+        <w:t xml:space="preserve">, </w:t>
+      </w:r>
+      <w:r>
+        <w:t>hsa-miR-125b-5p</w:t>
+      </w:r>
+      <w:r>
+        <w:t xml:space="preserve">, </w:t>
+      </w:r>
+      <w:r>
+        <w:t>hsa-miR-222-3p</w:t>
+      </w:r>
+      <w:r>
+        <w:t>); no further DE miRNAs were detected in Can f 1. No DE miRNAs were detected in Calu-3 cells exposed to active HDM</w:t>
+      </w:r>
+      <w:r>
+        <w:t xml:space="preserve"> at either FDR threshold.</w:t>
+      </w:r>
+    </w:p>
+    <w:p>
+      <w:r>
+        <w:t xml:space="preserve">We compared DE miRNAs between </w:t>
+      </w:r>
+      <w:r>
+        <w:t xml:space="preserve">experimental </w:t>
+      </w:r>
+      <w:r>
+        <w:t xml:space="preserve">conditions </w:t>
+      </w:r>
+      <w:r>
+        <w:t>with</w:t>
+      </w:r>
+      <w:r>
+        <w:t xml:space="preserve">in each cell type and across cell types to establish conserved miRNAs. Within </w:t>
+      </w:r>
+      <w:r>
+        <w:t xml:space="preserve">primary HBEC protease exposures, </w:t>
+      </w:r>
+      <w:r>
+        <w:t>hsa-miR-34b-3p</w:t>
+      </w:r>
+      <w:r>
+        <w:t xml:space="preserve"> appeared DE in all four doses tested; </w:t>
+      </w:r>
+      <w:r>
+        <w:t>hsa-miR-3960</w:t>
+      </w:r>
+      <w:r>
+        <w:t xml:space="preserve"> in 3/4 doses (doses 0.08</w:t>
+      </w:r>
+      <w:r>
+        <w:sym w:font="Symbol" w:char="F06D"/>
+      </w:r>
+      <w:r>
+        <w:t>g</w:t>
+      </w:r>
+      <w:r>
+        <w:t>, 2</w:t>
+      </w:r>
+      <w:r>
+        <w:sym w:font="Symbol" w:char="F06D"/>
+      </w:r>
+      <w:r>
+        <w:t>g</w:t>
+      </w:r>
+      <w:r>
+        <w:t>, 24</w:t>
+      </w:r>
+      <w:r>
+        <w:sym w:font="Symbol" w:char="F06D"/>
+      </w:r>
+      <w:r>
+        <w:t>g</w:t>
+      </w:r>
+      <w:r>
+        <w:t xml:space="preserve">); </w:t>
+      </w:r>
+      <w:r>
+        <w:t>hsa-miR-193b-3p</w:t>
+      </w:r>
+      <w:r>
+        <w:t xml:space="preserve"> and </w:t>
+      </w:r>
+      <w:r>
+        <w:t>hsa-miR-148a-3p</w:t>
+      </w:r>
+      <w:r>
+        <w:t xml:space="preserve"> in 2/4 doses (</w:t>
+      </w:r>
+      <w:r>
+        <w:t>doses 0.0</w:t>
+      </w:r>
+      <w:r>
+        <w:t>05</w:t>
+      </w:r>
+      <w:r>
+        <w:sym w:font="Symbol" w:char="F06D"/>
+      </w:r>
+      <w:r>
+        <w:t>g</w:t>
+      </w:r>
+      <w:r>
+        <w:t xml:space="preserve"> and</w:t>
+      </w:r>
+      <w:r>
+        <w:t xml:space="preserve"> 24</w:t>
+      </w:r>
+      <w:r>
+        <w:sym w:font="Symbol" w:char="F06D"/>
+      </w:r>
+      <w:r>
+        <w:t>g)</w:t>
+      </w:r>
+      <w:r>
+        <w:t>.</w:t>
+      </w:r>
+      <w:r>
+        <w:t xml:space="preserve"> Within Calu-3 cells, </w:t>
+      </w:r>
+      <w:r>
+        <w:t>hsa-miR-574-5p</w:t>
+      </w:r>
+      <w:r>
+        <w:t xml:space="preserve"> appeared in </w:t>
+      </w:r>
+      <w:r>
+        <w:t>Can f 1</w:t>
+      </w:r>
+      <w:r>
+        <w:t xml:space="preserve">, inactive HDM and poly I:C; </w:t>
+      </w:r>
+      <w:r>
+        <w:t>hsa-miR-125b-5p</w:t>
+      </w:r>
+      <w:r>
+        <w:t xml:space="preserve"> appeared in </w:t>
+      </w:r>
+      <w:r>
+        <w:t>Can f 1</w:t>
+      </w:r>
+      <w:r>
+        <w:t xml:space="preserve"> and poly </w:t>
+      </w:r>
+      <w:proofErr w:type="gramStart"/>
+      <w:r>
+        <w:t>I:C</w:t>
+      </w:r>
+      <w:r>
+        <w:t>.</w:t>
+      </w:r>
+      <w:proofErr w:type="gramEnd"/>
+      <w:r>
+        <w:t xml:space="preserve"> </w:t>
+      </w:r>
+    </w:p>
+    <w:p>
+      <w:r>
+        <w:t xml:space="preserve">Only </w:t>
+      </w:r>
+      <w:r>
+        <w:t>hsa-miR-125b-5p</w:t>
+      </w:r>
+      <w:r>
+        <w:t xml:space="preserve"> was found to be DE in both primary HBECs and Calu-3 cells, appearing following protease</w:t>
+      </w:r>
+      <w:r>
+        <w:t xml:space="preserve"> exposure</w:t>
+      </w:r>
+      <w:r>
+        <w:t xml:space="preserve"> (</w:t>
+      </w:r>
+      <w:r>
+        <w:t>dose</w:t>
+      </w:r>
+      <w:r>
+        <w:t xml:space="preserve"> 24</w:t>
+      </w:r>
+      <w:r>
+        <w:sym w:font="Symbol" w:char="F06D"/>
+      </w:r>
+      <w:r>
+        <w:t>g)</w:t>
+      </w:r>
+      <w:r>
+        <w:t xml:space="preserve"> in primary HBECs and</w:t>
+      </w:r>
+      <w:r>
+        <w:t xml:space="preserve"> Can f 1 and poly I:C exposure</w:t>
+      </w:r>
+      <w:r>
+        <w:t xml:space="preserve"> in Calu-3 cells</w:t>
+      </w:r>
+      <w:r>
+        <w:t>.</w:t>
+      </w:r>
+      <w:r>
+        <w:t xml:space="preserve"> </w:t>
+      </w:r>
+    </w:p>
+    <w:p>
+      <w:r>
+        <w:t xml:space="preserve">The directionality of DE miRNAs appearing in multiple conditions or between cell types was </w:t>
+      </w:r>
+      <w:r>
+        <w:t xml:space="preserve">unchanged </w:t>
+      </w:r>
+      <w:r>
+        <w:t xml:space="preserve">(Table [de </w:t>
+      </w:r>
+      <w:proofErr w:type="spellStart"/>
+      <w:r>
+        <w:t>mirnas</w:t>
+      </w:r>
+      <w:proofErr w:type="spellEnd"/>
+      <w:r>
+        <w:t>])</w:t>
+      </w:r>
+      <w:r>
+        <w:t xml:space="preserve"> </w:t>
+      </w:r>
+      <w:r>
+        <w:t xml:space="preserve">and only minor </w:t>
+      </w:r>
+      <w:proofErr w:type="spellStart"/>
+      <w:r>
+        <w:t>log</w:t>
+      </w:r>
+      <w:r>
+        <w:t>FC</w:t>
+      </w:r>
+      <w:proofErr w:type="spellEnd"/>
+      <w:r>
+        <w:t xml:space="preserve"> differences were observed (&lt;</w:t>
+      </w:r>
+      <w:r>
+        <w:t>1</w:t>
+      </w:r>
+      <w:r>
+        <w:t xml:space="preserve">.5). </w:t>
+      </w:r>
+      <w:r>
+        <w:t xml:space="preserve">Notably, however, expression </w:t>
+      </w:r>
+      <w:r>
+        <w:t>of hsa</w:t>
+      </w:r>
+      <w:r>
+        <w:t>-miR-125b-5p</w:t>
+      </w:r>
+      <w:r>
+        <w:t xml:space="preserve"> was 5 </w:t>
+      </w:r>
+      <w:proofErr w:type="spellStart"/>
+      <w:r>
+        <w:t>logFC</w:t>
+      </w:r>
+      <w:proofErr w:type="spellEnd"/>
+      <w:r>
+        <w:t xml:space="preserve"> greater in dose 24</w:t>
+      </w:r>
+      <w:r>
+        <w:sym w:font="Symbol" w:char="F06D"/>
+      </w:r>
+      <w:r>
+        <w:t>g</w:t>
+      </w:r>
+      <w:r>
+        <w:t xml:space="preserve"> protease samples compared to Can f 1 and poly </w:t>
+      </w:r>
+      <w:proofErr w:type="gramStart"/>
+      <w:r>
+        <w:t>I:C.</w:t>
+      </w:r>
+      <w:proofErr w:type="gramEnd"/>
+    </w:p>
+    <w:p>
+      <w:r>
+        <w:t>[</w:t>
+      </w:r>
+      <w:r>
+        <w:t>figure 3]</w:t>
       </w:r>
     </w:p>
     <w:p/>
+    <w:p>
+      <w:r>
+        <w:t>Relative expre</w:t>
+      </w:r>
+      <w:r>
+        <w:t>ssion of DE miRNAs in</w:t>
+      </w:r>
+      <w:r>
+        <w:t xml:space="preserve"> [heatmap]</w:t>
+      </w:r>
+    </w:p>
+    <w:p>
+      <w:r>
+        <w:t xml:space="preserve">[heatmap needs to show just </w:t>
+      </w:r>
+      <w:r>
+        <w:t>dose24 vs control]</w:t>
+      </w:r>
+    </w:p>
+    <w:p/>
+    <w:p>
+      <w:r>
+        <w:t xml:space="preserve">Visualisation methods were omitted for </w:t>
+      </w:r>
+      <w:r>
+        <w:t xml:space="preserve">all </w:t>
+      </w:r>
+      <w:r>
+        <w:t>remaining</w:t>
+      </w:r>
+      <w:r>
+        <w:t xml:space="preserve"> protease exposures and all </w:t>
+      </w:r>
+      <w:r>
+        <w:t xml:space="preserve">Calu-3 </w:t>
+      </w:r>
+      <w:r>
+        <w:t>exposures</w:t>
+      </w:r>
+      <w:r>
+        <w:t xml:space="preserve"> due to the low levels of DE miRNAs detected.</w:t>
+      </w:r>
+      <w:r>
+        <w:t xml:space="preserve"> [this can go at the end of the figure 3 paragraph]</w:t>
+      </w:r>
+    </w:p>
+    <w:p>
+      <w:r>
+        <w:t>[</w:t>
+      </w:r>
+      <w:proofErr w:type="spellStart"/>
+      <w:r>
+        <w:t>tamirna</w:t>
+      </w:r>
+      <w:proofErr w:type="spellEnd"/>
+      <w:r>
+        <w:t>?]</w:t>
+      </w:r>
+    </w:p>
     <w:p/>
     <w:p/>
     <w:p>
@@ -582,6 +1358,7 @@
         <w:rPr>
           <w:u w:val="single"/>
         </w:rPr>
+        <w:lastRenderedPageBreak/>
         <w:t>Archive</w:t>
       </w:r>
     </w:p>
@@ -1341,9 +2118,122 @@
     </w:lvl>
   </w:abstractNum>
   <w:abstractNum w:abstractNumId="7" w15:restartNumberingAfterBreak="0">
+    <w:nsid w:val="391C3416"/>
+    <w:multiLevelType w:val="hybridMultilevel"/>
+    <w:tmpl w:val="0066A6BE"/>
+    <w:lvl w:ilvl="0" w:tplc="08090001">
+      <w:start w:val="1"/>
+      <w:numFmt w:val="bullet"/>
+      <w:lvlText w:val=""/>
+      <w:lvlJc w:val="left"/>
+      <w:pPr>
+        <w:ind w:left="720" w:hanging="360"/>
+      </w:pPr>
+      <w:rPr>
+        <w:rFonts w:ascii="Symbol" w:hAnsi="Symbol" w:hint="default"/>
+      </w:rPr>
+    </w:lvl>
+    <w:lvl w:ilvl="1" w:tplc="08090003">
+      <w:start w:val="1"/>
+      <w:numFmt w:val="bullet"/>
+      <w:lvlText w:val="o"/>
+      <w:lvlJc w:val="left"/>
+      <w:pPr>
+        <w:ind w:left="1440" w:hanging="360"/>
+      </w:pPr>
+      <w:rPr>
+        <w:rFonts w:ascii="Courier New" w:hAnsi="Courier New" w:cs="Courier New" w:hint="default"/>
+      </w:rPr>
+    </w:lvl>
+    <w:lvl w:ilvl="2" w:tplc="08090005" w:tentative="1">
+      <w:start w:val="1"/>
+      <w:numFmt w:val="bullet"/>
+      <w:lvlText w:val=""/>
+      <w:lvlJc w:val="left"/>
+      <w:pPr>
+        <w:ind w:left="2160" w:hanging="360"/>
+      </w:pPr>
+      <w:rPr>
+        <w:rFonts w:ascii="Wingdings" w:hAnsi="Wingdings" w:hint="default"/>
+      </w:rPr>
+    </w:lvl>
+    <w:lvl w:ilvl="3" w:tplc="08090001" w:tentative="1">
+      <w:start w:val="1"/>
+      <w:numFmt w:val="bullet"/>
+      <w:lvlText w:val=""/>
+      <w:lvlJc w:val="left"/>
+      <w:pPr>
+        <w:ind w:left="2880" w:hanging="360"/>
+      </w:pPr>
+      <w:rPr>
+        <w:rFonts w:ascii="Symbol" w:hAnsi="Symbol" w:hint="default"/>
+      </w:rPr>
+    </w:lvl>
+    <w:lvl w:ilvl="4" w:tplc="08090003" w:tentative="1">
+      <w:start w:val="1"/>
+      <w:numFmt w:val="bullet"/>
+      <w:lvlText w:val="o"/>
+      <w:lvlJc w:val="left"/>
+      <w:pPr>
+        <w:ind w:left="3600" w:hanging="360"/>
+      </w:pPr>
+      <w:rPr>
+        <w:rFonts w:ascii="Courier New" w:hAnsi="Courier New" w:cs="Courier New" w:hint="default"/>
+      </w:rPr>
+    </w:lvl>
+    <w:lvl w:ilvl="5" w:tplc="08090005" w:tentative="1">
+      <w:start w:val="1"/>
+      <w:numFmt w:val="bullet"/>
+      <w:lvlText w:val=""/>
+      <w:lvlJc w:val="left"/>
+      <w:pPr>
+        <w:ind w:left="4320" w:hanging="360"/>
+      </w:pPr>
+      <w:rPr>
+        <w:rFonts w:ascii="Wingdings" w:hAnsi="Wingdings" w:hint="default"/>
+      </w:rPr>
+    </w:lvl>
+    <w:lvl w:ilvl="6" w:tplc="08090001" w:tentative="1">
+      <w:start w:val="1"/>
+      <w:numFmt w:val="bullet"/>
+      <w:lvlText w:val=""/>
+      <w:lvlJc w:val="left"/>
+      <w:pPr>
+        <w:ind w:left="5040" w:hanging="360"/>
+      </w:pPr>
+      <w:rPr>
+        <w:rFonts w:ascii="Symbol" w:hAnsi="Symbol" w:hint="default"/>
+      </w:rPr>
+    </w:lvl>
+    <w:lvl w:ilvl="7" w:tplc="08090003" w:tentative="1">
+      <w:start w:val="1"/>
+      <w:numFmt w:val="bullet"/>
+      <w:lvlText w:val="o"/>
+      <w:lvlJc w:val="left"/>
+      <w:pPr>
+        <w:ind w:left="5760" w:hanging="360"/>
+      </w:pPr>
+      <w:rPr>
+        <w:rFonts w:ascii="Courier New" w:hAnsi="Courier New" w:cs="Courier New" w:hint="default"/>
+      </w:rPr>
+    </w:lvl>
+    <w:lvl w:ilvl="8" w:tplc="08090005" w:tentative="1">
+      <w:start w:val="1"/>
+      <w:numFmt w:val="bullet"/>
+      <w:lvlText w:val=""/>
+      <w:lvlJc w:val="left"/>
+      <w:pPr>
+        <w:ind w:left="6480" w:hanging="360"/>
+      </w:pPr>
+      <w:rPr>
+        <w:rFonts w:ascii="Wingdings" w:hAnsi="Wingdings" w:hint="default"/>
+      </w:rPr>
+    </w:lvl>
+  </w:abstractNum>
+  <w:abstractNum w:abstractNumId="8" w15:restartNumberingAfterBreak="0">
     <w:nsid w:val="53B6455F"/>
     <w:multiLevelType w:val="hybridMultilevel"/>
-    <w:tmpl w:val="4ED6BC86"/>
+    <w:tmpl w:val="1A4894A0"/>
     <w:lvl w:ilvl="0" w:tplc="0809000F">
       <w:start w:val="1"/>
       <w:numFmt w:val="decimal"/>
@@ -1429,7 +2319,7 @@
       </w:pPr>
     </w:lvl>
   </w:abstractNum>
-  <w:abstractNum w:abstractNumId="8" w15:restartNumberingAfterBreak="0">
+  <w:abstractNum w:abstractNumId="9" w15:restartNumberingAfterBreak="0">
     <w:nsid w:val="67D17D62"/>
     <w:multiLevelType w:val="hybridMultilevel"/>
     <w:tmpl w:val="E0105CF8"/>
@@ -1515,7 +2405,7 @@
       </w:pPr>
     </w:lvl>
   </w:abstractNum>
-  <w:abstractNum w:abstractNumId="9" w15:restartNumberingAfterBreak="0">
+  <w:abstractNum w:abstractNumId="10" w15:restartNumberingAfterBreak="0">
     <w:nsid w:val="746A5C0A"/>
     <w:multiLevelType w:val="hybridMultilevel"/>
     <w:tmpl w:val="50DEA51A"/>
@@ -1628,7 +2518,7 @@
       </w:rPr>
     </w:lvl>
   </w:abstractNum>
-  <w:abstractNum w:abstractNumId="10" w15:restartNumberingAfterBreak="0">
+  <w:abstractNum w:abstractNumId="11" w15:restartNumberingAfterBreak="0">
     <w:nsid w:val="791564A6"/>
     <w:multiLevelType w:val="hybridMultilevel"/>
     <w:tmpl w:val="0DD0342E"/>
@@ -1717,7 +2607,7 @@
       </w:pPr>
     </w:lvl>
   </w:abstractNum>
-  <w:abstractNum w:abstractNumId="11" w15:restartNumberingAfterBreak="0">
+  <w:abstractNum w:abstractNumId="12" w15:restartNumberingAfterBreak="0">
     <w:nsid w:val="7AEC6FE5"/>
     <w:multiLevelType w:val="hybridMultilevel"/>
     <w:tmpl w:val="463A8764"/>
@@ -1806,7 +2696,7 @@
       </w:pPr>
     </w:lvl>
   </w:abstractNum>
-  <w:abstractNum w:abstractNumId="12" w15:restartNumberingAfterBreak="0">
+  <w:abstractNum w:abstractNumId="13" w15:restartNumberingAfterBreak="0">
     <w:nsid w:val="7D5203AC"/>
     <w:multiLevelType w:val="hybridMultilevel"/>
     <w:tmpl w:val="10DAC126"/>
@@ -1893,19 +2783,19 @@
     </w:lvl>
   </w:abstractNum>
   <w:num w:numId="1" w16cid:durableId="853226515">
-    <w:abstractNumId w:val="9"/>
+    <w:abstractNumId w:val="10"/>
   </w:num>
   <w:num w:numId="2" w16cid:durableId="1165441885">
     <w:abstractNumId w:val="5"/>
   </w:num>
   <w:num w:numId="3" w16cid:durableId="34241236">
-    <w:abstractNumId w:val="8"/>
+    <w:abstractNumId w:val="9"/>
   </w:num>
   <w:num w:numId="4" w16cid:durableId="309870290">
     <w:abstractNumId w:val="2"/>
   </w:num>
   <w:num w:numId="5" w16cid:durableId="778842978">
-    <w:abstractNumId w:val="12"/>
+    <w:abstractNumId w:val="13"/>
   </w:num>
   <w:num w:numId="6" w16cid:durableId="386995064">
     <w:abstractNumId w:val="3"/>
@@ -1914,10 +2804,10 @@
     <w:abstractNumId w:val="0"/>
   </w:num>
   <w:num w:numId="8" w16cid:durableId="1378430212">
-    <w:abstractNumId w:val="11"/>
+    <w:abstractNumId w:val="12"/>
   </w:num>
   <w:num w:numId="9" w16cid:durableId="1532064723">
-    <w:abstractNumId w:val="7"/>
+    <w:abstractNumId w:val="8"/>
   </w:num>
   <w:num w:numId="10" w16cid:durableId="230386996">
     <w:abstractNumId w:val="4"/>
@@ -1929,7 +2819,10 @@
     <w:abstractNumId w:val="1"/>
   </w:num>
   <w:num w:numId="13" w16cid:durableId="1859930123">
-    <w:abstractNumId w:val="10"/>
+    <w:abstractNumId w:val="11"/>
+  </w:num>
+  <w:num w:numId="14" w16cid:durableId="588581355">
+    <w:abstractNumId w:val="7"/>
   </w:num>
 </w:numbering>
 </file>

--- a/write_up/drafts/4_results/results_DRAFT_1.docx
+++ b/write_up/drafts/4_results/results_DRAFT_1.docx
@@ -467,85 +467,64 @@
         <w:t xml:space="preserve"> </w:t>
       </w:r>
       <w:r>
-        <w:t xml:space="preserve">in 80% and </w:t>
-      </w:r>
-      <w:r>
-        <w:t xml:space="preserve">73% </w:t>
-      </w:r>
-      <w:r>
-        <w:t>of</w:t>
+        <w:t>in 80% and 73% of</w:t>
+      </w:r>
+      <w:r>
+        <w:t xml:space="preserve"> primary HBEC</w:t>
+      </w:r>
+      <w:r>
+        <w:t xml:space="preserve"> samples, respectively </w:t>
+      </w:r>
+      <w:r>
+        <w:t>(Figure [boxplot protease vs calu-3]).</w:t>
+      </w:r>
+    </w:p>
+    <w:p>
+      <w:r>
+        <w:t xml:space="preserve">Allergen exposure was found to markedly increase miRNA content in primary HBECs, with mean miRNA content </w:t>
+      </w:r>
+      <w:r>
+        <w:t>increasing from 13,289 miRNAs in untreated samples to 52,529 in treated</w:t>
+      </w:r>
+      <w:r>
+        <w:t xml:space="preserve"> (Figure [boxplot protease untreated vs treated])</w:t>
+      </w:r>
+      <w:r>
+        <w:t>.</w:t>
+      </w:r>
+      <w:r>
+        <w:t xml:space="preserve"> Whereas, baseline miRNA content remained relatively unchanged</w:t>
+      </w:r>
+      <w:r>
+        <w:t xml:space="preserve"> in Calu-3 cells</w:t>
+      </w:r>
+      <w:r>
+        <w:t xml:space="preserve">, increasing from 2,289 to 2,547 </w:t>
+      </w:r>
+      <w:r>
+        <w:t>post-exposure</w:t>
+      </w:r>
+      <w:r>
+        <w:t xml:space="preserve"> (Figure [boxplot calu-3 untreated vs treated])</w:t>
+      </w:r>
+      <w:r>
+        <w:t xml:space="preserve">. </w:t>
+      </w:r>
+    </w:p>
+    <w:p>
+      <w:r>
+        <w:t xml:space="preserve">To explore dose related effects on miRNA content in protease-exposed primary HBECs we compared the miRNA content </w:t>
+      </w:r>
+      <w:r>
+        <w:t>at</w:t>
+      </w:r>
+      <w:r>
+        <w:t xml:space="preserve"> each</w:t>
       </w:r>
       <w:r>
         <w:t xml:space="preserve"> </w:t>
       </w:r>
       <w:r>
-        <w:t>primary HBEC</w:t>
-      </w:r>
-      <w:r>
-        <w:t xml:space="preserve"> samples, respectively </w:t>
-      </w:r>
-      <w:r>
-        <w:t>(Figure [boxplot protease vs calu-3</w:t>
-      </w:r>
-      <w:r>
-        <w:t>]).</w:t>
-      </w:r>
-    </w:p>
-    <w:p>
-      <w:r>
-        <w:t xml:space="preserve">Allergen exposure was found to markedly increase miRNA content </w:t>
-      </w:r>
-      <w:r>
-        <w:t>in primary HBECs</w:t>
-      </w:r>
-      <w:r>
-        <w:t xml:space="preserve">, with mean miRNA content </w:t>
-      </w:r>
-      <w:r>
-        <w:t>increasing from 13,289 miRNAs in untreated samples to 52,529 in treated</w:t>
-      </w:r>
-      <w:r>
-        <w:t xml:space="preserve"> (Figure [boxplot protease untreated vs treated])</w:t>
-      </w:r>
-      <w:r>
-        <w:t>.</w:t>
-      </w:r>
-      <w:r>
-        <w:t xml:space="preserve"> Whereas, baseline miRNA content remained relatively unchanged</w:t>
-      </w:r>
-      <w:r>
-        <w:t xml:space="preserve"> in Calu-3 cells</w:t>
-      </w:r>
-      <w:r>
-        <w:t xml:space="preserve">, increasing from 2,289 to 2,547 </w:t>
-      </w:r>
-      <w:r>
-        <w:t>post-exposure</w:t>
-      </w:r>
-      <w:r>
-        <w:t xml:space="preserve"> </w:t>
-      </w:r>
-      <w:r>
-        <w:t>(Figure [boxplot calu-3 untreated vs treated])</w:t>
-      </w:r>
-      <w:r>
-        <w:t xml:space="preserve">. </w:t>
-      </w:r>
-    </w:p>
-    <w:p>
-      <w:r>
-        <w:t xml:space="preserve">To explore dose related effects on miRNA content in protease-exposed primary HBECs we compared the miRNA content </w:t>
-      </w:r>
-      <w:r>
-        <w:t>at</w:t>
-      </w:r>
-      <w:r>
-        <w:t xml:space="preserve"> each</w:t>
-      </w:r>
-      <w:r>
-        <w:t xml:space="preserve"> </w:t>
-      </w:r>
-      <w:r>
         <w:t>exposure</w:t>
       </w:r>
       <w:r>
@@ -564,28 +543,19 @@
         <w:sym w:font="Symbol" w:char="F06D"/>
       </w:r>
       <w:r>
-        <w:t>g</w:t>
-      </w:r>
-      <w:r>
-        <w:t xml:space="preserve"> samples (</w:t>
+        <w:t>g samples (</w:t>
       </w:r>
       <w:r>
         <w:t>74,73</w:t>
       </w:r>
       <w:r>
-        <w:t>8</w:t>
-      </w:r>
-      <w:r>
-        <w:t xml:space="preserve"> miRNAs). However, dose 0.005</w:t>
+        <w:t>8 miRNAs). However, dose 0.005</w:t>
       </w:r>
       <w:r>
         <w:sym w:font="Symbol" w:char="F06D"/>
       </w:r>
       <w:r>
-        <w:t>g</w:t>
-      </w:r>
-      <w:r>
-        <w:t xml:space="preserve"> had the second highest observed mean miRNA </w:t>
+        <w:t xml:space="preserve">g had the second highest observed mean miRNA </w:t>
       </w:r>
       <w:r>
         <w:t>(</w:t>
@@ -606,19 +576,13 @@
         <w:sym w:font="Symbol" w:char="F06D"/>
       </w:r>
       <w:r>
-        <w:t>g</w:t>
-      </w:r>
-      <w:r>
-        <w:t xml:space="preserve"> and dose 2</w:t>
+        <w:t>g and dose 2</w:t>
       </w:r>
       <w:r>
         <w:sym w:font="Symbol" w:char="F06D"/>
       </w:r>
       <w:r>
-        <w:t>g</w:t>
-      </w:r>
-      <w:r>
-        <w:t xml:space="preserve"> displayed relatively consistent mean miRNA counts at </w:t>
+        <w:t xml:space="preserve">g displayed relatively consistent mean miRNA counts at </w:t>
       </w:r>
       <w:r>
         <w:t>40,204</w:t>
@@ -647,10 +611,7 @@
         <w:t>Instead, per allergen miRNA content was investigated</w:t>
       </w:r>
       <w:r>
-        <w:t xml:space="preserve"> </w:t>
-      </w:r>
-      <w:r>
-        <w:t xml:space="preserve">(Supp Figure [boxplot </w:t>
+        <w:t xml:space="preserve"> (Supp Figure [boxplot </w:t>
       </w:r>
       <w:proofErr w:type="spellStart"/>
       <w:r>
@@ -796,24 +757,50 @@
         <w:t xml:space="preserve">differs following allergen exposure </w:t>
       </w:r>
     </w:p>
+    <w:p/>
+    <w:p>
+      <w:r>
+        <w:t>Principal component (PC) analysis was used to investigate replicate and condition variance</w:t>
+      </w:r>
+      <w:r>
+        <w:t xml:space="preserve"> prior to DE analysis</w:t>
+      </w:r>
+      <w:r>
+        <w:t xml:space="preserve">. Moderate replicate clustering was observed between </w:t>
+      </w:r>
+      <w:r>
+        <w:lastRenderedPageBreak/>
+        <w:t>primary HBEC protease exposures, excluding dose 0.005</w:t>
+      </w:r>
+      <w:r>
+        <w:sym w:font="Symbol" w:char="F06D"/>
+      </w:r>
+      <w:r>
+        <w:t>g (replicate 2) and untreated (replicate 3). Untreated and dose 24</w:t>
+      </w:r>
+      <w:r>
+        <w:sym w:font="Symbol" w:char="F06D"/>
+      </w:r>
+      <w:r>
+        <w:t>g samples were separated based on PC1 (25% variance); no other condition-related gradients were observed within the top 2 PCs. Calu-3 cells showed strong clustering of samples, independent of condition. Replicate outliers were identified: untreated (replicate 2) based on PC1 (26.6 variance); poly I:C and Can f 1 based on PC2 (16.7% variance).</w:t>
+      </w:r>
+      <w:r>
+        <w:t xml:space="preserve"> All samples were included in the subsequent DE analysis.</w:t>
+      </w:r>
+    </w:p>
+    <w:p/>
     <w:p>
       <w:r>
         <w:t xml:space="preserve">Pairwise contrasts </w:t>
       </w:r>
       <w:r>
-        <w:t xml:space="preserve">were performed for all </w:t>
-      </w:r>
-      <w:r>
-        <w:t>treated v</w:t>
-      </w:r>
-      <w:r>
-        <w:t>ersus</w:t>
-      </w:r>
-      <w:r>
-        <w:t xml:space="preserve"> untreated</w:t>
-      </w:r>
-      <w:r>
-        <w:t xml:space="preserve"> conditions. All DE </w:t>
+        <w:t>were performed for all treated versus untreated conditions</w:t>
+      </w:r>
+      <w:r>
+        <w:t xml:space="preserve">; </w:t>
+      </w:r>
+      <w:r>
+        <w:t xml:space="preserve">DE </w:t>
       </w:r>
       <w:r>
         <w:t>miRNAs</w:t>
@@ -843,214 +830,415 @@
         <w:t>)</w:t>
       </w:r>
       <w:r>
-        <w:t xml:space="preserve">. Three DE miRNAs were detected following </w:t>
-      </w:r>
-      <w:r>
-        <w:t xml:space="preserve">dose </w:t>
-      </w:r>
-      <w:r>
-        <w:t>0.005</w:t>
+        <w:t>. Three DE miRNAs were detected following dose 0.005</w:t>
       </w:r>
       <w:r>
         <w:sym w:font="Symbol" w:char="F06D"/>
       </w:r>
       <w:r>
+        <w:t>g exposure (hsa-miR-34b-3p, hsa-miR-148a-3p, hsa-miR-193b-3p) and dose 0.08</w:t>
+      </w:r>
+      <w:r>
+        <w:sym w:font="Symbol" w:char="F06D"/>
+      </w:r>
+      <w:r>
+        <w:t>g exposure (hsa-miR-3960, hsa-miR-34b-3p, hsa-miR-619-5p); two detected after dose 2</w:t>
+      </w:r>
+      <w:r>
+        <w:sym w:font="Symbol" w:char="F06D"/>
+      </w:r>
+      <w:r>
+        <w:t>g exposure (hsa-miR-3960, hsa-miR-34b-3p). W</w:t>
+      </w:r>
+      <w:r>
+        <w:t>hereas 2</w:t>
+      </w:r>
+      <w:r>
+        <w:t>8</w:t>
+      </w:r>
+      <w:r>
+        <w:t xml:space="preserve"> DE miRNAs were detected </w:t>
+      </w:r>
+      <w:r>
+        <w:t>after</w:t>
+      </w:r>
+      <w:r>
+        <w:t xml:space="preserve"> dose 24</w:t>
+      </w:r>
+      <w:r>
+        <w:sym w:font="Symbol" w:char="F06D"/>
+      </w:r>
+      <w:r>
+        <w:t>g exposure</w:t>
+      </w:r>
+      <w:r>
+        <w:t xml:space="preserve"> (FDR &lt; 0.05). </w:t>
+      </w:r>
+      <w:r>
+        <w:t xml:space="preserve">Low levels of DE miRNAs were detected in Calu-3 cells. At FDR &lt; 0.05, two DE miRNAs were detected following Can f 1 allergen exposure (hsa-miR-125b-5p, hsa-miR-574-5p). Increasing the threshold to FDR &lt; 0.2 revealed one DE miRNA </w:t>
+      </w:r>
+      <w:r>
+        <w:t>following inactive HDM exposure (</w:t>
+      </w:r>
+      <w:r>
+        <w:t>hsa-miR-574-5p</w:t>
+      </w:r>
+      <w:r>
+        <w:t>) and three following poly I:C exposure (hsa-miR-574-5p, hsa-miR-125b-5p, hsa-miR-222-3p); no further DE miRNAs were detected in Can f 1. No DE miRNAs were detected in Calu-3 cells exposed to active HDM</w:t>
+      </w:r>
+      <w:r>
+        <w:t xml:space="preserve"> at either FDR threshold.</w:t>
+      </w:r>
+    </w:p>
+    <w:p>
+      <w:r>
+        <w:t xml:space="preserve">[specify number of upregulated and downregulated de </w:t>
+      </w:r>
+      <w:proofErr w:type="spellStart"/>
+      <w:r>
+        <w:t>mirnas</w:t>
+      </w:r>
+      <w:proofErr w:type="spellEnd"/>
+      <w:r>
+        <w:t xml:space="preserve"> in dose24]</w:t>
+      </w:r>
+    </w:p>
+    <w:p>
+      <w:r>
+        <w:t xml:space="preserve">We compared DE miRNAs between </w:t>
+      </w:r>
+      <w:r>
+        <w:t xml:space="preserve">experimental </w:t>
+      </w:r>
+      <w:r>
+        <w:t xml:space="preserve">conditions </w:t>
+      </w:r>
+      <w:r>
+        <w:t>with</w:t>
+      </w:r>
+      <w:r>
+        <w:t xml:space="preserve">in each cell type and across cell types to establish conserved miRNAs. Within </w:t>
+      </w:r>
+      <w:r>
+        <w:t xml:space="preserve">primary HBEC protease exposures, </w:t>
+      </w:r>
+      <w:r>
+        <w:t>hsa-miR-34b-3p</w:t>
+      </w:r>
+      <w:r>
+        <w:t xml:space="preserve"> appeared DE in all four doses tested; </w:t>
+      </w:r>
+      <w:r>
+        <w:t>hsa-miR-3960</w:t>
+      </w:r>
+      <w:r>
+        <w:t xml:space="preserve"> in doses 0.08</w:t>
+      </w:r>
+      <w:r>
+        <w:sym w:font="Symbol" w:char="F06D"/>
+      </w:r>
+      <w:r>
+        <w:t>g, 2</w:t>
+      </w:r>
+      <w:r>
+        <w:sym w:font="Symbol" w:char="F06D"/>
+      </w:r>
+      <w:r>
         <w:t>g</w:t>
       </w:r>
       <w:r>
-        <w:t xml:space="preserve"> exposure (</w:t>
-      </w:r>
-      <w:r>
-        <w:t>hsa-miR-</w:t>
-      </w:r>
-      <w:r>
-        <w:lastRenderedPageBreak/>
-        <w:t>34b-3p</w:t>
-      </w:r>
-      <w:r>
-        <w:t xml:space="preserve">, </w:t>
+        <w:t xml:space="preserve"> and</w:t>
+      </w:r>
+      <w:r>
+        <w:t xml:space="preserve"> 24</w:t>
+      </w:r>
+      <w:r>
+        <w:sym w:font="Symbol" w:char="F06D"/>
+      </w:r>
+      <w:r>
+        <w:t xml:space="preserve">g; </w:t>
+      </w:r>
+      <w:r>
+        <w:t>hsa-miR-193b-3p</w:t>
+      </w:r>
+      <w:r>
+        <w:t xml:space="preserve"> and </w:t>
       </w:r>
       <w:r>
         <w:t>hsa-miR-148a-3p</w:t>
       </w:r>
       <w:r>
-        <w:t xml:space="preserve">, </w:t>
-      </w:r>
-      <w:r>
-        <w:t>hsa-miR-193b-3p</w:t>
-      </w:r>
-      <w:r>
-        <w:t xml:space="preserve">) and </w:t>
-      </w:r>
-      <w:r>
-        <w:t>dose 0.0</w:t>
-      </w:r>
-      <w:r>
-        <w:t>8</w:t>
+        <w:t xml:space="preserve"> i</w:t>
+      </w:r>
+      <w:r>
+        <w:t xml:space="preserve">n </w:t>
+      </w:r>
+      <w:r>
+        <w:t>doses 0.005</w:t>
       </w:r>
       <w:r>
         <w:sym w:font="Symbol" w:char="F06D"/>
       </w:r>
       <w:r>
-        <w:t xml:space="preserve">g exposure </w:t>
-      </w:r>
-      <w:r>
-        <w:t>(</w:t>
-      </w:r>
-      <w:r>
-        <w:t>hsa-miR-3960</w:t>
-      </w:r>
-      <w:r>
-        <w:t xml:space="preserve">, </w:t>
-      </w:r>
-      <w:r>
-        <w:t>hsa-miR-34b-3p</w:t>
-      </w:r>
-      <w:r>
-        <w:t xml:space="preserve">, </w:t>
-      </w:r>
-      <w:r>
-        <w:t>hsa-miR-619-5p</w:t>
-      </w:r>
-      <w:r>
-        <w:t xml:space="preserve">); two detected after </w:t>
-      </w:r>
-      <w:r>
-        <w:t xml:space="preserve">dose </w:t>
-      </w:r>
-      <w:r>
-        <w:t>2</w:t>
+        <w:t>g and 24</w:t>
       </w:r>
       <w:r>
         <w:sym w:font="Symbol" w:char="F06D"/>
       </w:r>
       <w:r>
-        <w:t>g exposure</w:t>
-      </w:r>
-      <w:r>
-        <w:t xml:space="preserve"> (</w:t>
-      </w:r>
-      <w:r>
-        <w:t>hsa-miR-3960</w:t>
-      </w:r>
-      <w:r>
-        <w:t xml:space="preserve">, </w:t>
-      </w:r>
-      <w:r>
-        <w:t>hsa-miR-34b-3p</w:t>
-      </w:r>
-      <w:r>
-        <w:t>). W</w:t>
-      </w:r>
-      <w:r>
-        <w:t>hereas 2</w:t>
-      </w:r>
-      <w:r>
-        <w:t>8</w:t>
-      </w:r>
-      <w:r>
-        <w:t xml:space="preserve"> DE miRNAs were detected </w:t>
-      </w:r>
-      <w:r>
-        <w:t>after</w:t>
-      </w:r>
-      <w:r>
-        <w:t xml:space="preserve"> d</w:t>
-      </w:r>
-      <w:r>
-        <w:t xml:space="preserve">ose </w:t>
-      </w:r>
-      <w:r>
-        <w:t>24</w:t>
+        <w:t>g.</w:t>
+      </w:r>
+      <w:r>
+        <w:t xml:space="preserve"> Within Calu-3 cells, </w:t>
+      </w:r>
+      <w:r>
+        <w:t>hsa-miR-574-5p</w:t>
+      </w:r>
+      <w:r>
+        <w:t xml:space="preserve"> appeared in </w:t>
+      </w:r>
+      <w:r>
+        <w:t>Can f 1</w:t>
+      </w:r>
+      <w:r>
+        <w:t xml:space="preserve">, inactive HDM and poly I:C; </w:t>
+      </w:r>
+      <w:r>
+        <w:t>hsa-miR-125b-5p</w:t>
+      </w:r>
+      <w:r>
+        <w:t xml:space="preserve"> appeared in </w:t>
+      </w:r>
+      <w:r>
+        <w:t>Can f 1</w:t>
+      </w:r>
+      <w:r>
+        <w:t xml:space="preserve"> and poly </w:t>
+      </w:r>
+      <w:proofErr w:type="gramStart"/>
+      <w:r>
+        <w:t>I:C.</w:t>
+      </w:r>
+      <w:proofErr w:type="gramEnd"/>
+      <w:r>
+        <w:t xml:space="preserve"> </w:t>
+      </w:r>
+    </w:p>
+    <w:p>
+      <w:r>
+        <w:t xml:space="preserve">Only </w:t>
+      </w:r>
+      <w:r>
+        <w:t>hsa-miR-125b-5p</w:t>
+      </w:r>
+      <w:r>
+        <w:t xml:space="preserve"> was found to be DE in both primary HBECs and Calu-3 cells, appearing following </w:t>
+      </w:r>
+      <w:r>
+        <w:t>dose 24</w:t>
       </w:r>
       <w:r>
         <w:sym w:font="Symbol" w:char="F06D"/>
       </w:r>
       <w:r>
+        <w:t xml:space="preserve">g </w:t>
+      </w:r>
+      <w:r>
+        <w:t>protease</w:t>
+      </w:r>
+      <w:r>
+        <w:t xml:space="preserve"> exposure</w:t>
+      </w:r>
+      <w:r>
+        <w:t xml:space="preserve"> </w:t>
+      </w:r>
+      <w:r>
+        <w:t>in primary HBECs and</w:t>
+      </w:r>
+      <w:r>
+        <w:t xml:space="preserve"> Can f 1 and poly I:C exposure</w:t>
+      </w:r>
+      <w:r>
+        <w:t xml:space="preserve"> in Calu-3 cells</w:t>
+      </w:r>
+      <w:r>
+        <w:t>.</w:t>
+      </w:r>
+      <w:r>
+        <w:t xml:space="preserve"> </w:t>
+      </w:r>
+    </w:p>
+    <w:p>
+      <w:r>
+        <w:t xml:space="preserve">The directionality of DE miRNAs appearing in multiple conditions or between cell types was </w:t>
+      </w:r>
+      <w:r>
+        <w:t xml:space="preserve">unchanged </w:t>
+      </w:r>
+      <w:r>
+        <w:t xml:space="preserve">(Table [de </w:t>
+      </w:r>
+      <w:proofErr w:type="spellStart"/>
+      <w:r>
+        <w:t>mirnas</w:t>
+      </w:r>
+      <w:proofErr w:type="spellEnd"/>
+      <w:r>
+        <w:t>])</w:t>
+      </w:r>
+      <w:r>
+        <w:t xml:space="preserve"> </w:t>
+      </w:r>
+      <w:r>
+        <w:t xml:space="preserve">and only minor </w:t>
+      </w:r>
+      <w:proofErr w:type="spellStart"/>
+      <w:r>
+        <w:t>log</w:t>
+      </w:r>
+      <w:r>
+        <w:t>FC</w:t>
+      </w:r>
+      <w:proofErr w:type="spellEnd"/>
+      <w:r>
+        <w:t xml:space="preserve"> differences were observed (&lt;</w:t>
+      </w:r>
+      <w:r>
+        <w:t>1</w:t>
+      </w:r>
+      <w:r>
+        <w:t xml:space="preserve">.5). </w:t>
+      </w:r>
+      <w:r>
+        <w:t xml:space="preserve">Notably, however, expression </w:t>
+      </w:r>
+      <w:r>
+        <w:t>of hsa</w:t>
+      </w:r>
+      <w:r>
+        <w:t>-miR-125b-5p</w:t>
+      </w:r>
+      <w:r>
+        <w:t xml:space="preserve"> was 5 </w:t>
+      </w:r>
+      <w:proofErr w:type="spellStart"/>
+      <w:r>
+        <w:t>logFC</w:t>
+      </w:r>
+      <w:proofErr w:type="spellEnd"/>
+      <w:r>
+        <w:t xml:space="preserve"> greater in dose 24</w:t>
+      </w:r>
+      <w:r>
+        <w:sym w:font="Symbol" w:char="F06D"/>
+      </w:r>
+      <w:r>
+        <w:t>g protease samples compared to Can f 1 and poly I:C</w:t>
+      </w:r>
+      <w:r>
+        <w:t xml:space="preserve"> in Calu-3 samples.</w:t>
+      </w:r>
+    </w:p>
+    <w:p>
+      <w:r>
+        <w:t>[talk about heatmap and supp. Heatmap here]</w:t>
+      </w:r>
+    </w:p>
+    <w:p/>
+    <w:p>
+      <w:r>
+        <w:t>A h</w:t>
+      </w:r>
+      <w:r>
+        <w:t>eatmap of normalised counts (CPM)</w:t>
+      </w:r>
+      <w:r>
+        <w:t xml:space="preserve"> was used to visually assess concordance of </w:t>
+      </w:r>
+      <w:r>
+        <w:t xml:space="preserve">expression support between replicates following </w:t>
+      </w:r>
+      <w:r>
+        <w:t>dose 24</w:t>
+      </w:r>
+      <w:r>
+        <w:sym w:font="Symbol" w:char="F06D"/>
+      </w:r>
+      <w:r>
+        <w:t>g protease exposure</w:t>
+      </w:r>
+      <w:r>
+        <w:t>.</w:t>
+      </w:r>
+      <w:r>
+        <w:t xml:space="preserve"> </w:t>
+      </w:r>
+    </w:p>
+    <w:p>
+      <w:r>
+        <w:t>[[</w:t>
+      </w:r>
+      <w:r>
+        <w:t xml:space="preserve">[specify </w:t>
+      </w:r>
+      <w:proofErr w:type="spellStart"/>
+      <w:r>
+        <w:t>mirnas</w:t>
+      </w:r>
+      <w:proofErr w:type="spellEnd"/>
+      <w:r>
+        <w:t xml:space="preserve"> lacking support from all replicates? </w:t>
+      </w:r>
+    </w:p>
+    <w:p>
+      <w:r>
+        <w:t>All replicates have expression in the same direction apart from [</w:t>
+      </w:r>
+      <w:proofErr w:type="spellStart"/>
+      <w:r>
+        <w:t>mirnas</w:t>
+      </w:r>
+      <w:proofErr w:type="spellEnd"/>
+      <w:r>
+        <w:t>] in control replicate 1?</w:t>
+      </w:r>
+    </w:p>
+    <w:p>
+      <w:r>
+        <w:t>Hierarchical separation of dose 24 and control?</w:t>
+      </w:r>
+    </w:p>
+    <w:p>
+      <w:r>
+        <w:t>Do the replicates look similar? Dose 24 samples look more consistent than control samples</w:t>
+      </w:r>
+    </w:p>
+    <w:p>
+      <w:r>
+        <w:t>]</w:t>
+      </w:r>
+      <w:r>
+        <w:t>]]</w:t>
+      </w:r>
+    </w:p>
+    <w:p>
+      <w:r>
+        <w:t xml:space="preserve">Hierarchical clustering of </w:t>
+      </w:r>
+      <w:r>
+        <w:t xml:space="preserve">normalised counts (CPM) for </w:t>
+      </w:r>
+      <w:r>
+        <w:t>samples from all exposure conditions revealed dose 0.005</w:t>
+      </w:r>
+      <w:r>
+        <w:sym w:font="Symbol" w:char="F06D"/>
+      </w:r>
+      <w:r>
         <w:t>g</w:t>
       </w:r>
       <w:r>
-        <w:t xml:space="preserve"> exposure</w:t>
-      </w:r>
-      <w:r>
-        <w:t xml:space="preserve"> (FDR &lt; 0.05). </w:t>
-      </w:r>
-      <w:r>
-        <w:t xml:space="preserve">Low levels of DE miRNAs were detected in Calu-3 cells. At FDR &lt; 0.05, two DE miRNAs were detected following </w:t>
-      </w:r>
-      <w:r>
-        <w:t>Can f 1 allergen</w:t>
-      </w:r>
-      <w:r>
-        <w:t xml:space="preserve"> exposure </w:t>
-      </w:r>
-      <w:r>
-        <w:t>(hsa-miR-125b-5p, hsa-miR-574-5p)</w:t>
-      </w:r>
-      <w:r>
-        <w:t xml:space="preserve">. Increasing the threshold to FDR &lt; 0.2 revealed one DE miRNA </w:t>
-      </w:r>
-      <w:r>
-        <w:t>following inactive HDM exposure (</w:t>
-      </w:r>
-      <w:r>
-        <w:t>hsa-miR-574-5p</w:t>
-      </w:r>
-      <w:r>
-        <w:t>) and three following poly I:C exposure (</w:t>
-      </w:r>
-      <w:r>
-        <w:t>hsa-miR-574-5p</w:t>
-      </w:r>
-      <w:r>
-        <w:t xml:space="preserve">, </w:t>
-      </w:r>
-      <w:r>
-        <w:t>hsa-miR-125b-5p</w:t>
-      </w:r>
-      <w:r>
-        <w:t xml:space="preserve">, </w:t>
-      </w:r>
-      <w:r>
-        <w:t>hsa-miR-222-3p</w:t>
-      </w:r>
-      <w:r>
-        <w:t>); no further DE miRNAs were detected in Can f 1. No DE miRNAs were detected in Calu-3 cells exposed to active HDM</w:t>
-      </w:r>
-      <w:r>
-        <w:t xml:space="preserve"> at either FDR threshold.</w:t>
-      </w:r>
-    </w:p>
-    <w:p>
-      <w:r>
-        <w:t xml:space="preserve">We compared DE miRNAs between </w:t>
-      </w:r>
-      <w:r>
-        <w:t xml:space="preserve">experimental </w:t>
-      </w:r>
-      <w:r>
-        <w:t xml:space="preserve">conditions </w:t>
-      </w:r>
-      <w:r>
-        <w:t>with</w:t>
-      </w:r>
-      <w:r>
-        <w:t xml:space="preserve">in each cell type and across cell types to establish conserved miRNAs. Within </w:t>
-      </w:r>
-      <w:r>
-        <w:t xml:space="preserve">primary HBEC protease exposures, </w:t>
-      </w:r>
-      <w:r>
-        <w:t>hsa-miR-34b-3p</w:t>
-      </w:r>
-      <w:r>
-        <w:t xml:space="preserve"> appeared DE in all four doses tested; </w:t>
-      </w:r>
-      <w:r>
-        <w:t>hsa-miR-3960</w:t>
-      </w:r>
-      <w:r>
-        <w:t xml:space="preserve"> in 3/4 doses (doses 0.08</w:t>
+        <w:t xml:space="preserve"> (replicate 3) and dose 2</w:t>
       </w:r>
       <w:r>
         <w:sym w:font="Symbol" w:char="F06D"/>
@@ -1059,7 +1247,19 @@
         <w:t>g</w:t>
       </w:r>
       <w:r>
-        <w:t>, 2</w:t>
+        <w:t xml:space="preserve"> (replicate 1) </w:t>
+      </w:r>
+      <w:r>
+        <w:t>possessed</w:t>
+      </w:r>
+      <w:r>
+        <w:t xml:space="preserve"> the most similar expression </w:t>
+      </w:r>
+      <w:r>
+        <w:t>pattern</w:t>
+      </w:r>
+      <w:r>
+        <w:t>, respectively, to dose 24</w:t>
       </w:r>
       <w:r>
         <w:sym w:font="Symbol" w:char="F06D"/>
@@ -1068,221 +1268,51 @@
         <w:t>g</w:t>
       </w:r>
       <w:r>
-        <w:t>, 24</w:t>
+        <w:t xml:space="preserve"> samples based on the 28 DE miRNAs detected following </w:t>
+      </w:r>
+      <w:r>
+        <w:t>dose 24</w:t>
       </w:r>
       <w:r>
         <w:sym w:font="Symbol" w:char="F06D"/>
       </w:r>
       <w:r>
-        <w:t>g</w:t>
-      </w:r>
-      <w:r>
-        <w:t xml:space="preserve">); </w:t>
-      </w:r>
-      <w:r>
-        <w:t>hsa-miR-193b-3p</w:t>
-      </w:r>
-      <w:r>
-        <w:t xml:space="preserve"> and </w:t>
-      </w:r>
-      <w:r>
-        <w:t>hsa-miR-148a-3p</w:t>
-      </w:r>
-      <w:r>
-        <w:t xml:space="preserve"> in 2/4 doses (</w:t>
-      </w:r>
-      <w:r>
-        <w:t>doses 0.0</w:t>
-      </w:r>
-      <w:r>
-        <w:t>05</w:t>
-      </w:r>
-      <w:r>
-        <w:sym w:font="Symbol" w:char="F06D"/>
-      </w:r>
-      <w:r>
-        <w:t>g</w:t>
-      </w:r>
-      <w:r>
-        <w:t xml:space="preserve"> and</w:t>
-      </w:r>
-      <w:r>
-        <w:t xml:space="preserve"> 24</w:t>
-      </w:r>
-      <w:r>
-        <w:sym w:font="Symbol" w:char="F06D"/>
-      </w:r>
-      <w:r>
-        <w:t>g)</w:t>
-      </w:r>
-      <w:r>
-        <w:t>.</w:t>
-      </w:r>
-      <w:r>
-        <w:t xml:space="preserve"> Within Calu-3 cells, </w:t>
-      </w:r>
-      <w:r>
-        <w:t>hsa-miR-574-5p</w:t>
-      </w:r>
-      <w:r>
-        <w:t xml:space="preserve"> appeared in </w:t>
-      </w:r>
-      <w:r>
-        <w:t>Can f 1</w:t>
-      </w:r>
-      <w:r>
-        <w:t xml:space="preserve">, inactive HDM and poly I:C; </w:t>
-      </w:r>
-      <w:r>
-        <w:t>hsa-miR-125b-5p</w:t>
-      </w:r>
-      <w:r>
-        <w:t xml:space="preserve"> appeared in </w:t>
-      </w:r>
-      <w:r>
-        <w:t>Can f 1</w:t>
-      </w:r>
-      <w:r>
-        <w:t xml:space="preserve"> and poly </w:t>
-      </w:r>
-      <w:proofErr w:type="gramStart"/>
-      <w:r>
-        <w:t>I:C</w:t>
-      </w:r>
-      <w:r>
-        <w:t>.</w:t>
-      </w:r>
-      <w:proofErr w:type="gramEnd"/>
-      <w:r>
-        <w:t xml:space="preserve"> </w:t>
-      </w:r>
-    </w:p>
-    <w:p>
-      <w:r>
-        <w:t xml:space="preserve">Only </w:t>
-      </w:r>
-      <w:r>
-        <w:t>hsa-miR-125b-5p</w:t>
-      </w:r>
-      <w:r>
-        <w:t xml:space="preserve"> was found to be DE in both primary HBECs and Calu-3 cells, appearing following protease</w:t>
-      </w:r>
-      <w:r>
-        <w:t xml:space="preserve"> exposure</w:t>
-      </w:r>
-      <w:r>
-        <w:t xml:space="preserve"> (</w:t>
-      </w:r>
-      <w:r>
-        <w:t>dose</w:t>
-      </w:r>
-      <w:r>
-        <w:t xml:space="preserve"> 24</w:t>
-      </w:r>
-      <w:r>
-        <w:sym w:font="Symbol" w:char="F06D"/>
-      </w:r>
-      <w:r>
-        <w:t>g)</w:t>
-      </w:r>
-      <w:r>
-        <w:t xml:space="preserve"> in primary HBECs and</w:t>
-      </w:r>
-      <w:r>
-        <w:t xml:space="preserve"> Can f 1 and poly I:C exposure</w:t>
-      </w:r>
-      <w:r>
-        <w:t xml:space="preserve"> in Calu-3 cells</w:t>
-      </w:r>
-      <w:r>
-        <w:t>.</w:t>
-      </w:r>
-      <w:r>
-        <w:t xml:space="preserve"> </w:t>
-      </w:r>
-    </w:p>
-    <w:p>
-      <w:r>
-        <w:t xml:space="preserve">The directionality of DE miRNAs appearing in multiple conditions or between cell types was </w:t>
-      </w:r>
-      <w:r>
-        <w:t xml:space="preserve">unchanged </w:t>
-      </w:r>
-      <w:r>
-        <w:t xml:space="preserve">(Table [de </w:t>
+        <w:t>g protease exposure</w:t>
+      </w:r>
+      <w:r>
+        <w:t xml:space="preserve"> (Supp. Figure [heatmap of all contrasts])</w:t>
+      </w:r>
+      <w:r>
+        <w:t xml:space="preserve">. </w:t>
+      </w:r>
+    </w:p>
+    <w:p/>
+    <w:p/>
+    <w:p>
+      <w:r>
+        <w:t>[</w:t>
+      </w:r>
+      <w:r>
+        <w:t xml:space="preserve">talk about </w:t>
+      </w:r>
+      <w:r>
+        <w:t>figure 3</w:t>
+      </w:r>
+      <w:r>
+        <w:t xml:space="preserve"> in the order of panels in </w:t>
       </w:r>
       <w:proofErr w:type="spellStart"/>
       <w:r>
-        <w:t>mirnas</w:t>
+        <w:t>figures_draft</w:t>
       </w:r>
       <w:proofErr w:type="spellEnd"/>
       <w:r>
-        <w:t>])</w:t>
-      </w:r>
-      <w:r>
-        <w:t xml:space="preserve"> </w:t>
-      </w:r>
-      <w:r>
-        <w:t xml:space="preserve">and only minor </w:t>
-      </w:r>
-      <w:proofErr w:type="spellStart"/>
-      <w:r>
-        <w:t>log</w:t>
-      </w:r>
-      <w:r>
-        <w:t>FC</w:t>
-      </w:r>
-      <w:proofErr w:type="spellEnd"/>
-      <w:r>
-        <w:t xml:space="preserve"> differences were observed (&lt;</w:t>
-      </w:r>
-      <w:r>
-        <w:t>1</w:t>
-      </w:r>
-      <w:r>
-        <w:t xml:space="preserve">.5). </w:t>
-      </w:r>
-      <w:r>
-        <w:t xml:space="preserve">Notably, however, expression </w:t>
-      </w:r>
-      <w:r>
-        <w:t>of hsa</w:t>
-      </w:r>
-      <w:r>
-        <w:t>-miR-125b-5p</w:t>
-      </w:r>
-      <w:r>
-        <w:t xml:space="preserve"> was 5 </w:t>
-      </w:r>
-      <w:proofErr w:type="spellStart"/>
-      <w:r>
-        <w:t>logFC</w:t>
-      </w:r>
-      <w:proofErr w:type="spellEnd"/>
-      <w:r>
-        <w:t xml:space="preserve"> greater in dose 24</w:t>
-      </w:r>
-      <w:r>
-        <w:sym w:font="Symbol" w:char="F06D"/>
-      </w:r>
-      <w:r>
-        <w:t>g</w:t>
-      </w:r>
-      <w:r>
-        <w:t xml:space="preserve"> protease samples compared to Can f 1 and poly </w:t>
-      </w:r>
-      <w:proofErr w:type="gramStart"/>
-      <w:r>
-        <w:t>I:C.</w:t>
-      </w:r>
-      <w:proofErr w:type="gramEnd"/>
-    </w:p>
-    <w:p>
-      <w:r>
-        <w:t>[</w:t>
-      </w:r>
-      <w:r>
-        <w:t>figure 3]</w:t>
+        <w:t>]</w:t>
+      </w:r>
+    </w:p>
+    <w:p>
+      <w:r>
+        <w:t>[talk about supp figure 3]</w:t>
       </w:r>
     </w:p>
     <w:p/>
@@ -1306,6 +1336,7 @@
       </w:r>
     </w:p>
     <w:p/>
+    <w:p/>
     <w:p>
       <w:r>
         <w:t xml:space="preserve">Visualisation methods were omitted for </w:t>
@@ -1326,10 +1357,7 @@
         <w:t>exposures</w:t>
       </w:r>
       <w:r>
-        <w:t xml:space="preserve"> due to the low levels of DE miRNAs detected.</w:t>
-      </w:r>
-      <w:r>
-        <w:t xml:space="preserve"> [this can go at the end of the figure 3 paragraph]</w:t>
+        <w:t xml:space="preserve"> due to the low levels of DE miRNAs detected. [this can go at the end of the figure 3 paragraph]</w:t>
       </w:r>
     </w:p>
     <w:p>

--- a/write_up/drafts/4_results/results_DRAFT_1.docx
+++ b/write_up/drafts/4_results/results_DRAFT_1.docx
@@ -760,13 +760,7 @@
     <w:p/>
     <w:p>
       <w:r>
-        <w:t>Principal component (PC) analysis was used to investigate replicate and condition variance</w:t>
-      </w:r>
-      <w:r>
-        <w:t xml:space="preserve"> prior to DE analysis</w:t>
-      </w:r>
-      <w:r>
-        <w:t xml:space="preserve">. Moderate replicate clustering was observed between </w:t>
+        <w:t xml:space="preserve">Principal component (PC) analysis was used to investigate replicate and condition variance prior to DE analysis. Moderate replicate clustering was observed between </w:t>
       </w:r>
       <w:r>
         <w:lastRenderedPageBreak/>
@@ -782,390 +776,778 @@
         <w:sym w:font="Symbol" w:char="F06D"/>
       </w:r>
       <w:r>
-        <w:t>g samples were separated based on PC1 (25% variance); no other condition-related gradients were observed within the top 2 PCs. Calu-3 cells showed strong clustering of samples, independent of condition. Replicate outliers were identified: untreated (replicate 2) based on PC1 (26.6 variance); poly I:C and Can f 1 based on PC2 (16.7% variance).</w:t>
-      </w:r>
-      <w:r>
-        <w:t xml:space="preserve"> All samples were included in the subsequent DE analysis.</w:t>
+        <w:t>g samples were separated based on PC1 (25% variance); no other condition-related gradients were observed within the top 2 PCs. Calu-3 cells showed strong clustering of samples, independent of condition. Replicate outliers were identified: untreated (replicate 2) based on PC1 (26.6 variance); poly I:C and Can f 1 based on PC2 (16.7% variance). All samples were included in the subsequent DE analysis.</w:t>
+      </w:r>
+    </w:p>
+    <w:p>
+      <w:r>
+        <w:t>[Raw and n</w:t>
+      </w:r>
+      <w:r>
+        <w:t xml:space="preserve">ormalised counts (CPM) are shown, </w:t>
+      </w:r>
+      <w:r>
+        <w:t>respectively, in</w:t>
+      </w:r>
+      <w:r>
+        <w:t xml:space="preserve"> Supplementary Table</w:t>
+      </w:r>
+      <w:r>
+        <w:t>s</w:t>
+      </w:r>
+      <w:r>
+        <w:t xml:space="preserve"> [</w:t>
+      </w:r>
+      <w:r>
+        <w:t xml:space="preserve">Raw, </w:t>
+      </w:r>
+      <w:r>
+        <w:t>CPM]</w:t>
+      </w:r>
+      <w:r>
+        <w:t xml:space="preserve"> for primary HBECs and </w:t>
+      </w:r>
+      <w:r>
+        <w:t>Supplementary Tables [Raw, CPM]</w:t>
+      </w:r>
+      <w:r>
+        <w:t xml:space="preserve"> for Calu-3 cells]</w:t>
+      </w:r>
+    </w:p>
+    <w:p>
+      <w:r>
+        <w:t xml:space="preserve">Pairwise contrasts </w:t>
+      </w:r>
+      <w:r>
+        <w:t>were performed for all treated versus untreated conditions</w:t>
+      </w:r>
+      <w:r>
+        <w:t xml:space="preserve">; </w:t>
+      </w:r>
+      <w:r>
+        <w:t xml:space="preserve">DE </w:t>
+      </w:r>
+      <w:r>
+        <w:t>miRNAs</w:t>
+      </w:r>
+      <w:r>
+        <w:t xml:space="preserve"> are shown in Table 3 [de table]</w:t>
+      </w:r>
+      <w:r>
+        <w:t xml:space="preserve"> [and Fig 3 [bar chart]]</w:t>
+      </w:r>
+      <w:r>
+        <w:t>. Primary HBECs exposed to protease showed minimal miRNA DE expression at lower doses (</w:t>
+      </w:r>
+      <w:r>
+        <w:sym w:font="Symbol" w:char="F0A3"/>
+      </w:r>
+      <w:r>
+        <w:t>3</w:t>
+      </w:r>
+      <w:r>
+        <w:t xml:space="preserve"> DE miRNAs</w:t>
+      </w:r>
+      <w:r>
+        <w:t>, FDR &lt; 0.05</w:t>
+      </w:r>
+      <w:r>
+        <w:t>)</w:t>
+      </w:r>
+      <w:r>
+        <w:t>. Three DE miRNAs were detected following dose 0.005</w:t>
+      </w:r>
+      <w:r>
+        <w:sym w:font="Symbol" w:char="F06D"/>
+      </w:r>
+      <w:r>
+        <w:t>g exposure (hsa-miR-34b-3p, hsa-miR-148a-3p, hsa-miR-193b-3p) and dose 0.08</w:t>
+      </w:r>
+      <w:r>
+        <w:sym w:font="Symbol" w:char="F06D"/>
+      </w:r>
+      <w:r>
+        <w:t>g exposure (hsa-miR-3960, hsa-miR-34b-3p, hsa-miR-619-5p); two detected after dose 2</w:t>
+      </w:r>
+      <w:r>
+        <w:sym w:font="Symbol" w:char="F06D"/>
+      </w:r>
+      <w:r>
+        <w:t>g exposure (hsa-miR-3960, hsa-miR-34b-3p). W</w:t>
+      </w:r>
+      <w:r>
+        <w:t>hereas 2</w:t>
+      </w:r>
+      <w:r>
+        <w:t>8</w:t>
+      </w:r>
+      <w:r>
+        <w:t xml:space="preserve"> DE miRNAs were detected </w:t>
+      </w:r>
+      <w:r>
+        <w:t>after</w:t>
+      </w:r>
+      <w:r>
+        <w:t xml:space="preserve"> dose 24</w:t>
+      </w:r>
+      <w:r>
+        <w:sym w:font="Symbol" w:char="F06D"/>
+      </w:r>
+      <w:r>
+        <w:t>g exposure</w:t>
+      </w:r>
+      <w:r>
+        <w:t xml:space="preserve"> (FDR &lt; 0.05). </w:t>
+      </w:r>
+      <w:r>
+        <w:t xml:space="preserve">Low levels of DE miRNAs were detected in Calu-3 cells. At FDR &lt; 0.05, two DE miRNAs were detected following Can f 1 allergen exposure (hsa-miR-125b-5p, hsa-miR-574-5p). Increasing the threshold to FDR &lt; 0.2 revealed one DE miRNA </w:t>
+      </w:r>
+      <w:r>
+        <w:t>following inactive HDM exposure (</w:t>
+      </w:r>
+      <w:r>
+        <w:t>hsa-miR-574-5p</w:t>
+      </w:r>
+      <w:r>
+        <w:t>) and three following poly I:C exposure (hsa-miR-574-5p, hsa-miR-125b-5p, hsa-miR-222-3p); no further DE miRNAs were detected in Can f 1. No DE miRNAs were detected in Calu-3 cells exposed to active HDM</w:t>
+      </w:r>
+      <w:r>
+        <w:t xml:space="preserve"> at either FDR threshold.</w:t>
+      </w:r>
+    </w:p>
+    <w:p>
+      <w:r>
+        <w:t xml:space="preserve">[talk about how many </w:t>
+      </w:r>
+      <w:proofErr w:type="spellStart"/>
+      <w:r>
+        <w:t>mirnas</w:t>
+      </w:r>
+      <w:proofErr w:type="spellEnd"/>
+      <w:r>
+        <w:t xml:space="preserve"> were removed after </w:t>
+      </w:r>
+      <w:proofErr w:type="spellStart"/>
+      <w:r>
+        <w:t>edgeR</w:t>
+      </w:r>
+      <w:proofErr w:type="spellEnd"/>
+      <w:r>
+        <w:t xml:space="preserve"> filtering]</w:t>
+      </w:r>
+    </w:p>
+    <w:p>
+      <w:r>
+        <w:t xml:space="preserve">[specify number of upregulated and downregulated de </w:t>
+      </w:r>
+      <w:proofErr w:type="spellStart"/>
+      <w:r>
+        <w:t>mirnas</w:t>
+      </w:r>
+      <w:proofErr w:type="spellEnd"/>
+      <w:r>
+        <w:t xml:space="preserve"> in dose24]</w:t>
+      </w:r>
+    </w:p>
+    <w:p>
+      <w:r>
+        <w:t xml:space="preserve">We compared DE miRNAs between </w:t>
+      </w:r>
+      <w:r>
+        <w:t xml:space="preserve">experimental </w:t>
+      </w:r>
+      <w:r>
+        <w:t xml:space="preserve">conditions </w:t>
+      </w:r>
+      <w:r>
+        <w:t>with</w:t>
+      </w:r>
+      <w:r>
+        <w:t xml:space="preserve">in each cell type and across cell types to establish conserved miRNAs. Within </w:t>
+      </w:r>
+      <w:r>
+        <w:t xml:space="preserve">primary HBEC protease exposures, </w:t>
+      </w:r>
+      <w:r>
+        <w:t>hsa-miR-34b-3p</w:t>
+      </w:r>
+      <w:r>
+        <w:t xml:space="preserve"> appeared DE in all four doses tested; </w:t>
+      </w:r>
+      <w:r>
+        <w:t>hsa-miR-3960</w:t>
+      </w:r>
+      <w:r>
+        <w:t xml:space="preserve"> in doses 0.08</w:t>
+      </w:r>
+      <w:r>
+        <w:sym w:font="Symbol" w:char="F06D"/>
+      </w:r>
+      <w:r>
+        <w:t>g, 2</w:t>
+      </w:r>
+      <w:r>
+        <w:sym w:font="Symbol" w:char="F06D"/>
+      </w:r>
+      <w:r>
+        <w:t>g</w:t>
+      </w:r>
+      <w:r>
+        <w:t xml:space="preserve"> and</w:t>
+      </w:r>
+      <w:r>
+        <w:t xml:space="preserve"> 24</w:t>
+      </w:r>
+      <w:r>
+        <w:sym w:font="Symbol" w:char="F06D"/>
+      </w:r>
+      <w:r>
+        <w:t xml:space="preserve">g; </w:t>
+      </w:r>
+      <w:r>
+        <w:t>hsa-miR-193b-3p</w:t>
+      </w:r>
+      <w:r>
+        <w:t xml:space="preserve"> and </w:t>
+      </w:r>
+      <w:r>
+        <w:t>hsa-miR-148a-3p</w:t>
+      </w:r>
+      <w:r>
+        <w:t xml:space="preserve"> i</w:t>
+      </w:r>
+      <w:r>
+        <w:t xml:space="preserve">n </w:t>
+      </w:r>
+      <w:r>
+        <w:t>doses 0.005</w:t>
+      </w:r>
+      <w:r>
+        <w:sym w:font="Symbol" w:char="F06D"/>
+      </w:r>
+      <w:r>
+        <w:t>g and 24</w:t>
+      </w:r>
+      <w:r>
+        <w:sym w:font="Symbol" w:char="F06D"/>
+      </w:r>
+      <w:r>
+        <w:t>g.</w:t>
+      </w:r>
+      <w:r>
+        <w:t xml:space="preserve"> Within Calu-3 cells, </w:t>
+      </w:r>
+      <w:r>
+        <w:t>hsa-miR-574-5p</w:t>
+      </w:r>
+      <w:r>
+        <w:t xml:space="preserve"> appeared in </w:t>
+      </w:r>
+      <w:r>
+        <w:t>Can f 1</w:t>
+      </w:r>
+      <w:r>
+        <w:t xml:space="preserve">, inactive HDM and poly I:C; </w:t>
+      </w:r>
+      <w:r>
+        <w:t>hsa-miR-125b-5p</w:t>
+      </w:r>
+      <w:r>
+        <w:t xml:space="preserve"> appeared in </w:t>
+      </w:r>
+      <w:r>
+        <w:t>Can f 1</w:t>
+      </w:r>
+      <w:r>
+        <w:t xml:space="preserve"> and poly </w:t>
+      </w:r>
+      <w:proofErr w:type="gramStart"/>
+      <w:r>
+        <w:t>I:C.</w:t>
+      </w:r>
+      <w:proofErr w:type="gramEnd"/>
+      <w:r>
+        <w:t xml:space="preserve"> </w:t>
+      </w:r>
+    </w:p>
+    <w:p>
+      <w:r>
+        <w:t xml:space="preserve">Only </w:t>
+      </w:r>
+      <w:r>
+        <w:t>hsa-miR-125b-5p</w:t>
+      </w:r>
+      <w:r>
+        <w:t xml:space="preserve"> was found to be DE in both primary HBECs and Calu-3 cells, appearing following </w:t>
+      </w:r>
+      <w:r>
+        <w:t>dose 24</w:t>
+      </w:r>
+      <w:r>
+        <w:sym w:font="Symbol" w:char="F06D"/>
+      </w:r>
+      <w:r>
+        <w:t xml:space="preserve">g </w:t>
+      </w:r>
+      <w:r>
+        <w:t>protease</w:t>
+      </w:r>
+      <w:r>
+        <w:t xml:space="preserve"> exposure</w:t>
+      </w:r>
+      <w:r>
+        <w:t xml:space="preserve"> </w:t>
+      </w:r>
+      <w:r>
+        <w:t>in primary HBECs and</w:t>
+      </w:r>
+      <w:r>
+        <w:t xml:space="preserve"> Can f 1 and poly I:C exposure</w:t>
+      </w:r>
+      <w:r>
+        <w:t xml:space="preserve"> in Calu-3 cells</w:t>
+      </w:r>
+      <w:r>
+        <w:t>.</w:t>
+      </w:r>
+      <w:r>
+        <w:t xml:space="preserve"> </w:t>
+      </w:r>
+    </w:p>
+    <w:p>
+      <w:r>
+        <w:t xml:space="preserve">The directionality of DE miRNAs appearing in multiple conditions or between cell types was </w:t>
+      </w:r>
+      <w:r>
+        <w:t xml:space="preserve">unchanged </w:t>
+      </w:r>
+      <w:r>
+        <w:t xml:space="preserve">(Table [de </w:t>
+      </w:r>
+      <w:proofErr w:type="spellStart"/>
+      <w:r>
+        <w:t>mirnas</w:t>
+      </w:r>
+      <w:proofErr w:type="spellEnd"/>
+      <w:r>
+        <w:t>])</w:t>
+      </w:r>
+      <w:r>
+        <w:t xml:space="preserve"> </w:t>
+      </w:r>
+      <w:r>
+        <w:t xml:space="preserve">and only minor </w:t>
+      </w:r>
+      <w:proofErr w:type="spellStart"/>
+      <w:r>
+        <w:t>log</w:t>
+      </w:r>
+      <w:r>
+        <w:t>FC</w:t>
+      </w:r>
+      <w:proofErr w:type="spellEnd"/>
+      <w:r>
+        <w:t xml:space="preserve"> differences were observed </w:t>
+      </w:r>
+      <w:r>
+        <w:lastRenderedPageBreak/>
+        <w:t>(&lt;</w:t>
+      </w:r>
+      <w:r>
+        <w:t>1</w:t>
+      </w:r>
+      <w:r>
+        <w:t xml:space="preserve">.5). </w:t>
+      </w:r>
+      <w:r>
+        <w:t xml:space="preserve">Notably, however, expression </w:t>
+      </w:r>
+      <w:r>
+        <w:t>of hsa</w:t>
+      </w:r>
+      <w:r>
+        <w:t>-miR-125b-5p</w:t>
+      </w:r>
+      <w:r>
+        <w:t xml:space="preserve"> was 5 </w:t>
+      </w:r>
+      <w:proofErr w:type="spellStart"/>
+      <w:r>
+        <w:t>logFC</w:t>
+      </w:r>
+      <w:proofErr w:type="spellEnd"/>
+      <w:r>
+        <w:t xml:space="preserve"> greater in dose 24</w:t>
+      </w:r>
+      <w:r>
+        <w:sym w:font="Symbol" w:char="F06D"/>
+      </w:r>
+      <w:r>
+        <w:t>g protease samples compared to Can f 1 and poly I:C</w:t>
+      </w:r>
+      <w:r>
+        <w:t xml:space="preserve"> in Calu-3 samples.</w:t>
       </w:r>
     </w:p>
     <w:p/>
     <w:p>
       <w:r>
-        <w:t xml:space="preserve">Pairwise contrasts </w:t>
-      </w:r>
-      <w:r>
-        <w:t>were performed for all treated versus untreated conditions</w:t>
-      </w:r>
-      <w:r>
-        <w:t xml:space="preserve">; </w:t>
-      </w:r>
-      <w:r>
-        <w:t xml:space="preserve">DE </w:t>
-      </w:r>
-      <w:r>
-        <w:t>miRNAs</w:t>
-      </w:r>
-      <w:r>
-        <w:t xml:space="preserve"> are shown in Table 3 [de table]</w:t>
-      </w:r>
-      <w:r>
-        <w:t xml:space="preserve"> [and Fig 3 [bar chart]]</w:t>
-      </w:r>
-      <w:r>
-        <w:t>. Primary HBECs exposed to protease showed minimal miRNA DE expression at lower doses (</w:t>
-      </w:r>
-      <w:r>
-        <w:sym w:font="Symbol" w:char="F0A3"/>
-      </w:r>
-      <w:r>
-        <w:t>3</w:t>
-      </w:r>
-      <w:r>
-        <w:t xml:space="preserve"> DE miRNAs</w:t>
-      </w:r>
-      <w:r>
-        <w:t>, FDR &lt; 0.05</w:t>
-      </w:r>
-      <w:r>
-        <w:t>)</w:t>
-      </w:r>
-      <w:r>
-        <w:t>. Three DE miRNAs were detected following dose 0.005</w:t>
+        <w:t xml:space="preserve">A heatmap of </w:t>
+      </w:r>
+      <w:r>
+        <w:t xml:space="preserve">relative </w:t>
+      </w:r>
+      <w:r>
+        <w:t xml:space="preserve">normalised counts (CPM) was used to visually assess concordance of </w:t>
+      </w:r>
+      <w:r>
+        <w:t>expression between replicates following dose 24</w:t>
       </w:r>
       <w:r>
         <w:sym w:font="Symbol" w:char="F06D"/>
       </w:r>
       <w:r>
-        <w:t>g exposure (hsa-miR-34b-3p, hsa-miR-148a-3p, hsa-miR-193b-3p) and dose 0.08</w:t>
+        <w:t>g protease exposure</w:t>
+      </w:r>
+      <w:r>
+        <w:t xml:space="preserve"> (Figure 3 [heatmap]</w:t>
+      </w:r>
+      <w:r>
+        <w:t xml:space="preserve">. </w:t>
+      </w:r>
+      <w:r>
+        <w:t xml:space="preserve">Greater consistency was observed within dose </w:t>
+      </w:r>
+      <w:r>
+        <w:t>24</w:t>
       </w:r>
       <w:r>
         <w:sym w:font="Symbol" w:char="F06D"/>
       </w:r>
       <w:r>
-        <w:t>g exposure (hsa-miR-3960, hsa-miR-34b-3p, hsa-miR-619-5p); two detected after dose 2</w:t>
+        <w:t>g</w:t>
+      </w:r>
+      <w:r>
+        <w:t xml:space="preserve"> replicates compared to untreated replicates. </w:t>
+      </w:r>
+      <w:r>
+        <w:t xml:space="preserve">Extreme expression levels were frequently observed in a single </w:t>
+      </w:r>
+      <w:r>
+        <w:t xml:space="preserve">untreated </w:t>
+      </w:r>
+      <w:r>
+        <w:t xml:space="preserve">replicate, such as for </w:t>
+      </w:r>
+      <w:r>
+        <w:t>hsa-miR-345-5p</w:t>
+      </w:r>
+      <w:r>
+        <w:t xml:space="preserve"> and </w:t>
+      </w:r>
+      <w:r>
+        <w:t>hsa-miR-193b-3p</w:t>
+      </w:r>
+      <w:r>
+        <w:t xml:space="preserve"> in replicate 1, and </w:t>
+      </w:r>
+      <w:r>
+        <w:t>hsa-miR-7704</w:t>
+      </w:r>
+      <w:r>
+        <w:t xml:space="preserve"> and </w:t>
+      </w:r>
+      <w:r>
+        <w:t>hsa-miR-125a-5p</w:t>
+      </w:r>
+      <w:r>
+        <w:t xml:space="preserve"> in replicate 3.</w:t>
+      </w:r>
+      <w:r>
+        <w:t xml:space="preserve"> </w:t>
+      </w:r>
+      <w:r>
+        <w:t xml:space="preserve">Hierarchical clustering of </w:t>
+      </w:r>
+      <w:r>
+        <w:t xml:space="preserve">normalised counts (CPM) for </w:t>
+      </w:r>
+      <w:r>
+        <w:t xml:space="preserve">samples from all </w:t>
+      </w:r>
+      <w:r>
+        <w:t xml:space="preserve">protease </w:t>
+      </w:r>
+      <w:r>
+        <w:t>exposure conditions revealed dose 0.005</w:t>
       </w:r>
       <w:r>
         <w:sym w:font="Symbol" w:char="F06D"/>
       </w:r>
       <w:r>
-        <w:t>g exposure (hsa-miR-3960, hsa-miR-34b-3p). W</w:t>
-      </w:r>
-      <w:r>
-        <w:t>hereas 2</w:t>
-      </w:r>
-      <w:r>
-        <w:t>8</w:t>
-      </w:r>
-      <w:r>
-        <w:t xml:space="preserve"> DE miRNAs were detected </w:t>
-      </w:r>
-      <w:r>
-        <w:t>after</w:t>
-      </w:r>
-      <w:r>
-        <w:t xml:space="preserve"> dose 24</w:t>
+        <w:t>g (replicate 3) and dose 2</w:t>
       </w:r>
       <w:r>
         <w:sym w:font="Symbol" w:char="F06D"/>
       </w:r>
       <w:r>
-        <w:t>g exposure</w:t>
-      </w:r>
-      <w:r>
-        <w:t xml:space="preserve"> (FDR &lt; 0.05). </w:t>
-      </w:r>
-      <w:r>
-        <w:t xml:space="preserve">Low levels of DE miRNAs were detected in Calu-3 cells. At FDR &lt; 0.05, two DE miRNAs were detected following Can f 1 allergen exposure (hsa-miR-125b-5p, hsa-miR-574-5p). Increasing the threshold to FDR &lt; 0.2 revealed one DE miRNA </w:t>
-      </w:r>
-      <w:r>
-        <w:t>following inactive HDM exposure (</w:t>
-      </w:r>
-      <w:r>
-        <w:t>hsa-miR-574-5p</w:t>
-      </w:r>
-      <w:r>
-        <w:t>) and three following poly I:C exposure (hsa-miR-574-5p, hsa-miR-125b-5p, hsa-miR-222-3p); no further DE miRNAs were detected in Can f 1. No DE miRNAs were detected in Calu-3 cells exposed to active HDM</w:t>
-      </w:r>
-      <w:r>
-        <w:t xml:space="preserve"> at either FDR threshold.</w:t>
-      </w:r>
-    </w:p>
-    <w:p>
-      <w:r>
-        <w:t xml:space="preserve">[specify number of upregulated and downregulated de </w:t>
-      </w:r>
-      <w:proofErr w:type="spellStart"/>
-      <w:r>
-        <w:t>mirnas</w:t>
-      </w:r>
-      <w:proofErr w:type="spellEnd"/>
-      <w:r>
-        <w:t xml:space="preserve"> in dose24]</w:t>
-      </w:r>
-    </w:p>
-    <w:p>
-      <w:r>
-        <w:t xml:space="preserve">We compared DE miRNAs between </w:t>
-      </w:r>
-      <w:r>
-        <w:t xml:space="preserve">experimental </w:t>
-      </w:r>
-      <w:r>
-        <w:t xml:space="preserve">conditions </w:t>
-      </w:r>
-      <w:r>
-        <w:t>with</w:t>
-      </w:r>
-      <w:r>
-        <w:t xml:space="preserve">in each cell type and across cell types to establish conserved miRNAs. Within </w:t>
-      </w:r>
-      <w:r>
-        <w:t xml:space="preserve">primary HBEC protease exposures, </w:t>
-      </w:r>
-      <w:r>
-        <w:t>hsa-miR-34b-3p</w:t>
-      </w:r>
-      <w:r>
-        <w:t xml:space="preserve"> appeared DE in all four doses tested; </w:t>
-      </w:r>
-      <w:r>
-        <w:t>hsa-miR-3960</w:t>
-      </w:r>
-      <w:r>
-        <w:t xml:space="preserve"> in doses 0.08</w:t>
+        <w:t xml:space="preserve">g (replicate 1) </w:t>
+      </w:r>
+      <w:r>
+        <w:t>possessed</w:t>
+      </w:r>
+      <w:r>
+        <w:t xml:space="preserve"> the most similar expression pattern, respectively, to dose 24</w:t>
       </w:r>
       <w:r>
         <w:sym w:font="Symbol" w:char="F06D"/>
       </w:r>
       <w:r>
-        <w:t>g, 2</w:t>
+        <w:t>g samples based on the 28 DE miRNAs detected following dose 24</w:t>
       </w:r>
       <w:r>
         <w:sym w:font="Symbol" w:char="F06D"/>
       </w:r>
       <w:r>
-        <w:t>g</w:t>
-      </w:r>
-      <w:r>
-        <w:t xml:space="preserve"> and</w:t>
-      </w:r>
-      <w:r>
-        <w:t xml:space="preserve"> 24</w:t>
-      </w:r>
-      <w:r>
-        <w:sym w:font="Symbol" w:char="F06D"/>
-      </w:r>
-      <w:r>
-        <w:t xml:space="preserve">g; </w:t>
-      </w:r>
-      <w:r>
-        <w:t>hsa-miR-193b-3p</w:t>
-      </w:r>
-      <w:r>
-        <w:t xml:space="preserve"> and </w:t>
-      </w:r>
-      <w:r>
-        <w:t>hsa-miR-148a-3p</w:t>
-      </w:r>
-      <w:r>
-        <w:t xml:space="preserve"> i</w:t>
-      </w:r>
-      <w:r>
-        <w:t xml:space="preserve">n </w:t>
-      </w:r>
-      <w:r>
-        <w:t>doses 0.005</w:t>
-      </w:r>
-      <w:r>
-        <w:sym w:font="Symbol" w:char="F06D"/>
-      </w:r>
-      <w:r>
-        <w:t>g and 24</w:t>
-      </w:r>
-      <w:r>
-        <w:sym w:font="Symbol" w:char="F06D"/>
-      </w:r>
-      <w:r>
-        <w:t>g.</w:t>
-      </w:r>
-      <w:r>
-        <w:t xml:space="preserve"> Within Calu-3 cells, </w:t>
-      </w:r>
-      <w:r>
-        <w:t>hsa-miR-574-5p</w:t>
-      </w:r>
-      <w:r>
-        <w:t xml:space="preserve"> appeared in </w:t>
-      </w:r>
-      <w:r>
-        <w:t>Can f 1</w:t>
-      </w:r>
-      <w:r>
-        <w:t xml:space="preserve">, inactive HDM and poly I:C; </w:t>
-      </w:r>
-      <w:r>
-        <w:t>hsa-miR-125b-5p</w:t>
-      </w:r>
-      <w:r>
-        <w:t xml:space="preserve"> appeared in </w:t>
-      </w:r>
-      <w:r>
-        <w:t>Can f 1</w:t>
-      </w:r>
-      <w:r>
-        <w:t xml:space="preserve"> and poly </w:t>
-      </w:r>
-      <w:proofErr w:type="gramStart"/>
-      <w:r>
-        <w:t>I:C.</w:t>
-      </w:r>
-      <w:proofErr w:type="gramEnd"/>
-      <w:r>
-        <w:t xml:space="preserve"> </w:t>
-      </w:r>
-    </w:p>
-    <w:p>
-      <w:r>
-        <w:t xml:space="preserve">Only </w:t>
-      </w:r>
-      <w:r>
-        <w:t>hsa-miR-125b-5p</w:t>
-      </w:r>
-      <w:r>
-        <w:t xml:space="preserve"> was found to be DE in both primary HBECs and Calu-3 cells, appearing following </w:t>
-      </w:r>
-      <w:r>
-        <w:t>dose 24</w:t>
-      </w:r>
-      <w:r>
-        <w:sym w:font="Symbol" w:char="F06D"/>
-      </w:r>
-      <w:r>
-        <w:t xml:space="preserve">g </w:t>
-      </w:r>
-      <w:r>
-        <w:t>protease</w:t>
-      </w:r>
-      <w:r>
-        <w:t xml:space="preserve"> exposure</w:t>
-      </w:r>
-      <w:r>
-        <w:t xml:space="preserve"> </w:t>
-      </w:r>
-      <w:r>
-        <w:t>in primary HBECs and</w:t>
-      </w:r>
-      <w:r>
-        <w:t xml:space="preserve"> Can f 1 and poly I:C exposure</w:t>
-      </w:r>
-      <w:r>
-        <w:t xml:space="preserve"> in Calu-3 cells</w:t>
-      </w:r>
-      <w:r>
-        <w:t>.</w:t>
-      </w:r>
-      <w:r>
-        <w:t xml:space="preserve"> </w:t>
-      </w:r>
-    </w:p>
-    <w:p>
-      <w:r>
-        <w:t xml:space="preserve">The directionality of DE miRNAs appearing in multiple conditions or between cell types was </w:t>
-      </w:r>
-      <w:r>
-        <w:t xml:space="preserve">unchanged </w:t>
-      </w:r>
-      <w:r>
-        <w:t xml:space="preserve">(Table [de </w:t>
-      </w:r>
-      <w:proofErr w:type="spellStart"/>
-      <w:r>
-        <w:t>mirnas</w:t>
-      </w:r>
-      <w:proofErr w:type="spellEnd"/>
-      <w:r>
-        <w:t>])</w:t>
-      </w:r>
-      <w:r>
-        <w:t xml:space="preserve"> </w:t>
-      </w:r>
-      <w:r>
-        <w:t xml:space="preserve">and only minor </w:t>
-      </w:r>
-      <w:proofErr w:type="spellStart"/>
-      <w:r>
-        <w:t>log</w:t>
-      </w:r>
-      <w:r>
-        <w:t>FC</w:t>
-      </w:r>
-      <w:proofErr w:type="spellEnd"/>
-      <w:r>
-        <w:t xml:space="preserve"> differences were observed (&lt;</w:t>
-      </w:r>
-      <w:r>
-        <w:t>1</w:t>
-      </w:r>
-      <w:r>
-        <w:t xml:space="preserve">.5). </w:t>
-      </w:r>
-      <w:r>
-        <w:t xml:space="preserve">Notably, however, expression </w:t>
-      </w:r>
-      <w:r>
-        <w:t>of hsa</w:t>
-      </w:r>
-      <w:r>
-        <w:t>-miR-125b-5p</w:t>
-      </w:r>
-      <w:r>
-        <w:t xml:space="preserve"> was 5 </w:t>
-      </w:r>
-      <w:proofErr w:type="spellStart"/>
-      <w:r>
-        <w:t>logFC</w:t>
-      </w:r>
-      <w:proofErr w:type="spellEnd"/>
-      <w:r>
-        <w:t xml:space="preserve"> greater in dose 24</w:t>
-      </w:r>
-      <w:r>
-        <w:sym w:font="Symbol" w:char="F06D"/>
-      </w:r>
-      <w:r>
-        <w:t>g protease samples compared to Can f 1 and poly I:C</w:t>
-      </w:r>
-      <w:r>
-        <w:t xml:space="preserve"> in Calu-3 samples.</w:t>
-      </w:r>
-    </w:p>
-    <w:p>
-      <w:r>
-        <w:t>[talk about heatmap and supp. Heatmap here]</w:t>
+        <w:t>g protease exposure</w:t>
+      </w:r>
+      <w:r>
+        <w:t xml:space="preserve"> (Supp. Figure [heatmap of all contrasts])</w:t>
+      </w:r>
+      <w:r>
+        <w:t xml:space="preserve">. </w:t>
       </w:r>
     </w:p>
     <w:p/>
     <w:p>
       <w:r>
-        <w:t>A h</w:t>
-      </w:r>
-      <w:r>
-        <w:t>eatmap of normalised counts (CPM)</w:t>
-      </w:r>
-      <w:r>
-        <w:t xml:space="preserve"> was used to visually assess concordance of </w:t>
-      </w:r>
-      <w:r>
-        <w:t xml:space="preserve">expression support between replicates following </w:t>
-      </w:r>
-      <w:r>
-        <w:t>dose 24</w:t>
-      </w:r>
-      <w:r>
-        <w:sym w:font="Symbol" w:char="F06D"/>
-      </w:r>
-      <w:r>
-        <w:t>g protease exposure</w:t>
+        <w:t>M</w:t>
+      </w:r>
+      <w:r>
+        <w:t>A</w:t>
+      </w:r>
+      <w:r>
+        <w:t xml:space="preserve"> plot</w:t>
+      </w:r>
+      <w:r>
+        <w:t xml:space="preserve"> analysis</w:t>
+      </w:r>
+      <w:r>
+        <w:t xml:space="preserve"> </w:t>
+      </w:r>
+      <w:r>
+        <w:t>revealed</w:t>
+      </w:r>
+      <w:r>
+        <w:t xml:space="preserve"> most miRNAs detected (N</w:t>
+      </w:r>
+      <w:proofErr w:type="gramStart"/>
+      <w:r>
+        <w:t>=[</w:t>
+      </w:r>
+      <w:proofErr w:type="gramEnd"/>
+      <w:r>
+        <w:t>]) were not significantly DE (</w:t>
+      </w:r>
+      <w:r>
+        <w:rPr>
+          <w:i/>
+          <w:iCs/>
+        </w:rPr>
+        <w:t>n</w:t>
+      </w:r>
+      <w:proofErr w:type="gramStart"/>
+      <w:r>
+        <w:t>=[</w:t>
+      </w:r>
+      <w:proofErr w:type="gramEnd"/>
+      <w:r>
+        <w:t>]</w:t>
+      </w:r>
+      <w:r>
+        <w:t>; Figure 3[MA plot]</w:t>
+      </w:r>
+      <w:r>
+        <w:t xml:space="preserve">. </w:t>
+      </w:r>
+      <w:r>
+        <w:t xml:space="preserve">A relatively even number of </w:t>
+      </w:r>
+      <w:r>
+        <w:t xml:space="preserve">significantly </w:t>
+      </w:r>
+      <w:r>
+        <w:t xml:space="preserve">upregulated </w:t>
+      </w:r>
+      <w:r>
+        <w:t>(</w:t>
+      </w:r>
+      <w:r>
+        <w:rPr>
+          <w:i/>
+          <w:iCs/>
+        </w:rPr>
+        <w:t>n</w:t>
+      </w:r>
+      <w:proofErr w:type="gramStart"/>
+      <w:r>
+        <w:t>=[</w:t>
+      </w:r>
+      <w:proofErr w:type="gramEnd"/>
+      <w:r>
+        <w:t>])</w:t>
+      </w:r>
+      <w:r>
+        <w:t xml:space="preserve"> and downregulated </w:t>
+      </w:r>
+      <w:r>
+        <w:t>(</w:t>
+      </w:r>
+      <w:r>
+        <w:rPr>
+          <w:i/>
+          <w:iCs/>
+        </w:rPr>
+        <w:t>n</w:t>
+      </w:r>
+      <w:proofErr w:type="gramStart"/>
+      <w:r>
+        <w:t>=[</w:t>
+      </w:r>
+      <w:proofErr w:type="gramEnd"/>
+      <w:r>
+        <w:t>])</w:t>
+      </w:r>
+      <w:r>
+        <w:t xml:space="preserve"> </w:t>
+      </w:r>
+      <w:r>
+        <w:t>miRNAs w</w:t>
+      </w:r>
+      <w:r>
+        <w:t>ere</w:t>
+      </w:r>
+      <w:r>
+        <w:t xml:space="preserve"> observed.</w:t>
+      </w:r>
+      <w:r>
+        <w:t xml:space="preserve"> </w:t>
+      </w:r>
+      <w:r>
+        <w:t>Significant DE miRNAs were detected between log 7 – log 14 average log CPM, most frequently with log2 FC &lt; 2.5.</w:t>
+      </w:r>
+      <w:r>
+        <w:t xml:space="preserve"> </w:t>
+      </w:r>
+      <w:r>
+        <w:t>H</w:t>
+      </w:r>
+      <w:r>
+        <w:t xml:space="preserve">igher CPM count miRNAs </w:t>
+      </w:r>
+      <w:r>
+        <w:t xml:space="preserve">were </w:t>
+      </w:r>
+      <w:r>
+        <w:t xml:space="preserve">generally anti-correlated with </w:t>
+      </w:r>
+      <w:proofErr w:type="spellStart"/>
+      <w:r>
+        <w:t>logFC</w:t>
+      </w:r>
+      <w:proofErr w:type="spellEnd"/>
+      <w:r>
+        <w:t>.</w:t>
+      </w:r>
+      <w:r>
+        <w:t xml:space="preserve"> </w:t>
+      </w:r>
+      <w:r>
+        <w:t xml:space="preserve">The largest </w:t>
+      </w:r>
+      <w:proofErr w:type="spellStart"/>
+      <w:r>
+        <w:t>logFC</w:t>
+      </w:r>
+      <w:proofErr w:type="spellEnd"/>
+      <w:r>
+        <w:t xml:space="preserve"> changes were observed in </w:t>
+      </w:r>
+      <w:r>
+        <w:t>hsa-miR-</w:t>
+      </w:r>
+      <w:r>
+        <w:t xml:space="preserve">133a-3p, </w:t>
+      </w:r>
+      <w:r>
+        <w:t>hsa-miR-</w:t>
+      </w:r>
+      <w:r>
+        <w:t>145-5p</w:t>
+      </w:r>
+      <w:r>
+        <w:t xml:space="preserve"> and</w:t>
+      </w:r>
+      <w:r>
+        <w:t xml:space="preserve"> </w:t>
+      </w:r>
+      <w:r>
+        <w:t>hsa-miR-663a</w:t>
+      </w:r>
+      <w:r>
+        <w:t xml:space="preserve"> at</w:t>
+      </w:r>
+      <w:r>
+        <w:t xml:space="preserve"> </w:t>
+      </w:r>
+      <w:proofErr w:type="spellStart"/>
+      <w:r>
+        <w:t>logFC</w:t>
+      </w:r>
+      <w:proofErr w:type="spellEnd"/>
+      <w:r>
+        <w:t xml:space="preserve"> &gt; 6</w:t>
+      </w:r>
+      <w:r>
+        <w:t xml:space="preserve">, and with low </w:t>
+      </w:r>
+      <w:r>
+        <w:t>expression counts</w:t>
+      </w:r>
+      <w:r>
+        <w:t xml:space="preserve">; review of these miRNAs revealed </w:t>
+      </w:r>
+      <w:r>
+        <w:t>a</w:t>
+      </w:r>
+      <w:r>
+        <w:t>n</w:t>
+      </w:r>
+      <w:r>
+        <w:t xml:space="preserve"> absence of expression in </w:t>
+      </w:r>
+      <w:r>
+        <w:t>the alternate</w:t>
+      </w:r>
+      <w:r>
+        <w:t xml:space="preserve"> condition</w:t>
+      </w:r>
+      <w:r>
+        <w:t xml:space="preserve"> (treated or untreated;</w:t>
+      </w:r>
+      <w:r>
+        <w:t xml:space="preserve"> Supp Table [</w:t>
+      </w:r>
+      <w:proofErr w:type="spellStart"/>
+      <w:r>
+        <w:t>normalised_CPM_protease</w:t>
+      </w:r>
+      <w:proofErr w:type="spellEnd"/>
+      <w:r>
+        <w:t>]</w:t>
+      </w:r>
+      <w:r>
+        <w:t>)</w:t>
       </w:r>
       <w:r>
         <w:t>.</w:t>
@@ -1176,204 +1558,76 @@
     </w:p>
     <w:p>
       <w:r>
-        <w:t>[[</w:t>
-      </w:r>
-      <w:r>
-        <w:t xml:space="preserve">[specify </w:t>
-      </w:r>
-      <w:proofErr w:type="spellStart"/>
-      <w:r>
-        <w:t>mirnas</w:t>
-      </w:r>
-      <w:proofErr w:type="spellEnd"/>
-      <w:r>
-        <w:t xml:space="preserve"> lacking support from all replicates? </w:t>
+        <w:t xml:space="preserve">Significance of DE miRNAs was visualised using a volcano plot. </w:t>
+      </w:r>
+      <w:r>
+        <w:t xml:space="preserve">The </w:t>
+      </w:r>
+      <w:r>
+        <w:t xml:space="preserve">most significant miRNAs were </w:t>
+      </w:r>
+      <w:r>
+        <w:t>hsa-miR-3960</w:t>
+      </w:r>
+      <w:r>
+        <w:t xml:space="preserve"> and </w:t>
+      </w:r>
+      <w:r>
+        <w:t>hsa-miR-4488</w:t>
+      </w:r>
+      <w:r>
+        <w:t xml:space="preserve"> (FDR = 1.46x10^5).</w:t>
       </w:r>
     </w:p>
     <w:p>
       <w:r>
-        <w:t>All replicates have expression in the same direction apart from [</w:t>
-      </w:r>
-      <w:proofErr w:type="spellStart"/>
-      <w:r>
-        <w:t>mirnas</w:t>
-      </w:r>
-      <w:proofErr w:type="spellEnd"/>
-      <w:r>
-        <w:t>] in control replicate 1?</w:t>
+        <w:t>Visualisation methods were omitted for all remaining protease exposures and all Calu-3 exposures due to the low levels of DE miRNAs detected. [this can go at the end of the figure 3 paragraph]</w:t>
       </w:r>
     </w:p>
     <w:p>
       <w:r>
-        <w:t>Hierarchical separation of dose 24 and control?</w:t>
-      </w:r>
-    </w:p>
-    <w:p>
-      <w:r>
-        <w:t>Do the replicates look similar? Dose 24 samples look more consistent than control samples</w:t>
-      </w:r>
-    </w:p>
-    <w:p>
-      <w:r>
-        <w:t>]</w:t>
-      </w:r>
-      <w:r>
-        <w:t>]]</w:t>
-      </w:r>
-    </w:p>
-    <w:p>
-      <w:r>
-        <w:t xml:space="preserve">Hierarchical clustering of </w:t>
-      </w:r>
-      <w:r>
-        <w:t xml:space="preserve">normalised counts (CPM) for </w:t>
-      </w:r>
-      <w:r>
-        <w:t>samples from all exposure conditions revealed dose 0.005</w:t>
-      </w:r>
-      <w:r>
-        <w:sym w:font="Symbol" w:char="F06D"/>
-      </w:r>
-      <w:r>
-        <w:t>g</w:t>
-      </w:r>
-      <w:r>
-        <w:t xml:space="preserve"> (replicate 3) and dose 2</w:t>
-      </w:r>
-      <w:r>
-        <w:sym w:font="Symbol" w:char="F06D"/>
-      </w:r>
-      <w:r>
-        <w:t>g</w:t>
-      </w:r>
-      <w:r>
-        <w:t xml:space="preserve"> (replicate 1) </w:t>
-      </w:r>
-      <w:r>
-        <w:t>possessed</w:t>
-      </w:r>
-      <w:r>
-        <w:t xml:space="preserve"> the most similar expression </w:t>
-      </w:r>
-      <w:r>
-        <w:t>pattern</w:t>
-      </w:r>
-      <w:r>
-        <w:t>, respectively, to dose 24</w:t>
-      </w:r>
-      <w:r>
-        <w:sym w:font="Symbol" w:char="F06D"/>
-      </w:r>
-      <w:r>
-        <w:t>g</w:t>
-      </w:r>
-      <w:r>
-        <w:t xml:space="preserve"> samples based on the 28 DE miRNAs detected following </w:t>
-      </w:r>
-      <w:r>
-        <w:t>dose 24</w:t>
-      </w:r>
-      <w:r>
-        <w:sym w:font="Symbol" w:char="F06D"/>
-      </w:r>
-      <w:r>
-        <w:t>g protease exposure</w:t>
-      </w:r>
-      <w:r>
-        <w:t xml:space="preserve"> (Supp. Figure [heatmap of all contrasts])</w:t>
-      </w:r>
-      <w:r>
-        <w:t xml:space="preserve">. </w:t>
+        <w:t>[</w:t>
+      </w:r>
+      <w:proofErr w:type="spellStart"/>
+      <w:r>
+        <w:t>tamirna</w:t>
+      </w:r>
+      <w:proofErr w:type="spellEnd"/>
+      <w:r>
+        <w:t>?]</w:t>
       </w:r>
     </w:p>
     <w:p/>
     <w:p/>
     <w:p>
-      <w:r>
-        <w:t>[</w:t>
-      </w:r>
-      <w:r>
-        <w:t xml:space="preserve">talk about </w:t>
-      </w:r>
-      <w:r>
-        <w:t>figure 3</w:t>
-      </w:r>
-      <w:r>
-        <w:t xml:space="preserve"> in the order of panels in </w:t>
-      </w:r>
-      <w:proofErr w:type="spellStart"/>
-      <w:r>
-        <w:t>figures_draft</w:t>
-      </w:r>
-      <w:proofErr w:type="spellEnd"/>
-      <w:r>
-        <w:t>]</w:t>
-      </w:r>
-    </w:p>
-    <w:p>
-      <w:r>
-        <w:t>[talk about supp figure 3]</w:t>
+      <w:pPr>
+        <w:pStyle w:val="ListParagraph"/>
+        <w:numPr>
+          <w:ilvl w:val="0"/>
+          <w:numId w:val="9"/>
+        </w:numPr>
+      </w:pPr>
+      <w:r>
+        <w:t>Automated pathway enrichment analysis methods lack consensus</w:t>
       </w:r>
     </w:p>
     <w:p/>
     <w:p>
       <w:r>
-        <w:t>Relative expre</w:t>
-      </w:r>
-      <w:r>
-        <w:t>ssion of DE miRNAs in</w:t>
-      </w:r>
-      <w:r>
-        <w:t xml:space="preserve"> [heatmap]</w:t>
+        <w:t>[specify how many pathways were detected above threshold]</w:t>
       </w:r>
     </w:p>
     <w:p>
       <w:r>
-        <w:t xml:space="preserve">[heatmap needs to show just </w:t>
-      </w:r>
-      <w:r>
-        <w:t>dose24 vs control]</w:t>
-      </w:r>
-    </w:p>
-    <w:p/>
-    <w:p/>
-    <w:p>
-      <w:r>
-        <w:t xml:space="preserve">Visualisation methods were omitted for </w:t>
-      </w:r>
-      <w:r>
-        <w:t xml:space="preserve">all </w:t>
-      </w:r>
-      <w:r>
-        <w:t>remaining</w:t>
-      </w:r>
-      <w:r>
-        <w:t xml:space="preserve"> protease exposures and all </w:t>
-      </w:r>
-      <w:r>
-        <w:t xml:space="preserve">Calu-3 </w:t>
-      </w:r>
-      <w:r>
-        <w:t>exposures</w:t>
-      </w:r>
-      <w:r>
-        <w:t xml:space="preserve"> due to the low levels of DE miRNAs detected. [this can go at the end of the figure 3 paragraph]</w:t>
+        <w:lastRenderedPageBreak/>
+        <w:t>[specify immune-related ones]</w:t>
       </w:r>
     </w:p>
     <w:p>
       <w:r>
-        <w:t>[</w:t>
-      </w:r>
-      <w:proofErr w:type="spellStart"/>
-      <w:r>
-        <w:t>tamirna</w:t>
-      </w:r>
-      <w:proofErr w:type="spellEnd"/>
-      <w:r>
-        <w:t>?]</w:t>
+        <w:t>[gene-level, miRNA-level, Qiagen IPA]</w:t>
       </w:r>
     </w:p>
-    <w:p/>
     <w:p/>
     <w:p>
       <w:pPr>
@@ -1386,7 +1640,6 @@
         <w:rPr>
           <w:u w:val="single"/>
         </w:rPr>
-        <w:lastRenderedPageBreak/>
         <w:t>Archive</w:t>
       </w:r>
     </w:p>
@@ -2261,7 +2514,7 @@
   <w:abstractNum w:abstractNumId="8" w15:restartNumberingAfterBreak="0">
     <w:nsid w:val="53B6455F"/>
     <w:multiLevelType w:val="hybridMultilevel"/>
-    <w:tmpl w:val="1A4894A0"/>
+    <w:tmpl w:val="2F08BC30"/>
     <w:lvl w:ilvl="0" w:tplc="0809000F">
       <w:start w:val="1"/>
       <w:numFmt w:val="decimal"/>

--- a/write_up/drafts/4_results/results_DRAFT_1.docx
+++ b/write_up/drafts/4_results/results_DRAFT_1.docx
@@ -781,37 +781,13 @@
     </w:p>
     <w:p>
       <w:r>
-        <w:t>[Raw and n</w:t>
-      </w:r>
-      <w:r>
-        <w:t xml:space="preserve">ormalised counts (CPM) are shown, </w:t>
+        <w:t xml:space="preserve">[Raw and normalised counts (CPM) are shown, </w:t>
       </w:r>
       <w:r>
         <w:t>respectively, in</w:t>
       </w:r>
       <w:r>
-        <w:t xml:space="preserve"> Supplementary Table</w:t>
-      </w:r>
-      <w:r>
-        <w:t>s</w:t>
-      </w:r>
-      <w:r>
-        <w:t xml:space="preserve"> [</w:t>
-      </w:r>
-      <w:r>
-        <w:t xml:space="preserve">Raw, </w:t>
-      </w:r>
-      <w:r>
-        <w:t>CPM]</w:t>
-      </w:r>
-      <w:r>
-        <w:t xml:space="preserve"> for primary HBECs and </w:t>
-      </w:r>
-      <w:r>
-        <w:t>Supplementary Tables [Raw, CPM]</w:t>
-      </w:r>
-      <w:r>
-        <w:t xml:space="preserve"> for Calu-3 cells]</w:t>
+        <w:t xml:space="preserve"> Supplementary Tables [Raw, CPM] for primary HBECs and Supplementary Tables [Raw, CPM] for Calu-3 cells]</w:t>
       </w:r>
     </w:p>
     <w:p>
@@ -1216,28 +1192,16 @@
         <w:t xml:space="preserve">. </w:t>
       </w:r>
       <w:r>
-        <w:t xml:space="preserve">Greater consistency was observed within dose </w:t>
-      </w:r>
-      <w:r>
-        <w:t>24</w:t>
+        <w:t>Greater consistency was observed within dose 24</w:t>
       </w:r>
       <w:r>
         <w:sym w:font="Symbol" w:char="F06D"/>
       </w:r>
       <w:r>
-        <w:t>g</w:t>
-      </w:r>
-      <w:r>
-        <w:t xml:space="preserve"> replicates compared to untreated replicates. </w:t>
-      </w:r>
-      <w:r>
-        <w:t xml:space="preserve">Extreme expression levels were frequently observed in a single </w:t>
-      </w:r>
-      <w:r>
-        <w:t xml:space="preserve">untreated </w:t>
-      </w:r>
-      <w:r>
-        <w:t xml:space="preserve">replicate, such as for </w:t>
+        <w:t xml:space="preserve">g replicates compared to untreated replicates. </w:t>
+      </w:r>
+      <w:r>
+        <w:t xml:space="preserve">Extreme expression levels were frequently observed in a single untreated replicate, such as for </w:t>
       </w:r>
       <w:r>
         <w:t>hsa-miR-345-5p</w:t>
@@ -1377,10 +1341,7 @@
         <w:t xml:space="preserve">significantly </w:t>
       </w:r>
       <w:r>
-        <w:t xml:space="preserve">upregulated </w:t>
-      </w:r>
-      <w:r>
-        <w:t>(</w:t>
+        <w:t>upregulated (</w:t>
       </w:r>
       <w:r>
         <w:rPr>
@@ -1395,13 +1356,7 @@
       </w:r>
       <w:proofErr w:type="gramEnd"/>
       <w:r>
-        <w:t>])</w:t>
-      </w:r>
-      <w:r>
-        <w:t xml:space="preserve"> and downregulated </w:t>
-      </w:r>
-      <w:r>
-        <w:t>(</w:t>
+        <w:t>]) and downregulated (</w:t>
       </w:r>
       <w:r>
         <w:rPr>
@@ -1434,10 +1389,7 @@
         <w:t xml:space="preserve"> </w:t>
       </w:r>
       <w:r>
-        <w:t>Significant DE miRNAs were detected between log 7 – log 14 average log CPM, most frequently with log2 FC &lt; 2.5.</w:t>
-      </w:r>
-      <w:r>
-        <w:t xml:space="preserve"> </w:t>
+        <w:t xml:space="preserve">Significant DE miRNAs were detected between log 7 – log 14 average log CPM, most frequently with log2 FC &lt; 2.5. </w:t>
       </w:r>
       <w:r>
         <w:t>H</w:t>
@@ -1564,19 +1516,7 @@
         <w:t xml:space="preserve">The </w:t>
       </w:r>
       <w:r>
-        <w:t xml:space="preserve">most significant miRNAs were </w:t>
-      </w:r>
-      <w:r>
-        <w:t>hsa-miR-3960</w:t>
-      </w:r>
-      <w:r>
-        <w:t xml:space="preserve"> and </w:t>
-      </w:r>
-      <w:r>
-        <w:t>hsa-miR-4488</w:t>
-      </w:r>
-      <w:r>
-        <w:t xml:space="preserve"> (FDR = 1.46x10^5).</w:t>
+        <w:t>most significant miRNAs were hsa-miR-3960 and hsa-miR-4488 (FDR = 1.46x10^5).</w:t>
       </w:r>
     </w:p>
     <w:p>
@@ -1611,23 +1551,494 @@
         <w:t>Automated pathway enrichment analysis methods lack consensus</w:t>
       </w:r>
     </w:p>
+    <w:p>
+      <w:r>
+        <w:t>To determine the most suitable method for pathway enrichment analysis</w:t>
+      </w:r>
+      <w:r>
+        <w:t>,</w:t>
+      </w:r>
+      <w:r>
+        <w:t xml:space="preserve"> the pathways identified </w:t>
+      </w:r>
+      <w:r>
+        <w:t>by</w:t>
+      </w:r>
+      <w:r>
+        <w:t xml:space="preserve"> three automated tools</w:t>
+      </w:r>
+      <w:r>
+        <w:t xml:space="preserve">, each adopting a unique method of pathway </w:t>
+      </w:r>
+      <w:r>
+        <w:lastRenderedPageBreak/>
+        <w:t>analysis,</w:t>
+      </w:r>
+      <w:r>
+        <w:t xml:space="preserve"> </w:t>
+      </w:r>
+      <w:r>
+        <w:t xml:space="preserve">for </w:t>
+      </w:r>
+      <w:r>
+        <w:t xml:space="preserve">DE miRNAs following </w:t>
+      </w:r>
+      <w:r>
+        <w:t>dose 24</w:t>
+      </w:r>
+      <w:r>
+        <w:sym w:font="Symbol" w:char="F06D"/>
+      </w:r>
+      <w:r>
+        <w:t xml:space="preserve">g protease exposure </w:t>
+      </w:r>
+      <w:r>
+        <w:t xml:space="preserve">(N=28) </w:t>
+      </w:r>
+      <w:r>
+        <w:t>were assessed</w:t>
+      </w:r>
+      <w:r>
+        <w:t xml:space="preserve"> </w:t>
+      </w:r>
+      <w:r>
+        <w:t>[Supp Table [FE methods].</w:t>
+      </w:r>
+    </w:p>
+    <w:p>
+      <w:r>
+        <w:t>Gene-level analysis identified</w:t>
+      </w:r>
+      <w:r>
+        <w:t xml:space="preserve"> 3601 target genes </w:t>
+      </w:r>
+      <w:r>
+        <w:t xml:space="preserve">resulting in </w:t>
+      </w:r>
+      <w:r>
+        <w:t>1</w:t>
+      </w:r>
+      <w:r>
+        <w:t>64</w:t>
+      </w:r>
+      <w:r>
+        <w:t xml:space="preserve"> </w:t>
+      </w:r>
+      <w:r>
+        <w:t xml:space="preserve">significant </w:t>
+      </w:r>
+      <w:r>
+        <w:t>pathways (P</w:t>
+      </w:r>
+      <w:r>
+        <w:t>-adjusted</w:t>
+      </w:r>
+      <w:r>
+        <w:t xml:space="preserve"> &lt; 0.02)</w:t>
+      </w:r>
+      <w:r>
+        <w:t xml:space="preserve"> for upregulated miRNAs</w:t>
+      </w:r>
+      <w:r>
+        <w:t xml:space="preserve"> </w:t>
+      </w:r>
+      <w:r>
+        <w:t xml:space="preserve">(Supp Table [indirect pathway results </w:t>
+      </w:r>
+      <w:r>
+        <w:t>up</w:t>
+      </w:r>
+      <w:r>
+        <w:t>])</w:t>
+      </w:r>
+      <w:r>
+        <w:t xml:space="preserve">; </w:t>
+      </w:r>
+      <w:r>
+        <w:t>2746 targets from downregulated miRNAs (</w:t>
+      </w:r>
+      <w:r>
+        <w:rPr>
+          <w:i/>
+          <w:iCs/>
+        </w:rPr>
+        <w:t>n</w:t>
+      </w:r>
+      <w:r>
+        <w:t>=14) with 464 pathways</w:t>
+      </w:r>
+      <w:r>
+        <w:t xml:space="preserve"> identified</w:t>
+      </w:r>
+      <w:r>
+        <w:t xml:space="preserve"> (Supp Table [indirect pathway results down])</w:t>
+      </w:r>
+      <w:r>
+        <w:t>.</w:t>
+      </w:r>
+      <w:r>
+        <w:t xml:space="preserve"> </w:t>
+      </w:r>
+      <w:r>
+        <w:t>P</w:t>
+      </w:r>
+      <w:r>
+        <w:t xml:space="preserve">athways </w:t>
+      </w:r>
+      <w:r>
+        <w:t>predicted from</w:t>
+      </w:r>
+      <w:r>
+        <w:t xml:space="preserve"> </w:t>
+      </w:r>
+      <w:r>
+        <w:t xml:space="preserve">upregulated </w:t>
+      </w:r>
+      <w:r>
+        <w:t>miRNA</w:t>
+      </w:r>
+      <w:r>
+        <w:t xml:space="preserve"> target genes</w:t>
+      </w:r>
+      <w:r>
+        <w:t xml:space="preserve"> have been associated with </w:t>
+      </w:r>
+      <w:r>
+        <w:t xml:space="preserve">epithelial </w:t>
+      </w:r>
+      <w:r>
+        <w:t>inflammation</w:t>
+      </w:r>
+      <w:r>
+        <w:t xml:space="preserve"> (IL-4, IL-13, IL-17 signalling; TNF/TLR/TGF</w:t>
+      </w:r>
+      <w:r>
+        <w:t>-</w:t>
+      </w:r>
+      <w:r>
+        <w:sym w:font="Symbol" w:char="F062"/>
+      </w:r>
+      <w:r>
+        <w:t xml:space="preserve"> signalling)</w:t>
+      </w:r>
+      <w:r>
+        <w:t xml:space="preserve"> and</w:t>
+      </w:r>
+      <w:r>
+        <w:t xml:space="preserve"> epithelial barrier integrity</w:t>
+      </w:r>
+      <w:r>
+        <w:t xml:space="preserve"> (WNT/NOTCH signalling)</w:t>
+      </w:r>
+      <w:r>
+        <w:t xml:space="preserve">. </w:t>
+      </w:r>
+      <w:r>
+        <w:t>Similar i</w:t>
+      </w:r>
+      <w:r>
+        <w:t>nflammatory-associated pathways were enriched in downregulated miRNA target genes (IL</w:t>
+      </w:r>
+      <w:r>
+        <w:t>-4, IL-6, IL-7, IL-12, IL-13, IL-17; TLR/</w:t>
+      </w:r>
+      <w:r>
+        <w:t xml:space="preserve"> </w:t>
+      </w:r>
+      <w:r>
+        <w:t>TGF-</w:t>
+      </w:r>
+      <w:r>
+        <w:sym w:font="Symbol" w:char="F062"/>
+      </w:r>
+      <w:r>
+        <w:t xml:space="preserve"> signalling</w:t>
+      </w:r>
+      <w:r>
+        <w:t>)</w:t>
+      </w:r>
+      <w:r>
+        <w:t>,</w:t>
+      </w:r>
+      <w:r>
+        <w:t xml:space="preserve"> with </w:t>
+      </w:r>
+      <w:r>
+        <w:t xml:space="preserve">additional </w:t>
+      </w:r>
+      <w:r>
+        <w:t xml:space="preserve">relevant </w:t>
+      </w:r>
+      <w:r>
+        <w:t>pathways</w:t>
+      </w:r>
+      <w:r>
+        <w:t xml:space="preserve"> absent or less abundant in the upregulated dataset, </w:t>
+      </w:r>
+      <w:r>
+        <w:t xml:space="preserve">including </w:t>
+      </w:r>
+      <w:r>
+        <w:t xml:space="preserve">immune </w:t>
+      </w:r>
+      <w:r>
+        <w:t>pathways (</w:t>
+      </w:r>
+      <w:r>
+        <w:t>Fc receptor signalling</w:t>
+      </w:r>
+      <w:r>
+        <w:t>)</w:t>
+      </w:r>
+      <w:r>
+        <w:t xml:space="preserve">, </w:t>
+      </w:r>
+      <w:r>
+        <w:t xml:space="preserve">inflammatory cell death </w:t>
+      </w:r>
+      <w:r>
+        <w:t xml:space="preserve">pathways </w:t>
+      </w:r>
+      <w:r>
+        <w:t>(pyroptosis)</w:t>
+      </w:r>
+      <w:r>
+        <w:t>,</w:t>
+      </w:r>
+      <w:r>
+        <w:t xml:space="preserve"> </w:t>
+      </w:r>
+      <w:r>
+        <w:t xml:space="preserve">and Rho GTPase pathways which may contribute to epithelial barrier integrity. </w:t>
+      </w:r>
+      <w:r>
+        <w:t>[</w:t>
+      </w:r>
+      <w:proofErr w:type="spellStart"/>
+      <w:r>
+        <w:t>dotplot</w:t>
+      </w:r>
+      <w:proofErr w:type="spellEnd"/>
+      <w:r>
+        <w:t>]</w:t>
+      </w:r>
+      <w:r>
+        <w:t xml:space="preserve">  </w:t>
+      </w:r>
+    </w:p>
+    <w:p>
+      <w:r>
+        <w:t xml:space="preserve">ORA at miRNA-level </w:t>
+      </w:r>
+      <w:r>
+        <w:t>detected two significantly enriched</w:t>
+      </w:r>
+      <w:r>
+        <w:t xml:space="preserve"> pathways</w:t>
+      </w:r>
+      <w:r>
+        <w:t xml:space="preserve"> (</w:t>
+      </w:r>
+      <w:r>
+        <w:t>P</w:t>
+      </w:r>
+      <w:r>
+        <w:t>-</w:t>
+      </w:r>
+      <w:r>
+        <w:t>adj</w:t>
+      </w:r>
+      <w:r>
+        <w:t>usted</w:t>
+      </w:r>
+      <w:r>
+        <w:t xml:space="preserve"> = ~</w:t>
+      </w:r>
+      <w:r>
+        <w:t>0.036</w:t>
+      </w:r>
+      <w:r>
+        <w:t xml:space="preserve">) in upregulated miRNAs: </w:t>
+      </w:r>
+      <w:r>
+        <w:rPr>
+          <w:i/>
+          <w:iCs/>
+        </w:rPr>
+        <w:t>Transcriptional activation of cell cycle inhibitor p2</w:t>
+      </w:r>
+      <w:r>
+        <w:t xml:space="preserve">, </w:t>
+      </w:r>
+      <w:r>
+        <w:rPr>
+          <w:i/>
+          <w:iCs/>
+        </w:rPr>
+        <w:t>Transcriptional activation of p53 responsive genes</w:t>
+      </w:r>
+      <w:r>
+        <w:t xml:space="preserve"> (Figure [</w:t>
+      </w:r>
+      <w:proofErr w:type="spellStart"/>
+      <w:r>
+        <w:t>wordplot</w:t>
+      </w:r>
+      <w:proofErr w:type="spellEnd"/>
+      <w:r>
+        <w:t>])</w:t>
+      </w:r>
+      <w:r>
+        <w:t>; no significant pathways were detected in the downregulated miRNA set</w:t>
+      </w:r>
+      <w:r>
+        <w:t xml:space="preserve"> (P-adjusted &lt; 0.05)</w:t>
+      </w:r>
+      <w:r>
+        <w:t>.</w:t>
+      </w:r>
+      <w:r>
+        <w:t xml:space="preserve"> </w:t>
+      </w:r>
+      <w:r>
+        <w:t xml:space="preserve">Likewise, no significant pathways were identified during </w:t>
+      </w:r>
+      <w:r>
+        <w:t xml:space="preserve">miRNA-SEA </w:t>
+      </w:r>
+      <w:r>
+        <w:t>(P-adjusted &lt; 0.05).</w:t>
+      </w:r>
+    </w:p>
+    <w:p>
+      <w:r>
+        <w:t>[</w:t>
+      </w:r>
+      <w:proofErr w:type="spellStart"/>
+      <w:r>
+        <w:t>qiagen</w:t>
+      </w:r>
+      <w:proofErr w:type="spellEnd"/>
+      <w:r>
+        <w:t xml:space="preserve"> </w:t>
+      </w:r>
+      <w:proofErr w:type="spellStart"/>
+      <w:r>
+        <w:t>ipa</w:t>
+      </w:r>
+      <w:proofErr w:type="spellEnd"/>
+      <w:r>
+        <w:t>]</w:t>
+      </w:r>
+      <w:r>
+        <w:t xml:space="preserve"> [</w:t>
+      </w:r>
+      <w:proofErr w:type="spellStart"/>
+      <w:r>
+        <w:t>dotplot</w:t>
+      </w:r>
+      <w:proofErr w:type="spellEnd"/>
+      <w:r>
+        <w:t>]</w:t>
+      </w:r>
+    </w:p>
+    <w:p>
+      <w:r>
+        <w:t xml:space="preserve">[Concluding statement that </w:t>
+      </w:r>
+      <w:proofErr w:type="spellStart"/>
+      <w:r>
+        <w:t>qiagen</w:t>
+      </w:r>
+      <w:proofErr w:type="spellEnd"/>
+      <w:r>
+        <w:t xml:space="preserve"> was chosen]</w:t>
+      </w:r>
+    </w:p>
     <w:p/>
     <w:p>
-      <w:r>
-        <w:t>[specify how many pathways were detected above threshold]</w:t>
+      <w:pPr>
+        <w:pStyle w:val="ListParagraph"/>
+        <w:numPr>
+          <w:ilvl w:val="0"/>
+          <w:numId w:val="9"/>
+        </w:numPr>
+      </w:pPr>
+      <w:r>
+        <w:t xml:space="preserve">HDM and dog allergen exposure </w:t>
       </w:r>
     </w:p>
     <w:p>
-      <w:r>
-        <w:lastRenderedPageBreak/>
-        <w:t>[specify immune-related ones]</w:t>
+      <w:pPr>
+        <w:pStyle w:val="ListParagraph"/>
+        <w:numPr>
+          <w:ilvl w:val="0"/>
+          <w:numId w:val="9"/>
+        </w:numPr>
+      </w:pPr>
+      <w:r>
+        <w:t>Differentially expressed miRNAs following HDM and dog allergen exposure have been detected in allergy studies</w:t>
+      </w:r>
+    </w:p>
+    <w:p/>
+    <w:p>
+      <w:r>
+        <w:t xml:space="preserve">Literature associated with DE miRNAs identified in Calu-3 cells (Can f 1, </w:t>
+      </w:r>
+      <w:r>
+        <w:rPr>
+          <w:i/>
+          <w:iCs/>
+        </w:rPr>
+        <w:t>n</w:t>
+      </w:r>
+      <w:proofErr w:type="gramStart"/>
+      <w:r>
+        <w:t>=</w:t>
+      </w:r>
+      <w:r>
+        <w:t>[</w:t>
+      </w:r>
+      <w:proofErr w:type="gramEnd"/>
+      <w:r>
+        <w:t>2]</w:t>
+      </w:r>
+      <w:r>
+        <w:t>;</w:t>
+      </w:r>
+      <w:r>
+        <w:t xml:space="preserve"> Der p 1 inactive, </w:t>
+      </w:r>
+      <w:r>
+        <w:rPr>
+          <w:i/>
+          <w:iCs/>
+        </w:rPr>
+        <w:t>n</w:t>
+      </w:r>
+      <w:proofErr w:type="gramStart"/>
+      <w:r>
+        <w:t>=[</w:t>
+      </w:r>
+      <w:proofErr w:type="gramEnd"/>
+      <w:r>
+        <w:t>1]</w:t>
+      </w:r>
+      <w:r>
+        <w:t xml:space="preserve"> was reviewed</w:t>
       </w:r>
     </w:p>
     <w:p>
       <w:r>
-        <w:t>[gene-level, miRNA-level, Qiagen IPA]</w:t>
+        <w:t>[number of publications relating to inflammation]</w:t>
       </w:r>
     </w:p>
+    <w:p>
+      <w:r>
+        <w:t>[state particularly relevant ones, [X] et al., 2025]</w:t>
+      </w:r>
+    </w:p>
+    <w:p/>
     <w:p/>
     <w:p>
       <w:pPr>
@@ -2399,6 +2810,345 @@
     </w:lvl>
   </w:abstractNum>
   <w:abstractNum w:abstractNumId="7" w15:restartNumberingAfterBreak="0">
+    <w:nsid w:val="1AC70B2E"/>
+    <w:multiLevelType w:val="hybridMultilevel"/>
+    <w:tmpl w:val="46F2023C"/>
+    <w:lvl w:ilvl="0" w:tplc="08090001">
+      <w:start w:val="1"/>
+      <w:numFmt w:val="bullet"/>
+      <w:lvlText w:val=""/>
+      <w:lvlJc w:val="left"/>
+      <w:pPr>
+        <w:ind w:left="720" w:hanging="360"/>
+      </w:pPr>
+      <w:rPr>
+        <w:rFonts w:ascii="Symbol" w:hAnsi="Symbol" w:hint="default"/>
+      </w:rPr>
+    </w:lvl>
+    <w:lvl w:ilvl="1" w:tplc="08090003" w:tentative="1">
+      <w:start w:val="1"/>
+      <w:numFmt w:val="bullet"/>
+      <w:lvlText w:val="o"/>
+      <w:lvlJc w:val="left"/>
+      <w:pPr>
+        <w:ind w:left="1440" w:hanging="360"/>
+      </w:pPr>
+      <w:rPr>
+        <w:rFonts w:ascii="Courier New" w:hAnsi="Courier New" w:cs="Courier New" w:hint="default"/>
+      </w:rPr>
+    </w:lvl>
+    <w:lvl w:ilvl="2" w:tplc="08090005" w:tentative="1">
+      <w:start w:val="1"/>
+      <w:numFmt w:val="bullet"/>
+      <w:lvlText w:val=""/>
+      <w:lvlJc w:val="left"/>
+      <w:pPr>
+        <w:ind w:left="2160" w:hanging="360"/>
+      </w:pPr>
+      <w:rPr>
+        <w:rFonts w:ascii="Wingdings" w:hAnsi="Wingdings" w:hint="default"/>
+      </w:rPr>
+    </w:lvl>
+    <w:lvl w:ilvl="3" w:tplc="08090001" w:tentative="1">
+      <w:start w:val="1"/>
+      <w:numFmt w:val="bullet"/>
+      <w:lvlText w:val=""/>
+      <w:lvlJc w:val="left"/>
+      <w:pPr>
+        <w:ind w:left="2880" w:hanging="360"/>
+      </w:pPr>
+      <w:rPr>
+        <w:rFonts w:ascii="Symbol" w:hAnsi="Symbol" w:hint="default"/>
+      </w:rPr>
+    </w:lvl>
+    <w:lvl w:ilvl="4" w:tplc="08090003" w:tentative="1">
+      <w:start w:val="1"/>
+      <w:numFmt w:val="bullet"/>
+      <w:lvlText w:val="o"/>
+      <w:lvlJc w:val="left"/>
+      <w:pPr>
+        <w:ind w:left="3600" w:hanging="360"/>
+      </w:pPr>
+      <w:rPr>
+        <w:rFonts w:ascii="Courier New" w:hAnsi="Courier New" w:cs="Courier New" w:hint="default"/>
+      </w:rPr>
+    </w:lvl>
+    <w:lvl w:ilvl="5" w:tplc="08090005" w:tentative="1">
+      <w:start w:val="1"/>
+      <w:numFmt w:val="bullet"/>
+      <w:lvlText w:val=""/>
+      <w:lvlJc w:val="left"/>
+      <w:pPr>
+        <w:ind w:left="4320" w:hanging="360"/>
+      </w:pPr>
+      <w:rPr>
+        <w:rFonts w:ascii="Wingdings" w:hAnsi="Wingdings" w:hint="default"/>
+      </w:rPr>
+    </w:lvl>
+    <w:lvl w:ilvl="6" w:tplc="08090001" w:tentative="1">
+      <w:start w:val="1"/>
+      <w:numFmt w:val="bullet"/>
+      <w:lvlText w:val=""/>
+      <w:lvlJc w:val="left"/>
+      <w:pPr>
+        <w:ind w:left="5040" w:hanging="360"/>
+      </w:pPr>
+      <w:rPr>
+        <w:rFonts w:ascii="Symbol" w:hAnsi="Symbol" w:hint="default"/>
+      </w:rPr>
+    </w:lvl>
+    <w:lvl w:ilvl="7" w:tplc="08090003" w:tentative="1">
+      <w:start w:val="1"/>
+      <w:numFmt w:val="bullet"/>
+      <w:lvlText w:val="o"/>
+      <w:lvlJc w:val="left"/>
+      <w:pPr>
+        <w:ind w:left="5760" w:hanging="360"/>
+      </w:pPr>
+      <w:rPr>
+        <w:rFonts w:ascii="Courier New" w:hAnsi="Courier New" w:cs="Courier New" w:hint="default"/>
+      </w:rPr>
+    </w:lvl>
+    <w:lvl w:ilvl="8" w:tplc="08090005" w:tentative="1">
+      <w:start w:val="1"/>
+      <w:numFmt w:val="bullet"/>
+      <w:lvlText w:val=""/>
+      <w:lvlJc w:val="left"/>
+      <w:pPr>
+        <w:ind w:left="6480" w:hanging="360"/>
+      </w:pPr>
+      <w:rPr>
+        <w:rFonts w:ascii="Wingdings" w:hAnsi="Wingdings" w:hint="default"/>
+      </w:rPr>
+    </w:lvl>
+  </w:abstractNum>
+  <w:abstractNum w:abstractNumId="8" w15:restartNumberingAfterBreak="0">
+    <w:nsid w:val="1E43374C"/>
+    <w:multiLevelType w:val="hybridMultilevel"/>
+    <w:tmpl w:val="55C85972"/>
+    <w:lvl w:ilvl="0" w:tplc="08090001">
+      <w:start w:val="1"/>
+      <w:numFmt w:val="bullet"/>
+      <w:lvlText w:val=""/>
+      <w:lvlJc w:val="left"/>
+      <w:pPr>
+        <w:ind w:left="720" w:hanging="360"/>
+      </w:pPr>
+      <w:rPr>
+        <w:rFonts w:ascii="Symbol" w:hAnsi="Symbol" w:hint="default"/>
+      </w:rPr>
+    </w:lvl>
+    <w:lvl w:ilvl="1" w:tplc="08090003" w:tentative="1">
+      <w:start w:val="1"/>
+      <w:numFmt w:val="bullet"/>
+      <w:lvlText w:val="o"/>
+      <w:lvlJc w:val="left"/>
+      <w:pPr>
+        <w:ind w:left="1440" w:hanging="360"/>
+      </w:pPr>
+      <w:rPr>
+        <w:rFonts w:ascii="Courier New" w:hAnsi="Courier New" w:cs="Courier New" w:hint="default"/>
+      </w:rPr>
+    </w:lvl>
+    <w:lvl w:ilvl="2" w:tplc="08090005" w:tentative="1">
+      <w:start w:val="1"/>
+      <w:numFmt w:val="bullet"/>
+      <w:lvlText w:val=""/>
+      <w:lvlJc w:val="left"/>
+      <w:pPr>
+        <w:ind w:left="2160" w:hanging="360"/>
+      </w:pPr>
+      <w:rPr>
+        <w:rFonts w:ascii="Wingdings" w:hAnsi="Wingdings" w:hint="default"/>
+      </w:rPr>
+    </w:lvl>
+    <w:lvl w:ilvl="3" w:tplc="08090001" w:tentative="1">
+      <w:start w:val="1"/>
+      <w:numFmt w:val="bullet"/>
+      <w:lvlText w:val=""/>
+      <w:lvlJc w:val="left"/>
+      <w:pPr>
+        <w:ind w:left="2880" w:hanging="360"/>
+      </w:pPr>
+      <w:rPr>
+        <w:rFonts w:ascii="Symbol" w:hAnsi="Symbol" w:hint="default"/>
+      </w:rPr>
+    </w:lvl>
+    <w:lvl w:ilvl="4" w:tplc="08090003" w:tentative="1">
+      <w:start w:val="1"/>
+      <w:numFmt w:val="bullet"/>
+      <w:lvlText w:val="o"/>
+      <w:lvlJc w:val="left"/>
+      <w:pPr>
+        <w:ind w:left="3600" w:hanging="360"/>
+      </w:pPr>
+      <w:rPr>
+        <w:rFonts w:ascii="Courier New" w:hAnsi="Courier New" w:cs="Courier New" w:hint="default"/>
+      </w:rPr>
+    </w:lvl>
+    <w:lvl w:ilvl="5" w:tplc="08090005" w:tentative="1">
+      <w:start w:val="1"/>
+      <w:numFmt w:val="bullet"/>
+      <w:lvlText w:val=""/>
+      <w:lvlJc w:val="left"/>
+      <w:pPr>
+        <w:ind w:left="4320" w:hanging="360"/>
+      </w:pPr>
+      <w:rPr>
+        <w:rFonts w:ascii="Wingdings" w:hAnsi="Wingdings" w:hint="default"/>
+      </w:rPr>
+    </w:lvl>
+    <w:lvl w:ilvl="6" w:tplc="08090001" w:tentative="1">
+      <w:start w:val="1"/>
+      <w:numFmt w:val="bullet"/>
+      <w:lvlText w:val=""/>
+      <w:lvlJc w:val="left"/>
+      <w:pPr>
+        <w:ind w:left="5040" w:hanging="360"/>
+      </w:pPr>
+      <w:rPr>
+        <w:rFonts w:ascii="Symbol" w:hAnsi="Symbol" w:hint="default"/>
+      </w:rPr>
+    </w:lvl>
+    <w:lvl w:ilvl="7" w:tplc="08090003" w:tentative="1">
+      <w:start w:val="1"/>
+      <w:numFmt w:val="bullet"/>
+      <w:lvlText w:val="o"/>
+      <w:lvlJc w:val="left"/>
+      <w:pPr>
+        <w:ind w:left="5760" w:hanging="360"/>
+      </w:pPr>
+      <w:rPr>
+        <w:rFonts w:ascii="Courier New" w:hAnsi="Courier New" w:cs="Courier New" w:hint="default"/>
+      </w:rPr>
+    </w:lvl>
+    <w:lvl w:ilvl="8" w:tplc="08090005" w:tentative="1">
+      <w:start w:val="1"/>
+      <w:numFmt w:val="bullet"/>
+      <w:lvlText w:val=""/>
+      <w:lvlJc w:val="left"/>
+      <w:pPr>
+        <w:ind w:left="6480" w:hanging="360"/>
+      </w:pPr>
+      <w:rPr>
+        <w:rFonts w:ascii="Wingdings" w:hAnsi="Wingdings" w:hint="default"/>
+      </w:rPr>
+    </w:lvl>
+  </w:abstractNum>
+  <w:abstractNum w:abstractNumId="9" w15:restartNumberingAfterBreak="0">
+    <w:nsid w:val="1E5B4A12"/>
+    <w:multiLevelType w:val="hybridMultilevel"/>
+    <w:tmpl w:val="AD32F788"/>
+    <w:lvl w:ilvl="0" w:tplc="08090001">
+      <w:start w:val="1"/>
+      <w:numFmt w:val="bullet"/>
+      <w:lvlText w:val=""/>
+      <w:lvlJc w:val="left"/>
+      <w:pPr>
+        <w:ind w:left="720" w:hanging="360"/>
+      </w:pPr>
+      <w:rPr>
+        <w:rFonts w:ascii="Symbol" w:hAnsi="Symbol" w:hint="default"/>
+      </w:rPr>
+    </w:lvl>
+    <w:lvl w:ilvl="1" w:tplc="08090003" w:tentative="1">
+      <w:start w:val="1"/>
+      <w:numFmt w:val="bullet"/>
+      <w:lvlText w:val="o"/>
+      <w:lvlJc w:val="left"/>
+      <w:pPr>
+        <w:ind w:left="1440" w:hanging="360"/>
+      </w:pPr>
+      <w:rPr>
+        <w:rFonts w:ascii="Courier New" w:hAnsi="Courier New" w:cs="Courier New" w:hint="default"/>
+      </w:rPr>
+    </w:lvl>
+    <w:lvl w:ilvl="2" w:tplc="08090005" w:tentative="1">
+      <w:start w:val="1"/>
+      <w:numFmt w:val="bullet"/>
+      <w:lvlText w:val=""/>
+      <w:lvlJc w:val="left"/>
+      <w:pPr>
+        <w:ind w:left="2160" w:hanging="360"/>
+      </w:pPr>
+      <w:rPr>
+        <w:rFonts w:ascii="Wingdings" w:hAnsi="Wingdings" w:hint="default"/>
+      </w:rPr>
+    </w:lvl>
+    <w:lvl w:ilvl="3" w:tplc="08090001" w:tentative="1">
+      <w:start w:val="1"/>
+      <w:numFmt w:val="bullet"/>
+      <w:lvlText w:val=""/>
+      <w:lvlJc w:val="left"/>
+      <w:pPr>
+        <w:ind w:left="2880" w:hanging="360"/>
+      </w:pPr>
+      <w:rPr>
+        <w:rFonts w:ascii="Symbol" w:hAnsi="Symbol" w:hint="default"/>
+      </w:rPr>
+    </w:lvl>
+    <w:lvl w:ilvl="4" w:tplc="08090003" w:tentative="1">
+      <w:start w:val="1"/>
+      <w:numFmt w:val="bullet"/>
+      <w:lvlText w:val="o"/>
+      <w:lvlJc w:val="left"/>
+      <w:pPr>
+        <w:ind w:left="3600" w:hanging="360"/>
+      </w:pPr>
+      <w:rPr>
+        <w:rFonts w:ascii="Courier New" w:hAnsi="Courier New" w:cs="Courier New" w:hint="default"/>
+      </w:rPr>
+    </w:lvl>
+    <w:lvl w:ilvl="5" w:tplc="08090005" w:tentative="1">
+      <w:start w:val="1"/>
+      <w:numFmt w:val="bullet"/>
+      <w:lvlText w:val=""/>
+      <w:lvlJc w:val="left"/>
+      <w:pPr>
+        <w:ind w:left="4320" w:hanging="360"/>
+      </w:pPr>
+      <w:rPr>
+        <w:rFonts w:ascii="Wingdings" w:hAnsi="Wingdings" w:hint="default"/>
+      </w:rPr>
+    </w:lvl>
+    <w:lvl w:ilvl="6" w:tplc="08090001" w:tentative="1">
+      <w:start w:val="1"/>
+      <w:numFmt w:val="bullet"/>
+      <w:lvlText w:val=""/>
+      <w:lvlJc w:val="left"/>
+      <w:pPr>
+        <w:ind w:left="5040" w:hanging="360"/>
+      </w:pPr>
+      <w:rPr>
+        <w:rFonts w:ascii="Symbol" w:hAnsi="Symbol" w:hint="default"/>
+      </w:rPr>
+    </w:lvl>
+    <w:lvl w:ilvl="7" w:tplc="08090003" w:tentative="1">
+      <w:start w:val="1"/>
+      <w:numFmt w:val="bullet"/>
+      <w:lvlText w:val="o"/>
+      <w:lvlJc w:val="left"/>
+      <w:pPr>
+        <w:ind w:left="5760" w:hanging="360"/>
+      </w:pPr>
+      <w:rPr>
+        <w:rFonts w:ascii="Courier New" w:hAnsi="Courier New" w:cs="Courier New" w:hint="default"/>
+      </w:rPr>
+    </w:lvl>
+    <w:lvl w:ilvl="8" w:tplc="08090005" w:tentative="1">
+      <w:start w:val="1"/>
+      <w:numFmt w:val="bullet"/>
+      <w:lvlText w:val=""/>
+      <w:lvlJc w:val="left"/>
+      <w:pPr>
+        <w:ind w:left="6480" w:hanging="360"/>
+      </w:pPr>
+      <w:rPr>
+        <w:rFonts w:ascii="Wingdings" w:hAnsi="Wingdings" w:hint="default"/>
+      </w:rPr>
+    </w:lvl>
+  </w:abstractNum>
+  <w:abstractNum w:abstractNumId="10" w15:restartNumberingAfterBreak="0">
     <w:nsid w:val="391C3416"/>
     <w:multiLevelType w:val="hybridMultilevel"/>
     <w:tmpl w:val="0066A6BE"/>
@@ -2511,10 +3261,123 @@
       </w:rPr>
     </w:lvl>
   </w:abstractNum>
-  <w:abstractNum w:abstractNumId="8" w15:restartNumberingAfterBreak="0">
+  <w:abstractNum w:abstractNumId="11" w15:restartNumberingAfterBreak="0">
+    <w:nsid w:val="52E327EF"/>
+    <w:multiLevelType w:val="hybridMultilevel"/>
+    <w:tmpl w:val="764CAB9E"/>
+    <w:lvl w:ilvl="0" w:tplc="08090001">
+      <w:start w:val="1"/>
+      <w:numFmt w:val="bullet"/>
+      <w:lvlText w:val=""/>
+      <w:lvlJc w:val="left"/>
+      <w:pPr>
+        <w:ind w:left="720" w:hanging="360"/>
+      </w:pPr>
+      <w:rPr>
+        <w:rFonts w:ascii="Symbol" w:hAnsi="Symbol" w:hint="default"/>
+      </w:rPr>
+    </w:lvl>
+    <w:lvl w:ilvl="1" w:tplc="08090003" w:tentative="1">
+      <w:start w:val="1"/>
+      <w:numFmt w:val="bullet"/>
+      <w:lvlText w:val="o"/>
+      <w:lvlJc w:val="left"/>
+      <w:pPr>
+        <w:ind w:left="1440" w:hanging="360"/>
+      </w:pPr>
+      <w:rPr>
+        <w:rFonts w:ascii="Courier New" w:hAnsi="Courier New" w:cs="Courier New" w:hint="default"/>
+      </w:rPr>
+    </w:lvl>
+    <w:lvl w:ilvl="2" w:tplc="08090005" w:tentative="1">
+      <w:start w:val="1"/>
+      <w:numFmt w:val="bullet"/>
+      <w:lvlText w:val=""/>
+      <w:lvlJc w:val="left"/>
+      <w:pPr>
+        <w:ind w:left="2160" w:hanging="360"/>
+      </w:pPr>
+      <w:rPr>
+        <w:rFonts w:ascii="Wingdings" w:hAnsi="Wingdings" w:hint="default"/>
+      </w:rPr>
+    </w:lvl>
+    <w:lvl w:ilvl="3" w:tplc="08090001" w:tentative="1">
+      <w:start w:val="1"/>
+      <w:numFmt w:val="bullet"/>
+      <w:lvlText w:val=""/>
+      <w:lvlJc w:val="left"/>
+      <w:pPr>
+        <w:ind w:left="2880" w:hanging="360"/>
+      </w:pPr>
+      <w:rPr>
+        <w:rFonts w:ascii="Symbol" w:hAnsi="Symbol" w:hint="default"/>
+      </w:rPr>
+    </w:lvl>
+    <w:lvl w:ilvl="4" w:tplc="08090003" w:tentative="1">
+      <w:start w:val="1"/>
+      <w:numFmt w:val="bullet"/>
+      <w:lvlText w:val="o"/>
+      <w:lvlJc w:val="left"/>
+      <w:pPr>
+        <w:ind w:left="3600" w:hanging="360"/>
+      </w:pPr>
+      <w:rPr>
+        <w:rFonts w:ascii="Courier New" w:hAnsi="Courier New" w:cs="Courier New" w:hint="default"/>
+      </w:rPr>
+    </w:lvl>
+    <w:lvl w:ilvl="5" w:tplc="08090005" w:tentative="1">
+      <w:start w:val="1"/>
+      <w:numFmt w:val="bullet"/>
+      <w:lvlText w:val=""/>
+      <w:lvlJc w:val="left"/>
+      <w:pPr>
+        <w:ind w:left="4320" w:hanging="360"/>
+      </w:pPr>
+      <w:rPr>
+        <w:rFonts w:ascii="Wingdings" w:hAnsi="Wingdings" w:hint="default"/>
+      </w:rPr>
+    </w:lvl>
+    <w:lvl w:ilvl="6" w:tplc="08090001" w:tentative="1">
+      <w:start w:val="1"/>
+      <w:numFmt w:val="bullet"/>
+      <w:lvlText w:val=""/>
+      <w:lvlJc w:val="left"/>
+      <w:pPr>
+        <w:ind w:left="5040" w:hanging="360"/>
+      </w:pPr>
+      <w:rPr>
+        <w:rFonts w:ascii="Symbol" w:hAnsi="Symbol" w:hint="default"/>
+      </w:rPr>
+    </w:lvl>
+    <w:lvl w:ilvl="7" w:tplc="08090003" w:tentative="1">
+      <w:start w:val="1"/>
+      <w:numFmt w:val="bullet"/>
+      <w:lvlText w:val="o"/>
+      <w:lvlJc w:val="left"/>
+      <w:pPr>
+        <w:ind w:left="5760" w:hanging="360"/>
+      </w:pPr>
+      <w:rPr>
+        <w:rFonts w:ascii="Courier New" w:hAnsi="Courier New" w:cs="Courier New" w:hint="default"/>
+      </w:rPr>
+    </w:lvl>
+    <w:lvl w:ilvl="8" w:tplc="08090005" w:tentative="1">
+      <w:start w:val="1"/>
+      <w:numFmt w:val="bullet"/>
+      <w:lvlText w:val=""/>
+      <w:lvlJc w:val="left"/>
+      <w:pPr>
+        <w:ind w:left="6480" w:hanging="360"/>
+      </w:pPr>
+      <w:rPr>
+        <w:rFonts w:ascii="Wingdings" w:hAnsi="Wingdings" w:hint="default"/>
+      </w:rPr>
+    </w:lvl>
+  </w:abstractNum>
+  <w:abstractNum w:abstractNumId="12" w15:restartNumberingAfterBreak="0">
     <w:nsid w:val="53B6455F"/>
     <w:multiLevelType w:val="hybridMultilevel"/>
-    <w:tmpl w:val="2F08BC30"/>
+    <w:tmpl w:val="988010F6"/>
     <w:lvl w:ilvl="0" w:tplc="0809000F">
       <w:start w:val="1"/>
       <w:numFmt w:val="decimal"/>
@@ -2600,7 +3463,120 @@
       </w:pPr>
     </w:lvl>
   </w:abstractNum>
-  <w:abstractNum w:abstractNumId="9" w15:restartNumberingAfterBreak="0">
+  <w:abstractNum w:abstractNumId="13" w15:restartNumberingAfterBreak="0">
+    <w:nsid w:val="5F3955D7"/>
+    <w:multiLevelType w:val="hybridMultilevel"/>
+    <w:tmpl w:val="D1CE7724"/>
+    <w:lvl w:ilvl="0" w:tplc="08090001">
+      <w:start w:val="1"/>
+      <w:numFmt w:val="bullet"/>
+      <w:lvlText w:val=""/>
+      <w:lvlJc w:val="left"/>
+      <w:pPr>
+        <w:ind w:left="720" w:hanging="360"/>
+      </w:pPr>
+      <w:rPr>
+        <w:rFonts w:ascii="Symbol" w:hAnsi="Symbol" w:hint="default"/>
+      </w:rPr>
+    </w:lvl>
+    <w:lvl w:ilvl="1" w:tplc="08090003" w:tentative="1">
+      <w:start w:val="1"/>
+      <w:numFmt w:val="bullet"/>
+      <w:lvlText w:val="o"/>
+      <w:lvlJc w:val="left"/>
+      <w:pPr>
+        <w:ind w:left="1440" w:hanging="360"/>
+      </w:pPr>
+      <w:rPr>
+        <w:rFonts w:ascii="Courier New" w:hAnsi="Courier New" w:cs="Courier New" w:hint="default"/>
+      </w:rPr>
+    </w:lvl>
+    <w:lvl w:ilvl="2" w:tplc="08090005" w:tentative="1">
+      <w:start w:val="1"/>
+      <w:numFmt w:val="bullet"/>
+      <w:lvlText w:val=""/>
+      <w:lvlJc w:val="left"/>
+      <w:pPr>
+        <w:ind w:left="2160" w:hanging="360"/>
+      </w:pPr>
+      <w:rPr>
+        <w:rFonts w:ascii="Wingdings" w:hAnsi="Wingdings" w:hint="default"/>
+      </w:rPr>
+    </w:lvl>
+    <w:lvl w:ilvl="3" w:tplc="08090001" w:tentative="1">
+      <w:start w:val="1"/>
+      <w:numFmt w:val="bullet"/>
+      <w:lvlText w:val=""/>
+      <w:lvlJc w:val="left"/>
+      <w:pPr>
+        <w:ind w:left="2880" w:hanging="360"/>
+      </w:pPr>
+      <w:rPr>
+        <w:rFonts w:ascii="Symbol" w:hAnsi="Symbol" w:hint="default"/>
+      </w:rPr>
+    </w:lvl>
+    <w:lvl w:ilvl="4" w:tplc="08090003" w:tentative="1">
+      <w:start w:val="1"/>
+      <w:numFmt w:val="bullet"/>
+      <w:lvlText w:val="o"/>
+      <w:lvlJc w:val="left"/>
+      <w:pPr>
+        <w:ind w:left="3600" w:hanging="360"/>
+      </w:pPr>
+      <w:rPr>
+        <w:rFonts w:ascii="Courier New" w:hAnsi="Courier New" w:cs="Courier New" w:hint="default"/>
+      </w:rPr>
+    </w:lvl>
+    <w:lvl w:ilvl="5" w:tplc="08090005" w:tentative="1">
+      <w:start w:val="1"/>
+      <w:numFmt w:val="bullet"/>
+      <w:lvlText w:val=""/>
+      <w:lvlJc w:val="left"/>
+      <w:pPr>
+        <w:ind w:left="4320" w:hanging="360"/>
+      </w:pPr>
+      <w:rPr>
+        <w:rFonts w:ascii="Wingdings" w:hAnsi="Wingdings" w:hint="default"/>
+      </w:rPr>
+    </w:lvl>
+    <w:lvl w:ilvl="6" w:tplc="08090001" w:tentative="1">
+      <w:start w:val="1"/>
+      <w:numFmt w:val="bullet"/>
+      <w:lvlText w:val=""/>
+      <w:lvlJc w:val="left"/>
+      <w:pPr>
+        <w:ind w:left="5040" w:hanging="360"/>
+      </w:pPr>
+      <w:rPr>
+        <w:rFonts w:ascii="Symbol" w:hAnsi="Symbol" w:hint="default"/>
+      </w:rPr>
+    </w:lvl>
+    <w:lvl w:ilvl="7" w:tplc="08090003" w:tentative="1">
+      <w:start w:val="1"/>
+      <w:numFmt w:val="bullet"/>
+      <w:lvlText w:val="o"/>
+      <w:lvlJc w:val="left"/>
+      <w:pPr>
+        <w:ind w:left="5760" w:hanging="360"/>
+      </w:pPr>
+      <w:rPr>
+        <w:rFonts w:ascii="Courier New" w:hAnsi="Courier New" w:cs="Courier New" w:hint="default"/>
+      </w:rPr>
+    </w:lvl>
+    <w:lvl w:ilvl="8" w:tplc="08090005" w:tentative="1">
+      <w:start w:val="1"/>
+      <w:numFmt w:val="bullet"/>
+      <w:lvlText w:val=""/>
+      <w:lvlJc w:val="left"/>
+      <w:pPr>
+        <w:ind w:left="6480" w:hanging="360"/>
+      </w:pPr>
+      <w:rPr>
+        <w:rFonts w:ascii="Wingdings" w:hAnsi="Wingdings" w:hint="default"/>
+      </w:rPr>
+    </w:lvl>
+  </w:abstractNum>
+  <w:abstractNum w:abstractNumId="14" w15:restartNumberingAfterBreak="0">
     <w:nsid w:val="67D17D62"/>
     <w:multiLevelType w:val="hybridMultilevel"/>
     <w:tmpl w:val="E0105CF8"/>
@@ -2686,7 +3662,7 @@
       </w:pPr>
     </w:lvl>
   </w:abstractNum>
-  <w:abstractNum w:abstractNumId="10" w15:restartNumberingAfterBreak="0">
+  <w:abstractNum w:abstractNumId="15" w15:restartNumberingAfterBreak="0">
     <w:nsid w:val="746A5C0A"/>
     <w:multiLevelType w:val="hybridMultilevel"/>
     <w:tmpl w:val="50DEA51A"/>
@@ -2799,7 +3775,7 @@
       </w:rPr>
     </w:lvl>
   </w:abstractNum>
-  <w:abstractNum w:abstractNumId="11" w15:restartNumberingAfterBreak="0">
+  <w:abstractNum w:abstractNumId="16" w15:restartNumberingAfterBreak="0">
     <w:nsid w:val="791564A6"/>
     <w:multiLevelType w:val="hybridMultilevel"/>
     <w:tmpl w:val="0DD0342E"/>
@@ -2888,7 +3864,7 @@
       </w:pPr>
     </w:lvl>
   </w:abstractNum>
-  <w:abstractNum w:abstractNumId="12" w15:restartNumberingAfterBreak="0">
+  <w:abstractNum w:abstractNumId="17" w15:restartNumberingAfterBreak="0">
     <w:nsid w:val="7AEC6FE5"/>
     <w:multiLevelType w:val="hybridMultilevel"/>
     <w:tmpl w:val="463A8764"/>
@@ -2977,7 +3953,7 @@
       </w:pPr>
     </w:lvl>
   </w:abstractNum>
-  <w:abstractNum w:abstractNumId="13" w15:restartNumberingAfterBreak="0">
+  <w:abstractNum w:abstractNumId="18" w15:restartNumberingAfterBreak="0">
     <w:nsid w:val="7D5203AC"/>
     <w:multiLevelType w:val="hybridMultilevel"/>
     <w:tmpl w:val="10DAC126"/>
@@ -3064,19 +4040,19 @@
     </w:lvl>
   </w:abstractNum>
   <w:num w:numId="1" w16cid:durableId="853226515">
-    <w:abstractNumId w:val="10"/>
+    <w:abstractNumId w:val="15"/>
   </w:num>
   <w:num w:numId="2" w16cid:durableId="1165441885">
     <w:abstractNumId w:val="5"/>
   </w:num>
   <w:num w:numId="3" w16cid:durableId="34241236">
-    <w:abstractNumId w:val="9"/>
+    <w:abstractNumId w:val="14"/>
   </w:num>
   <w:num w:numId="4" w16cid:durableId="309870290">
     <w:abstractNumId w:val="2"/>
   </w:num>
   <w:num w:numId="5" w16cid:durableId="778842978">
-    <w:abstractNumId w:val="13"/>
+    <w:abstractNumId w:val="18"/>
   </w:num>
   <w:num w:numId="6" w16cid:durableId="386995064">
     <w:abstractNumId w:val="3"/>
@@ -3085,10 +4061,10 @@
     <w:abstractNumId w:val="0"/>
   </w:num>
   <w:num w:numId="8" w16cid:durableId="1378430212">
-    <w:abstractNumId w:val="12"/>
+    <w:abstractNumId w:val="17"/>
   </w:num>
   <w:num w:numId="9" w16cid:durableId="1532064723">
-    <w:abstractNumId w:val="8"/>
+    <w:abstractNumId w:val="12"/>
   </w:num>
   <w:num w:numId="10" w16cid:durableId="230386996">
     <w:abstractNumId w:val="4"/>
@@ -3100,10 +4076,25 @@
     <w:abstractNumId w:val="1"/>
   </w:num>
   <w:num w:numId="13" w16cid:durableId="1859930123">
+    <w:abstractNumId w:val="16"/>
+  </w:num>
+  <w:num w:numId="14" w16cid:durableId="588581355">
+    <w:abstractNumId w:val="10"/>
+  </w:num>
+  <w:num w:numId="15" w16cid:durableId="1729457134">
+    <w:abstractNumId w:val="13"/>
+  </w:num>
+  <w:num w:numId="16" w16cid:durableId="282998335">
     <w:abstractNumId w:val="11"/>
   </w:num>
-  <w:num w:numId="14" w16cid:durableId="588581355">
+  <w:num w:numId="17" w16cid:durableId="645547403">
     <w:abstractNumId w:val="7"/>
+  </w:num>
+  <w:num w:numId="18" w16cid:durableId="1321500107">
+    <w:abstractNumId w:val="9"/>
+  </w:num>
+  <w:num w:numId="19" w16cid:durableId="1228880750">
+    <w:abstractNumId w:val="8"/>
   </w:num>
 </w:numbering>
 </file>

--- a/write_up/drafts/4_results/results_DRAFT_1.docx
+++ b/write_up/drafts/4_results/results_DRAFT_1.docx
@@ -44,7 +44,13 @@
         </w:numPr>
       </w:pPr>
       <w:r>
-        <w:t xml:space="preserve">High protease exposure samples exhibit altered </w:t>
+        <w:t xml:space="preserve">High protease exposure samples exhibit </w:t>
+      </w:r>
+      <w:r>
+        <w:t xml:space="preserve">an </w:t>
+      </w:r>
+      <w:r>
+        <w:t xml:space="preserve">altered </w:t>
       </w:r>
       <w:r>
         <w:t>genomic signature</w:t>
@@ -207,15 +213,7 @@
         <w:t>(</w:t>
       </w:r>
       <w:r>
-        <w:t>Figure S1[</w:t>
-      </w:r>
-      <w:proofErr w:type="spellStart"/>
-      <w:r>
-        <w:t>miRTrace</w:t>
-      </w:r>
-      <w:proofErr w:type="spellEnd"/>
-      <w:r>
-        <w:t xml:space="preserve"> read length distribution</w:t>
+        <w:t>Figure S1[miRTrace read length distribution</w:t>
       </w:r>
       <w:r>
         <w:t>])</w:t>
@@ -361,13 +359,8 @@
         </w:numPr>
       </w:pPr>
       <w:r>
-        <w:t xml:space="preserve">Comparison of primary vs </w:t>
-      </w:r>
-      <w:proofErr w:type="spellStart"/>
-      <w:r>
-        <w:t>hbec</w:t>
-      </w:r>
-      <w:proofErr w:type="spellEnd"/>
+        <w:t>Comparison of primary vs hbec</w:t>
+      </w:r>
     </w:p>
     <w:p>
       <w:pPr>
@@ -411,15 +404,7 @@
         <w:t xml:space="preserve">trimmed </w:t>
       </w:r>
       <w:r>
-        <w:t>RNA-</w:t>
-      </w:r>
-      <w:proofErr w:type="spellStart"/>
-      <w:r>
-        <w:t>Seq</w:t>
-      </w:r>
-      <w:proofErr w:type="spellEnd"/>
-      <w:r>
-        <w:t xml:space="preserve"> data </w:t>
+        <w:t xml:space="preserve">RNA-Seq data </w:t>
       </w:r>
       <w:r>
         <w:t>showed</w:t>
@@ -611,15 +596,7 @@
         <w:t>Instead, per allergen miRNA content was investigated</w:t>
       </w:r>
       <w:r>
-        <w:t xml:space="preserve"> (Supp Figure [boxplot </w:t>
-      </w:r>
-      <w:proofErr w:type="spellStart"/>
-      <w:r>
-        <w:t>hmd_dog</w:t>
-      </w:r>
-      <w:proofErr w:type="spellEnd"/>
-      <w:r>
-        <w:t>])</w:t>
+        <w:t xml:space="preserve"> (Supp Figure [boxplot hmd_dog])</w:t>
       </w:r>
       <w:r>
         <w:t>. The highest mean miRNA content was observed in Cal</w:t>
@@ -893,36 +870,12 @@
     </w:p>
     <w:p>
       <w:r>
-        <w:t xml:space="preserve">[talk about how many </w:t>
-      </w:r>
-      <w:proofErr w:type="spellStart"/>
-      <w:r>
-        <w:t>mirnas</w:t>
-      </w:r>
-      <w:proofErr w:type="spellEnd"/>
-      <w:r>
-        <w:t xml:space="preserve"> were removed after </w:t>
-      </w:r>
-      <w:proofErr w:type="spellStart"/>
-      <w:r>
-        <w:t>edgeR</w:t>
-      </w:r>
-      <w:proofErr w:type="spellEnd"/>
-      <w:r>
-        <w:t xml:space="preserve"> filtering]</w:t>
+        <w:t>[talk about how many mirnas were removed after edgeR filtering]</w:t>
       </w:r>
     </w:p>
     <w:p>
       <w:r>
-        <w:t xml:space="preserve">[specify number of upregulated and downregulated de </w:t>
-      </w:r>
-      <w:proofErr w:type="spellStart"/>
-      <w:r>
-        <w:t>mirnas</w:t>
-      </w:r>
-      <w:proofErr w:type="spellEnd"/>
-      <w:r>
-        <w:t xml:space="preserve"> in dose24]</w:t>
+        <w:t>[specify number of upregulated and downregulated de mirnas in dose24]</w:t>
       </w:r>
     </w:p>
     <w:p>
@@ -1098,15 +1051,7 @@
         <w:t xml:space="preserve">unchanged </w:t>
       </w:r>
       <w:r>
-        <w:t xml:space="preserve">(Table [de </w:t>
-      </w:r>
-      <w:proofErr w:type="spellStart"/>
-      <w:r>
-        <w:t>mirnas</w:t>
-      </w:r>
-      <w:proofErr w:type="spellEnd"/>
-      <w:r>
-        <w:t>])</w:t>
+        <w:t>(Table [de mirnas])</w:t>
       </w:r>
       <w:r>
         <w:t xml:space="preserve"> </w:t>
@@ -1114,16 +1059,11 @@
       <w:r>
         <w:t xml:space="preserve">and only minor </w:t>
       </w:r>
-      <w:proofErr w:type="spellStart"/>
       <w:r>
         <w:t>log</w:t>
       </w:r>
       <w:r>
-        <w:t>FC</w:t>
-      </w:r>
-      <w:proofErr w:type="spellEnd"/>
-      <w:r>
-        <w:t xml:space="preserve"> differences were observed </w:t>
+        <w:t xml:space="preserve">FC differences were observed </w:t>
       </w:r>
       <w:r>
         <w:lastRenderedPageBreak/>
@@ -1145,15 +1085,7 @@
         <w:t>-miR-125b-5p</w:t>
       </w:r>
       <w:r>
-        <w:t xml:space="preserve"> was 5 </w:t>
-      </w:r>
-      <w:proofErr w:type="spellStart"/>
-      <w:r>
-        <w:t>logFC</w:t>
-      </w:r>
-      <w:proofErr w:type="spellEnd"/>
-      <w:r>
-        <w:t xml:space="preserve"> greater in dose 24</w:t>
+        <w:t xml:space="preserve"> was 5 logFC greater in dose 24</w:t>
       </w:r>
       <w:r>
         <w:sym w:font="Symbol" w:char="F06D"/>
@@ -1401,29 +1333,13 @@
         <w:t xml:space="preserve">were </w:t>
       </w:r>
       <w:r>
-        <w:t xml:space="preserve">generally anti-correlated with </w:t>
-      </w:r>
-      <w:proofErr w:type="spellStart"/>
-      <w:r>
-        <w:t>logFC</w:t>
-      </w:r>
-      <w:proofErr w:type="spellEnd"/>
-      <w:r>
-        <w:t>.</w:t>
+        <w:t>generally anti-correlated with logFC.</w:t>
       </w:r>
       <w:r>
         <w:t xml:space="preserve"> </w:t>
       </w:r>
       <w:r>
-        <w:t xml:space="preserve">The largest </w:t>
-      </w:r>
-      <w:proofErr w:type="spellStart"/>
-      <w:r>
-        <w:t>logFC</w:t>
-      </w:r>
-      <w:proofErr w:type="spellEnd"/>
-      <w:r>
-        <w:t xml:space="preserve"> changes were observed in </w:t>
+        <w:t xml:space="preserve">The largest logFC changes were observed in </w:t>
       </w:r>
       <w:r>
         <w:t>hsa-miR-</w:t>
@@ -1450,15 +1366,7 @@
         <w:t xml:space="preserve"> at</w:t>
       </w:r>
       <w:r>
-        <w:t xml:space="preserve"> </w:t>
-      </w:r>
-      <w:proofErr w:type="spellStart"/>
-      <w:r>
-        <w:t>logFC</w:t>
-      </w:r>
-      <w:proofErr w:type="spellEnd"/>
-      <w:r>
-        <w:t xml:space="preserve"> &gt; 6</w:t>
+        <w:t xml:space="preserve"> logFC &gt; 6</w:t>
       </w:r>
       <w:r>
         <w:t xml:space="preserve">, and with low </w:t>
@@ -1488,15 +1396,7 @@
         <w:t xml:space="preserve"> (treated or untreated;</w:t>
       </w:r>
       <w:r>
-        <w:t xml:space="preserve"> Supp Table [</w:t>
-      </w:r>
-      <w:proofErr w:type="spellStart"/>
-      <w:r>
-        <w:t>normalised_CPM_protease</w:t>
-      </w:r>
-      <w:proofErr w:type="spellEnd"/>
-      <w:r>
-        <w:t>]</w:t>
+        <w:t xml:space="preserve"> Supp Table [normalised_CPM_protease]</w:t>
       </w:r>
       <w:r>
         <w:t>)</w:t>
@@ -1526,15 +1426,7 @@
     </w:p>
     <w:p>
       <w:r>
-        <w:t>[</w:t>
-      </w:r>
-      <w:proofErr w:type="spellStart"/>
-      <w:r>
-        <w:t>tamirna</w:t>
-      </w:r>
-      <w:proofErr w:type="spellEnd"/>
-      <w:r>
-        <w:t>?]</w:t>
+        <w:t>[tamirna?]</w:t>
       </w:r>
     </w:p>
     <w:p/>
@@ -1565,44 +1457,26 @@
         <w:t>by</w:t>
       </w:r>
       <w:r>
-        <w:t xml:space="preserve"> three automated tools</w:t>
-      </w:r>
-      <w:r>
-        <w:t xml:space="preserve">, each adopting a unique method of pathway </w:t>
+        <w:t xml:space="preserve"> three automated tools, each adopting a unique method of pathway </w:t>
       </w:r>
       <w:r>
         <w:lastRenderedPageBreak/>
-        <w:t>analysis,</w:t>
-      </w:r>
-      <w:r>
-        <w:t xml:space="preserve"> </w:t>
-      </w:r>
-      <w:r>
-        <w:t xml:space="preserve">for </w:t>
-      </w:r>
-      <w:r>
-        <w:t xml:space="preserve">DE miRNAs following </w:t>
-      </w:r>
-      <w:r>
-        <w:t>dose 24</w:t>
+        <w:t xml:space="preserve">analysis, </w:t>
+      </w:r>
+      <w:r>
+        <w:t>for DE miRNAs following dose 24</w:t>
       </w:r>
       <w:r>
         <w:sym w:font="Symbol" w:char="F06D"/>
       </w:r>
       <w:r>
-        <w:t xml:space="preserve">g protease exposure </w:t>
-      </w:r>
-      <w:r>
-        <w:t xml:space="preserve">(N=28) </w:t>
+        <w:t xml:space="preserve">g protease exposure (N=28) </w:t>
       </w:r>
       <w:r>
         <w:t>were assessed</w:t>
       </w:r>
       <w:r>
-        <w:t xml:space="preserve"> </w:t>
-      </w:r>
-      <w:r>
-        <w:t>[Supp Table [FE methods].</w:t>
+        <w:t xml:space="preserve"> [Supp Table [FE methods].</w:t>
       </w:r>
     </w:p>
     <w:p>
@@ -1613,49 +1487,41 @@
         <w:t xml:space="preserve"> 3601 target genes </w:t>
       </w:r>
       <w:r>
-        <w:t xml:space="preserve">resulting in </w:t>
-      </w:r>
-      <w:r>
-        <w:t>1</w:t>
+        <w:t>resulting in 1</w:t>
       </w:r>
       <w:r>
         <w:t>64</w:t>
       </w:r>
       <w:r>
-        <w:t xml:space="preserve"> </w:t>
-      </w:r>
-      <w:r>
-        <w:t xml:space="preserve">significant </w:t>
-      </w:r>
-      <w:r>
-        <w:t>pathways (P</w:t>
+        <w:t xml:space="preserve"> significant pathways (P</w:t>
       </w:r>
       <w:r>
         <w:t>-adjusted</w:t>
       </w:r>
       <w:r>
-        <w:t xml:space="preserve"> &lt; 0.02)</w:t>
-      </w:r>
-      <w:r>
-        <w:t xml:space="preserve"> for upregulated miRNAs</w:t>
-      </w:r>
-      <w:r>
-        <w:t xml:space="preserve"> </w:t>
-      </w:r>
-      <w:r>
-        <w:t xml:space="preserve">(Supp Table [indirect pathway results </w:t>
-      </w:r>
-      <w:r>
-        <w:t>up</w:t>
-      </w:r>
-      <w:r>
-        <w:t>])</w:t>
+        <w:t xml:space="preserve"> &lt; 0.02</w:t>
       </w:r>
       <w:r>
         <w:t xml:space="preserve">; </w:t>
       </w:r>
       <w:r>
-        <w:t>2746 targets from downregulated miRNAs (</w:t>
+        <w:rPr>
+          <w:i/>
+          <w:iCs/>
+        </w:rPr>
+        <w:t>q</w:t>
+      </w:r>
+      <w:r>
+        <w:t xml:space="preserve"> &lt; 0.02</w:t>
+      </w:r>
+      <w:r>
+        <w:t>) for upregulated miRNAs</w:t>
+      </w:r>
+      <w:r>
+        <w:t xml:space="preserve"> (Supp Table [indirect pathway results up])</w:t>
+      </w:r>
+      <w:r>
+        <w:t>; 2746 targets from downregulated miRNAs (</w:t>
       </w:r>
       <w:r>
         <w:rPr>
@@ -1665,13 +1531,29 @@
         <w:t>n</w:t>
       </w:r>
       <w:r>
-        <w:t>=14) with 464 pathways</w:t>
-      </w:r>
-      <w:r>
-        <w:t xml:space="preserve"> identified</w:t>
-      </w:r>
-      <w:r>
-        <w:t xml:space="preserve"> (Supp Table [indirect pathway results down])</w:t>
+        <w:t>=14) with 464 pathways identified</w:t>
+      </w:r>
+      <w:r>
+        <w:t xml:space="preserve"> </w:t>
+      </w:r>
+      <w:r>
+        <w:t xml:space="preserve">(P-adjusted &lt; 0.02; </w:t>
+      </w:r>
+      <w:r>
+        <w:rPr>
+          <w:i/>
+          <w:iCs/>
+        </w:rPr>
+        <w:t>q</w:t>
+      </w:r>
+      <w:r>
+        <w:t xml:space="preserve"> &lt; 0.02</w:t>
+      </w:r>
+      <w:r>
+        <w:t>;</w:t>
+      </w:r>
+      <w:r>
+        <w:t xml:space="preserve"> Supp Table [indirect pathway results down])</w:t>
       </w:r>
       <w:r>
         <w:t>.</w:t>
@@ -1752,75 +1634,49 @@
         <w:sym w:font="Symbol" w:char="F062"/>
       </w:r>
       <w:r>
-        <w:t xml:space="preserve"> signalling</w:t>
+        <w:t xml:space="preserve"> signalling)</w:t>
+      </w:r>
+      <w:r>
+        <w:t>,</w:t>
+      </w:r>
+      <w:r>
+        <w:t xml:space="preserve"> with </w:t>
+      </w:r>
+      <w:r>
+        <w:t xml:space="preserve">additional </w:t>
+      </w:r>
+      <w:r>
+        <w:t xml:space="preserve">relevant </w:t>
+      </w:r>
+      <w:r>
+        <w:t>pathways</w:t>
+      </w:r>
+      <w:r>
+        <w:t xml:space="preserve"> absent or less abundant in the upregulated dataset, </w:t>
+      </w:r>
+      <w:r>
+        <w:t xml:space="preserve">including </w:t>
+      </w:r>
+      <w:r>
+        <w:t>immune pathways (</w:t>
+      </w:r>
+      <w:r>
+        <w:t>Fc receptor signalling</w:t>
       </w:r>
       <w:r>
         <w:t>)</w:t>
       </w:r>
       <w:r>
-        <w:t>,</w:t>
-      </w:r>
-      <w:r>
-        <w:t xml:space="preserve"> with </w:t>
-      </w:r>
-      <w:r>
-        <w:t xml:space="preserve">additional </w:t>
-      </w:r>
-      <w:r>
-        <w:t xml:space="preserve">relevant </w:t>
-      </w:r>
-      <w:r>
-        <w:t>pathways</w:t>
-      </w:r>
-      <w:r>
-        <w:t xml:space="preserve"> absent or less abundant in the upregulated dataset, </w:t>
-      </w:r>
-      <w:r>
-        <w:t xml:space="preserve">including </w:t>
-      </w:r>
-      <w:r>
-        <w:t xml:space="preserve">immune </w:t>
-      </w:r>
-      <w:r>
-        <w:t>pathways (</w:t>
-      </w:r>
-      <w:r>
-        <w:t>Fc receptor signalling</w:t>
-      </w:r>
-      <w:r>
-        <w:t>)</w:t>
-      </w:r>
-      <w:r>
         <w:t xml:space="preserve">, </w:t>
       </w:r>
       <w:r>
-        <w:t xml:space="preserve">inflammatory cell death </w:t>
-      </w:r>
-      <w:r>
-        <w:t xml:space="preserve">pathways </w:t>
-      </w:r>
-      <w:r>
-        <w:t>(pyroptosis)</w:t>
-      </w:r>
-      <w:r>
-        <w:t>,</w:t>
-      </w:r>
-      <w:r>
-        <w:t xml:space="preserve"> </w:t>
+        <w:t xml:space="preserve">inflammatory cell death pathways (pyroptosis), </w:t>
       </w:r>
       <w:r>
         <w:t xml:space="preserve">and Rho GTPase pathways which may contribute to epithelial barrier integrity. </w:t>
       </w:r>
       <w:r>
-        <w:t>[</w:t>
-      </w:r>
-      <w:proofErr w:type="spellStart"/>
-      <w:r>
-        <w:t>dotplot</w:t>
-      </w:r>
-      <w:proofErr w:type="spellEnd"/>
-      <w:r>
-        <w:t>]</w:t>
+        <w:t>[dotplot]</w:t>
       </w:r>
       <w:r>
         <w:t xml:space="preserve">  </w:t>
@@ -1837,10 +1693,7 @@
         <w:t xml:space="preserve"> pathways</w:t>
       </w:r>
       <w:r>
-        <w:t xml:space="preserve"> (</w:t>
-      </w:r>
-      <w:r>
-        <w:t>P</w:t>
+        <w:t xml:space="preserve"> (P</w:t>
       </w:r>
       <w:r>
         <w:t>-</w:t>
@@ -1878,15 +1731,7 @@
         <w:t>Transcriptional activation of p53 responsive genes</w:t>
       </w:r>
       <w:r>
-        <w:t xml:space="preserve"> (Figure [</w:t>
-      </w:r>
-      <w:proofErr w:type="spellStart"/>
-      <w:r>
-        <w:t>wordplot</w:t>
-      </w:r>
-      <w:proofErr w:type="spellEnd"/>
-      <w:r>
-        <w:t>])</w:t>
+        <w:t xml:space="preserve"> (Figure [wordplot])</w:t>
       </w:r>
       <w:r>
         <w:t>; no significant pathways were detected in the downregulated miRNA set</w:t>
@@ -1901,61 +1746,28 @@
         <w:t xml:space="preserve"> </w:t>
       </w:r>
       <w:r>
-        <w:t xml:space="preserve">Likewise, no significant pathways were identified during </w:t>
-      </w:r>
-      <w:r>
-        <w:t xml:space="preserve">miRNA-SEA </w:t>
-      </w:r>
-      <w:r>
-        <w:t>(P-adjusted &lt; 0.05).</w:t>
+        <w:t>Likewise, no significant pathways were identified during miRNA-SEA (P-adjusted &lt; 0.05).</w:t>
       </w:r>
     </w:p>
     <w:p>
       <w:r>
-        <w:t>[</w:t>
-      </w:r>
-      <w:proofErr w:type="spellStart"/>
-      <w:r>
-        <w:t>qiagen</w:t>
-      </w:r>
-      <w:proofErr w:type="spellEnd"/>
-      <w:r>
-        <w:t xml:space="preserve"> </w:t>
-      </w:r>
-      <w:proofErr w:type="spellStart"/>
-      <w:r>
-        <w:t>ipa</w:t>
-      </w:r>
-      <w:proofErr w:type="spellEnd"/>
-      <w:r>
-        <w:t>]</w:t>
-      </w:r>
-      <w:r>
-        <w:t xml:space="preserve"> [</w:t>
-      </w:r>
-      <w:proofErr w:type="spellStart"/>
-      <w:r>
-        <w:t>dotplot</w:t>
-      </w:r>
-      <w:proofErr w:type="spellEnd"/>
-      <w:r>
-        <w:t>]</w:t>
+        <w:t>[qiagen ipa]</w:t>
+      </w:r>
+      <w:r>
+        <w:t xml:space="preserve"> [dotplot]</w:t>
       </w:r>
     </w:p>
     <w:p>
       <w:r>
-        <w:t xml:space="preserve">[Concluding statement that </w:t>
-      </w:r>
-      <w:proofErr w:type="spellStart"/>
-      <w:r>
-        <w:t>qiagen</w:t>
-      </w:r>
-      <w:proofErr w:type="spellEnd"/>
-      <w:r>
-        <w:t xml:space="preserve"> was chosen]</w:t>
+        <w:t>[Concluding statement that qiagen was chosen]</w:t>
       </w:r>
     </w:p>
     <w:p/>
+    <w:p>
+      <w:pPr>
+        <w:pStyle w:val="ListParagraph"/>
+      </w:pPr>
+    </w:p>
     <w:p>
       <w:pPr>
         <w:pStyle w:val="ListParagraph"/>
@@ -1965,19 +1777,10 @@
         </w:numPr>
       </w:pPr>
       <w:r>
-        <w:t xml:space="preserve">HDM and dog allergen exposure </w:t>
-      </w:r>
-    </w:p>
-    <w:p>
-      <w:pPr>
-        <w:pStyle w:val="ListParagraph"/>
-        <w:numPr>
-          <w:ilvl w:val="0"/>
-          <w:numId w:val="9"/>
-        </w:numPr>
-      </w:pPr>
-      <w:r>
         <w:t>Differentially expressed miRNAs following HDM and dog allergen exposure have been detected in allergy studies</w:t>
+      </w:r>
+      <w:r>
+        <w:t xml:space="preserve"> / [compare to tamirna?]</w:t>
       </w:r>
     </w:p>
     <w:p/>
@@ -2056,21 +1859,8 @@
     </w:p>
     <w:p/>
     <w:p>
-      <w:proofErr w:type="spellStart"/>
-      <w:r>
-        <w:t>Mirtrace</w:t>
-      </w:r>
-      <w:proofErr w:type="spellEnd"/>
-      <w:r>
-        <w:t xml:space="preserve"> </w:t>
-      </w:r>
-      <w:proofErr w:type="spellStart"/>
-      <w:r>
-        <w:t>lengh</w:t>
-      </w:r>
-      <w:proofErr w:type="spellEnd"/>
-      <w:r>
-        <w:t xml:space="preserve"> distribution:</w:t>
+      <w:r>
+        <w:t>Mirtrace lengh distribution:</w:t>
       </w:r>
     </w:p>
     <w:p>

--- a/write_up/drafts/4_results/results_DRAFT_1.docx
+++ b/write_up/drafts/4_results/results_DRAFT_1.docx
@@ -213,7 +213,15 @@
         <w:t>(</w:t>
       </w:r>
       <w:r>
-        <w:t>Figure S1[miRTrace read length distribution</w:t>
+        <w:t>Figure S1[</w:t>
+      </w:r>
+      <w:proofErr w:type="spellStart"/>
+      <w:r>
+        <w:t>miRTrace</w:t>
+      </w:r>
+      <w:proofErr w:type="spellEnd"/>
+      <w:r>
+        <w:t xml:space="preserve"> read length distribution</w:t>
       </w:r>
       <w:r>
         <w:t>])</w:t>
@@ -359,8 +367,13 @@
         </w:numPr>
       </w:pPr>
       <w:r>
-        <w:t>Comparison of primary vs hbec</w:t>
-      </w:r>
+        <w:t xml:space="preserve">Comparison of primary vs </w:t>
+      </w:r>
+      <w:proofErr w:type="spellStart"/>
+      <w:r>
+        <w:t>hbec</w:t>
+      </w:r>
+      <w:proofErr w:type="spellEnd"/>
     </w:p>
     <w:p>
       <w:pPr>
@@ -404,7 +417,15 @@
         <w:t xml:space="preserve">trimmed </w:t>
       </w:r>
       <w:r>
-        <w:t xml:space="preserve">RNA-Seq data </w:t>
+        <w:t>RNA-</w:t>
+      </w:r>
+      <w:proofErr w:type="spellStart"/>
+      <w:r>
+        <w:t>Seq</w:t>
+      </w:r>
+      <w:proofErr w:type="spellEnd"/>
+      <w:r>
+        <w:t xml:space="preserve"> data </w:t>
       </w:r>
       <w:r>
         <w:t>showed</w:t>
@@ -596,7 +617,15 @@
         <w:t>Instead, per allergen miRNA content was investigated</w:t>
       </w:r>
       <w:r>
-        <w:t xml:space="preserve"> (Supp Figure [boxplot hmd_dog])</w:t>
+        <w:t xml:space="preserve"> (Supp Figure [boxplot </w:t>
+      </w:r>
+      <w:proofErr w:type="spellStart"/>
+      <w:r>
+        <w:t>hmd_dog</w:t>
+      </w:r>
+      <w:proofErr w:type="spellEnd"/>
+      <w:r>
+        <w:t>])</w:t>
       </w:r>
       <w:r>
         <w:t>. The highest mean miRNA content was observed in Cal</w:t>
@@ -650,22 +679,13 @@
         <w:t xml:space="preserve"> </w:t>
       </w:r>
       <w:r>
-        <w:t xml:space="preserve">miRNAs) </w:t>
-      </w:r>
-      <w:r>
-        <w:t>and poly I:C</w:t>
-      </w:r>
-      <w:r>
-        <w:t xml:space="preserve"> (</w:t>
-      </w:r>
-      <w:r>
-        <w:t>2045</w:t>
-      </w:r>
-      <w:r>
-        <w:t xml:space="preserve"> miRNAs)</w:t>
-      </w:r>
-      <w:r>
-        <w:t>, a known immunostimulant, compared to untreated samples</w:t>
+        <w:t>miRNAs)</w:t>
+      </w:r>
+      <w:r>
+        <w:t xml:space="preserve"> </w:t>
+      </w:r>
+      <w:r>
+        <w:t>compared to untreated samples</w:t>
       </w:r>
       <w:r>
         <w:t xml:space="preserve"> (</w:t>
@@ -753,7 +773,43 @@
         <w:sym w:font="Symbol" w:char="F06D"/>
       </w:r>
       <w:r>
-        <w:t>g samples were separated based on PC1 (25% variance); no other condition-related gradients were observed within the top 2 PCs. Calu-3 cells showed strong clustering of samples, independent of condition. Replicate outliers were identified: untreated (replicate 2) based on PC1 (26.6 variance); poly I:C and Can f 1 based on PC2 (16.7% variance). All samples were included in the subsequent DE analysis.</w:t>
+        <w:t xml:space="preserve">g samples were separated based on PC1 (25% variance); no other condition-related gradients were observed within the top 2 PCs. Calu-3 cells showed strong clustering of samples, independent of condition. </w:t>
+      </w:r>
+      <w:r>
+        <w:t>Two r</w:t>
+      </w:r>
+      <w:r>
+        <w:t>eplicate outliers were identified: untreated (replicate 2) based on PC1 (</w:t>
+      </w:r>
+      <w:r>
+        <w:t>32</w:t>
+      </w:r>
+      <w:r>
+        <w:t>.6 variance)</w:t>
+      </w:r>
+      <w:r>
+        <w:t xml:space="preserve"> and </w:t>
+      </w:r>
+      <w:r>
+        <w:t>Can f 1 based on</w:t>
+      </w:r>
+      <w:r>
+        <w:t xml:space="preserve"> PC1 and</w:t>
+      </w:r>
+      <w:r>
+        <w:t xml:space="preserve"> PC2 (1</w:t>
+      </w:r>
+      <w:r>
+        <w:t>4.5</w:t>
+      </w:r>
+      <w:r>
+        <w:t xml:space="preserve">% variance). All </w:t>
+      </w:r>
+      <w:r>
+        <w:t xml:space="preserve">primary and Calu-3 </w:t>
+      </w:r>
+      <w:r>
+        <w:t>samples were included in the subsequent DE analysis.</w:t>
       </w:r>
     </w:p>
     <w:p>
@@ -862,7 +918,13 @@
         <w:t>hsa-miR-574-5p</w:t>
       </w:r>
       <w:r>
-        <w:t>) and three following poly I:C exposure (hsa-miR-574-5p, hsa-miR-125b-5p, hsa-miR-222-3p); no further DE miRNAs were detected in Can f 1. No DE miRNAs were detected in Calu-3 cells exposed to active HDM</w:t>
+        <w:t>)</w:t>
+      </w:r>
+      <w:r>
+        <w:t xml:space="preserve">; </w:t>
+      </w:r>
+      <w:r>
+        <w:t>no further DE miRNAs were detected in Can f 1. No DE miRNAs were detected in Calu-3 cells exposed to active HDM</w:t>
       </w:r>
       <w:r>
         <w:t xml:space="preserve"> at either FDR threshold.</w:t>
@@ -870,12 +932,36 @@
     </w:p>
     <w:p>
       <w:r>
-        <w:t>[talk about how many mirnas were removed after edgeR filtering]</w:t>
+        <w:t xml:space="preserve">[talk about how many </w:t>
+      </w:r>
+      <w:proofErr w:type="spellStart"/>
+      <w:r>
+        <w:t>mirnas</w:t>
+      </w:r>
+      <w:proofErr w:type="spellEnd"/>
+      <w:r>
+        <w:t xml:space="preserve"> were removed after </w:t>
+      </w:r>
+      <w:proofErr w:type="spellStart"/>
+      <w:r>
+        <w:t>edgeR</w:t>
+      </w:r>
+      <w:proofErr w:type="spellEnd"/>
+      <w:r>
+        <w:t xml:space="preserve"> filtering]</w:t>
       </w:r>
     </w:p>
     <w:p>
       <w:r>
-        <w:t>[specify number of upregulated and downregulated de mirnas in dose24]</w:t>
+        <w:t xml:space="preserve">[specify number of upregulated and downregulated de </w:t>
+      </w:r>
+      <w:proofErr w:type="spellStart"/>
+      <w:r>
+        <w:t>mirnas</w:t>
+      </w:r>
+      <w:proofErr w:type="spellEnd"/>
+      <w:r>
+        <w:t xml:space="preserve"> in dose24]</w:t>
       </w:r>
     </w:p>
     <w:p>
@@ -976,27 +1062,28 @@
         <w:t>Can f 1</w:t>
       </w:r>
       <w:r>
-        <w:t xml:space="preserve">, inactive HDM and poly I:C; </w:t>
+        <w:t xml:space="preserve"> and</w:t>
+      </w:r>
+      <w:r>
+        <w:t xml:space="preserve"> inactive HDM; </w:t>
       </w:r>
       <w:r>
         <w:t>hsa-miR-125b-5p</w:t>
       </w:r>
       <w:r>
-        <w:t xml:space="preserve"> appeared in </w:t>
+        <w:t xml:space="preserve"> appeared </w:t>
+      </w:r>
+      <w:r>
+        <w:t xml:space="preserve">only </w:t>
+      </w:r>
+      <w:r>
+        <w:t xml:space="preserve">in </w:t>
       </w:r>
       <w:r>
         <w:t>Can f 1</w:t>
       </w:r>
       <w:r>
-        <w:t xml:space="preserve"> and poly </w:t>
-      </w:r>
-      <w:proofErr w:type="gramStart"/>
-      <w:r>
-        <w:t>I:C.</w:t>
-      </w:r>
-      <w:proofErr w:type="gramEnd"/>
-      <w:r>
-        <w:t xml:space="preserve"> </w:t>
+        <w:t>.</w:t>
       </w:r>
     </w:p>
     <w:p>
@@ -1031,7 +1118,13 @@
         <w:t>in primary HBECs and</w:t>
       </w:r>
       <w:r>
-        <w:t xml:space="preserve"> Can f 1 and poly I:C exposure</w:t>
+        <w:t xml:space="preserve"> Can f 1</w:t>
+      </w:r>
+      <w:r>
+        <w:t xml:space="preserve"> </w:t>
+      </w:r>
+      <w:r>
+        <w:t>exposure</w:t>
       </w:r>
       <w:r>
         <w:t xml:space="preserve"> in Calu-3 cells</w:t>
@@ -1051,7 +1144,15 @@
         <w:t xml:space="preserve">unchanged </w:t>
       </w:r>
       <w:r>
-        <w:t>(Table [de mirnas])</w:t>
+        <w:t xml:space="preserve">(Table [de </w:t>
+      </w:r>
+      <w:proofErr w:type="spellStart"/>
+      <w:r>
+        <w:t>mirnas</w:t>
+      </w:r>
+      <w:proofErr w:type="spellEnd"/>
+      <w:r>
+        <w:t>])</w:t>
       </w:r>
       <w:r>
         <w:t xml:space="preserve"> </w:t>
@@ -1059,15 +1160,16 @@
       <w:r>
         <w:t xml:space="preserve">and only minor </w:t>
       </w:r>
+      <w:proofErr w:type="spellStart"/>
       <w:r>
         <w:t>log</w:t>
       </w:r>
       <w:r>
-        <w:t xml:space="preserve">FC differences were observed </w:t>
-      </w:r>
-      <w:r>
-        <w:lastRenderedPageBreak/>
-        <w:t>(&lt;</w:t>
+        <w:t>FC</w:t>
+      </w:r>
+      <w:proofErr w:type="spellEnd"/>
+      <w:r>
+        <w:t xml:space="preserve"> differences were observed (&lt;</w:t>
       </w:r>
       <w:r>
         <w:t>1</w:t>
@@ -1085,16 +1187,27 @@
         <w:t>-miR-125b-5p</w:t>
       </w:r>
       <w:r>
-        <w:t xml:space="preserve"> was 5 logFC greater in dose 24</w:t>
+        <w:t xml:space="preserve"> was 5 </w:t>
+      </w:r>
+      <w:proofErr w:type="spellStart"/>
+      <w:r>
+        <w:t>logFC</w:t>
+      </w:r>
+      <w:proofErr w:type="spellEnd"/>
+      <w:r>
+        <w:t xml:space="preserve"> greater in dose 24</w:t>
       </w:r>
       <w:r>
         <w:sym w:font="Symbol" w:char="F06D"/>
       </w:r>
       <w:r>
-        <w:t>g protease samples compared to Can f 1 and poly I:C</w:t>
-      </w:r>
-      <w:r>
-        <w:t xml:space="preserve"> in Calu-3 samples.</w:t>
+        <w:t>g protease samples compared to Can f 1</w:t>
+      </w:r>
+      <w:r>
+        <w:t xml:space="preserve"> </w:t>
+      </w:r>
+      <w:r>
+        <w:t>in Calu-3 samples.</w:t>
       </w:r>
     </w:p>
     <w:p/>
@@ -1333,13 +1446,29 @@
         <w:t xml:space="preserve">were </w:t>
       </w:r>
       <w:r>
-        <w:t>generally anti-correlated with logFC.</w:t>
+        <w:t xml:space="preserve">generally anti-correlated with </w:t>
+      </w:r>
+      <w:proofErr w:type="spellStart"/>
+      <w:r>
+        <w:t>logFC</w:t>
+      </w:r>
+      <w:proofErr w:type="spellEnd"/>
+      <w:r>
+        <w:t>.</w:t>
       </w:r>
       <w:r>
         <w:t xml:space="preserve"> </w:t>
       </w:r>
       <w:r>
-        <w:t xml:space="preserve">The largest logFC changes were observed in </w:t>
+        <w:t xml:space="preserve">The largest </w:t>
+      </w:r>
+      <w:proofErr w:type="spellStart"/>
+      <w:r>
+        <w:t>logFC</w:t>
+      </w:r>
+      <w:proofErr w:type="spellEnd"/>
+      <w:r>
+        <w:t xml:space="preserve"> changes were observed in </w:t>
       </w:r>
       <w:r>
         <w:t>hsa-miR-</w:t>
@@ -1366,7 +1495,15 @@
         <w:t xml:space="preserve"> at</w:t>
       </w:r>
       <w:r>
-        <w:t xml:space="preserve"> logFC &gt; 6</w:t>
+        <w:t xml:space="preserve"> </w:t>
+      </w:r>
+      <w:proofErr w:type="spellStart"/>
+      <w:r>
+        <w:t>logFC</w:t>
+      </w:r>
+      <w:proofErr w:type="spellEnd"/>
+      <w:r>
+        <w:t xml:space="preserve"> &gt; 6</w:t>
       </w:r>
       <w:r>
         <w:t xml:space="preserve">, and with low </w:t>
@@ -1396,7 +1533,15 @@
         <w:t xml:space="preserve"> (treated or untreated;</w:t>
       </w:r>
       <w:r>
-        <w:t xml:space="preserve"> Supp Table [normalised_CPM_protease]</w:t>
+        <w:t xml:space="preserve"> Supp Table [</w:t>
+      </w:r>
+      <w:proofErr w:type="spellStart"/>
+      <w:r>
+        <w:t>normalised_CPM_protease</w:t>
+      </w:r>
+      <w:proofErr w:type="spellEnd"/>
+      <w:r>
+        <w:t>]</w:t>
       </w:r>
       <w:r>
         <w:t>)</w:t>
@@ -1426,7 +1571,15 @@
     </w:p>
     <w:p>
       <w:r>
-        <w:t>[tamirna?]</w:t>
+        <w:t>[</w:t>
+      </w:r>
+      <w:proofErr w:type="spellStart"/>
+      <w:r>
+        <w:t>tamirna</w:t>
+      </w:r>
+      <w:proofErr w:type="spellEnd"/>
+      <w:r>
+        <w:t>?]</w:t>
       </w:r>
     </w:p>
     <w:p/>
@@ -1457,11 +1610,7 @@
         <w:t>by</w:t>
       </w:r>
       <w:r>
-        <w:t xml:space="preserve"> three automated tools, each adopting a unique method of pathway </w:t>
-      </w:r>
-      <w:r>
-        <w:lastRenderedPageBreak/>
-        <w:t xml:space="preserve">analysis, </w:t>
+        <w:t xml:space="preserve"> three automated tools, each adopting a unique method of pathway analysis, </w:t>
       </w:r>
       <w:r>
         <w:t>for DE miRNAs following dose 24</w:t>
@@ -1481,6 +1630,7 @@
     </w:p>
     <w:p>
       <w:r>
+        <w:lastRenderedPageBreak/>
         <w:t>Gene-level analysis identified</w:t>
       </w:r>
       <w:r>
@@ -1534,10 +1684,7 @@
         <w:t>=14) with 464 pathways identified</w:t>
       </w:r>
       <w:r>
-        <w:t xml:space="preserve"> </w:t>
-      </w:r>
-      <w:r>
-        <w:t xml:space="preserve">(P-adjusted &lt; 0.02; </w:t>
+        <w:t xml:space="preserve"> (P-adjusted &lt; 0.02; </w:t>
       </w:r>
       <w:r>
         <w:rPr>
@@ -1547,10 +1694,7 @@
         <w:t>q</w:t>
       </w:r>
       <w:r>
-        <w:t xml:space="preserve"> &lt; 0.02</w:t>
-      </w:r>
-      <w:r>
-        <w:t>;</w:t>
+        <w:t xml:space="preserve"> &lt; 0.02;</w:t>
       </w:r>
       <w:r>
         <w:t xml:space="preserve"> Supp Table [indirect pathway results down])</w:t>
@@ -1676,7 +1820,15 @@
         <w:t xml:space="preserve">and Rho GTPase pathways which may contribute to epithelial barrier integrity. </w:t>
       </w:r>
       <w:r>
-        <w:t>[dotplot]</w:t>
+        <w:t>[</w:t>
+      </w:r>
+      <w:proofErr w:type="spellStart"/>
+      <w:r>
+        <w:t>dotplot</w:t>
+      </w:r>
+      <w:proofErr w:type="spellEnd"/>
+      <w:r>
+        <w:t>]</w:t>
       </w:r>
       <w:r>
         <w:t xml:space="preserve">  </w:t>
@@ -1731,7 +1883,15 @@
         <w:t>Transcriptional activation of p53 responsive genes</w:t>
       </w:r>
       <w:r>
-        <w:t xml:space="preserve"> (Figure [wordplot])</w:t>
+        <w:t xml:space="preserve"> (Figure [</w:t>
+      </w:r>
+      <w:proofErr w:type="spellStart"/>
+      <w:r>
+        <w:t>wordplot</w:t>
+      </w:r>
+      <w:proofErr w:type="spellEnd"/>
+      <w:r>
+        <w:t>])</w:t>
       </w:r>
       <w:r>
         <w:t>; no significant pathways were detected in the downregulated miRNA set</w:t>
@@ -1751,15 +1911,47 @@
     </w:p>
     <w:p>
       <w:r>
-        <w:t>[qiagen ipa]</w:t>
-      </w:r>
-      <w:r>
-        <w:t xml:space="preserve"> [dotplot]</w:t>
+        <w:t>[</w:t>
+      </w:r>
+      <w:proofErr w:type="spellStart"/>
+      <w:r>
+        <w:t>qiagen</w:t>
+      </w:r>
+      <w:proofErr w:type="spellEnd"/>
+      <w:r>
+        <w:t xml:space="preserve"> </w:t>
+      </w:r>
+      <w:proofErr w:type="spellStart"/>
+      <w:r>
+        <w:t>ipa</w:t>
+      </w:r>
+      <w:proofErr w:type="spellEnd"/>
+      <w:r>
+        <w:t>]</w:t>
+      </w:r>
+      <w:r>
+        <w:t xml:space="preserve"> [</w:t>
+      </w:r>
+      <w:proofErr w:type="spellStart"/>
+      <w:r>
+        <w:t>dotplot</w:t>
+      </w:r>
+      <w:proofErr w:type="spellEnd"/>
+      <w:r>
+        <w:t>]</w:t>
       </w:r>
     </w:p>
     <w:p>
       <w:r>
-        <w:t>[Concluding statement that qiagen was chosen]</w:t>
+        <w:t xml:space="preserve">[Concluding statement that </w:t>
+      </w:r>
+      <w:proofErr w:type="spellStart"/>
+      <w:r>
+        <w:t>qiagen</w:t>
+      </w:r>
+      <w:proofErr w:type="spellEnd"/>
+      <w:r>
+        <w:t xml:space="preserve"> was chosen]</w:t>
       </w:r>
     </w:p>
     <w:p/>
@@ -1780,7 +1972,15 @@
         <w:t>Differentially expressed miRNAs following HDM and dog allergen exposure have been detected in allergy studies</w:t>
       </w:r>
       <w:r>
-        <w:t xml:space="preserve"> / [compare to tamirna?]</w:t>
+        <w:t xml:space="preserve"> / [compare to </w:t>
+      </w:r>
+      <w:proofErr w:type="spellStart"/>
+      <w:r>
+        <w:t>tamirna</w:t>
+      </w:r>
+      <w:proofErr w:type="spellEnd"/>
+      <w:r>
+        <w:t>?]</w:t>
       </w:r>
     </w:p>
     <w:p/>
@@ -1859,8 +2059,21 @@
     </w:p>
     <w:p/>
     <w:p>
-      <w:r>
-        <w:t>Mirtrace lengh distribution:</w:t>
+      <w:proofErr w:type="spellStart"/>
+      <w:r>
+        <w:t>Mirtrace</w:t>
+      </w:r>
+      <w:proofErr w:type="spellEnd"/>
+      <w:r>
+        <w:t xml:space="preserve"> </w:t>
+      </w:r>
+      <w:proofErr w:type="spellStart"/>
+      <w:r>
+        <w:t>lengh</w:t>
+      </w:r>
+      <w:proofErr w:type="spellEnd"/>
+      <w:r>
+        <w:t xml:space="preserve"> distribution:</w:t>
       </w:r>
     </w:p>
     <w:p>
@@ -1872,6 +2085,7 @@
         </w:numPr>
       </w:pPr>
       <w:r>
+        <w:lastRenderedPageBreak/>
         <w:t>dose 24</w:t>
       </w:r>
       <w:r>

--- a/write_up/drafts/4_results/results_DRAFT_1.docx
+++ b/write_up/drafts/4_results/results_DRAFT_1.docx
@@ -2038,6 +2038,11 @@
     </w:p>
     <w:p>
       <w:r>
+        <w:t>[number of publications from miRBase]</w:t>
+      </w:r>
+    </w:p>
+    <w:p>
+      <w:r>
         <w:t>[state particularly relevant ones, [X] et al., 2025]</w:t>
       </w:r>
     </w:p>
@@ -2061,6 +2066,7 @@
     <w:p>
       <w:proofErr w:type="spellStart"/>
       <w:r>
+        <w:lastRenderedPageBreak/>
         <w:t>Mirtrace</w:t>
       </w:r>
       <w:proofErr w:type="spellEnd"/>
@@ -2085,7 +2091,6 @@
         </w:numPr>
       </w:pPr>
       <w:r>
-        <w:lastRenderedPageBreak/>
         <w:t>dose 24</w:t>
       </w:r>
       <w:r>

--- a/write_up/drafts/4_results/results_DRAFT_1.docx
+++ b/write_up/drafts/4_results/results_DRAFT_1.docx
@@ -1,6 +1,6 @@
 
 <file path=word/document.xml><?xml version="1.0" encoding="utf-8"?>
-<w:document xmlns:wpc="http://schemas.microsoft.com/office/word/2010/wordprocessingCanvas" xmlns:cx="http://schemas.microsoft.com/office/drawing/2014/chartex" xmlns:cx1="http://schemas.microsoft.com/office/drawing/2015/9/8/chartex" xmlns:cx2="http://schemas.microsoft.com/office/drawing/2015/10/21/chartex" xmlns:cx3="http://schemas.microsoft.com/office/drawing/2016/5/9/chartex" xmlns:cx4="http://schemas.microsoft.com/office/drawing/2016/5/10/chartex" xmlns:cx5="http://schemas.microsoft.com/office/drawing/2016/5/11/chartex" xmlns:cx6="http://schemas.microsoft.com/office/drawing/2016/5/12/chartex" xmlns:cx7="http://schemas.microsoft.com/office/drawing/2016/5/13/chartex" xmlns:cx8="http://schemas.microsoft.com/office/drawing/2016/5/14/chartex" xmlns:mc="http://schemas.openxmlformats.org/markup-compatibility/2006" xmlns:m="http://schemas.openxmlformats.org/officeDocument/2006/math" xmlns:aink="http://schemas.microsoft.com/office/drawing/2016/ink" xmlns:am3d="http://schemas.microsoft.com/office/drawing/2017/model3d" xmlns:oel="http://schemas.microsoft.com/office/2019/extlst" xmlns:r="http://schemas.openxmlformats.org/officeDocument/2006/relationships" xmlns:wp14="http://schemas.microsoft.com/office/word/2010/wordprocessingDrawing" xmlns:wp="http://schemas.openxmlformats.org/drawingml/2006/wordprocessingDrawing" xmlns:wpg="http://schemas.microsoft.com/office/word/2010/wordprocessingGroup" xmlns:wpi="http://schemas.microsoft.com/office/word/2010/wordprocessingInk" xmlns:wps="http://schemas.microsoft.com/office/word/2010/wordprocessingShape" xmlns:o="urn:schemas-microsoft-com:office:office" xmlns:v="urn:schemas-microsoft-com:vml" xmlns:w10="urn:schemas-microsoft-com:office:word" xmlns:w="http://schemas.openxmlformats.org/wordprocessingml/2006/main" xmlns:w14="http://schemas.microsoft.com/office/word/2010/wordml" xmlns:w15="http://schemas.microsoft.com/office/word/2012/wordml" xmlns:w16cex="http://schemas.microsoft.com/office/word/2018/wordml/cex" xmlns:w16cid="http://schemas.microsoft.com/office/word/2016/wordml/cid" xmlns:w16="http://schemas.microsoft.com/office/word/2018/wordml" xmlns:w16sdtdh="http://schemas.microsoft.com/office/word/2020/wordml/sdtdatahash" xmlns:w16sdtfl="http://schemas.microsoft.com/office/word/2024/wordml/sdtformatlock" xmlns:w16se="http://schemas.microsoft.com/office/word/2015/wordml/symex" xmlns:w16du="http://schemas.microsoft.com/office/word/2023/wordml/word16du" xmlns:wne="http://schemas.microsoft.com/office/word/2006/wordml" mc:Ignorable="w14 w15 w16se w16cid w16 w16cex w16sdtdh w16sdtfl w16du wp14">
+<w:document xmlns:wpc="http://schemas.microsoft.com/office/word/2010/wordprocessingCanvas" xmlns:cx="http://schemas.microsoft.com/office/drawing/2014/chartex" xmlns:cx1="http://schemas.microsoft.com/office/drawing/2015/9/8/chartex" xmlns:cx2="http://schemas.microsoft.com/office/drawing/2015/10/21/chartex" xmlns:cx3="http://schemas.microsoft.com/office/drawing/2016/5/9/chartex" xmlns:cx4="http://schemas.microsoft.com/office/drawing/2016/5/10/chartex" xmlns:cx5="http://schemas.microsoft.com/office/drawing/2016/5/11/chartex" xmlns:cx6="http://schemas.microsoft.com/office/drawing/2016/5/12/chartex" xmlns:cx7="http://schemas.microsoft.com/office/drawing/2016/5/13/chartex" xmlns:cx8="http://schemas.microsoft.com/office/drawing/2016/5/14/chartex" xmlns:mc="http://schemas.openxmlformats.org/markup-compatibility/2006" xmlns:m="http://schemas.openxmlformats.org/officeDocument/2006/math" xmlns:aink="http://schemas.microsoft.com/office/drawing/2016/ink" xmlns:am3d="http://schemas.microsoft.com/office/drawing/2017/model3d" xmlns:oel="http://schemas.microsoft.com/office/2019/extlst" xmlns:r="http://schemas.openxmlformats.org/officeDocument/2006/relationships" xmlns:wp14="http://schemas.microsoft.com/office/word/2010/wordprocessingDrawing" xmlns:wp="http://schemas.openxmlformats.org/drawingml/2006/wordprocessingDrawing" xmlns:wpg="http://schemas.microsoft.com/office/word/2010/wordprocessingGroup" xmlns:wpi="http://schemas.microsoft.com/office/word/2010/wordprocessingInk" xmlns:wps="http://schemas.microsoft.com/office/word/2010/wordprocessingShape" xmlns:o="urn:schemas-microsoft-com:office:office" xmlns:v="urn:schemas-microsoft-com:vml" xmlns:w10="urn:schemas-microsoft-com:office:word" xmlns:w="http://schemas.openxmlformats.org/wordprocessingml/2006/main" xmlns:w14="http://schemas.microsoft.com/office/word/2010/wordml" xmlns:w15="http://schemas.microsoft.com/office/word/2012/wordml" xmlns:w16cei="http://schemas.microsoft.com/office/word/2026/wordml/cei" xmlns:w16cex="http://schemas.microsoft.com/office/word/2018/wordml/cex" xmlns:w16cid="http://schemas.microsoft.com/office/word/2016/wordml/cid" xmlns:w16="http://schemas.microsoft.com/office/word/2018/wordml" xmlns:w16sdtdh="http://schemas.microsoft.com/office/word/2020/wordml/sdtdatahash" xmlns:w16sdtfl="http://schemas.microsoft.com/office/word/2024/wordml/sdtformatlock" xmlns:w16se="http://schemas.microsoft.com/office/word/2015/wordml/symex" xmlns:w16du="http://schemas.microsoft.com/office/word/2023/wordml/word16du" xmlns:wne="http://schemas.microsoft.com/office/word/2006/wordml" mc:Ignorable="w14 w15 w16se w16cid w16 w16cex w16sdtdh w16sdtfl w16du wp14">
   <w:body>
     <w:p>
       <w:pPr>
@@ -18,22 +18,8 @@
     </w:p>
     <w:p>
       <w:r>
-        <w:t>[all 15 primary HBEC and</w:t>
-      </w:r>
-      <w:r>
-        <w:t xml:space="preserve"> 15</w:t>
-      </w:r>
-      <w:r>
-        <w:t xml:space="preserve"> Calu-3 cells </w:t>
-      </w:r>
-      <w:r>
-        <w:t xml:space="preserve">passed QC filters and were included in this </w:t>
-      </w:r>
-      <w:proofErr w:type="gramStart"/>
-      <w:r>
-        <w:t>analysis ]</w:t>
-      </w:r>
-      <w:proofErr w:type="gramEnd"/>
+        <w:t>[all 15 primary HBEC and 15 Calu-3 cells passed QC filters and were included in this analysis ]</w:t>
+      </w:r>
     </w:p>
     <w:p>
       <w:pPr>
@@ -44,129 +30,30 @@
         </w:numPr>
       </w:pPr>
       <w:r>
-        <w:t xml:space="preserve">High protease exposure samples exhibit </w:t>
-      </w:r>
-      <w:r>
-        <w:t xml:space="preserve">an </w:t>
-      </w:r>
-      <w:r>
-        <w:t xml:space="preserve">altered </w:t>
-      </w:r>
-      <w:r>
-        <w:t>genomic signature</w:t>
-      </w:r>
-    </w:p>
-    <w:p>
-      <w:r>
-        <w:t>Quality control metrics indicated consistent grouping between</w:t>
-      </w:r>
-      <w:r>
-        <w:t xml:space="preserve"> samples (</w:t>
-      </w:r>
-      <w:r>
-        <w:t>control and treatment conditions</w:t>
-      </w:r>
-      <w:r>
-        <w:t>)</w:t>
-      </w:r>
-      <w:r>
-        <w:t xml:space="preserve"> </w:t>
-      </w:r>
-      <w:r>
-        <w:t xml:space="preserve">within both primary HBEC and Calu-3 experiments, </w:t>
-      </w:r>
-      <w:r>
-        <w:t>except for</w:t>
-      </w:r>
-      <w:r>
-        <w:t xml:space="preserve"> </w:t>
-      </w:r>
-      <w:r>
-        <w:t xml:space="preserve">primary HBECs exposed to </w:t>
-      </w:r>
-      <w:r>
-        <w:t>protease (24</w:t>
+        <w:t>High protease exposure samples exhibit an altered genomic signature</w:t>
+      </w:r>
+    </w:p>
+    <w:p>
+      <w:r>
+        <w:t>Quality control metrics indicated consistent grouping between samples (control and treatment conditions) within both primary HBEC and Calu-3 experiments, except for primary HBECs exposed to protease (24</w:t>
       </w:r>
       <w:r>
         <w:sym w:font="Symbol" w:char="F06D"/>
       </w:r>
       <w:r>
-        <w:t>g)</w:t>
-      </w:r>
-      <w:r>
-        <w:t>.</w:t>
-      </w:r>
-      <w:r>
-        <w:t xml:space="preserve"> </w:t>
-      </w:r>
-      <w:r>
-        <w:t xml:space="preserve">These samples exhibited a </w:t>
-      </w:r>
-      <w:r>
-        <w:t xml:space="preserve">slightly different profile across multiple metrics. </w:t>
-      </w:r>
-      <w:r>
-        <w:t xml:space="preserve">A unique base composition </w:t>
-      </w:r>
-      <w:r>
-        <w:t>was</w:t>
-      </w:r>
-      <w:r>
-        <w:t xml:space="preserve"> shared by dose 24</w:t>
+        <w:t>g). These samples exhibited a slightly different profile across multiple metrics. A unique base composition was shared by dose 24</w:t>
       </w:r>
       <w:r>
         <w:sym w:font="Symbol" w:char="F06D"/>
       </w:r>
       <w:r>
-        <w:t xml:space="preserve">g samples </w:t>
-      </w:r>
-      <w:r>
-        <w:t>and GC content</w:t>
-      </w:r>
-      <w:r>
-        <w:t xml:space="preserve"> was higher</w:t>
-      </w:r>
-      <w:r>
-        <w:t>, with reads most frequently possessing 57%, 61% and 80% GC content</w:t>
-      </w:r>
-      <w:r>
-        <w:t>,</w:t>
-      </w:r>
-      <w:r>
-        <w:t xml:space="preserve"> whereas peak </w:t>
-      </w:r>
-      <w:r>
-        <w:t xml:space="preserve">GC </w:t>
-      </w:r>
-      <w:r>
-        <w:t xml:space="preserve">content in all other samples was 49% </w:t>
-      </w:r>
-      <w:r>
-        <w:t>(Figure S1[</w:t>
+        <w:t>g samples and GC content was higher, with reads most frequently possessing 57%, 61% and 80% GC content, whereas peak GC content in all other samples was 49% (Figure S1[</w:t>
       </w:r>
       <w:r>
         <w:t>Per Base Sequence Content</w:t>
       </w:r>
       <w:r>
-        <w:t xml:space="preserve"> and per sequence </w:t>
-      </w:r>
-      <w:r>
-        <w:t>GC</w:t>
-      </w:r>
-      <w:r>
-        <w:t xml:space="preserve"> content</w:t>
-      </w:r>
-      <w:r>
-        <w:t>]).</w:t>
-      </w:r>
-      <w:r>
-        <w:t xml:space="preserve"> Overall GC content </w:t>
-      </w:r>
-      <w:r>
-        <w:t xml:space="preserve">across all reads </w:t>
-      </w:r>
-      <w:r>
-        <w:t>was ~63% for dose 24</w:t>
+        <w:t xml:space="preserve"> and per sequence GC content]). Overall GC content across all reads was ~63% for dose 24</w:t>
       </w:r>
       <w:r>
         <w:sym w:font="Symbol" w:char="F06D"/>
@@ -177,126 +64,25 @@
     </w:p>
     <w:p>
       <w:r>
-        <w:t xml:space="preserve">Sequence length distributions showed a </w:t>
-      </w:r>
-      <w:r>
-        <w:t>97.9</w:t>
-      </w:r>
-      <w:r>
-        <w:t xml:space="preserve">% </w:t>
-      </w:r>
-      <w:r>
-        <w:t>greater mean count of</w:t>
-      </w:r>
-      <w:r>
-        <w:t xml:space="preserve"> 18bp reads </w:t>
-      </w:r>
-      <w:r>
-        <w:t>in dose 24</w:t>
+        <w:t>Sequence length distributions showed a 97.9% greater mean count of 18bp reads in dose 24</w:t>
       </w:r>
       <w:r>
         <w:sym w:font="Symbol" w:char="F06D"/>
       </w:r>
       <w:r>
-        <w:t xml:space="preserve">g samples </w:t>
-      </w:r>
-      <w:r>
-        <w:t xml:space="preserve">compared to </w:t>
-      </w:r>
-      <w:r>
-        <w:t xml:space="preserve">the average of </w:t>
-      </w:r>
-      <w:r>
-        <w:t xml:space="preserve">all other samples </w:t>
-      </w:r>
-      <w:r>
-        <w:t>(</w:t>
-      </w:r>
-      <w:r>
-        <w:t>Figure S1[</w:t>
-      </w:r>
-      <w:proofErr w:type="spellStart"/>
-      <w:r>
-        <w:t>miRTrace</w:t>
-      </w:r>
-      <w:proofErr w:type="spellEnd"/>
-      <w:r>
-        <w:t xml:space="preserve"> read length distribution</w:t>
-      </w:r>
-      <w:r>
-        <w:t>])</w:t>
-      </w:r>
-      <w:r>
-        <w:t>.</w:t>
-      </w:r>
-      <w:r>
-        <w:t xml:space="preserve"> Large read duplication was observed in dose 24</w:t>
+        <w:t>g samples compared to the average of all other samples (Figure S1[miRTrace read length distribution]). Large read duplication was observed in dose 24</w:t>
       </w:r>
       <w:r>
         <w:sym w:font="Symbol" w:char="F06D"/>
       </w:r>
       <w:r>
-        <w:t xml:space="preserve">g samples, </w:t>
-      </w:r>
-      <w:r>
-        <w:t>with 42</w:t>
-      </w:r>
-      <w:r>
-        <w:t>% library duplication</w:t>
-      </w:r>
-      <w:r>
-        <w:t xml:space="preserve"> (mean average)</w:t>
-      </w:r>
-      <w:r>
-        <w:t xml:space="preserve"> compared to </w:t>
-      </w:r>
-      <w:r>
-        <w:t>5</w:t>
-      </w:r>
-      <w:r>
-        <w:t>% across all other samples</w:t>
-      </w:r>
-      <w:r>
-        <w:t xml:space="preserve"> (Fig S1[sequence duplication levels]).</w:t>
-      </w:r>
-      <w:r>
-        <w:t xml:space="preserve"> </w:t>
-      </w:r>
-      <w:r>
-        <w:t>Mean average l</w:t>
-      </w:r>
-      <w:r>
-        <w:t xml:space="preserve">evels of </w:t>
-      </w:r>
-      <w:r>
-        <w:t xml:space="preserve">miRNA, </w:t>
-      </w:r>
-      <w:r>
-        <w:t>ribosomal RNA (rRNA) and transfer RNA (tRNA) were higher in all dose 24</w:t>
+        <w:t>g samples, with 42% library duplication (mean average) compared to 5% across all other samples (Fig S1[sequence duplication levels]). Mean average levels of miRNA, ribosomal RNA (rRNA) and transfer RNA (tRNA) were higher in all dose 24</w:t>
       </w:r>
       <w:r>
         <w:sym w:font="Symbol" w:char="F06D"/>
       </w:r>
       <w:r>
-        <w:t xml:space="preserve">g samples </w:t>
-      </w:r>
-      <w:r>
-        <w:t>with</w:t>
-      </w:r>
-      <w:r>
-        <w:t xml:space="preserve"> rRNA observing the largest increase, from 8.52% </w:t>
-      </w:r>
-      <w:r>
-        <w:t xml:space="preserve">rRNA content in all other samples </w:t>
-      </w:r>
-      <w:r>
-        <w:t>to 53.4% (Fig</w:t>
-      </w:r>
-      <w:r>
-        <w:t>2</w:t>
-      </w:r>
-      <w:r>
-        <w:t xml:space="preserve"> [RNA categories]).</w:t>
+        <w:t>g samples with rRNA observing the largest increase, from 8.52% rRNA content in all other samples to 53.4% (Fig2 [RNA categories]).</w:t>
       </w:r>
     </w:p>
     <w:p>
@@ -336,6 +122,9 @@
       <w:r>
         <w:t>Calu-3 and primary cell EVs present different RNA compositions</w:t>
       </w:r>
+      <w:r>
+        <w:t xml:space="preserve"> / RNA composition analysis</w:t>
+      </w:r>
     </w:p>
     <w:p>
       <w:pPr>
@@ -367,13 +156,8 @@
         </w:numPr>
       </w:pPr>
       <w:r>
-        <w:t xml:space="preserve">Comparison of primary vs </w:t>
-      </w:r>
-      <w:proofErr w:type="spellStart"/>
-      <w:r>
-        <w:t>hbec</w:t>
-      </w:r>
-      <w:proofErr w:type="spellEnd"/>
+        <w:t>Comparison of primary vs hbec</w:t>
+      </w:r>
     </w:p>
     <w:p>
       <w:pPr>
@@ -411,139 +195,17 @@
     </w:p>
     <w:p>
       <w:r>
-        <w:t xml:space="preserve">Analysis of </w:t>
-      </w:r>
-      <w:r>
-        <w:t xml:space="preserve">trimmed </w:t>
-      </w:r>
-      <w:r>
-        <w:t>RNA-</w:t>
-      </w:r>
-      <w:proofErr w:type="spellStart"/>
-      <w:r>
-        <w:t>Seq</w:t>
-      </w:r>
-      <w:proofErr w:type="spellEnd"/>
-      <w:r>
-        <w:t xml:space="preserve"> data </w:t>
-      </w:r>
-      <w:r>
-        <w:t>showed</w:t>
-      </w:r>
-      <w:r>
-        <w:t xml:space="preserve"> mean</w:t>
-      </w:r>
-      <w:r>
-        <w:t xml:space="preserve"> </w:t>
-      </w:r>
-      <w:r>
-        <w:t>EV miRNA content</w:t>
-      </w:r>
-      <w:r>
-        <w:t xml:space="preserve"> was greater</w:t>
-      </w:r>
-      <w:r>
-        <w:t xml:space="preserve"> </w:t>
-      </w:r>
-      <w:r>
-        <w:t xml:space="preserve">in all primary HBEC samples </w:t>
-      </w:r>
-      <w:r>
-        <w:t xml:space="preserve">(44,681 miRNAs) </w:t>
-      </w:r>
-      <w:r>
-        <w:t>compared to Calu-3 samples</w:t>
-      </w:r>
-      <w:r>
-        <w:t xml:space="preserve"> (2,496 miRNAs)</w:t>
-      </w:r>
-      <w:r>
-        <w:t>,</w:t>
-      </w:r>
-      <w:r>
-        <w:t xml:space="preserve"> </w:t>
-      </w:r>
-      <w:r>
-        <w:t xml:space="preserve">and rRNA and tRNA content was </w:t>
-      </w:r>
-      <w:r>
-        <w:t>higher</w:t>
-      </w:r>
-      <w:r>
-        <w:t xml:space="preserve"> </w:t>
-      </w:r>
-      <w:r>
-        <w:t>in 80% and 73% of</w:t>
-      </w:r>
-      <w:r>
-        <w:t xml:space="preserve"> primary HBEC</w:t>
-      </w:r>
-      <w:r>
-        <w:t xml:space="preserve"> samples, respectively </w:t>
-      </w:r>
-      <w:r>
-        <w:t>(Figure [boxplot protease vs calu-3]).</w:t>
-      </w:r>
-    </w:p>
-    <w:p>
-      <w:r>
-        <w:t xml:space="preserve">Allergen exposure was found to markedly increase miRNA content in primary HBECs, with mean miRNA content </w:t>
-      </w:r>
-      <w:r>
-        <w:t>increasing from 13,289 miRNAs in untreated samples to 52,529 in treated</w:t>
-      </w:r>
-      <w:r>
-        <w:t xml:space="preserve"> (Figure [boxplot protease untreated vs treated])</w:t>
-      </w:r>
-      <w:r>
-        <w:t>.</w:t>
-      </w:r>
-      <w:r>
-        <w:t xml:space="preserve"> Whereas, baseline miRNA content remained relatively unchanged</w:t>
-      </w:r>
-      <w:r>
-        <w:t xml:space="preserve"> in Calu-3 cells</w:t>
-      </w:r>
-      <w:r>
-        <w:t xml:space="preserve">, increasing from 2,289 to 2,547 </w:t>
-      </w:r>
-      <w:r>
-        <w:t>post-exposure</w:t>
-      </w:r>
-      <w:r>
-        <w:t xml:space="preserve"> (Figure [boxplot calu-3 untreated vs treated])</w:t>
-      </w:r>
-      <w:r>
-        <w:t xml:space="preserve">. </w:t>
-      </w:r>
-    </w:p>
-    <w:p>
-      <w:r>
-        <w:t xml:space="preserve">To explore dose related effects on miRNA content in protease-exposed primary HBECs we compared the miRNA content </w:t>
-      </w:r>
-      <w:r>
-        <w:t>at</w:t>
-      </w:r>
-      <w:r>
-        <w:t xml:space="preserve"> each</w:t>
-      </w:r>
-      <w:r>
-        <w:t xml:space="preserve"> </w:t>
-      </w:r>
-      <w:r>
-        <w:t>exposure</w:t>
-      </w:r>
-      <w:r>
-        <w:t xml:space="preserve"> (Supp Figure [boxplot protease dose]). </w:t>
-      </w:r>
-      <w:r>
-        <w:t>All samples exposed to protease had a greater miRNA content compared to untreated samples. As mentioned previously, t</w:t>
-      </w:r>
-      <w:r>
-        <w:t xml:space="preserve">he </w:t>
-      </w:r>
-      <w:r>
-        <w:t>highest mean miRNA content was observed in dose 24</w:t>
+        <w:t>Analysis of trimmed RNA-Seq data showed mean EV miRNA content was greater in all primary HBEC samples (44,681 miRNAs) compared to Calu-3 samples (2,496 miRNAs), and rRNA and tRNA content was higher in 80% and 73% of primary HBEC samples, respectively (Figure [boxplot protease vs calu-3]).</w:t>
+      </w:r>
+    </w:p>
+    <w:p>
+      <w:r>
+        <w:t xml:space="preserve">Allergen exposure was found to markedly increase miRNA content in primary HBECs, with mean miRNA content increasing from 13,289 miRNAs in untreated samples to 52,529 in treated (Figure [boxplot protease untreated vs treated]). Whereas, baseline miRNA content remained relatively unchanged in Calu-3 cells, increasing from 2,289 to 2,547 post-exposure (Figure [boxplot calu-3 untreated vs treated]). </w:t>
+      </w:r>
+    </w:p>
+    <w:p>
+      <w:r>
+        <w:t>To explore dose related effects on miRNA content in protease-exposed primary HBECs we compared the miRNA content at each exposure (Supp Figure [boxplot protease dose]). All samples exposed to protease had a greater miRNA content compared to untreated samples. As mentioned previously, the highest mean miRNA content was observed in dose 24</w:t>
       </w:r>
       <w:r>
         <w:sym w:font="Symbol" w:char="F06D"/>
@@ -561,22 +223,13 @@
         <w:sym w:font="Symbol" w:char="F06D"/>
       </w:r>
       <w:r>
-        <w:t xml:space="preserve">g had the second highest observed mean miRNA </w:t>
-      </w:r>
-      <w:r>
-        <w:t>(</w:t>
+        <w:t>g had the second highest observed mean miRNA (</w:t>
       </w:r>
       <w:r>
         <w:t>61,313</w:t>
       </w:r>
       <w:r>
-        <w:t xml:space="preserve"> miRNAs) </w:t>
-      </w:r>
-      <w:r>
-        <w:t xml:space="preserve">count due to one outlier sample containing 135,524 miRNAs. </w:t>
-      </w:r>
-      <w:r>
-        <w:t>Dose 0.08</w:t>
+        <w:t xml:space="preserve"> miRNAs) count due to one outlier sample containing 135,524 miRNAs. Dose 0.08</w:t>
       </w:r>
       <w:r>
         <w:sym w:font="Symbol" w:char="F06D"/>
@@ -605,90 +258,25 @@
     </w:p>
     <w:p>
       <w:r>
-        <w:t xml:space="preserve">Calu-3 cells were not exposed in a dose-dependent manner therefore we could not </w:t>
-      </w:r>
-      <w:r>
-        <w:t>establish</w:t>
-      </w:r>
-      <w:r>
-        <w:t xml:space="preserve"> dose-effects in these samples. </w:t>
-      </w:r>
-      <w:r>
-        <w:t>Instead, per allergen miRNA content was investigated</w:t>
-      </w:r>
-      <w:r>
-        <w:t xml:space="preserve"> (Supp Figure [boxplot </w:t>
-      </w:r>
-      <w:proofErr w:type="spellStart"/>
-      <w:r>
-        <w:t>hmd_dog</w:t>
-      </w:r>
-      <w:proofErr w:type="spellEnd"/>
-      <w:r>
-        <w:t>])</w:t>
-      </w:r>
-      <w:r>
-        <w:t>. The highest mean miRNA content was observed in Cal</w:t>
-      </w:r>
-      <w:r>
-        <w:t>u</w:t>
-      </w:r>
-      <w:r>
-        <w:t>-3 cells exposed to active HDM</w:t>
-      </w:r>
-      <w:r>
-        <w:t xml:space="preserve"> (</w:t>
+        <w:t>Calu-3 cells were not exposed in a dose-dependent manner therefore we could not establish dose-effects in these samples. Instead, per allergen miRNA content was investigated (Supp Figure [boxplot hmd_dog]). The highest mean miRNA content was observed in Calu-3 cells exposed to active HDM (</w:t>
       </w:r>
       <w:r>
         <w:t>3439</w:t>
       </w:r>
       <w:r>
-        <w:t xml:space="preserve"> miRNAs), whilst inactive HDM</w:t>
-      </w:r>
-      <w:r>
-        <w:t xml:space="preserve"> </w:t>
-      </w:r>
-      <w:r>
-        <w:t xml:space="preserve">produced </w:t>
+        <w:t xml:space="preserve"> miRNAs), whilst inactive HDM produced </w:t>
       </w:r>
       <w:r>
         <w:t>2623</w:t>
       </w:r>
       <w:r>
-        <w:t xml:space="preserve"> miRNAs.</w:t>
-      </w:r>
-      <w:r>
-        <w:t xml:space="preserve"> </w:t>
-      </w:r>
-      <w:r>
-        <w:t>Interestingly, mean miRNA content was lower in Calu-3 cells exposed to</w:t>
-      </w:r>
-      <w:r>
-        <w:t xml:space="preserve"> Can f 1 </w:t>
-      </w:r>
-      <w:r>
-        <w:t xml:space="preserve">allergen </w:t>
-      </w:r>
-      <w:r>
-        <w:t>(</w:t>
+        <w:t xml:space="preserve"> miRNAs. Interestingly, mean miRNA content was lower in Calu-3 cells exposed to Can f 1 allergen (</w:t>
       </w:r>
       <w:r>
         <w:t>2081</w:t>
       </w:r>
       <w:r>
-        <w:t xml:space="preserve"> </w:t>
-      </w:r>
-      <w:r>
-        <w:t>miRNAs)</w:t>
-      </w:r>
-      <w:r>
-        <w:t xml:space="preserve"> </w:t>
-      </w:r>
-      <w:r>
-        <w:t>compared to untreated samples</w:t>
-      </w:r>
-      <w:r>
-        <w:t xml:space="preserve"> (</w:t>
+        <w:t xml:space="preserve"> miRNAs) compared to untreated samples (</w:t>
       </w:r>
       <w:r>
         <w:t>2289</w:t>
@@ -699,40 +287,7 @@
     </w:p>
     <w:p>
       <w:r>
-        <w:t xml:space="preserve">We reviewed the QC data to ensure </w:t>
-      </w:r>
-      <w:r>
-        <w:t xml:space="preserve">the </w:t>
-      </w:r>
-      <w:r>
-        <w:t xml:space="preserve">disparity wasn’t due to </w:t>
-      </w:r>
-      <w:r>
-        <w:t xml:space="preserve">differences in </w:t>
-      </w:r>
-      <w:r>
-        <w:t xml:space="preserve">sequencing </w:t>
-      </w:r>
-      <w:r>
-        <w:t>quality</w:t>
-      </w:r>
-      <w:r>
-        <w:t xml:space="preserve">. </w:t>
-      </w:r>
-      <w:r>
-        <w:t>We observed</w:t>
-      </w:r>
-      <w:r>
-        <w:t xml:space="preserve"> high confidence in sequencing output for both primary HBECs and Calu-3 cells, with</w:t>
-      </w:r>
-      <w:r>
-        <w:t xml:space="preserve"> per</w:t>
-      </w:r>
-      <w:r>
-        <w:t xml:space="preserve"> </w:t>
-      </w:r>
-      <w:r>
-        <w:t>read quality peaking at 40 (Phred) with no low-quality subsets identified. Library size was consistent between cell types with a mean average of 5.95x10^6 reads post-trimming for primary HBECs and 5.73x10^6 for Calu-3 cells.</w:t>
+        <w:t>We reviewed the QC data to ensure the disparity wasn’t due to differences in sequencing quality. We observed high confidence in sequencing output for both primary HBECs and Calu-3 cells, with per read quality peaking at 40 (Phred) with no low-quality subsets identified. Library size was consistent between cell types with a mean average of 5.95x10^6 reads post-trimming for primary HBECs and 5.73x10^6 for Calu-3 cells.</w:t>
       </w:r>
     </w:p>
     <w:p/>
@@ -773,590 +328,252 @@
         <w:sym w:font="Symbol" w:char="F06D"/>
       </w:r>
       <w:r>
-        <w:t xml:space="preserve">g samples were separated based on PC1 (25% variance); no other condition-related gradients were observed within the top 2 PCs. Calu-3 cells showed strong clustering of samples, independent of condition. </w:t>
-      </w:r>
-      <w:r>
-        <w:t>Two r</w:t>
-      </w:r>
-      <w:r>
-        <w:t>eplicate outliers were identified: untreated (replicate 2) based on PC1 (</w:t>
-      </w:r>
-      <w:r>
-        <w:t>32</w:t>
-      </w:r>
-      <w:r>
-        <w:t>.6 variance)</w:t>
+        <w:t>g samples were separated based on PC1 (25% variance); no other condition-related gradients were observed within the top 2 PCs. Calu-3 cells showed strong clustering of samples, independent of condition. Two replicate outliers were identified: untreated (replicate 2) based on PC1 (32.6 variance) and Can f 1 based on PC1 and PC2 (14.5% variance). All primary and Calu-3 samples were included in the subsequent DE analysis.</w:t>
+      </w:r>
+    </w:p>
+    <w:p>
+      <w:r>
+        <w:t>[Raw and normalised counts (CPM) are shown, respectively, in Supplementary Tables [Raw, CPM] for primary HBECs and Supplementary Tables [Raw, CPM] for Calu-3 cells]</w:t>
+      </w:r>
+    </w:p>
+    <w:p>
+      <w:r>
+        <w:t>Pairwise contrasts were performed for all treated versus untreated conditions; DE miRNAs are shown in Table 3 [de table] [and Fig 3 [bar chart]]. Primary HBECs exposed to protease showed minimal miRNA DE expression at lower doses (</w:t>
+      </w:r>
+      <w:r>
+        <w:sym w:font="Symbol" w:char="F0A3"/>
+      </w:r>
+      <w:r>
+        <w:t>3 DE miRNAs, FDR &lt; 0.05). Three DE miRNAs were detected following dose 0.005</w:t>
+      </w:r>
+      <w:r>
+        <w:sym w:font="Symbol" w:char="F06D"/>
+      </w:r>
+      <w:r>
+        <w:t>g exposure (hsa-miR-34b-3p, hsa-miR-148a-3p, hsa-miR-193b-3p) and dose 0.08</w:t>
+      </w:r>
+      <w:r>
+        <w:sym w:font="Symbol" w:char="F06D"/>
+      </w:r>
+      <w:r>
+        <w:t>g exposure (hsa-miR-3960, hsa-miR-34b-3p, hsa-miR-619-5p); two detected after dose 2</w:t>
+      </w:r>
+      <w:r>
+        <w:sym w:font="Symbol" w:char="F06D"/>
+      </w:r>
+      <w:r>
+        <w:t>g exposure (hsa-miR-3960, hsa-miR-34b-3p). Whereas 28 DE miRNAs were detected after dose 24</w:t>
+      </w:r>
+      <w:r>
+        <w:sym w:font="Symbol" w:char="F06D"/>
+      </w:r>
+      <w:r>
+        <w:t>g exposure (FDR &lt; 0.05). Low levels of DE miRNAs were detected in Calu-3 cells. At FDR &lt; 0.05, two DE miRNAs were detected following Can f 1 allergen exposure (hsa-miR-125b-5p, hsa-miR-574-5p). Increasing the threshold to FDR &lt; 0.2 revealed one DE miRNA following inactive HDM exposure (</w:t>
+      </w:r>
+      <w:r>
+        <w:t>hsa-miR-574-5p</w:t>
+      </w:r>
+      <w:r>
+        <w:t>); no further DE miRNAs were detected in Can f 1. No DE miRNAs were detected in Calu-3 cells exposed to active HDM at either FDR threshold.</w:t>
+      </w:r>
+    </w:p>
+    <w:p>
+      <w:r>
+        <w:t>[talk about how many mirnas were removed after edgeR filtering]</w:t>
+      </w:r>
+    </w:p>
+    <w:p>
+      <w:r>
+        <w:t>[specify number of upregulated and downregulated de mirnas in dose24]</w:t>
+      </w:r>
+    </w:p>
+    <w:p>
+      <w:r>
+        <w:t xml:space="preserve">We compared DE miRNAs between experimental conditions within each cell type and across cell types to establish conserved miRNAs. Within primary HBEC protease exposures, </w:t>
+      </w:r>
+      <w:r>
+        <w:t>hsa-miR-34b-3p</w:t>
+      </w:r>
+      <w:r>
+        <w:t xml:space="preserve"> appeared DE in all four doses tested; </w:t>
+      </w:r>
+      <w:r>
+        <w:t>hsa-miR-3960</w:t>
+      </w:r>
+      <w:r>
+        <w:t xml:space="preserve"> in doses 0.08</w:t>
+      </w:r>
+      <w:r>
+        <w:sym w:font="Symbol" w:char="F06D"/>
+      </w:r>
+      <w:r>
+        <w:t>g, 2</w:t>
+      </w:r>
+      <w:r>
+        <w:sym w:font="Symbol" w:char="F06D"/>
+      </w:r>
+      <w:r>
+        <w:t>g and 24</w:t>
+      </w:r>
+      <w:r>
+        <w:sym w:font="Symbol" w:char="F06D"/>
+      </w:r>
+      <w:r>
+        <w:t xml:space="preserve">g; </w:t>
+      </w:r>
+      <w:r>
+        <w:t>hsa-miR-193b-3p</w:t>
       </w:r>
       <w:r>
         <w:t xml:space="preserve"> and </w:t>
       </w:r>
       <w:r>
-        <w:t>Can f 1 based on</w:t>
-      </w:r>
-      <w:r>
-        <w:t xml:space="preserve"> PC1 and</w:t>
-      </w:r>
-      <w:r>
-        <w:t xml:space="preserve"> PC2 (1</w:t>
-      </w:r>
-      <w:r>
-        <w:t>4.5</w:t>
-      </w:r>
-      <w:r>
-        <w:t xml:space="preserve">% variance). All </w:t>
-      </w:r>
-      <w:r>
-        <w:t xml:space="preserve">primary and Calu-3 </w:t>
-      </w:r>
-      <w:r>
-        <w:t>samples were included in the subsequent DE analysis.</w:t>
-      </w:r>
-    </w:p>
-    <w:p>
-      <w:r>
-        <w:t xml:space="preserve">[Raw and normalised counts (CPM) are shown, </w:t>
-      </w:r>
-      <w:r>
-        <w:t>respectively, in</w:t>
-      </w:r>
-      <w:r>
-        <w:t xml:space="preserve"> Supplementary Tables [Raw, CPM] for primary HBECs and Supplementary Tables [Raw, CPM] for Calu-3 cells]</w:t>
-      </w:r>
-    </w:p>
-    <w:p>
-      <w:r>
-        <w:t xml:space="preserve">Pairwise contrasts </w:t>
-      </w:r>
-      <w:r>
-        <w:t>were performed for all treated versus untreated conditions</w:t>
-      </w:r>
-      <w:r>
-        <w:t xml:space="preserve">; </w:t>
-      </w:r>
-      <w:r>
-        <w:t xml:space="preserve">DE </w:t>
-      </w:r>
-      <w:r>
-        <w:t>miRNAs</w:t>
-      </w:r>
-      <w:r>
-        <w:t xml:space="preserve"> are shown in Table 3 [de table]</w:t>
-      </w:r>
-      <w:r>
-        <w:t xml:space="preserve"> [and Fig 3 [bar chart]]</w:t>
-      </w:r>
-      <w:r>
-        <w:t>. Primary HBECs exposed to protease showed minimal miRNA DE expression at lower doses (</w:t>
-      </w:r>
-      <w:r>
-        <w:sym w:font="Symbol" w:char="F0A3"/>
-      </w:r>
-      <w:r>
-        <w:t>3</w:t>
-      </w:r>
-      <w:r>
-        <w:t xml:space="preserve"> DE miRNAs</w:t>
-      </w:r>
-      <w:r>
-        <w:t>, FDR &lt; 0.05</w:t>
-      </w:r>
-      <w:r>
-        <w:t>)</w:t>
-      </w:r>
-      <w:r>
-        <w:t>. Three DE miRNAs were detected following dose 0.005</w:t>
+        <w:t>hsa-miR-148a-3p</w:t>
+      </w:r>
+      <w:r>
+        <w:t xml:space="preserve"> in doses 0.005</w:t>
       </w:r>
       <w:r>
         <w:sym w:font="Symbol" w:char="F06D"/>
       </w:r>
       <w:r>
-        <w:t>g exposure (hsa-miR-34b-3p, hsa-miR-148a-3p, hsa-miR-193b-3p) and dose 0.08</w:t>
+        <w:t>g and 24</w:t>
       </w:r>
       <w:r>
         <w:sym w:font="Symbol" w:char="F06D"/>
       </w:r>
       <w:r>
-        <w:t>g exposure (hsa-miR-3960, hsa-miR-34b-3p, hsa-miR-619-5p); two detected after dose 2</w:t>
+        <w:t xml:space="preserve">g. Within Calu-3 cells, </w:t>
+      </w:r>
+      <w:r>
+        <w:t>hsa-miR-574-5p</w:t>
+      </w:r>
+      <w:r>
+        <w:t xml:space="preserve"> appeared in </w:t>
+      </w:r>
+      <w:r>
+        <w:t>Can f 1</w:t>
+      </w:r>
+      <w:r>
+        <w:t xml:space="preserve"> and inactive HDM; </w:t>
+      </w:r>
+      <w:r>
+        <w:t>hsa-miR-125b-5p</w:t>
+      </w:r>
+      <w:r>
+        <w:t xml:space="preserve"> appeared only in </w:t>
+      </w:r>
+      <w:r>
+        <w:t>Can f 1</w:t>
+      </w:r>
+      <w:r>
+        <w:t>.</w:t>
+      </w:r>
+    </w:p>
+    <w:p>
+      <w:r>
+        <w:t xml:space="preserve">Only </w:t>
+      </w:r>
+      <w:r>
+        <w:t>hsa-miR-125b-5p</w:t>
+      </w:r>
+      <w:r>
+        <w:t xml:space="preserve"> was found to be DE in both primary HBECs and Calu-3 cells, appearing following dose 24</w:t>
       </w:r>
       <w:r>
         <w:sym w:font="Symbol" w:char="F06D"/>
       </w:r>
       <w:r>
-        <w:t>g exposure (hsa-miR-3960, hsa-miR-34b-3p). W</w:t>
-      </w:r>
-      <w:r>
-        <w:t>hereas 2</w:t>
-      </w:r>
-      <w:r>
-        <w:t>8</w:t>
-      </w:r>
-      <w:r>
-        <w:t xml:space="preserve"> DE miRNAs were detected </w:t>
-      </w:r>
-      <w:r>
-        <w:t>after</w:t>
-      </w:r>
-      <w:r>
-        <w:t xml:space="preserve"> dose 24</w:t>
+        <w:t xml:space="preserve">g protease exposure in primary HBECs and Can f 1 exposure in Calu-3 cells. </w:t>
+      </w:r>
+    </w:p>
+    <w:p>
+      <w:r>
+        <w:t>The directionality of DE miRNAs appearing in multiple conditions or between cell types was unchanged (Table [de mirnas]) and only minor logFC differences were observed (&lt;1.5). Notably, however, expression of hsa</w:t>
+      </w:r>
+      <w:r>
+        <w:t>-miR-125b-5p</w:t>
+      </w:r>
+      <w:r>
+        <w:t xml:space="preserve"> was 5 logFC greater in dose 24</w:t>
       </w:r>
       <w:r>
         <w:sym w:font="Symbol" w:char="F06D"/>
       </w:r>
       <w:r>
-        <w:t>g exposure</w:t>
-      </w:r>
-      <w:r>
-        <w:t xml:space="preserve"> (FDR &lt; 0.05). </w:t>
-      </w:r>
-      <w:r>
-        <w:t xml:space="preserve">Low levels of DE miRNAs were detected in Calu-3 cells. At FDR &lt; 0.05, two DE miRNAs were detected following Can f 1 allergen exposure (hsa-miR-125b-5p, hsa-miR-574-5p). Increasing the threshold to FDR &lt; 0.2 revealed one DE miRNA </w:t>
-      </w:r>
-      <w:r>
-        <w:t>following inactive HDM exposure (</w:t>
-      </w:r>
-      <w:r>
-        <w:t>hsa-miR-574-5p</w:t>
-      </w:r>
-      <w:r>
-        <w:t>)</w:t>
-      </w:r>
-      <w:r>
-        <w:t xml:space="preserve">; </w:t>
-      </w:r>
-      <w:r>
-        <w:t>no further DE miRNAs were detected in Can f 1. No DE miRNAs were detected in Calu-3 cells exposed to active HDM</w:t>
-      </w:r>
-      <w:r>
-        <w:t xml:space="preserve"> at either FDR threshold.</w:t>
-      </w:r>
-    </w:p>
-    <w:p>
-      <w:r>
-        <w:t xml:space="preserve">[talk about how many </w:t>
-      </w:r>
-      <w:proofErr w:type="spellStart"/>
-      <w:r>
-        <w:t>mirnas</w:t>
-      </w:r>
-      <w:proofErr w:type="spellEnd"/>
-      <w:r>
-        <w:t xml:space="preserve"> were removed after </w:t>
-      </w:r>
-      <w:proofErr w:type="spellStart"/>
-      <w:r>
-        <w:t>edgeR</w:t>
-      </w:r>
-      <w:proofErr w:type="spellEnd"/>
-      <w:r>
-        <w:t xml:space="preserve"> filtering]</w:t>
-      </w:r>
-    </w:p>
-    <w:p>
-      <w:r>
-        <w:t xml:space="preserve">[specify number of upregulated and downregulated de </w:t>
-      </w:r>
-      <w:proofErr w:type="spellStart"/>
-      <w:r>
-        <w:t>mirnas</w:t>
-      </w:r>
-      <w:proofErr w:type="spellEnd"/>
-      <w:r>
-        <w:t xml:space="preserve"> in dose24]</w:t>
-      </w:r>
-    </w:p>
-    <w:p>
-      <w:r>
-        <w:t xml:space="preserve">We compared DE miRNAs between </w:t>
-      </w:r>
-      <w:r>
-        <w:t xml:space="preserve">experimental </w:t>
-      </w:r>
-      <w:r>
-        <w:t xml:space="preserve">conditions </w:t>
-      </w:r>
-      <w:r>
-        <w:t>with</w:t>
-      </w:r>
-      <w:r>
-        <w:t xml:space="preserve">in each cell type and across cell types to establish conserved miRNAs. Within </w:t>
-      </w:r>
-      <w:r>
-        <w:t xml:space="preserve">primary HBEC protease exposures, </w:t>
-      </w:r>
-      <w:r>
-        <w:t>hsa-miR-34b-3p</w:t>
-      </w:r>
-      <w:r>
-        <w:t xml:space="preserve"> appeared DE in all four doses tested; </w:t>
-      </w:r>
-      <w:r>
-        <w:t>hsa-miR-3960</w:t>
-      </w:r>
-      <w:r>
-        <w:t xml:space="preserve"> in doses 0.08</w:t>
+        <w:t>g protease samples compared to Can f 1 in Calu-3 samples.</w:t>
+      </w:r>
+    </w:p>
+    <w:p/>
+    <w:p>
+      <w:r>
+        <w:t>A heatmap of relative normalised counts (CPM) was used to visually assess concordance of expression between replicates following dose 24</w:t>
       </w:r>
       <w:r>
         <w:sym w:font="Symbol" w:char="F06D"/>
       </w:r>
       <w:r>
-        <w:t>g, 2</w:t>
+        <w:t>g protease exposure (Figure 3 [heatmap]. Greater consistency was observed within dose 24</w:t>
       </w:r>
       <w:r>
         <w:sym w:font="Symbol" w:char="F06D"/>
       </w:r>
       <w:r>
-        <w:t>g</w:t>
-      </w:r>
-      <w:r>
-        <w:t xml:space="preserve"> and</w:t>
-      </w:r>
-      <w:r>
-        <w:t xml:space="preserve"> 24</w:t>
+        <w:t xml:space="preserve">g replicates compared to untreated replicates. Extreme expression levels were frequently observed in a single untreated replicate, such as for </w:t>
+      </w:r>
+      <w:r>
+        <w:t>hsa-miR-345-5p</w:t>
+      </w:r>
+      <w:r>
+        <w:t xml:space="preserve"> and </w:t>
+      </w:r>
+      <w:r>
+        <w:t>hsa-miR-193b-3p</w:t>
+      </w:r>
+      <w:r>
+        <w:t xml:space="preserve"> in replicate 1, and </w:t>
+      </w:r>
+      <w:r>
+        <w:t>hsa-miR-7704</w:t>
+      </w:r>
+      <w:r>
+        <w:t xml:space="preserve"> and </w:t>
+      </w:r>
+      <w:r>
+        <w:t>hsa-miR-125a-5p</w:t>
+      </w:r>
+      <w:r>
+        <w:t xml:space="preserve"> in replicate 3. Hierarchical clustering of normalised counts (CPM) for samples from all protease exposure conditions revealed dose 0.005</w:t>
       </w:r>
       <w:r>
         <w:sym w:font="Symbol" w:char="F06D"/>
       </w:r>
       <w:r>
-        <w:t xml:space="preserve">g; </w:t>
-      </w:r>
-      <w:r>
-        <w:t>hsa-miR-193b-3p</w:t>
-      </w:r>
-      <w:r>
-        <w:t xml:space="preserve"> and </w:t>
-      </w:r>
-      <w:r>
-        <w:t>hsa-miR-148a-3p</w:t>
-      </w:r>
-      <w:r>
-        <w:t xml:space="preserve"> i</w:t>
-      </w:r>
-      <w:r>
-        <w:t xml:space="preserve">n </w:t>
-      </w:r>
-      <w:r>
-        <w:t>doses 0.005</w:t>
+        <w:t>g (replicate 3) and dose 2</w:t>
       </w:r>
       <w:r>
         <w:sym w:font="Symbol" w:char="F06D"/>
       </w:r>
       <w:r>
-        <w:t>g and 24</w:t>
+        <w:t>g (replicate 1) possessed the most similar expression pattern, respectively, to dose 24</w:t>
       </w:r>
       <w:r>
         <w:sym w:font="Symbol" w:char="F06D"/>
       </w:r>
       <w:r>
-        <w:t>g.</w:t>
-      </w:r>
-      <w:r>
-        <w:t xml:space="preserve"> Within Calu-3 cells, </w:t>
-      </w:r>
-      <w:r>
-        <w:t>hsa-miR-574-5p</w:t>
-      </w:r>
-      <w:r>
-        <w:t xml:space="preserve"> appeared in </w:t>
-      </w:r>
-      <w:r>
-        <w:t>Can f 1</w:t>
-      </w:r>
-      <w:r>
-        <w:t xml:space="preserve"> and</w:t>
-      </w:r>
-      <w:r>
-        <w:t xml:space="preserve"> inactive HDM; </w:t>
-      </w:r>
-      <w:r>
-        <w:t>hsa-miR-125b-5p</w:t>
-      </w:r>
-      <w:r>
-        <w:t xml:space="preserve"> appeared </w:t>
-      </w:r>
-      <w:r>
-        <w:t xml:space="preserve">only </w:t>
-      </w:r>
-      <w:r>
-        <w:t xml:space="preserve">in </w:t>
-      </w:r>
-      <w:r>
-        <w:t>Can f 1</w:t>
-      </w:r>
-      <w:r>
-        <w:t>.</w:t>
-      </w:r>
-    </w:p>
-    <w:p>
-      <w:r>
-        <w:t xml:space="preserve">Only </w:t>
-      </w:r>
-      <w:r>
-        <w:t>hsa-miR-125b-5p</w:t>
-      </w:r>
-      <w:r>
-        <w:t xml:space="preserve"> was found to be DE in both primary HBECs and Calu-3 cells, appearing following </w:t>
-      </w:r>
-      <w:r>
-        <w:t>dose 24</w:t>
+        <w:t>g samples based on the 28 DE miRNAs detected following dose 24</w:t>
       </w:r>
       <w:r>
         <w:sym w:font="Symbol" w:char="F06D"/>
       </w:r>
       <w:r>
-        <w:t xml:space="preserve">g </w:t>
-      </w:r>
-      <w:r>
-        <w:t>protease</w:t>
-      </w:r>
-      <w:r>
-        <w:t xml:space="preserve"> exposure</w:t>
-      </w:r>
-      <w:r>
-        <w:t xml:space="preserve"> </w:t>
-      </w:r>
-      <w:r>
-        <w:t>in primary HBECs and</w:t>
-      </w:r>
-      <w:r>
-        <w:t xml:space="preserve"> Can f 1</w:t>
-      </w:r>
-      <w:r>
-        <w:t xml:space="preserve"> </w:t>
-      </w:r>
-      <w:r>
-        <w:t>exposure</w:t>
-      </w:r>
-      <w:r>
-        <w:t xml:space="preserve"> in Calu-3 cells</w:t>
-      </w:r>
-      <w:r>
-        <w:t>.</w:t>
-      </w:r>
-      <w:r>
-        <w:t xml:space="preserve"> </w:t>
-      </w:r>
-    </w:p>
-    <w:p>
-      <w:r>
-        <w:t xml:space="preserve">The directionality of DE miRNAs appearing in multiple conditions or between cell types was </w:t>
-      </w:r>
-      <w:r>
-        <w:t xml:space="preserve">unchanged </w:t>
-      </w:r>
-      <w:r>
-        <w:t xml:space="preserve">(Table [de </w:t>
-      </w:r>
-      <w:proofErr w:type="spellStart"/>
-      <w:r>
-        <w:t>mirnas</w:t>
-      </w:r>
-      <w:proofErr w:type="spellEnd"/>
-      <w:r>
-        <w:t>])</w:t>
-      </w:r>
-      <w:r>
-        <w:t xml:space="preserve"> </w:t>
-      </w:r>
-      <w:r>
-        <w:t xml:space="preserve">and only minor </w:t>
-      </w:r>
-      <w:proofErr w:type="spellStart"/>
-      <w:r>
-        <w:t>log</w:t>
-      </w:r>
-      <w:r>
-        <w:t>FC</w:t>
-      </w:r>
-      <w:proofErr w:type="spellEnd"/>
-      <w:r>
-        <w:t xml:space="preserve"> differences were observed (&lt;</w:t>
-      </w:r>
-      <w:r>
-        <w:t>1</w:t>
-      </w:r>
-      <w:r>
-        <w:t xml:space="preserve">.5). </w:t>
-      </w:r>
-      <w:r>
-        <w:t xml:space="preserve">Notably, however, expression </w:t>
-      </w:r>
-      <w:r>
-        <w:t>of hsa</w:t>
-      </w:r>
-      <w:r>
-        <w:t>-miR-125b-5p</w:t>
-      </w:r>
-      <w:r>
-        <w:t xml:space="preserve"> was 5 </w:t>
-      </w:r>
-      <w:proofErr w:type="spellStart"/>
-      <w:r>
-        <w:t>logFC</w:t>
-      </w:r>
-      <w:proofErr w:type="spellEnd"/>
-      <w:r>
-        <w:t xml:space="preserve"> greater in dose 24</w:t>
-      </w:r>
-      <w:r>
-        <w:sym w:font="Symbol" w:char="F06D"/>
-      </w:r>
-      <w:r>
-        <w:t>g protease samples compared to Can f 1</w:t>
-      </w:r>
-      <w:r>
-        <w:t xml:space="preserve"> </w:t>
-      </w:r>
-      <w:r>
-        <w:t>in Calu-3 samples.</w:t>
+        <w:t xml:space="preserve">g protease exposure (Supp. Figure [heatmap of all contrasts]). </w:t>
       </w:r>
     </w:p>
     <w:p/>
     <w:p>
       <w:r>
-        <w:t xml:space="preserve">A heatmap of </w:t>
-      </w:r>
-      <w:r>
-        <w:t xml:space="preserve">relative </w:t>
-      </w:r>
-      <w:r>
-        <w:t xml:space="preserve">normalised counts (CPM) was used to visually assess concordance of </w:t>
-      </w:r>
-      <w:r>
-        <w:t>expression between replicates following dose 24</w:t>
-      </w:r>
-      <w:r>
-        <w:sym w:font="Symbol" w:char="F06D"/>
-      </w:r>
-      <w:r>
-        <w:t>g protease exposure</w:t>
-      </w:r>
-      <w:r>
-        <w:t xml:space="preserve"> (Figure 3 [heatmap]</w:t>
-      </w:r>
-      <w:r>
-        <w:t xml:space="preserve">. </w:t>
-      </w:r>
-      <w:r>
-        <w:t>Greater consistency was observed within dose 24</w:t>
-      </w:r>
-      <w:r>
-        <w:sym w:font="Symbol" w:char="F06D"/>
-      </w:r>
-      <w:r>
-        <w:t xml:space="preserve">g replicates compared to untreated replicates. </w:t>
-      </w:r>
-      <w:r>
-        <w:t xml:space="preserve">Extreme expression levels were frequently observed in a single untreated replicate, such as for </w:t>
-      </w:r>
-      <w:r>
-        <w:t>hsa-miR-345-5p</w:t>
-      </w:r>
-      <w:r>
-        <w:t xml:space="preserve"> and </w:t>
-      </w:r>
-      <w:r>
-        <w:t>hsa-miR-193b-3p</w:t>
-      </w:r>
-      <w:r>
-        <w:t xml:space="preserve"> in replicate 1, and </w:t>
-      </w:r>
-      <w:r>
-        <w:t>hsa-miR-7704</w:t>
-      </w:r>
-      <w:r>
-        <w:t xml:space="preserve"> and </w:t>
-      </w:r>
-      <w:r>
-        <w:t>hsa-miR-125a-5p</w:t>
-      </w:r>
-      <w:r>
-        <w:t xml:space="preserve"> in replicate 3.</w:t>
-      </w:r>
-      <w:r>
-        <w:t xml:space="preserve"> </w:t>
-      </w:r>
-      <w:r>
-        <w:t xml:space="preserve">Hierarchical clustering of </w:t>
-      </w:r>
-      <w:r>
-        <w:t xml:space="preserve">normalised counts (CPM) for </w:t>
-      </w:r>
-      <w:r>
-        <w:t xml:space="preserve">samples from all </w:t>
-      </w:r>
-      <w:r>
-        <w:t xml:space="preserve">protease </w:t>
-      </w:r>
-      <w:r>
-        <w:t>exposure conditions revealed dose 0.005</w:t>
-      </w:r>
-      <w:r>
-        <w:sym w:font="Symbol" w:char="F06D"/>
-      </w:r>
-      <w:r>
-        <w:t>g (replicate 3) and dose 2</w:t>
-      </w:r>
-      <w:r>
-        <w:sym w:font="Symbol" w:char="F06D"/>
-      </w:r>
-      <w:r>
-        <w:t xml:space="preserve">g (replicate 1) </w:t>
-      </w:r>
-      <w:r>
-        <w:t>possessed</w:t>
-      </w:r>
-      <w:r>
-        <w:t xml:space="preserve"> the most similar expression pattern, respectively, to dose 24</w:t>
-      </w:r>
-      <w:r>
-        <w:sym w:font="Symbol" w:char="F06D"/>
-      </w:r>
-      <w:r>
-        <w:t>g samples based on the 28 DE miRNAs detected following dose 24</w:t>
-      </w:r>
-      <w:r>
-        <w:sym w:font="Symbol" w:char="F06D"/>
-      </w:r>
-      <w:r>
-        <w:t>g protease exposure</w:t>
-      </w:r>
-      <w:r>
-        <w:t xml:space="preserve"> (Supp. Figure [heatmap of all contrasts])</w:t>
-      </w:r>
-      <w:r>
-        <w:t xml:space="preserve">. </w:t>
-      </w:r>
-    </w:p>
-    <w:p/>
-    <w:p>
-      <w:r>
-        <w:t>M</w:t>
-      </w:r>
-      <w:r>
-        <w:t>A</w:t>
-      </w:r>
-      <w:r>
-        <w:t xml:space="preserve"> plot</w:t>
-      </w:r>
-      <w:r>
-        <w:t xml:space="preserve"> analysis</w:t>
-      </w:r>
-      <w:r>
-        <w:t xml:space="preserve"> </w:t>
-      </w:r>
-      <w:r>
-        <w:t>revealed</w:t>
-      </w:r>
-      <w:r>
-        <w:t xml:space="preserve"> most miRNAs detected (N</w:t>
-      </w:r>
-      <w:proofErr w:type="gramStart"/>
-      <w:r>
-        <w:t>=[</w:t>
-      </w:r>
-      <w:proofErr w:type="gramEnd"/>
-      <w:r>
-        <w:t>]) were not significantly DE (</w:t>
+        <w:t>MA plot analysis revealed most miRNAs detected (N=[]) were not significantly DE (</w:t>
       </w:r>
       <w:r>
         <w:rPr>
@@ -1365,28 +582,8 @@
         </w:rPr>
         <w:t>n</w:t>
       </w:r>
-      <w:proofErr w:type="gramStart"/>
-      <w:r>
-        <w:t>=[</w:t>
-      </w:r>
-      <w:proofErr w:type="gramEnd"/>
-      <w:r>
-        <w:t>]</w:t>
-      </w:r>
-      <w:r>
-        <w:t>; Figure 3[MA plot]</w:t>
-      </w:r>
-      <w:r>
-        <w:t xml:space="preserve">. </w:t>
-      </w:r>
-      <w:r>
-        <w:t xml:space="preserve">A relatively even number of </w:t>
-      </w:r>
-      <w:r>
-        <w:t xml:space="preserve">significantly </w:t>
-      </w:r>
-      <w:r>
-        <w:t>upregulated (</w:t>
+      <w:r>
+        <w:t>=[]; Figure 3[MA plot]. A relatively even number of significantly upregulated (</w:t>
       </w:r>
       <w:r>
         <w:rPr>
@@ -1395,13 +592,8 @@
         </w:rPr>
         <w:t>n</w:t>
       </w:r>
-      <w:proofErr w:type="gramStart"/>
-      <w:r>
-        <w:t>=[</w:t>
-      </w:r>
-      <w:proofErr w:type="gramEnd"/>
-      <w:r>
-        <w:t>]) and downregulated (</w:t>
+      <w:r>
+        <w:t>=[]) and downregulated (</w:t>
       </w:r>
       <w:r>
         <w:rPr>
@@ -1410,65 +602,8 @@
         </w:rPr>
         <w:t>n</w:t>
       </w:r>
-      <w:proofErr w:type="gramStart"/>
-      <w:r>
-        <w:t>=[</w:t>
-      </w:r>
-      <w:proofErr w:type="gramEnd"/>
-      <w:r>
-        <w:t>])</w:t>
-      </w:r>
-      <w:r>
-        <w:t xml:space="preserve"> </w:t>
-      </w:r>
-      <w:r>
-        <w:t>miRNAs w</w:t>
-      </w:r>
-      <w:r>
-        <w:t>ere</w:t>
-      </w:r>
-      <w:r>
-        <w:t xml:space="preserve"> observed.</w:t>
-      </w:r>
-      <w:r>
-        <w:t xml:space="preserve"> </w:t>
-      </w:r>
-      <w:r>
-        <w:t xml:space="preserve">Significant DE miRNAs were detected between log 7 – log 14 average log CPM, most frequently with log2 FC &lt; 2.5. </w:t>
-      </w:r>
-      <w:r>
-        <w:t>H</w:t>
-      </w:r>
-      <w:r>
-        <w:t xml:space="preserve">igher CPM count miRNAs </w:t>
-      </w:r>
-      <w:r>
-        <w:t xml:space="preserve">were </w:t>
-      </w:r>
-      <w:r>
-        <w:t xml:space="preserve">generally anti-correlated with </w:t>
-      </w:r>
-      <w:proofErr w:type="spellStart"/>
-      <w:r>
-        <w:t>logFC</w:t>
-      </w:r>
-      <w:proofErr w:type="spellEnd"/>
-      <w:r>
-        <w:t>.</w:t>
-      </w:r>
-      <w:r>
-        <w:t xml:space="preserve"> </w:t>
-      </w:r>
-      <w:r>
-        <w:t xml:space="preserve">The largest </w:t>
-      </w:r>
-      <w:proofErr w:type="spellStart"/>
-      <w:r>
-        <w:t>logFC</w:t>
-      </w:r>
-      <w:proofErr w:type="spellEnd"/>
-      <w:r>
-        <w:t xml:space="preserve"> changes were observed in </w:t>
+      <w:r>
+        <w:t xml:space="preserve">=[]) miRNAs were observed. Significant DE miRNAs were detected between log 7 – log 14 average log CPM, most frequently with log2 FC &lt; 2.5. Higher CPM count miRNAs were generally anti-correlated with logFC. The largest logFC changes were observed in </w:t>
       </w:r>
       <w:r>
         <w:t>hsa-miR-</w:t>
@@ -1480,88 +615,18 @@
         <w:t>hsa-miR-</w:t>
       </w:r>
       <w:r>
-        <w:t>145-5p</w:t>
-      </w:r>
-      <w:r>
-        <w:t xml:space="preserve"> and</w:t>
-      </w:r>
-      <w:r>
-        <w:t xml:space="preserve"> </w:t>
+        <w:t xml:space="preserve">145-5p and </w:t>
       </w:r>
       <w:r>
         <w:t>hsa-miR-663a</w:t>
       </w:r>
       <w:r>
-        <w:t xml:space="preserve"> at</w:t>
-      </w:r>
-      <w:r>
-        <w:t xml:space="preserve"> </w:t>
-      </w:r>
-      <w:proofErr w:type="spellStart"/>
-      <w:r>
-        <w:t>logFC</w:t>
-      </w:r>
-      <w:proofErr w:type="spellEnd"/>
-      <w:r>
-        <w:t xml:space="preserve"> &gt; 6</w:t>
-      </w:r>
-      <w:r>
-        <w:t xml:space="preserve">, and with low </w:t>
-      </w:r>
-      <w:r>
-        <w:t>expression counts</w:t>
-      </w:r>
-      <w:r>
-        <w:t xml:space="preserve">; review of these miRNAs revealed </w:t>
-      </w:r>
-      <w:r>
-        <w:t>a</w:t>
-      </w:r>
-      <w:r>
-        <w:t>n</w:t>
-      </w:r>
-      <w:r>
-        <w:t xml:space="preserve"> absence of expression in </w:t>
-      </w:r>
-      <w:r>
-        <w:t>the alternate</w:t>
-      </w:r>
-      <w:r>
-        <w:t xml:space="preserve"> condition</w:t>
-      </w:r>
-      <w:r>
-        <w:t xml:space="preserve"> (treated or untreated;</w:t>
-      </w:r>
-      <w:r>
-        <w:t xml:space="preserve"> Supp Table [</w:t>
-      </w:r>
-      <w:proofErr w:type="spellStart"/>
-      <w:r>
-        <w:t>normalised_CPM_protease</w:t>
-      </w:r>
-      <w:proofErr w:type="spellEnd"/>
-      <w:r>
-        <w:t>]</w:t>
-      </w:r>
-      <w:r>
-        <w:t>)</w:t>
-      </w:r>
-      <w:r>
-        <w:t>.</w:t>
-      </w:r>
-      <w:r>
-        <w:t xml:space="preserve"> </w:t>
-      </w:r>
-    </w:p>
-    <w:p>
-      <w:r>
-        <w:t xml:space="preserve">Significance of DE miRNAs was visualised using a volcano plot. </w:t>
-      </w:r>
-      <w:r>
-        <w:t xml:space="preserve">The </w:t>
-      </w:r>
-      <w:r>
-        <w:t>most significant miRNAs were hsa-miR-3960 and hsa-miR-4488 (FDR = 1.46x10^5).</w:t>
+        <w:t xml:space="preserve"> at logFC &gt; 6, and with low expression counts; review of these miRNAs revealed an absence of expression in the alternate condition (treated or untreated; Supp Table [normalised_CPM_protease]). </w:t>
+      </w:r>
+    </w:p>
+    <w:p>
+      <w:r>
+        <w:t>Significance of DE miRNAs was visualised using a volcano plot. The most significant miRNAs were hsa-miR-3960 and hsa-miR-4488 (FDR = 1.46x10^5).</w:t>
       </w:r>
     </w:p>
     <w:p>
@@ -1571,15 +636,7 @@
     </w:p>
     <w:p>
       <w:r>
-        <w:t>[</w:t>
-      </w:r>
-      <w:proofErr w:type="spellStart"/>
-      <w:r>
-        <w:t>tamirna</w:t>
-      </w:r>
-      <w:proofErr w:type="spellEnd"/>
-      <w:r>
-        <w:t>?]</w:t>
+        <w:t>[tamirna?]</w:t>
       </w:r>
     </w:p>
     <w:p/>
@@ -1598,61 +655,19 @@
     </w:p>
     <w:p>
       <w:r>
-        <w:t>To determine the most suitable method for pathway enrichment analysis</w:t>
-      </w:r>
-      <w:r>
-        <w:t>,</w:t>
-      </w:r>
-      <w:r>
-        <w:t xml:space="preserve"> the pathways identified </w:t>
-      </w:r>
-      <w:r>
-        <w:t>by</w:t>
-      </w:r>
-      <w:r>
-        <w:t xml:space="preserve"> three automated tools, each adopting a unique method of pathway analysis, </w:t>
-      </w:r>
-      <w:r>
-        <w:t>for DE miRNAs following dose 24</w:t>
+        <w:t>To determine the most suitable method for pathway enrichment analysis, the pathways identified by three automated tools, each adopting a unique method of pathway analysis, for DE miRNAs following dose 24</w:t>
       </w:r>
       <w:r>
         <w:sym w:font="Symbol" w:char="F06D"/>
       </w:r>
       <w:r>
-        <w:t xml:space="preserve">g protease exposure (N=28) </w:t>
-      </w:r>
-      <w:r>
-        <w:t>were assessed</w:t>
-      </w:r>
-      <w:r>
-        <w:t xml:space="preserve"> [Supp Table [FE methods].</w:t>
+        <w:t>g protease exposure (N=28) were assessed [Supp Table [FE methods].</w:t>
       </w:r>
     </w:p>
     <w:p>
       <w:r>
         <w:lastRenderedPageBreak/>
-        <w:t>Gene-level analysis identified</w:t>
-      </w:r>
-      <w:r>
-        <w:t xml:space="preserve"> 3601 target genes </w:t>
-      </w:r>
-      <w:r>
-        <w:t>resulting in 1</w:t>
-      </w:r>
-      <w:r>
-        <w:t>64</w:t>
-      </w:r>
-      <w:r>
-        <w:t xml:space="preserve"> significant pathways (P</w:t>
-      </w:r>
-      <w:r>
-        <w:t>-adjusted</w:t>
-      </w:r>
-      <w:r>
-        <w:t xml:space="preserve"> &lt; 0.02</w:t>
-      </w:r>
-      <w:r>
-        <w:t xml:space="preserve">; </w:t>
+        <w:t xml:space="preserve">Gene-level analysis identified 3601 target genes resulting in 164 significant pathways (P-adjusted &lt; 0.02; </w:t>
       </w:r>
       <w:r>
         <w:rPr>
@@ -1662,16 +677,7 @@
         <w:t>q</w:t>
       </w:r>
       <w:r>
-        <w:t xml:space="preserve"> &lt; 0.02</w:t>
-      </w:r>
-      <w:r>
-        <w:t>) for upregulated miRNAs</w:t>
-      </w:r>
-      <w:r>
-        <w:t xml:space="preserve"> (Supp Table [indirect pathway results up])</w:t>
-      </w:r>
-      <w:r>
-        <w:t>; 2746 targets from downregulated miRNAs (</w:t>
+        <w:t xml:space="preserve"> &lt; 0.02) for upregulated miRNAs (Supp Table [indirect pathway results up]); 2746 targets from downregulated miRNAs (</w:t>
       </w:r>
       <w:r>
         <w:rPr>
@@ -1681,10 +687,7 @@
         <w:t>n</w:t>
       </w:r>
       <w:r>
-        <w:t>=14) with 464 pathways identified</w:t>
-      </w:r>
-      <w:r>
-        <w:t xml:space="preserve"> (P-adjusted &lt; 0.02; </w:t>
+        <w:t xml:space="preserve">=14) with 464 pathways identified (P-adjusted &lt; 0.02; </w:t>
       </w:r>
       <w:r>
         <w:rPr>
@@ -1694,170 +697,30 @@
         <w:t>q</w:t>
       </w:r>
       <w:r>
-        <w:t xml:space="preserve"> &lt; 0.02;</w:t>
-      </w:r>
-      <w:r>
-        <w:t xml:space="preserve"> Supp Table [indirect pathway results down])</w:t>
-      </w:r>
-      <w:r>
-        <w:t>.</w:t>
+        <w:t xml:space="preserve"> &lt; 0.02; Supp Table [indirect pathway results down]). Pathways predicted from upregulated miRNA target genes have been associated with epithelial inflammation (IL-4, IL-13, IL-17 signalling; TNF/TLR/TGF-</w:t>
+      </w:r>
+      <w:r>
+        <w:sym w:font="Symbol" w:char="F062"/>
+      </w:r>
+      <w:r>
+        <w:t xml:space="preserve"> signalling) and epithelial barrier integrity (WNT/NOTCH signalling). Similar inflammatory-associated pathways were enriched in downregulated miRNA target genes (IL-4, IL-6, IL-7, IL-12, IL-13, IL-17; TLR/</w:t>
       </w:r>
       <w:r>
         <w:t xml:space="preserve"> </w:t>
       </w:r>
       <w:r>
-        <w:t>P</w:t>
-      </w:r>
-      <w:r>
-        <w:t xml:space="preserve">athways </w:t>
-      </w:r>
-      <w:r>
-        <w:t>predicted from</w:t>
-      </w:r>
-      <w:r>
-        <w:t xml:space="preserve"> </w:t>
-      </w:r>
-      <w:r>
-        <w:t xml:space="preserve">upregulated </w:t>
-      </w:r>
-      <w:r>
-        <w:t>miRNA</w:t>
-      </w:r>
-      <w:r>
-        <w:t xml:space="preserve"> target genes</w:t>
-      </w:r>
-      <w:r>
-        <w:t xml:space="preserve"> have been associated with </w:t>
-      </w:r>
-      <w:r>
-        <w:t xml:space="preserve">epithelial </w:t>
-      </w:r>
-      <w:r>
-        <w:t>inflammation</w:t>
-      </w:r>
-      <w:r>
-        <w:t xml:space="preserve"> (IL-4, IL-13, IL-17 signalling; TNF/TLR/TGF</w:t>
-      </w:r>
-      <w:r>
-        <w:t>-</w:t>
+        <w:t>TGF-</w:t>
       </w:r>
       <w:r>
         <w:sym w:font="Symbol" w:char="F062"/>
       </w:r>
       <w:r>
-        <w:t xml:space="preserve"> signalling)</w:t>
-      </w:r>
-      <w:r>
-        <w:t xml:space="preserve"> and</w:t>
-      </w:r>
-      <w:r>
-        <w:t xml:space="preserve"> epithelial barrier integrity</w:t>
-      </w:r>
-      <w:r>
-        <w:t xml:space="preserve"> (WNT/NOTCH signalling)</w:t>
-      </w:r>
-      <w:r>
-        <w:t xml:space="preserve">. </w:t>
-      </w:r>
-      <w:r>
-        <w:t>Similar i</w:t>
-      </w:r>
-      <w:r>
-        <w:t>nflammatory-associated pathways were enriched in downregulated miRNA target genes (IL</w:t>
-      </w:r>
-      <w:r>
-        <w:t>-4, IL-6, IL-7, IL-12, IL-13, IL-17; TLR/</w:t>
-      </w:r>
-      <w:r>
-        <w:t xml:space="preserve"> </w:t>
-      </w:r>
-      <w:r>
-        <w:t>TGF-</w:t>
-      </w:r>
-      <w:r>
-        <w:sym w:font="Symbol" w:char="F062"/>
-      </w:r>
-      <w:r>
-        <w:t xml:space="preserve"> signalling)</w:t>
-      </w:r>
-      <w:r>
-        <w:t>,</w:t>
-      </w:r>
-      <w:r>
-        <w:t xml:space="preserve"> with </w:t>
-      </w:r>
-      <w:r>
-        <w:t xml:space="preserve">additional </w:t>
-      </w:r>
-      <w:r>
-        <w:t xml:space="preserve">relevant </w:t>
-      </w:r>
-      <w:r>
-        <w:t>pathways</w:t>
-      </w:r>
-      <w:r>
-        <w:t xml:space="preserve"> absent or less abundant in the upregulated dataset, </w:t>
-      </w:r>
-      <w:r>
-        <w:t xml:space="preserve">including </w:t>
-      </w:r>
-      <w:r>
-        <w:t>immune pathways (</w:t>
-      </w:r>
-      <w:r>
-        <w:t>Fc receptor signalling</w:t>
-      </w:r>
-      <w:r>
-        <w:t>)</w:t>
-      </w:r>
-      <w:r>
-        <w:t xml:space="preserve">, </w:t>
-      </w:r>
-      <w:r>
-        <w:t xml:space="preserve">inflammatory cell death pathways (pyroptosis), </w:t>
-      </w:r>
-      <w:r>
-        <w:t xml:space="preserve">and Rho GTPase pathways which may contribute to epithelial barrier integrity. </w:t>
-      </w:r>
-      <w:r>
-        <w:t>[</w:t>
-      </w:r>
-      <w:proofErr w:type="spellStart"/>
-      <w:r>
-        <w:t>dotplot</w:t>
-      </w:r>
-      <w:proofErr w:type="spellEnd"/>
-      <w:r>
-        <w:t>]</w:t>
-      </w:r>
-      <w:r>
-        <w:t xml:space="preserve">  </w:t>
-      </w:r>
-    </w:p>
-    <w:p>
-      <w:r>
-        <w:t xml:space="preserve">ORA at miRNA-level </w:t>
-      </w:r>
-      <w:r>
-        <w:t>detected two significantly enriched</w:t>
-      </w:r>
-      <w:r>
-        <w:t xml:space="preserve"> pathways</w:t>
-      </w:r>
-      <w:r>
-        <w:t xml:space="preserve"> (P</w:t>
-      </w:r>
-      <w:r>
-        <w:t>-</w:t>
-      </w:r>
-      <w:r>
-        <w:t>adj</w:t>
-      </w:r>
-      <w:r>
-        <w:t>usted</w:t>
-      </w:r>
-      <w:r>
-        <w:t xml:space="preserve"> = ~</w:t>
+        <w:t xml:space="preserve"> signalling), with additional relevant pathways absent or less abundant in the upregulated dataset, including immune pathways (Fc receptor signalling), inflammatory cell death pathways (pyroptosis), and Rho GTPase pathways which may contribute to epithelial barrier integrity. [dotplot]  </w:t>
+      </w:r>
+    </w:p>
+    <w:p>
+      <w:r>
+        <w:t>ORA at miRNA-level detected two significantly enriched pathways (P-adjusted = ~</w:t>
       </w:r>
       <w:r>
         <w:t>0.036</w:t>
@@ -1883,75 +746,17 @@
         <w:t>Transcriptional activation of p53 responsive genes</w:t>
       </w:r>
       <w:r>
-        <w:t xml:space="preserve"> (Figure [</w:t>
-      </w:r>
-      <w:proofErr w:type="spellStart"/>
-      <w:r>
-        <w:t>wordplot</w:t>
-      </w:r>
-      <w:proofErr w:type="spellEnd"/>
-      <w:r>
-        <w:t>])</w:t>
-      </w:r>
-      <w:r>
-        <w:t>; no significant pathways were detected in the downregulated miRNA set</w:t>
-      </w:r>
-      <w:r>
-        <w:t xml:space="preserve"> (P-adjusted &lt; 0.05)</w:t>
-      </w:r>
-      <w:r>
-        <w:t>.</w:t>
-      </w:r>
-      <w:r>
-        <w:t xml:space="preserve"> </w:t>
-      </w:r>
-      <w:r>
-        <w:t>Likewise, no significant pathways were identified during miRNA-SEA (P-adjusted &lt; 0.05).</w:t>
-      </w:r>
-    </w:p>
-    <w:p>
-      <w:r>
-        <w:t>[</w:t>
-      </w:r>
-      <w:proofErr w:type="spellStart"/>
-      <w:r>
-        <w:t>qiagen</w:t>
-      </w:r>
-      <w:proofErr w:type="spellEnd"/>
-      <w:r>
-        <w:t xml:space="preserve"> </w:t>
-      </w:r>
-      <w:proofErr w:type="spellStart"/>
-      <w:r>
-        <w:t>ipa</w:t>
-      </w:r>
-      <w:proofErr w:type="spellEnd"/>
-      <w:r>
-        <w:t>]</w:t>
-      </w:r>
-      <w:r>
-        <w:t xml:space="preserve"> [</w:t>
-      </w:r>
-      <w:proofErr w:type="spellStart"/>
-      <w:r>
-        <w:t>dotplot</w:t>
-      </w:r>
-      <w:proofErr w:type="spellEnd"/>
-      <w:r>
-        <w:t>]</w:t>
-      </w:r>
-    </w:p>
-    <w:p>
-      <w:r>
-        <w:t xml:space="preserve">[Concluding statement that </w:t>
-      </w:r>
-      <w:proofErr w:type="spellStart"/>
-      <w:r>
-        <w:t>qiagen</w:t>
-      </w:r>
-      <w:proofErr w:type="spellEnd"/>
-      <w:r>
-        <w:t xml:space="preserve"> was chosen]</w:t>
+        <w:t xml:space="preserve"> (Figure [wordplot]); no significant pathways were detected in the downregulated miRNA set (P-adjusted &lt; 0.05). Likewise, no significant pathways were identified during miRNA-SEA (P-adjusted &lt; 0.05).</w:t>
+      </w:r>
+    </w:p>
+    <w:p>
+      <w:r>
+        <w:t>[qiagen ipa] [dotplot]</w:t>
+      </w:r>
+    </w:p>
+    <w:p>
+      <w:r>
+        <w:t>[Concluding statement that qiagen was chosen]</w:t>
       </w:r>
     </w:p>
     <w:p/>
@@ -1969,18 +774,7 @@
         </w:numPr>
       </w:pPr>
       <w:r>
-        <w:t>Differentially expressed miRNAs following HDM and dog allergen exposure have been detected in allergy studies</w:t>
-      </w:r>
-      <w:r>
-        <w:t xml:space="preserve"> / [compare to </w:t>
-      </w:r>
-      <w:proofErr w:type="spellStart"/>
-      <w:r>
-        <w:t>tamirna</w:t>
-      </w:r>
-      <w:proofErr w:type="spellEnd"/>
-      <w:r>
-        <w:t>?]</w:t>
+        <w:t>Differentially expressed miRNAs following HDM and dog allergen exposure have been detected in allergy studies / [compare to tamirna?]</w:t>
       </w:r>
     </w:p>
     <w:p/>
@@ -1995,22 +789,8 @@
         </w:rPr>
         <w:t>n</w:t>
       </w:r>
-      <w:proofErr w:type="gramStart"/>
-      <w:r>
-        <w:t>=</w:t>
-      </w:r>
-      <w:r>
-        <w:t>[</w:t>
-      </w:r>
-      <w:proofErr w:type="gramEnd"/>
-      <w:r>
-        <w:t>2]</w:t>
-      </w:r>
-      <w:r>
-        <w:t>;</w:t>
-      </w:r>
-      <w:r>
-        <w:t xml:space="preserve"> Der p 1 inactive, </w:t>
+      <w:r>
+        <w:t xml:space="preserve">=[2]; Der p 1 inactive, </w:t>
       </w:r>
       <w:r>
         <w:rPr>
@@ -2019,16 +799,8 @@
         </w:rPr>
         <w:t>n</w:t>
       </w:r>
-      <w:proofErr w:type="gramStart"/>
-      <w:r>
-        <w:t>=[</w:t>
-      </w:r>
-      <w:proofErr w:type="gramEnd"/>
-      <w:r>
-        <w:t>1]</w:t>
-      </w:r>
-      <w:r>
-        <w:t xml:space="preserve"> was reviewed</w:t>
+      <w:r>
+        <w:t>=[1] was reviewed</w:t>
       </w:r>
     </w:p>
     <w:p>
@@ -2064,22 +836,9 @@
     </w:p>
     <w:p/>
     <w:p>
-      <w:proofErr w:type="spellStart"/>
       <w:r>
         <w:lastRenderedPageBreak/>
-        <w:t>Mirtrace</w:t>
-      </w:r>
-      <w:proofErr w:type="spellEnd"/>
-      <w:r>
-        <w:t xml:space="preserve"> </w:t>
-      </w:r>
-      <w:proofErr w:type="spellStart"/>
-      <w:r>
-        <w:t>lengh</w:t>
-      </w:r>
-      <w:proofErr w:type="spellEnd"/>
-      <w:r>
-        <w:t xml:space="preserve"> distribution:</w:t>
+        <w:t>Mirtrace lengh distribution:</w:t>
       </w:r>
     </w:p>
     <w:p>
@@ -2136,6 +895,7 @@
         <w:t xml:space="preserve">g samples, with greater 18bp reads. </w:t>
       </w:r>
     </w:p>
+    <w:p/>
     <w:p/>
     <w:p/>
     <w:sectPr>
@@ -2149,7 +909,7 @@
 </file>
 
 <file path=word/numbering.xml><?xml version="1.0" encoding="utf-8"?>
-<w:numbering xmlns:wpc="http://schemas.microsoft.com/office/word/2010/wordprocessingCanvas" xmlns:cx="http://schemas.microsoft.com/office/drawing/2014/chartex" xmlns:cx1="http://schemas.microsoft.com/office/drawing/2015/9/8/chartex" xmlns:cx2="http://schemas.microsoft.com/office/drawing/2015/10/21/chartex" xmlns:cx3="http://schemas.microsoft.com/office/drawing/2016/5/9/chartex" xmlns:cx4="http://schemas.microsoft.com/office/drawing/2016/5/10/chartex" xmlns:cx5="http://schemas.microsoft.com/office/drawing/2016/5/11/chartex" xmlns:cx6="http://schemas.microsoft.com/office/drawing/2016/5/12/chartex" xmlns:cx7="http://schemas.microsoft.com/office/drawing/2016/5/13/chartex" xmlns:cx8="http://schemas.microsoft.com/office/drawing/2016/5/14/chartex" xmlns:mc="http://schemas.openxmlformats.org/markup-compatibility/2006" xmlns:m="http://schemas.openxmlformats.org/officeDocument/2006/math" xmlns:aink="http://schemas.microsoft.com/office/drawing/2016/ink" xmlns:am3d="http://schemas.microsoft.com/office/drawing/2017/model3d" xmlns:oel="http://schemas.microsoft.com/office/2019/extlst" xmlns:r="http://schemas.openxmlformats.org/officeDocument/2006/relationships" xmlns:wp14="http://schemas.microsoft.com/office/word/2010/wordprocessingDrawing" xmlns:wp="http://schemas.openxmlformats.org/drawingml/2006/wordprocessingDrawing" xmlns:wpg="http://schemas.microsoft.com/office/word/2010/wordprocessingGroup" xmlns:wpi="http://schemas.microsoft.com/office/word/2010/wordprocessingInk" xmlns:wps="http://schemas.microsoft.com/office/word/2010/wordprocessingShape" xmlns:o="urn:schemas-microsoft-com:office:office" xmlns:v="urn:schemas-microsoft-com:vml" xmlns:w10="urn:schemas-microsoft-com:office:word" xmlns:w="http://schemas.openxmlformats.org/wordprocessingml/2006/main" xmlns:w14="http://schemas.microsoft.com/office/word/2010/wordml" xmlns:w15="http://schemas.microsoft.com/office/word/2012/wordml" xmlns:w16cex="http://schemas.microsoft.com/office/word/2018/wordml/cex" xmlns:w16cid="http://schemas.microsoft.com/office/word/2016/wordml/cid" xmlns:w16="http://schemas.microsoft.com/office/word/2018/wordml" xmlns:w16sdtdh="http://schemas.microsoft.com/office/word/2020/wordml/sdtdatahash" xmlns:w16sdtfl="http://schemas.microsoft.com/office/word/2024/wordml/sdtformatlock" xmlns:w16se="http://schemas.microsoft.com/office/word/2015/wordml/symex" xmlns:w16du="http://schemas.microsoft.com/office/word/2023/wordml/word16du" xmlns:wne="http://schemas.microsoft.com/office/word/2006/wordml" mc:Ignorable="w14 w15 w16se w16cid w16 w16cex w16sdtdh w16sdtfl w16du wp14">
+<w:numbering xmlns:wpc="http://schemas.microsoft.com/office/word/2010/wordprocessingCanvas" xmlns:cx="http://schemas.microsoft.com/office/drawing/2014/chartex" xmlns:cx1="http://schemas.microsoft.com/office/drawing/2015/9/8/chartex" xmlns:cx2="http://schemas.microsoft.com/office/drawing/2015/10/21/chartex" xmlns:cx3="http://schemas.microsoft.com/office/drawing/2016/5/9/chartex" xmlns:cx4="http://schemas.microsoft.com/office/drawing/2016/5/10/chartex" xmlns:cx5="http://schemas.microsoft.com/office/drawing/2016/5/11/chartex" xmlns:cx6="http://schemas.microsoft.com/office/drawing/2016/5/12/chartex" xmlns:cx7="http://schemas.microsoft.com/office/drawing/2016/5/13/chartex" xmlns:cx8="http://schemas.microsoft.com/office/drawing/2016/5/14/chartex" xmlns:mc="http://schemas.openxmlformats.org/markup-compatibility/2006" xmlns:m="http://schemas.openxmlformats.org/officeDocument/2006/math" xmlns:aink="http://schemas.microsoft.com/office/drawing/2016/ink" xmlns:am3d="http://schemas.microsoft.com/office/drawing/2017/model3d" xmlns:oel="http://schemas.microsoft.com/office/2019/extlst" xmlns:r="http://schemas.openxmlformats.org/officeDocument/2006/relationships" xmlns:wp14="http://schemas.microsoft.com/office/word/2010/wordprocessingDrawing" xmlns:wp="http://schemas.openxmlformats.org/drawingml/2006/wordprocessingDrawing" xmlns:wpg="http://schemas.microsoft.com/office/word/2010/wordprocessingGroup" xmlns:wpi="http://schemas.microsoft.com/office/word/2010/wordprocessingInk" xmlns:wps="http://schemas.microsoft.com/office/word/2010/wordprocessingShape" xmlns:o="urn:schemas-microsoft-com:office:office" xmlns:v="urn:schemas-microsoft-com:vml" xmlns:w10="urn:schemas-microsoft-com:office:word" xmlns:w="http://schemas.openxmlformats.org/wordprocessingml/2006/main" xmlns:w14="http://schemas.microsoft.com/office/word/2010/wordml" xmlns:w15="http://schemas.microsoft.com/office/word/2012/wordml" xmlns:w16cei="http://schemas.microsoft.com/office/word/2026/wordml/cei" xmlns:w16cex="http://schemas.microsoft.com/office/word/2018/wordml/cex" xmlns:w16cid="http://schemas.microsoft.com/office/word/2016/wordml/cid" xmlns:w16="http://schemas.microsoft.com/office/word/2018/wordml" xmlns:w16sdtdh="http://schemas.microsoft.com/office/word/2020/wordml/sdtdatahash" xmlns:w16sdtfl="http://schemas.microsoft.com/office/word/2024/wordml/sdtformatlock" xmlns:w16se="http://schemas.microsoft.com/office/word/2015/wordml/symex" xmlns:w16du="http://schemas.microsoft.com/office/word/2023/wordml/word16du" xmlns:wne="http://schemas.microsoft.com/office/word/2006/wordml" mc:Ignorable="w14 w15 w16se w16cid w16 w16cex w16sdtdh w16sdtfl w16du wp14">
   <w:abstractNum w:abstractNumId="0" w15:restartNumberingAfterBreak="0">
     <w:nsid w:val="00B3129C"/>
     <w:multiLevelType w:val="hybridMultilevel"/>
@@ -4508,6 +3268,7 @@
   <w:style w:type="paragraph" w:default="1" w:styleId="Normal">
     <w:name w:val="Normal"/>
     <w:qFormat/>
+    <w:rsid w:val="00307784"/>
   </w:style>
   <w:style w:type="paragraph" w:styleId="Heading1">
     <w:name w:val="heading 1"/>

--- a/write_up/drafts/4_results/results_DRAFT_1.docx
+++ b/write_up/drafts/4_results/results_DRAFT_1.docx
@@ -18,8 +18,13 @@
     </w:p>
     <w:p>
       <w:r>
-        <w:t>[all 15 primary HBEC and 15 Calu-3 cells passed QC filters and were included in this analysis ]</w:t>
-      </w:r>
+        <w:t xml:space="preserve">[all 15 primary HBEC and 15 Calu-3 cells passed QC filters and were included in this </w:t>
+      </w:r>
+      <w:proofErr w:type="gramStart"/>
+      <w:r>
+        <w:t>analysis ]</w:t>
+      </w:r>
+      <w:proofErr w:type="gramEnd"/>
     </w:p>
     <w:p>
       <w:pPr>
@@ -70,7 +75,15 @@
         <w:sym w:font="Symbol" w:char="F06D"/>
       </w:r>
       <w:r>
-        <w:t>g samples compared to the average of all other samples (Figure S1[miRTrace read length distribution]). Large read duplication was observed in dose 24</w:t>
+        <w:t>g samples compared to the average of all other samples (Figure S1[</w:t>
+      </w:r>
+      <w:proofErr w:type="spellStart"/>
+      <w:r>
+        <w:t>miRTrace</w:t>
+      </w:r>
+      <w:proofErr w:type="spellEnd"/>
+      <w:r>
+        <w:t xml:space="preserve"> read length distribution]). Large read duplication was observed in dose 24</w:t>
       </w:r>
       <w:r>
         <w:sym w:font="Symbol" w:char="F06D"/>
@@ -156,8 +169,13 @@
         </w:numPr>
       </w:pPr>
       <w:r>
-        <w:t>Comparison of primary vs hbec</w:t>
-      </w:r>
+        <w:t xml:space="preserve">Comparison of primary vs </w:t>
+      </w:r>
+      <w:proofErr w:type="spellStart"/>
+      <w:r>
+        <w:t>hbec</w:t>
+      </w:r>
+      <w:proofErr w:type="spellEnd"/>
     </w:p>
     <w:p>
       <w:pPr>
@@ -195,7 +213,15 @@
     </w:p>
     <w:p>
       <w:r>
-        <w:t>Analysis of trimmed RNA-Seq data showed mean EV miRNA content was greater in all primary HBEC samples (44,681 miRNAs) compared to Calu-3 samples (2,496 miRNAs), and rRNA and tRNA content was higher in 80% and 73% of primary HBEC samples, respectively (Figure [boxplot protease vs calu-3]).</w:t>
+        <w:t>Analysis of trimmed RNA-</w:t>
+      </w:r>
+      <w:proofErr w:type="spellStart"/>
+      <w:r>
+        <w:t>Seq</w:t>
+      </w:r>
+      <w:proofErr w:type="spellEnd"/>
+      <w:r>
+        <w:t xml:space="preserve"> data showed mean EV miRNA content was greater in all primary HBEC samples (44,681 miRNAs) compared to Calu-3 samples (2,496 miRNAs), and rRNA and tRNA content was higher in 80% and 73% of primary HBEC samples, respectively (Figure [boxplot protease vs calu-3]).</w:t>
       </w:r>
     </w:p>
     <w:p>
@@ -258,7 +284,15 @@
     </w:p>
     <w:p>
       <w:r>
-        <w:t>Calu-3 cells were not exposed in a dose-dependent manner therefore we could not establish dose-effects in these samples. Instead, per allergen miRNA content was investigated (Supp Figure [boxplot hmd_dog]). The highest mean miRNA content was observed in Calu-3 cells exposed to active HDM (</w:t>
+        <w:t xml:space="preserve">Calu-3 cells were not exposed in a dose-dependent manner therefore we could not establish dose-effects in these samples. Instead, per allergen miRNA content was investigated (Supp Figure [boxplot </w:t>
+      </w:r>
+      <w:proofErr w:type="spellStart"/>
+      <w:r>
+        <w:t>hmd_dog</w:t>
+      </w:r>
+      <w:proofErr w:type="spellEnd"/>
+      <w:r>
+        <w:t>]). The highest mean miRNA content was observed in Calu-3 cells exposed to active HDM (</w:t>
       </w:r>
       <w:r>
         <w:t>3439</w:t>
@@ -309,271 +343,342 @@
         <w:t xml:space="preserve">differs following allergen exposure </w:t>
       </w:r>
     </w:p>
+    <w:p>
+      <w:r>
+        <w:t>Intro something like: “</w:t>
+      </w:r>
+      <w:r>
+        <w:t>Given the limited representation of miRNA reads in the Calu-3 libraries, differential expression analyses were interpreted with caution."</w:t>
+      </w:r>
+    </w:p>
+    <w:p>
+      <w:r>
+        <w:lastRenderedPageBreak/>
+        <w:t>Principal component (PC) analysis was used to investigate replicate and condition variance prior to DE analysis. Moderate replicate clustering was observed between primary HBEC protease exposures, excluding dose 0.005</w:t>
+      </w:r>
+      <w:r>
+        <w:sym w:font="Symbol" w:char="F06D"/>
+      </w:r>
+      <w:r>
+        <w:t>g (replicate 2) and untreated (replicate 3). Untreated and dose 24</w:t>
+      </w:r>
+      <w:r>
+        <w:sym w:font="Symbol" w:char="F06D"/>
+      </w:r>
+      <w:r>
+        <w:t>g samples were separated based on PC1 (25% variance); no other condition-related gradients were observed within the top 2 PCs. Calu-3 cells showed strong clustering of samples, independent of condition. Two replicate outliers were identified: untreated (replicate 2) based on PC1 (32.6 variance) and Can f 1 based on PC1 and PC2 (14.5% variance). All primary and Calu-3 samples were included in the subsequent DE analysis.</w:t>
+      </w:r>
+    </w:p>
+    <w:p>
+      <w:r>
+        <w:t>Pairwise contrasts were performed for all treated versus untreated conditions; DE miRNAs are shown in Table 3 [de table] [and Fig 3 [bar chart]]. Primary HBECs exposed to protease showed minimal miRNA DE expression at lower doses (</w:t>
+      </w:r>
+      <w:r>
+        <w:sym w:font="Symbol" w:char="F0A3"/>
+      </w:r>
+      <w:r>
+        <w:t>3 DE miRNAs, FDR &lt; 0.05). Three DE miRNAs were detected following dose 0.005</w:t>
+      </w:r>
+      <w:r>
+        <w:sym w:font="Symbol" w:char="F06D"/>
+      </w:r>
+      <w:r>
+        <w:t>g exposure (hsa-miR-34b-3p, hsa-miR-148a-3p, hsa-miR-193b-3p) and dose 0.08</w:t>
+      </w:r>
+      <w:r>
+        <w:sym w:font="Symbol" w:char="F06D"/>
+      </w:r>
+      <w:r>
+        <w:t>g exposure (hsa-miR-3960, hsa-miR-34b-3p, hsa-miR-619-5p); two detected after dose 2</w:t>
+      </w:r>
+      <w:r>
+        <w:sym w:font="Symbol" w:char="F06D"/>
+      </w:r>
+      <w:r>
+        <w:t>g exposure (hsa-miR-3960, hsa-miR-34b-3p). Whereas 28 DE miRNAs were detected after dose 24</w:t>
+      </w:r>
+      <w:r>
+        <w:sym w:font="Symbol" w:char="F06D"/>
+      </w:r>
+      <w:r>
+        <w:t>g exposure (FDR &lt; 0.05). Low levels of DE miRNAs were detected in Calu-3 cells. At FDR &lt; 0.05, two DE miRNAs were detected following Can f 1 allergen exposure (hsa-miR-125b-5p, hsa-miR-574-5p). Increasing the threshold to FDR &lt; 0.2 revealed one DE miRNA following inactive HDM exposure (</w:t>
+      </w:r>
+      <w:r>
+        <w:t>hsa-miR-574-5p</w:t>
+      </w:r>
+      <w:r>
+        <w:t>); no further DE miRNAs were detected in Can f 1. No DE miRNAs were detected in Calu-3 cells exposed to active HDM at either FDR threshold.</w:t>
+      </w:r>
+    </w:p>
+    <w:p>
+      <w:r>
+        <w:t xml:space="preserve">[talk about how many </w:t>
+      </w:r>
+      <w:proofErr w:type="spellStart"/>
+      <w:r>
+        <w:t>mirnas</w:t>
+      </w:r>
+      <w:proofErr w:type="spellEnd"/>
+      <w:r>
+        <w:t xml:space="preserve"> were removed after </w:t>
+      </w:r>
+      <w:proofErr w:type="spellStart"/>
+      <w:r>
+        <w:t>edgeR</w:t>
+      </w:r>
+      <w:proofErr w:type="spellEnd"/>
+      <w:r>
+        <w:t xml:space="preserve"> filtering]</w:t>
+      </w:r>
+    </w:p>
+    <w:p>
+      <w:r>
+        <w:t xml:space="preserve">[specify number of upregulated and downregulated de </w:t>
+      </w:r>
+      <w:proofErr w:type="spellStart"/>
+      <w:r>
+        <w:t>mirnas</w:t>
+      </w:r>
+      <w:proofErr w:type="spellEnd"/>
+      <w:r>
+        <w:t xml:space="preserve"> in dose24]</w:t>
+      </w:r>
+      <w:r>
+        <w:t xml:space="preserve"> </w:t>
+      </w:r>
+    </w:p>
+    <w:p>
+      <w:r>
+        <w:t>[Raw and normalised counts (CPM) are shown, respectively, in Supplementary Tables [Raw, CPM] for primary HBECs and Supplementary Tables [Raw, CPM] for Calu-3 cells]</w:t>
+      </w:r>
+    </w:p>
     <w:p/>
     <w:p>
       <w:r>
-        <w:t xml:space="preserve">Principal component (PC) analysis was used to investigate replicate and condition variance prior to DE analysis. Moderate replicate clustering was observed between </w:t>
-      </w:r>
+        <w:t xml:space="preserve">We compared DE miRNAs between experimental conditions within each cell type and across cell types to establish conserved miRNAs. Within primary HBEC protease exposures, </w:t>
+      </w:r>
+      <w:r>
+        <w:t>hsa-miR-34b-3p</w:t>
+      </w:r>
+      <w:r>
+        <w:t xml:space="preserve"> appeared DE in all four doses tested; </w:t>
+      </w:r>
+      <w:r>
+        <w:t>hsa-miR-3960</w:t>
+      </w:r>
+      <w:r>
+        <w:t xml:space="preserve"> in doses 0.08</w:t>
+      </w:r>
+      <w:r>
+        <w:sym w:font="Symbol" w:char="F06D"/>
+      </w:r>
+      <w:r>
+        <w:t>g, 2</w:t>
+      </w:r>
+      <w:r>
+        <w:sym w:font="Symbol" w:char="F06D"/>
+      </w:r>
+      <w:r>
+        <w:t>g and 24</w:t>
+      </w:r>
+      <w:r>
+        <w:sym w:font="Symbol" w:char="F06D"/>
+      </w:r>
+      <w:r>
+        <w:t xml:space="preserve">g; </w:t>
+      </w:r>
+      <w:r>
+        <w:t>hsa-miR-193b-3p</w:t>
+      </w:r>
+      <w:r>
+        <w:t xml:space="preserve"> and </w:t>
+      </w:r>
+      <w:r>
+        <w:t>hsa-miR-148a-3p</w:t>
+      </w:r>
+      <w:r>
+        <w:t xml:space="preserve"> in doses 0.005</w:t>
+      </w:r>
+      <w:r>
+        <w:sym w:font="Symbol" w:char="F06D"/>
+      </w:r>
+      <w:r>
+        <w:t>g and 24</w:t>
+      </w:r>
+      <w:r>
+        <w:sym w:font="Symbol" w:char="F06D"/>
+      </w:r>
+      <w:r>
+        <w:t xml:space="preserve">g. Within Calu-3 cells, </w:t>
+      </w:r>
+      <w:r>
+        <w:t>hsa-miR-574-5p</w:t>
+      </w:r>
+      <w:r>
+        <w:t xml:space="preserve"> appeared in </w:t>
+      </w:r>
+      <w:r>
+        <w:t>Can f 1</w:t>
+      </w:r>
+      <w:r>
+        <w:t xml:space="preserve"> and inactive HDM; </w:t>
+      </w:r>
+      <w:r>
+        <w:t>hsa-miR-125b-5p</w:t>
+      </w:r>
+      <w:r>
+        <w:t xml:space="preserve"> appeared only in </w:t>
+      </w:r>
+      <w:r>
+        <w:t>Can f 1</w:t>
+      </w:r>
+      <w:r>
+        <w:t>.</w:t>
+      </w:r>
+    </w:p>
+    <w:p>
+      <w:r>
+        <w:t xml:space="preserve">Only </w:t>
+      </w:r>
+      <w:r>
+        <w:t>hsa-miR-125b-5p</w:t>
+      </w:r>
+      <w:r>
+        <w:t xml:space="preserve"> was found to be DE in both primary HBECs and Calu-3 cells, appearing following dose 24</w:t>
+      </w:r>
+      <w:r>
+        <w:sym w:font="Symbol" w:char="F06D"/>
+      </w:r>
+      <w:r>
+        <w:t xml:space="preserve">g protease exposure in primary HBECs and Can f 1 exposure in Calu-3 cells. </w:t>
+      </w:r>
+    </w:p>
+    <w:p>
       <w:r>
         <w:lastRenderedPageBreak/>
-        <w:t>primary HBEC protease exposures, excluding dose 0.005</w:t>
+        <w:t xml:space="preserve">The directionality of DE miRNAs appearing in multiple conditions or between cell types was unchanged (Table [de </w:t>
+      </w:r>
+      <w:proofErr w:type="spellStart"/>
+      <w:r>
+        <w:t>mirnas</w:t>
+      </w:r>
+      <w:proofErr w:type="spellEnd"/>
+      <w:r>
+        <w:t xml:space="preserve">]) and only minor </w:t>
+      </w:r>
+      <w:proofErr w:type="spellStart"/>
+      <w:r>
+        <w:t>logFC</w:t>
+      </w:r>
+      <w:proofErr w:type="spellEnd"/>
+      <w:r>
+        <w:t xml:space="preserve"> differences were observed (&lt;1.5). Notably, however, expression of hsa</w:t>
+      </w:r>
+      <w:r>
+        <w:t>-miR-125b-5p</w:t>
+      </w:r>
+      <w:r>
+        <w:t xml:space="preserve"> was 5 </w:t>
+      </w:r>
+      <w:proofErr w:type="spellStart"/>
+      <w:r>
+        <w:t>logFC</w:t>
+      </w:r>
+      <w:proofErr w:type="spellEnd"/>
+      <w:r>
+        <w:t xml:space="preserve"> greater in dose 24</w:t>
       </w:r>
       <w:r>
         <w:sym w:font="Symbol" w:char="F06D"/>
       </w:r>
       <w:r>
-        <w:t>g (replicate 2) and untreated (replicate 3). Untreated and dose 24</w:t>
+        <w:t>g protease samples compared to Can f 1 in Calu-3 samples.</w:t>
+      </w:r>
+    </w:p>
+    <w:p/>
+    <w:p>
+      <w:r>
+        <w:t>A heatmap of relative normalised counts (CPM) was used to visually assess concordance of expression between replicates following dose 24</w:t>
       </w:r>
       <w:r>
         <w:sym w:font="Symbol" w:char="F06D"/>
       </w:r>
       <w:r>
-        <w:t>g samples were separated based on PC1 (25% variance); no other condition-related gradients were observed within the top 2 PCs. Calu-3 cells showed strong clustering of samples, independent of condition. Two replicate outliers were identified: untreated (replicate 2) based on PC1 (32.6 variance) and Can f 1 based on PC1 and PC2 (14.5% variance). All primary and Calu-3 samples were included in the subsequent DE analysis.</w:t>
-      </w:r>
-    </w:p>
-    <w:p>
-      <w:r>
-        <w:t>[Raw and normalised counts (CPM) are shown, respectively, in Supplementary Tables [Raw, CPM] for primary HBECs and Supplementary Tables [Raw, CPM] for Calu-3 cells]</w:t>
-      </w:r>
-    </w:p>
-    <w:p>
-      <w:r>
-        <w:t>Pairwise contrasts were performed for all treated versus untreated conditions; DE miRNAs are shown in Table 3 [de table] [and Fig 3 [bar chart]]. Primary HBECs exposed to protease showed minimal miRNA DE expression at lower doses (</w:t>
-      </w:r>
-      <w:r>
-        <w:sym w:font="Symbol" w:char="F0A3"/>
-      </w:r>
-      <w:r>
-        <w:t>3 DE miRNAs, FDR &lt; 0.05). Three DE miRNAs were detected following dose 0.005</w:t>
+        <w:t>g protease exposure (Figure 3 [heatmap]</w:t>
+      </w:r>
+      <w:r>
+        <w:t>)</w:t>
+      </w:r>
+      <w:r>
+        <w:t>. Greater consistency was observed within dose 24</w:t>
       </w:r>
       <w:r>
         <w:sym w:font="Symbol" w:char="F06D"/>
       </w:r>
       <w:r>
-        <w:t>g exposure (hsa-miR-34b-3p, hsa-miR-148a-3p, hsa-miR-193b-3p) and dose 0.08</w:t>
+        <w:t xml:space="preserve">g replicates compared to untreated replicates. Extreme expression levels were frequently observed in a single untreated replicate, such as for </w:t>
+      </w:r>
+      <w:r>
+        <w:t>hsa-miR-345-5p</w:t>
+      </w:r>
+      <w:r>
+        <w:t xml:space="preserve"> and </w:t>
+      </w:r>
+      <w:r>
+        <w:t>hsa-miR-193b-3p</w:t>
+      </w:r>
+      <w:r>
+        <w:t xml:space="preserve"> in replicate 1, and </w:t>
+      </w:r>
+      <w:r>
+        <w:t>hsa-miR-7704</w:t>
+      </w:r>
+      <w:r>
+        <w:t xml:space="preserve"> and </w:t>
+      </w:r>
+      <w:r>
+        <w:t>hsa-miR-125a-5p</w:t>
+      </w:r>
+      <w:r>
+        <w:t xml:space="preserve"> in replicate 3. Hierarchical clustering of normalised counts (CPM) for samples from all protease exposure conditions revealed dose 0.005</w:t>
       </w:r>
       <w:r>
         <w:sym w:font="Symbol" w:char="F06D"/>
       </w:r>
       <w:r>
-        <w:t>g exposure (hsa-miR-3960, hsa-miR-34b-3p, hsa-miR-619-5p); two detected after dose 2</w:t>
+        <w:t>g (replicate 3) and dose 2</w:t>
       </w:r>
       <w:r>
         <w:sym w:font="Symbol" w:char="F06D"/>
       </w:r>
       <w:r>
-        <w:t>g exposure (hsa-miR-3960, hsa-miR-34b-3p). Whereas 28 DE miRNAs were detected after dose 24</w:t>
+        <w:t>g (replicate 1) possessed the most similar expression pattern, respectively, to dose 24</w:t>
       </w:r>
       <w:r>
         <w:sym w:font="Symbol" w:char="F06D"/>
       </w:r>
       <w:r>
-        <w:t>g exposure (FDR &lt; 0.05). Low levels of DE miRNAs were detected in Calu-3 cells. At FDR &lt; 0.05, two DE miRNAs were detected following Can f 1 allergen exposure (hsa-miR-125b-5p, hsa-miR-574-5p). Increasing the threshold to FDR &lt; 0.2 revealed one DE miRNA following inactive HDM exposure (</w:t>
-      </w:r>
-      <w:r>
-        <w:t>hsa-miR-574-5p</w:t>
-      </w:r>
-      <w:r>
-        <w:t>); no further DE miRNAs were detected in Can f 1. No DE miRNAs were detected in Calu-3 cells exposed to active HDM at either FDR threshold.</w:t>
-      </w:r>
-    </w:p>
-    <w:p>
-      <w:r>
-        <w:t>[talk about how many mirnas were removed after edgeR filtering]</w:t>
-      </w:r>
-    </w:p>
-    <w:p>
-      <w:r>
-        <w:t>[specify number of upregulated and downregulated de mirnas in dose24]</w:t>
-      </w:r>
-    </w:p>
-    <w:p>
-      <w:r>
-        <w:t xml:space="preserve">We compared DE miRNAs between experimental conditions within each cell type and across cell types to establish conserved miRNAs. Within primary HBEC protease exposures, </w:t>
-      </w:r>
-      <w:r>
-        <w:t>hsa-miR-34b-3p</w:t>
-      </w:r>
-      <w:r>
-        <w:t xml:space="preserve"> appeared DE in all four doses tested; </w:t>
-      </w:r>
-      <w:r>
-        <w:t>hsa-miR-3960</w:t>
-      </w:r>
-      <w:r>
-        <w:t xml:space="preserve"> in doses 0.08</w:t>
+        <w:t>g samples based on the 28 DE miRNAs detected following dose 24</w:t>
       </w:r>
       <w:r>
         <w:sym w:font="Symbol" w:char="F06D"/>
       </w:r>
       <w:r>
-        <w:t>g, 2</w:t>
-      </w:r>
-      <w:r>
-        <w:sym w:font="Symbol" w:char="F06D"/>
-      </w:r>
-      <w:r>
-        <w:t>g and 24</w:t>
-      </w:r>
-      <w:r>
-        <w:sym w:font="Symbol" w:char="F06D"/>
-      </w:r>
-      <w:r>
-        <w:t xml:space="preserve">g; </w:t>
-      </w:r>
-      <w:r>
-        <w:t>hsa-miR-193b-3p</w:t>
-      </w:r>
-      <w:r>
-        <w:t xml:space="preserve"> and </w:t>
-      </w:r>
-      <w:r>
-        <w:t>hsa-miR-148a-3p</w:t>
-      </w:r>
-      <w:r>
-        <w:t xml:space="preserve"> in doses 0.005</w:t>
-      </w:r>
-      <w:r>
-        <w:sym w:font="Symbol" w:char="F06D"/>
-      </w:r>
-      <w:r>
-        <w:t>g and 24</w:t>
-      </w:r>
-      <w:r>
-        <w:sym w:font="Symbol" w:char="F06D"/>
-      </w:r>
-      <w:r>
-        <w:t xml:space="preserve">g. Within Calu-3 cells, </w:t>
-      </w:r>
-      <w:r>
-        <w:t>hsa-miR-574-5p</w:t>
-      </w:r>
-      <w:r>
-        <w:t xml:space="preserve"> appeared in </w:t>
-      </w:r>
-      <w:r>
-        <w:t>Can f 1</w:t>
-      </w:r>
-      <w:r>
-        <w:t xml:space="preserve"> and inactive HDM; </w:t>
-      </w:r>
-      <w:r>
-        <w:t>hsa-miR-125b-5p</w:t>
-      </w:r>
-      <w:r>
-        <w:t xml:space="preserve"> appeared only in </w:t>
-      </w:r>
-      <w:r>
-        <w:t>Can f 1</w:t>
-      </w:r>
-      <w:r>
-        <w:t>.</w:t>
-      </w:r>
-    </w:p>
-    <w:p>
-      <w:r>
-        <w:t xml:space="preserve">Only </w:t>
-      </w:r>
-      <w:r>
-        <w:t>hsa-miR-125b-5p</w:t>
-      </w:r>
-      <w:r>
-        <w:t xml:space="preserve"> was found to be DE in both primary HBECs and Calu-3 cells, appearing following dose 24</w:t>
-      </w:r>
-      <w:r>
-        <w:sym w:font="Symbol" w:char="F06D"/>
-      </w:r>
-      <w:r>
-        <w:t xml:space="preserve">g protease exposure in primary HBECs and Can f 1 exposure in Calu-3 cells. </w:t>
-      </w:r>
-    </w:p>
-    <w:p>
-      <w:r>
-        <w:t>The directionality of DE miRNAs appearing in multiple conditions or between cell types was unchanged (Table [de mirnas]) and only minor logFC differences were observed (&lt;1.5). Notably, however, expression of hsa</w:t>
-      </w:r>
-      <w:r>
-        <w:t>-miR-125b-5p</w:t>
-      </w:r>
-      <w:r>
-        <w:t xml:space="preserve"> was 5 logFC greater in dose 24</w:t>
-      </w:r>
-      <w:r>
-        <w:sym w:font="Symbol" w:char="F06D"/>
-      </w:r>
-      <w:r>
-        <w:t>g protease samples compared to Can f 1 in Calu-3 samples.</w:t>
+        <w:t xml:space="preserve">g protease exposure (Supp. Figure [heatmap of all contrasts]). </w:t>
       </w:r>
     </w:p>
     <w:p/>
     <w:p>
       <w:r>
-        <w:t>A heatmap of relative normalised counts (CPM) was used to visually assess concordance of expression between replicates following dose 24</w:t>
-      </w:r>
-      <w:r>
-        <w:sym w:font="Symbol" w:char="F06D"/>
-      </w:r>
-      <w:r>
-        <w:t>g protease exposure (Figure 3 [heatmap]. Greater consistency was observed within dose 24</w:t>
-      </w:r>
-      <w:r>
-        <w:sym w:font="Symbol" w:char="F06D"/>
-      </w:r>
-      <w:r>
-        <w:t xml:space="preserve">g replicates compared to untreated replicates. Extreme expression levels were frequently observed in a single untreated replicate, such as for </w:t>
-      </w:r>
-      <w:r>
-        <w:t>hsa-miR-345-5p</w:t>
-      </w:r>
-      <w:r>
-        <w:t xml:space="preserve"> and </w:t>
-      </w:r>
-      <w:r>
-        <w:t>hsa-miR-193b-3p</w:t>
-      </w:r>
-      <w:r>
-        <w:t xml:space="preserve"> in replicate 1, and </w:t>
-      </w:r>
-      <w:r>
-        <w:t>hsa-miR-7704</w:t>
-      </w:r>
-      <w:r>
-        <w:t xml:space="preserve"> and </w:t>
-      </w:r>
-      <w:r>
-        <w:t>hsa-miR-125a-5p</w:t>
-      </w:r>
-      <w:r>
-        <w:t xml:space="preserve"> in replicate 3. Hierarchical clustering of normalised counts (CPM) for samples from all protease exposure conditions revealed dose 0.005</w:t>
-      </w:r>
-      <w:r>
-        <w:sym w:font="Symbol" w:char="F06D"/>
-      </w:r>
-      <w:r>
-        <w:t>g (replicate 3) and dose 2</w:t>
-      </w:r>
-      <w:r>
-        <w:sym w:font="Symbol" w:char="F06D"/>
-      </w:r>
-      <w:r>
-        <w:t>g (replicate 1) possessed the most similar expression pattern, respectively, to dose 24</w:t>
-      </w:r>
-      <w:r>
-        <w:sym w:font="Symbol" w:char="F06D"/>
-      </w:r>
-      <w:r>
-        <w:t>g samples based on the 28 DE miRNAs detected following dose 24</w:t>
-      </w:r>
-      <w:r>
-        <w:sym w:font="Symbol" w:char="F06D"/>
-      </w:r>
-      <w:r>
-        <w:t xml:space="preserve">g protease exposure (Supp. Figure [heatmap of all contrasts]). </w:t>
-      </w:r>
-    </w:p>
-    <w:p/>
-    <w:p>
-      <w:r>
-        <w:t>MA plot analysis revealed most miRNAs detected (N=[]) were not significantly DE (</w:t>
+        <w:t>MA plot analysis revealed most miRNAs detected (N</w:t>
+      </w:r>
+      <w:proofErr w:type="gramStart"/>
+      <w:r>
+        <w:t>=[</w:t>
+      </w:r>
+      <w:proofErr w:type="gramEnd"/>
+      <w:r>
+        <w:t>]) were not significantly DE (</w:t>
       </w:r>
       <w:r>
         <w:rPr>
@@ -582,8 +687,13 @@
         </w:rPr>
         <w:t>n</w:t>
       </w:r>
-      <w:r>
-        <w:t>=[]; Figure 3[MA plot]. A relatively even number of significantly upregulated (</w:t>
+      <w:proofErr w:type="gramStart"/>
+      <w:r>
+        <w:t>=[</w:t>
+      </w:r>
+      <w:proofErr w:type="gramEnd"/>
+      <w:r>
+        <w:t>]; Figure 3[MA plot]. A relatively even number of significantly upregulated (</w:t>
       </w:r>
       <w:r>
         <w:rPr>
@@ -592,8 +702,13 @@
         </w:rPr>
         <w:t>n</w:t>
       </w:r>
-      <w:r>
-        <w:t>=[]) and downregulated (</w:t>
+      <w:proofErr w:type="gramStart"/>
+      <w:r>
+        <w:t>=[</w:t>
+      </w:r>
+      <w:proofErr w:type="gramEnd"/>
+      <w:r>
+        <w:t>]) and downregulated (</w:t>
       </w:r>
       <w:r>
         <w:rPr>
@@ -602,8 +717,29 @@
         </w:rPr>
         <w:t>n</w:t>
       </w:r>
-      <w:r>
-        <w:t xml:space="preserve">=[]) miRNAs were observed. Significant DE miRNAs were detected between log 7 – log 14 average log CPM, most frequently with log2 FC &lt; 2.5. Higher CPM count miRNAs were generally anti-correlated with logFC. The largest logFC changes were observed in </w:t>
+      <w:proofErr w:type="gramStart"/>
+      <w:r>
+        <w:t>=[</w:t>
+      </w:r>
+      <w:proofErr w:type="gramEnd"/>
+      <w:r>
+        <w:t xml:space="preserve">]) miRNAs were observed. Significant DE miRNAs were detected between log 7 – log 14 average log CPM, most frequently with log2 FC &lt; 2.5. Higher CPM count miRNAs were generally anti-correlated with </w:t>
+      </w:r>
+      <w:proofErr w:type="spellStart"/>
+      <w:r>
+        <w:t>logFC</w:t>
+      </w:r>
+      <w:proofErr w:type="spellEnd"/>
+      <w:r>
+        <w:t xml:space="preserve">. The largest </w:t>
+      </w:r>
+      <w:proofErr w:type="spellStart"/>
+      <w:r>
+        <w:t>logFC</w:t>
+      </w:r>
+      <w:proofErr w:type="spellEnd"/>
+      <w:r>
+        <w:t xml:space="preserve"> changes were observed in </w:t>
       </w:r>
       <w:r>
         <w:t>hsa-miR-</w:t>
@@ -621,7 +757,23 @@
         <w:t>hsa-miR-663a</w:t>
       </w:r>
       <w:r>
-        <w:t xml:space="preserve"> at logFC &gt; 6, and with low expression counts; review of these miRNAs revealed an absence of expression in the alternate condition (treated or untreated; Supp Table [normalised_CPM_protease]). </w:t>
+        <w:t xml:space="preserve"> at </w:t>
+      </w:r>
+      <w:proofErr w:type="spellStart"/>
+      <w:r>
+        <w:t>logFC</w:t>
+      </w:r>
+      <w:proofErr w:type="spellEnd"/>
+      <w:r>
+        <w:t xml:space="preserve"> &gt; 6, and with low expression counts; review of these miRNAs revealed an absence of expression in the alternate condition (treated or untreated; Supp Table [</w:t>
+      </w:r>
+      <w:proofErr w:type="spellStart"/>
+      <w:r>
+        <w:t>normalised_CPM_protease</w:t>
+      </w:r>
+      <w:proofErr w:type="spellEnd"/>
+      <w:r>
+        <w:t xml:space="preserve">]). </w:t>
       </w:r>
     </w:p>
     <w:p>
@@ -636,7 +788,15 @@
     </w:p>
     <w:p>
       <w:r>
-        <w:t>[tamirna?]</w:t>
+        <w:t>[</w:t>
+      </w:r>
+      <w:proofErr w:type="spellStart"/>
+      <w:r>
+        <w:t>tamirna</w:t>
+      </w:r>
+      <w:proofErr w:type="spellEnd"/>
+      <w:r>
+        <w:t>?]</w:t>
       </w:r>
     </w:p>
     <w:p/>
@@ -650,11 +810,24 @@
         </w:numPr>
       </w:pPr>
       <w:r>
+        <w:t>[Separate section called: visualisation of de results?]</w:t>
+      </w:r>
+    </w:p>
+    <w:p>
+      <w:pPr>
+        <w:pStyle w:val="ListParagraph"/>
+        <w:numPr>
+          <w:ilvl w:val="0"/>
+          <w:numId w:val="9"/>
+        </w:numPr>
+      </w:pPr>
+      <w:r>
         <w:t>Automated pathway enrichment analysis methods lack consensus</w:t>
       </w:r>
     </w:p>
     <w:p>
       <w:r>
+        <w:lastRenderedPageBreak/>
         <w:t>To determine the most suitable method for pathway enrichment analysis, the pathways identified by three automated tools, each adopting a unique method of pathway analysis, for DE miRNAs following dose 24</w:t>
       </w:r>
       <w:r>
@@ -666,7 +839,6 @@
     </w:p>
     <w:p>
       <w:r>
-        <w:lastRenderedPageBreak/>
         <w:t xml:space="preserve">Gene-level analysis identified 3601 target genes resulting in 164 significant pathways (P-adjusted &lt; 0.02; </w:t>
       </w:r>
       <w:r>
@@ -715,7 +887,15 @@
         <w:sym w:font="Symbol" w:char="F062"/>
       </w:r>
       <w:r>
-        <w:t xml:space="preserve"> signalling), with additional relevant pathways absent or less abundant in the upregulated dataset, including immune pathways (Fc receptor signalling), inflammatory cell death pathways (pyroptosis), and Rho GTPase pathways which may contribute to epithelial barrier integrity. [dotplot]  </w:t>
+        <w:t xml:space="preserve"> signalling), with additional relevant pathways absent or less abundant in the upregulated dataset, including immune pathways (Fc receptor signalling), inflammatory cell death pathways (pyroptosis), and Rho GTPase pathways which may contribute to epithelial barrier integrity. [</w:t>
+      </w:r>
+      <w:proofErr w:type="spellStart"/>
+      <w:r>
+        <w:t>dotplot</w:t>
+      </w:r>
+      <w:proofErr w:type="spellEnd"/>
+      <w:r>
+        <w:t xml:space="preserve">]  </w:t>
       </w:r>
     </w:p>
     <w:p>
@@ -746,17 +926,57 @@
         <w:t>Transcriptional activation of p53 responsive genes</w:t>
       </w:r>
       <w:r>
-        <w:t xml:space="preserve"> (Figure [wordplot]); no significant pathways were detected in the downregulated miRNA set (P-adjusted &lt; 0.05). Likewise, no significant pathways were identified during miRNA-SEA (P-adjusted &lt; 0.05).</w:t>
-      </w:r>
-    </w:p>
-    <w:p>
-      <w:r>
-        <w:t>[qiagen ipa] [dotplot]</w:t>
-      </w:r>
-    </w:p>
-    <w:p>
-      <w:r>
-        <w:t>[Concluding statement that qiagen was chosen]</w:t>
+        <w:t xml:space="preserve"> (Figure [</w:t>
+      </w:r>
+      <w:proofErr w:type="spellStart"/>
+      <w:r>
+        <w:t>wordplot</w:t>
+      </w:r>
+      <w:proofErr w:type="spellEnd"/>
+      <w:r>
+        <w:t>]); no significant pathways were detected in the downregulated miRNA set (P-adjusted &lt; 0.05). Likewise, no significant pathways were identified during miRNA-SEA (P-adjusted &lt; 0.05).</w:t>
+      </w:r>
+    </w:p>
+    <w:p>
+      <w:r>
+        <w:t>[</w:t>
+      </w:r>
+      <w:proofErr w:type="spellStart"/>
+      <w:r>
+        <w:t>qiagen</w:t>
+      </w:r>
+      <w:proofErr w:type="spellEnd"/>
+      <w:r>
+        <w:t xml:space="preserve"> </w:t>
+      </w:r>
+      <w:proofErr w:type="spellStart"/>
+      <w:r>
+        <w:t>ipa</w:t>
+      </w:r>
+      <w:proofErr w:type="spellEnd"/>
+      <w:r>
+        <w:t>] [</w:t>
+      </w:r>
+      <w:proofErr w:type="spellStart"/>
+      <w:r>
+        <w:t>dotplot</w:t>
+      </w:r>
+      <w:proofErr w:type="spellEnd"/>
+      <w:r>
+        <w:t>]</w:t>
+      </w:r>
+    </w:p>
+    <w:p>
+      <w:r>
+        <w:t xml:space="preserve">[Concluding statement that </w:t>
+      </w:r>
+      <w:proofErr w:type="spellStart"/>
+      <w:r>
+        <w:t>qiagen</w:t>
+      </w:r>
+      <w:proofErr w:type="spellEnd"/>
+      <w:r>
+        <w:t xml:space="preserve"> was chosen]</w:t>
       </w:r>
     </w:p>
     <w:p/>
@@ -774,7 +994,23 @@
         </w:numPr>
       </w:pPr>
       <w:r>
-        <w:t>Differentially expressed miRNAs following HDM and dog allergen exposure have been detected in allergy studies / [compare to tamirna?]</w:t>
+        <w:t>Differentially expressed miRNAs following HDM and dog allergen exposure have been detected in allergy studies / [</w:t>
+      </w:r>
+      <w:proofErr w:type="gramStart"/>
+      <w:r>
+        <w:t>compare</w:t>
+      </w:r>
+      <w:proofErr w:type="gramEnd"/>
+      <w:r>
+        <w:t xml:space="preserve"> to </w:t>
+      </w:r>
+      <w:proofErr w:type="spellStart"/>
+      <w:r>
+        <w:t>tamirna</w:t>
+      </w:r>
+      <w:proofErr w:type="spellEnd"/>
+      <w:r>
+        <w:t>?]</w:t>
       </w:r>
     </w:p>
     <w:p/>
@@ -789,8 +1025,13 @@
         </w:rPr>
         <w:t>n</w:t>
       </w:r>
-      <w:r>
-        <w:t xml:space="preserve">=[2]; Der p 1 inactive, </w:t>
+      <w:proofErr w:type="gramStart"/>
+      <w:r>
+        <w:t>=[</w:t>
+      </w:r>
+      <w:proofErr w:type="gramEnd"/>
+      <w:r>
+        <w:t xml:space="preserve">2]; Der p 1 inactive, </w:t>
       </w:r>
       <w:r>
         <w:rPr>
@@ -799,8 +1040,13 @@
         </w:rPr>
         <w:t>n</w:t>
       </w:r>
-      <w:r>
-        <w:t>=[1] was reviewed</w:t>
+      <w:proofErr w:type="gramStart"/>
+      <w:r>
+        <w:t>=[</w:t>
+      </w:r>
+      <w:proofErr w:type="gramEnd"/>
+      <w:r>
+        <w:t>1] was reviewed</w:t>
       </w:r>
     </w:p>
     <w:p>
@@ -810,7 +1056,15 @@
     </w:p>
     <w:p>
       <w:r>
-        <w:t>[number of publications from miRBase]</w:t>
+        <w:t xml:space="preserve">[number of publications from </w:t>
+      </w:r>
+      <w:proofErr w:type="spellStart"/>
+      <w:r>
+        <w:t>miRBase</w:t>
+      </w:r>
+      <w:proofErr w:type="spellEnd"/>
+      <w:r>
+        <w:t>]</w:t>
       </w:r>
     </w:p>
     <w:p>
@@ -836,9 +1090,21 @@
     </w:p>
     <w:p/>
     <w:p>
-      <w:r>
-        <w:lastRenderedPageBreak/>
-        <w:t>Mirtrace lengh distribution:</w:t>
+      <w:proofErr w:type="spellStart"/>
+      <w:r>
+        <w:t>Mirtrace</w:t>
+      </w:r>
+      <w:proofErr w:type="spellEnd"/>
+      <w:r>
+        <w:t xml:space="preserve"> </w:t>
+      </w:r>
+      <w:proofErr w:type="spellStart"/>
+      <w:r>
+        <w:t>lengh</w:t>
+      </w:r>
+      <w:proofErr w:type="spellEnd"/>
+      <w:r>
+        <w:t xml:space="preserve"> distribution:</w:t>
       </w:r>
     </w:p>
     <w:p>
